--- a/Documentos/Guion_Audiovisual_Mediterraneos_v2.docx
+++ b/Documentos/Guion_Audiovisual_Mediterraneos_v2.docx
@@ -87,7 +87,7 @@
     </w:p>
     <w:p>
       <w:pPr>
-        <w:pStyle w:val="Heading1"/>
+        <w:pStyle w:val="Ttulo1"/>
       </w:pPr>
       <w:r>
         <w:t>Instrucciones de uso del guion</w:t>
@@ -133,7 +133,7 @@
     </w:p>
     <w:p>
       <w:pPr>
-        <w:pStyle w:val="ListParagraph"/>
+        <w:pStyle w:val="Prrafodelista"/>
         <w:numPr>
           <w:ilvl w:val="0"/>
           <w:numId w:val="2"/>
@@ -150,7 +150,7 @@
     </w:p>
     <w:p>
       <w:pPr>
-        <w:pStyle w:val="ListParagraph"/>
+        <w:pStyle w:val="Prrafodelista"/>
         <w:numPr>
           <w:ilvl w:val="0"/>
           <w:numId w:val="2"/>
@@ -167,7 +167,7 @@
     </w:p>
     <w:p>
       <w:pPr>
-        <w:pStyle w:val="ListParagraph"/>
+        <w:pStyle w:val="Prrafodelista"/>
         <w:numPr>
           <w:ilvl w:val="0"/>
           <w:numId w:val="2"/>
@@ -184,7 +184,7 @@
     </w:p>
     <w:p>
       <w:pPr>
-        <w:pStyle w:val="ListParagraph"/>
+        <w:pStyle w:val="Prrafodelista"/>
         <w:numPr>
           <w:ilvl w:val="0"/>
           <w:numId w:val="2"/>
@@ -206,7 +206,7 @@
     </w:p>
     <w:p>
       <w:pPr>
-        <w:pStyle w:val="Heading1"/>
+        <w:pStyle w:val="Ttulo1"/>
       </w:pPr>
       <w:r>
         <w:t>Estructura del video — Mapa de escenas</w:t>
@@ -240,12 +240,6 @@
         <w:gridCol w:w="6760"/>
       </w:tblGrid>
       <w:tr>
-        <w:tblPrEx>
-          <w:tblCellMar>
-            <w:top w:w="0" w:type="dxa"/>
-            <w:bottom w:w="0" w:type="dxa"/>
-          </w:tblCellMar>
-        </w:tblPrEx>
         <w:tc>
           <w:tcPr>
             <w:tcW w:w="1200" w:type="dxa"/>
@@ -344,12 +338,6 @@
         </w:tc>
       </w:tr>
       <w:tr>
-        <w:tblPrEx>
-          <w:tblCellMar>
-            <w:top w:w="0" w:type="dxa"/>
-            <w:bottom w:w="0" w:type="dxa"/>
-          </w:tblCellMar>
-        </w:tblPrEx>
         <w:tc>
           <w:tcPr>
             <w:tcW w:w="1200" w:type="dxa"/>
@@ -442,12 +430,6 @@
         </w:tc>
       </w:tr>
       <w:tr>
-        <w:tblPrEx>
-          <w:tblCellMar>
-            <w:top w:w="0" w:type="dxa"/>
-            <w:bottom w:w="0" w:type="dxa"/>
-          </w:tblCellMar>
-        </w:tblPrEx>
         <w:tc>
           <w:tcPr>
             <w:tcW w:w="1200" w:type="dxa"/>
@@ -540,12 +522,6 @@
         </w:tc>
       </w:tr>
       <w:tr>
-        <w:tblPrEx>
-          <w:tblCellMar>
-            <w:top w:w="0" w:type="dxa"/>
-            <w:bottom w:w="0" w:type="dxa"/>
-          </w:tblCellMar>
-        </w:tblPrEx>
         <w:tc>
           <w:tcPr>
             <w:tcW w:w="1200" w:type="dxa"/>
@@ -638,12 +614,6 @@
         </w:tc>
       </w:tr>
       <w:tr>
-        <w:tblPrEx>
-          <w:tblCellMar>
-            <w:top w:w="0" w:type="dxa"/>
-            <w:bottom w:w="0" w:type="dxa"/>
-          </w:tblCellMar>
-        </w:tblPrEx>
         <w:tc>
           <w:tcPr>
             <w:tcW w:w="1200" w:type="dxa"/>
@@ -736,12 +706,6 @@
         </w:tc>
       </w:tr>
       <w:tr>
-        <w:tblPrEx>
-          <w:tblCellMar>
-            <w:top w:w="0" w:type="dxa"/>
-            <w:bottom w:w="0" w:type="dxa"/>
-          </w:tblCellMar>
-        </w:tblPrEx>
         <w:tc>
           <w:tcPr>
             <w:tcW w:w="1200" w:type="dxa"/>
@@ -834,12 +798,6 @@
         </w:tc>
       </w:tr>
       <w:tr>
-        <w:tblPrEx>
-          <w:tblCellMar>
-            <w:top w:w="0" w:type="dxa"/>
-            <w:bottom w:w="0" w:type="dxa"/>
-          </w:tblCellMar>
-        </w:tblPrEx>
         <w:tc>
           <w:tcPr>
             <w:tcW w:w="1200" w:type="dxa"/>
@@ -948,12 +906,6 @@
         </w:tc>
       </w:tr>
       <w:tr>
-        <w:tblPrEx>
-          <w:tblCellMar>
-            <w:top w:w="0" w:type="dxa"/>
-            <w:bottom w:w="0" w:type="dxa"/>
-          </w:tblCellMar>
-        </w:tblPrEx>
         <w:tc>
           <w:tcPr>
             <w:tcW w:w="1200" w:type="dxa"/>
@@ -1046,12 +998,6 @@
         </w:tc>
       </w:tr>
       <w:tr>
-        <w:tblPrEx>
-          <w:tblCellMar>
-            <w:top w:w="0" w:type="dxa"/>
-            <w:bottom w:w="0" w:type="dxa"/>
-          </w:tblCellMar>
-        </w:tblPrEx>
         <w:tc>
           <w:tcPr>
             <w:tcW w:w="1200" w:type="dxa"/>
@@ -1144,12 +1090,6 @@
         </w:tc>
       </w:tr>
       <w:tr>
-        <w:tblPrEx>
-          <w:tblCellMar>
-            <w:top w:w="0" w:type="dxa"/>
-            <w:bottom w:w="0" w:type="dxa"/>
-          </w:tblCellMar>
-        </w:tblPrEx>
         <w:tc>
           <w:tcPr>
             <w:tcW w:w="1200" w:type="dxa"/>
@@ -1249,7 +1189,7 @@
     </w:p>
     <w:p>
       <w:pPr>
-        <w:pStyle w:val="Heading1"/>
+        <w:pStyle w:val="Ttulo1"/>
       </w:pPr>
       <w:r>
         <w:t>Guion detallado por escenas</w:t>
@@ -1282,12 +1222,6 @@
         <w:gridCol w:w="7760"/>
       </w:tblGrid>
       <w:tr>
-        <w:tblPrEx>
-          <w:tblCellMar>
-            <w:top w:w="0" w:type="dxa"/>
-            <w:bottom w:w="0" w:type="dxa"/>
-          </w:tblCellMar>
-        </w:tblPrEx>
         <w:tc>
           <w:tcPr>
             <w:tcW w:w="0" w:type="auto"/>
@@ -1337,12 +1271,6 @@
         </w:tc>
       </w:tr>
       <w:tr>
-        <w:tblPrEx>
-          <w:tblCellMar>
-            <w:top w:w="0" w:type="dxa"/>
-            <w:bottom w:w="0" w:type="dxa"/>
-          </w:tblCellMar>
-        </w:tblPrEx>
         <w:tc>
           <w:tcPr>
             <w:tcW w:w="1600" w:type="dxa"/>
@@ -1564,12 +1492,6 @@
         </w:tc>
       </w:tr>
       <w:tr>
-        <w:tblPrEx>
-          <w:tblCellMar>
-            <w:top w:w="0" w:type="dxa"/>
-            <w:bottom w:w="0" w:type="dxa"/>
-          </w:tblCellMar>
-        </w:tblPrEx>
         <w:tc>
           <w:tcPr>
             <w:tcW w:w="1600" w:type="dxa"/>
@@ -1635,12 +1557,6 @@
         </w:tc>
       </w:tr>
       <w:tr>
-        <w:tblPrEx>
-          <w:tblCellMar>
-            <w:top w:w="0" w:type="dxa"/>
-            <w:bottom w:w="0" w:type="dxa"/>
-          </w:tblCellMar>
-        </w:tblPrEx>
         <w:tc>
           <w:tcPr>
             <w:tcW w:w="1600" w:type="dxa"/>
@@ -1706,12 +1622,6 @@
         </w:tc>
       </w:tr>
       <w:tr>
-        <w:tblPrEx>
-          <w:tblCellMar>
-            <w:top w:w="0" w:type="dxa"/>
-            <w:bottom w:w="0" w:type="dxa"/>
-          </w:tblCellMar>
-        </w:tblPrEx>
         <w:tc>
           <w:tcPr>
             <w:tcW w:w="1600" w:type="dxa"/>
@@ -1804,12 +1714,6 @@
         <w:gridCol w:w="7760"/>
       </w:tblGrid>
       <w:tr>
-        <w:tblPrEx>
-          <w:tblCellMar>
-            <w:top w:w="0" w:type="dxa"/>
-            <w:bottom w:w="0" w:type="dxa"/>
-          </w:tblCellMar>
-        </w:tblPrEx>
         <w:tc>
           <w:tcPr>
             <w:tcW w:w="0" w:type="auto"/>
@@ -1860,12 +1764,6 @@
         </w:tc>
       </w:tr>
       <w:tr>
-        <w:tblPrEx>
-          <w:tblCellMar>
-            <w:top w:w="0" w:type="dxa"/>
-            <w:bottom w:w="0" w:type="dxa"/>
-          </w:tblCellMar>
-        </w:tblPrEx>
         <w:tc>
           <w:tcPr>
             <w:tcW w:w="1600" w:type="dxa"/>
@@ -2001,12 +1899,6 @@
         </w:tc>
       </w:tr>
       <w:tr>
-        <w:tblPrEx>
-          <w:tblCellMar>
-            <w:top w:w="0" w:type="dxa"/>
-            <w:bottom w:w="0" w:type="dxa"/>
-          </w:tblCellMar>
-        </w:tblPrEx>
         <w:tc>
           <w:tcPr>
             <w:tcW w:w="1600" w:type="dxa"/>
@@ -2134,12 +2026,6 @@
         </w:tc>
       </w:tr>
       <w:tr>
-        <w:tblPrEx>
-          <w:tblCellMar>
-            <w:top w:w="0" w:type="dxa"/>
-            <w:bottom w:w="0" w:type="dxa"/>
-          </w:tblCellMar>
-        </w:tblPrEx>
         <w:tc>
           <w:tcPr>
             <w:tcW w:w="1600" w:type="dxa"/>
@@ -2262,12 +2148,6 @@
         </w:tc>
       </w:tr>
       <w:tr>
-        <w:tblPrEx>
-          <w:tblCellMar>
-            <w:top w:w="0" w:type="dxa"/>
-            <w:bottom w:w="0" w:type="dxa"/>
-          </w:tblCellMar>
-        </w:tblPrEx>
         <w:tc>
           <w:tcPr>
             <w:tcW w:w="1600" w:type="dxa"/>
@@ -2360,12 +2240,6 @@
         <w:gridCol w:w="7760"/>
       </w:tblGrid>
       <w:tr>
-        <w:tblPrEx>
-          <w:tblCellMar>
-            <w:top w:w="0" w:type="dxa"/>
-            <w:bottom w:w="0" w:type="dxa"/>
-          </w:tblCellMar>
-        </w:tblPrEx>
         <w:tc>
           <w:tcPr>
             <w:tcW w:w="0" w:type="auto"/>
@@ -2415,12 +2289,6 @@
         </w:tc>
       </w:tr>
       <w:tr>
-        <w:tblPrEx>
-          <w:tblCellMar>
-            <w:top w:w="0" w:type="dxa"/>
-            <w:bottom w:w="0" w:type="dxa"/>
-          </w:tblCellMar>
-        </w:tblPrEx>
         <w:tc>
           <w:tcPr>
             <w:tcW w:w="1600" w:type="dxa"/>
@@ -2706,12 +2574,6 @@
         </w:tc>
       </w:tr>
       <w:tr>
-        <w:tblPrEx>
-          <w:tblCellMar>
-            <w:top w:w="0" w:type="dxa"/>
-            <w:bottom w:w="0" w:type="dxa"/>
-          </w:tblCellMar>
-        </w:tblPrEx>
         <w:tc>
           <w:tcPr>
             <w:tcW w:w="1600" w:type="dxa"/>
@@ -2842,12 +2704,6 @@
         </w:tc>
       </w:tr>
       <w:tr>
-        <w:tblPrEx>
-          <w:tblCellMar>
-            <w:top w:w="0" w:type="dxa"/>
-            <w:bottom w:w="0" w:type="dxa"/>
-          </w:tblCellMar>
-        </w:tblPrEx>
         <w:tc>
           <w:tcPr>
             <w:tcW w:w="1600" w:type="dxa"/>
@@ -2913,12 +2769,6 @@
         </w:tc>
       </w:tr>
       <w:tr>
-        <w:tblPrEx>
-          <w:tblCellMar>
-            <w:top w:w="0" w:type="dxa"/>
-            <w:bottom w:w="0" w:type="dxa"/>
-          </w:tblCellMar>
-        </w:tblPrEx>
         <w:tc>
           <w:tcPr>
             <w:tcW w:w="1600" w:type="dxa"/>
@@ -3011,12 +2861,6 @@
         <w:gridCol w:w="7760"/>
       </w:tblGrid>
       <w:tr>
-        <w:tblPrEx>
-          <w:tblCellMar>
-            <w:top w:w="0" w:type="dxa"/>
-            <w:bottom w:w="0" w:type="dxa"/>
-          </w:tblCellMar>
-        </w:tblPrEx>
         <w:tc>
           <w:tcPr>
             <w:tcW w:w="0" w:type="auto"/>
@@ -3066,12 +2910,6 @@
         </w:tc>
       </w:tr>
       <w:tr>
-        <w:tblPrEx>
-          <w:tblCellMar>
-            <w:top w:w="0" w:type="dxa"/>
-            <w:bottom w:w="0" w:type="dxa"/>
-          </w:tblCellMar>
-        </w:tblPrEx>
         <w:tc>
           <w:tcPr>
             <w:tcW w:w="1600" w:type="dxa"/>
@@ -3238,6 +3076,10 @@
             <w:pPr>
               <w:spacing w:line="320" w:lineRule="auto"/>
               <w:jc w:val="both"/>
+              <w:rPr>
+                <w:sz w:val="21"/>
+                <w:szCs w:val="21"/>
+              </w:rPr>
             </w:pPr>
             <w:r>
               <w:rPr>
@@ -3245,17 +3087,53 @@
                 <w:szCs w:val="21"/>
               </w:rPr>
               <w:t>Esa combinación entre lo declarado por los propietarios y lo observado directamente en plataformas nos permitió construir una mirada más completa: no solo sobre cómo los restaurantes creen que se están posicionando, sino sobre cómo realmente aparecen frente al consumidor digital.</w:t>
+            </w:r>
+          </w:p>
+          <w:p>
+            <w:pPr>
+              <w:spacing w:line="320" w:lineRule="auto"/>
+              <w:jc w:val="both"/>
+            </w:pPr>
+          </w:p>
+          <w:p>
+            <w:pPr>
+              <w:spacing w:line="320" w:lineRule="auto"/>
+              <w:jc w:val="both"/>
+            </w:pPr>
+            <w:r>
+              <w:t>Para analizar esto</w:t>
+            </w:r>
+            <w:r>
+              <w:t>, construimos tres índices</w:t>
+            </w:r>
+            <w:r>
+              <w:t xml:space="preserve">, </w:t>
+            </w:r>
+            <w:r>
+              <w:t>uno por cada eje tecnológico del estudio</w:t>
+            </w:r>
+            <w:r>
+              <w:t xml:space="preserve">, lo que nos permite analizar el posicionamiento digital desde diferentes perspectivas. </w:t>
+            </w:r>
+            <w:r>
+              <w:t>Porque en este nicho, estar bien posicionado no es una sola cosa</w:t>
+            </w:r>
+            <w:r>
+              <w:t xml:space="preserve">, </w:t>
+            </w:r>
+            <w:r>
+              <w:t>es la suma de lo que el restaurante proyecta</w:t>
+            </w:r>
+            <w:r>
+              <w:t xml:space="preserve"> y </w:t>
+            </w:r>
+            <w:r>
+              <w:t>de cómo llega a sus clientes.</w:t>
             </w:r>
           </w:p>
         </w:tc>
       </w:tr>
       <w:tr>
-        <w:tblPrEx>
-          <w:tblCellMar>
-            <w:top w:w="0" w:type="dxa"/>
-            <w:bottom w:w="0" w:type="dxa"/>
-          </w:tblCellMar>
-        </w:tblPrEx>
         <w:tc>
           <w:tcPr>
             <w:tcW w:w="1600" w:type="dxa"/>
@@ -3410,12 +3288,6 @@
         </w:tc>
       </w:tr>
       <w:tr>
-        <w:tblPrEx>
-          <w:tblCellMar>
-            <w:top w:w="0" w:type="dxa"/>
-            <w:bottom w:w="0" w:type="dxa"/>
-          </w:tblCellMar>
-        </w:tblPrEx>
         <w:tc>
           <w:tcPr>
             <w:tcW w:w="1600" w:type="dxa"/>
@@ -3481,12 +3353,6 @@
         </w:tc>
       </w:tr>
       <w:tr>
-        <w:tblPrEx>
-          <w:tblCellMar>
-            <w:top w:w="0" w:type="dxa"/>
-            <w:bottom w:w="0" w:type="dxa"/>
-          </w:tblCellMar>
-        </w:tblPrEx>
         <w:tc>
           <w:tcPr>
             <w:tcW w:w="1600" w:type="dxa"/>
@@ -3579,12 +3445,6 @@
         <w:gridCol w:w="7760"/>
       </w:tblGrid>
       <w:tr>
-        <w:tblPrEx>
-          <w:tblCellMar>
-            <w:top w:w="0" w:type="dxa"/>
-            <w:bottom w:w="0" w:type="dxa"/>
-          </w:tblCellMar>
-        </w:tblPrEx>
         <w:tc>
           <w:tcPr>
             <w:tcW w:w="0" w:type="auto"/>
@@ -3634,12 +3494,6 @@
         </w:tc>
       </w:tr>
       <w:tr>
-        <w:tblPrEx>
-          <w:tblCellMar>
-            <w:top w:w="0" w:type="dxa"/>
-            <w:bottom w:w="0" w:type="dxa"/>
-          </w:tblCellMar>
-        </w:tblPrEx>
         <w:tc>
           <w:tcPr>
             <w:tcW w:w="1600" w:type="dxa"/>
@@ -3703,23 +3557,68 @@
                 <w:sz w:val="21"/>
                 <w:szCs w:val="21"/>
               </w:rPr>
-              <w:t xml:space="preserve">El </w:t>
-            </w:r>
-            <w:r>
-              <w:rPr>
-                <w:b/>
-                <w:bCs/>
-                <w:sz w:val="21"/>
-                <w:szCs w:val="21"/>
-              </w:rPr>
-              <w:t>Índice de Redes Sociales</w:t>
-            </w:r>
-            <w:r>
-              <w:rPr>
-                <w:sz w:val="21"/>
-                <w:szCs w:val="21"/>
-              </w:rPr>
-              <w:t>, o IRS, nos ayuda a ver algo muy concreto: no solo si el restaurante está en redes, sino qué tan en serio las está usando para posicionarse.</w:t>
+              <w:t>Y el primer lugar donde esa proyección ocurre es lo más visible</w:t>
+            </w:r>
+            <w:r>
+              <w:rPr>
+                <w:sz w:val="21"/>
+                <w:szCs w:val="21"/>
+              </w:rPr>
+              <w:t>,</w:t>
+            </w:r>
+            <w:r>
+              <w:rPr>
+                <w:sz w:val="21"/>
+                <w:szCs w:val="21"/>
+              </w:rPr>
+              <w:t xml:space="preserve"> lo que el restaurante decide mostrar. Sus publicaciones, su pauta, su inversión en contenido. Porque antes de que un cliente decida ir, ya lo buscó, ya vio sus fotos, ya revisó si tiene presencia activa. Eso es lo que mide el</w:t>
+            </w:r>
+            <w:r>
+              <w:rPr>
+                <w:sz w:val="21"/>
+                <w:szCs w:val="21"/>
+              </w:rPr>
+              <w:t xml:space="preserve"> </w:t>
+            </w:r>
+            <w:r>
+              <w:rPr>
+                <w:b/>
+                <w:bCs/>
+                <w:sz w:val="21"/>
+                <w:szCs w:val="21"/>
+              </w:rPr>
+              <w:t xml:space="preserve">Índice de Redes </w:t>
+            </w:r>
+            <w:r>
+              <w:rPr>
+                <w:b/>
+                <w:bCs/>
+                <w:sz w:val="21"/>
+                <w:szCs w:val="21"/>
+              </w:rPr>
+              <w:lastRenderedPageBreak/>
+              <w:t>Sociales</w:t>
+            </w:r>
+            <w:r>
+              <w:rPr>
+                <w:sz w:val="21"/>
+                <w:szCs w:val="21"/>
+              </w:rPr>
+              <w:t>, o IRS</w:t>
+            </w:r>
+            <w:r>
+              <w:rPr>
+                <w:sz w:val="21"/>
+                <w:szCs w:val="21"/>
+              </w:rPr>
+              <w:t xml:space="preserve">, </w:t>
+            </w:r>
+            <w:r>
+              <w:rPr>
+                <w:sz w:val="21"/>
+                <w:szCs w:val="21"/>
+              </w:rPr>
+              <w:t>no solo si el restaurante está en redes, sino qué tan en serio las está usando para posicionarse.</w:t>
             </w:r>
           </w:p>
           <w:p>
@@ -3770,7 +3669,6 @@
                 <w:sz w:val="21"/>
                 <w:szCs w:val="21"/>
               </w:rPr>
-              <w:lastRenderedPageBreak/>
               <w:t xml:space="preserve">En la muestra, </w:t>
             </w:r>
             <w:r>
@@ -4025,12 +3923,6 @@
         </w:tc>
       </w:tr>
       <w:tr>
-        <w:tblPrEx>
-          <w:tblCellMar>
-            <w:top w:w="0" w:type="dxa"/>
-            <w:bottom w:w="0" w:type="dxa"/>
-          </w:tblCellMar>
-        </w:tblPrEx>
         <w:tc>
           <w:tcPr>
             <w:tcW w:w="1600" w:type="dxa"/>
@@ -4152,12 +4044,6 @@
         </w:tc>
       </w:tr>
       <w:tr>
-        <w:tblPrEx>
-          <w:tblCellMar>
-            <w:top w:w="0" w:type="dxa"/>
-            <w:bottom w:w="0" w:type="dxa"/>
-          </w:tblCellMar>
-        </w:tblPrEx>
         <w:tc>
           <w:tcPr>
             <w:tcW w:w="1600" w:type="dxa"/>
@@ -4232,12 +4118,6 @@
         </w:tc>
       </w:tr>
       <w:tr>
-        <w:tblPrEx>
-          <w:tblCellMar>
-            <w:top w:w="0" w:type="dxa"/>
-            <w:bottom w:w="0" w:type="dxa"/>
-          </w:tblCellMar>
-        </w:tblPrEx>
         <w:tc>
           <w:tcPr>
             <w:tcW w:w="1600" w:type="dxa"/>
@@ -4330,12 +4210,6 @@
         <w:gridCol w:w="7760"/>
       </w:tblGrid>
       <w:tr>
-        <w:tblPrEx>
-          <w:tblCellMar>
-            <w:top w:w="0" w:type="dxa"/>
-            <w:bottom w:w="0" w:type="dxa"/>
-          </w:tblCellMar>
-        </w:tblPrEx>
         <w:tc>
           <w:tcPr>
             <w:tcW w:w="0" w:type="auto"/>
@@ -4363,6 +4237,7 @@
                 <w:sz w:val="26"/>
                 <w:szCs w:val="26"/>
               </w:rPr>
+              <w:lastRenderedPageBreak/>
               <w:t xml:space="preserve">ESCENA 6  </w:t>
             </w:r>
             <w:r>
@@ -4407,12 +4282,6 @@
         </w:tc>
       </w:tr>
       <w:tr>
-        <w:tblPrEx>
-          <w:tblCellMar>
-            <w:top w:w="0" w:type="dxa"/>
-            <w:bottom w:w="0" w:type="dxa"/>
-          </w:tblCellMar>
-        </w:tblPrEx>
         <w:tc>
           <w:tcPr>
             <w:tcW w:w="1600" w:type="dxa"/>
@@ -4466,6 +4335,60 @@
             <w:pPr>
               <w:spacing w:line="320" w:lineRule="auto"/>
               <w:jc w:val="both"/>
+              <w:rPr>
+                <w:sz w:val="21"/>
+                <w:szCs w:val="21"/>
+              </w:rPr>
+            </w:pPr>
+            <w:r>
+              <w:rPr>
+                <w:sz w:val="21"/>
+                <w:szCs w:val="21"/>
+              </w:rPr>
+              <w:t>Esa dependencia del tráfico de barrio lleva a la segunda pregunta: ¿qué pasa cuando el cliente no pasa por la puerta? El segundo eje mide exactamente eso</w:t>
+            </w:r>
+            <w:r>
+              <w:rPr>
+                <w:sz w:val="21"/>
+                <w:szCs w:val="21"/>
+              </w:rPr>
+              <w:t xml:space="preserve"> </w:t>
+            </w:r>
+            <w:r>
+              <w:rPr>
+                <w:sz w:val="21"/>
+                <w:szCs w:val="21"/>
+              </w:rPr>
+              <w:t xml:space="preserve">el Índice de </w:t>
+            </w:r>
+            <w:proofErr w:type="spellStart"/>
+            <w:r>
+              <w:rPr>
+                <w:sz w:val="21"/>
+                <w:szCs w:val="21"/>
+              </w:rPr>
+              <w:t>Delivery</w:t>
+            </w:r>
+            <w:proofErr w:type="spellEnd"/>
+            <w:r>
+              <w:rPr>
+                <w:sz w:val="21"/>
+                <w:szCs w:val="21"/>
+              </w:rPr>
+              <w:t>, o IDL, captura qué tanto los restaurantes están usando las plataformas de reparto no solo como canal de venta, sino como parte de su estrategia de posicionamiento</w:t>
+            </w:r>
+            <w:r>
+              <w:rPr>
+                <w:sz w:val="21"/>
+                <w:szCs w:val="21"/>
+              </w:rPr>
+              <w:t>.</w:t>
+            </w:r>
+          </w:p>
+          <w:p>
+            <w:pPr>
+              <w:spacing w:line="320" w:lineRule="auto"/>
+              <w:jc w:val="both"/>
             </w:pPr>
             <w:r>
               <w:rPr>
@@ -4566,7 +4489,59 @@
                 <w:sz w:val="21"/>
                 <w:szCs w:val="21"/>
               </w:rPr>
-              <w:t xml:space="preserve"> los </w:t>
+              <w:t xml:space="preserve"> los re</w:t>
+            </w:r>
+            <w:r>
+              <w:rPr>
+                <w:sz w:val="21"/>
+                <w:szCs w:val="21"/>
+              </w:rPr>
+              <w:t>s</w:t>
+            </w:r>
+            <w:r>
+              <w:rPr>
+                <w:sz w:val="21"/>
+                <w:szCs w:val="21"/>
+              </w:rPr>
+              <w:t>t</w:t>
+            </w:r>
+            <w:r>
+              <w:rPr>
+                <w:sz w:val="21"/>
+                <w:szCs w:val="21"/>
+              </w:rPr>
+              <w:t>a</w:t>
+            </w:r>
+            <w:r>
+              <w:rPr>
+                <w:sz w:val="21"/>
+                <w:szCs w:val="21"/>
+              </w:rPr>
+              <w:t>urantes reportaron que,</w:t>
+            </w:r>
+            <w:r>
+              <w:rPr>
+                <w:sz w:val="21"/>
+                <w:szCs w:val="21"/>
+              </w:rPr>
+              <w:t xml:space="preserve"> </w:t>
+            </w:r>
+            <w:r>
+              <w:rPr>
+                <w:b/>
+                <w:bCs/>
+                <w:color w:val="C00000"/>
+                <w:sz w:val="21"/>
+                <w:szCs w:val="21"/>
+              </w:rPr>
+              <w:t>[DATO]</w:t>
+            </w:r>
+            <w:r>
+              <w:rPr>
+                <w:sz w:val="21"/>
+                <w:szCs w:val="21"/>
+              </w:rPr>
+              <w:t xml:space="preserve"> de cada 10 clientes llega a través de plataformas de </w:t>
             </w:r>
             <w:proofErr w:type="spellStart"/>
             <w:r>
@@ -4574,47 +4549,6 @@
                 <w:sz w:val="21"/>
                 <w:szCs w:val="21"/>
               </w:rPr>
-              <w:t>reaturantes</w:t>
-            </w:r>
-            <w:proofErr w:type="spellEnd"/>
-            <w:r>
-              <w:rPr>
-                <w:sz w:val="21"/>
-                <w:szCs w:val="21"/>
-              </w:rPr>
-              <w:t xml:space="preserve"> reportaron que,</w:t>
-            </w:r>
-            <w:r>
-              <w:rPr>
-                <w:sz w:val="21"/>
-                <w:szCs w:val="21"/>
-              </w:rPr>
-              <w:t xml:space="preserve"> </w:t>
-            </w:r>
-            <w:r>
-              <w:rPr>
-                <w:b/>
-                <w:bCs/>
-                <w:color w:val="C00000"/>
-                <w:sz w:val="21"/>
-                <w:szCs w:val="21"/>
-              </w:rPr>
-              <w:t>[DATO]</w:t>
-            </w:r>
-            <w:r>
-              <w:rPr>
-                <w:sz w:val="21"/>
-                <w:szCs w:val="21"/>
-              </w:rPr>
-              <w:t xml:space="preserve"> de cada 10 clientes llega a través de plataformas de </w:t>
-            </w:r>
-            <w:proofErr w:type="spellStart"/>
-            <w:r>
-              <w:rPr>
-                <w:sz w:val="21"/>
-                <w:szCs w:val="21"/>
-              </w:rPr>
-              <w:lastRenderedPageBreak/>
               <w:t>delivery</w:t>
             </w:r>
             <w:proofErr w:type="spellEnd"/>
@@ -4737,12 +4671,6 @@
         </w:tc>
       </w:tr>
       <w:tr>
-        <w:tblPrEx>
-          <w:tblCellMar>
-            <w:top w:w="0" w:type="dxa"/>
-            <w:bottom w:w="0" w:type="dxa"/>
-          </w:tblCellMar>
-        </w:tblPrEx>
         <w:tc>
           <w:tcPr>
             <w:tcW w:w="1600" w:type="dxa"/>
@@ -4772,7 +4700,6 @@
                 <w:sz w:val="20"/>
                 <w:szCs w:val="20"/>
               </w:rPr>
-              <w:lastRenderedPageBreak/>
               <w:t>VISUAL</w:t>
             </w:r>
           </w:p>
@@ -4875,12 +4802,6 @@
         </w:tc>
       </w:tr>
       <w:tr>
-        <w:tblPrEx>
-          <w:tblCellMar>
-            <w:top w:w="0" w:type="dxa"/>
-            <w:bottom w:w="0" w:type="dxa"/>
-          </w:tblCellMar>
-        </w:tblPrEx>
         <w:tc>
           <w:tcPr>
             <w:tcW w:w="1600" w:type="dxa"/>
@@ -4962,12 +4883,6 @@
         </w:tc>
       </w:tr>
       <w:tr>
-        <w:tblPrEx>
-          <w:tblCellMar>
-            <w:top w:w="0" w:type="dxa"/>
-            <w:bottom w:w="0" w:type="dxa"/>
-          </w:tblCellMar>
-        </w:tblPrEx>
         <w:tc>
           <w:tcPr>
             <w:tcW w:w="1600" w:type="dxa"/>
@@ -5076,12 +4991,6 @@
         <w:gridCol w:w="7760"/>
       </w:tblGrid>
       <w:tr>
-        <w:tblPrEx>
-          <w:tblCellMar>
-            <w:top w:w="0" w:type="dxa"/>
-            <w:bottom w:w="0" w:type="dxa"/>
-          </w:tblCellMar>
-        </w:tblPrEx>
         <w:tc>
           <w:tcPr>
             <w:tcW w:w="0" w:type="auto"/>
@@ -5131,12 +5040,6 @@
         </w:tc>
       </w:tr>
       <w:tr>
-        <w:tblPrEx>
-          <w:tblCellMar>
-            <w:top w:w="0" w:type="dxa"/>
-            <w:bottom w:w="0" w:type="dxa"/>
-          </w:tblCellMar>
-        </w:tblPrEx>
         <w:tc>
           <w:tcPr>
             <w:tcW w:w="1600" w:type="dxa"/>
@@ -5166,6 +5069,7 @@
                 <w:sz w:val="20"/>
                 <w:szCs w:val="20"/>
               </w:rPr>
+              <w:lastRenderedPageBreak/>
               <w:t>NARRACIÓN</w:t>
             </w:r>
           </w:p>
@@ -5190,13 +5094,104 @@
             <w:pPr>
               <w:spacing w:line="320" w:lineRule="auto"/>
               <w:jc w:val="both"/>
-            </w:pPr>
-            <w:r>
-              <w:rPr>
-                <w:sz w:val="21"/>
-                <w:szCs w:val="21"/>
-              </w:rPr>
-              <w:t xml:space="preserve">El IPO es el índice más robusto del análisis: combina datos de la encuesta con datos observados directamente en Google </w:t>
+              <w:rPr>
+                <w:sz w:val="21"/>
+                <w:szCs w:val="21"/>
+              </w:rPr>
+            </w:pPr>
+            <w:r>
+              <w:rPr>
+                <w:sz w:val="21"/>
+                <w:szCs w:val="21"/>
+              </w:rPr>
+              <w:t xml:space="preserve">Y si la barrera al </w:t>
+            </w:r>
+            <w:proofErr w:type="spellStart"/>
+            <w:r>
+              <w:rPr>
+                <w:sz w:val="21"/>
+                <w:szCs w:val="21"/>
+              </w:rPr>
+              <w:t>delivery</w:t>
+            </w:r>
+            <w:proofErr w:type="spellEnd"/>
+            <w:r>
+              <w:rPr>
+                <w:sz w:val="21"/>
+                <w:szCs w:val="21"/>
+              </w:rPr>
+              <w:t xml:space="preserve"> es generalizada, hay algo que ningún restaurante puede evitar</w:t>
+            </w:r>
+            <w:r>
+              <w:rPr>
+                <w:sz w:val="21"/>
+                <w:szCs w:val="21"/>
+              </w:rPr>
+              <w:t xml:space="preserve">, </w:t>
+            </w:r>
+            <w:r>
+              <w:rPr>
+                <w:sz w:val="21"/>
+                <w:szCs w:val="21"/>
+              </w:rPr>
+              <w:t xml:space="preserve">que sus clientes opinen. Las reseñas en Google </w:t>
+            </w:r>
+            <w:proofErr w:type="spellStart"/>
+            <w:r>
+              <w:rPr>
+                <w:sz w:val="21"/>
+                <w:szCs w:val="21"/>
+              </w:rPr>
+              <w:t>Maps</w:t>
+            </w:r>
+            <w:proofErr w:type="spellEnd"/>
+            <w:r>
+              <w:rPr>
+                <w:sz w:val="21"/>
+                <w:szCs w:val="21"/>
+              </w:rPr>
+              <w:t xml:space="preserve"> y TripAdvisor están ahí aunque nadie las gestione, aunque el dueño ni las lea. Y para la cocina mediterránea, un nicho que muchos bogotanos todavía no conocen bien, esa reputación acumulada no solo informa: convence. O disuade. </w:t>
+            </w:r>
+          </w:p>
+          <w:p>
+            <w:pPr>
+              <w:spacing w:line="320" w:lineRule="auto"/>
+              <w:jc w:val="both"/>
+            </w:pPr>
+            <w:r>
+              <w:rPr>
+                <w:sz w:val="21"/>
+                <w:szCs w:val="21"/>
+              </w:rPr>
+              <w:t>Eso es lo que mide el tercer eje, el Índice de Plataformas de Opinión, o IPO</w:t>
+            </w:r>
+            <w:r>
+              <w:rPr>
+                <w:sz w:val="21"/>
+                <w:szCs w:val="21"/>
+              </w:rPr>
+              <w:t>,</w:t>
+            </w:r>
+            <w:r>
+              <w:rPr>
+                <w:sz w:val="21"/>
+                <w:szCs w:val="21"/>
+              </w:rPr>
+              <w:t xml:space="preserve"> el índice más robusto del análisis</w:t>
+            </w:r>
+            <w:r>
+              <w:rPr>
+                <w:sz w:val="21"/>
+                <w:szCs w:val="21"/>
+              </w:rPr>
+              <w:t xml:space="preserve"> ya que, </w:t>
+            </w:r>
+            <w:r>
+              <w:rPr>
+                <w:sz w:val="21"/>
+                <w:szCs w:val="21"/>
+              </w:rPr>
+              <w:t xml:space="preserve">combina datos de la encuesta con datos observados directamente en Google </w:t>
             </w:r>
             <w:proofErr w:type="spellStart"/>
             <w:r>
@@ -5368,12 +5363,6 @@
         </w:tc>
       </w:tr>
       <w:tr>
-        <w:tblPrEx>
-          <w:tblCellMar>
-            <w:top w:w="0" w:type="dxa"/>
-            <w:bottom w:w="0" w:type="dxa"/>
-          </w:tblCellMar>
-        </w:tblPrEx>
         <w:tc>
           <w:tcPr>
             <w:tcW w:w="1600" w:type="dxa"/>
@@ -5465,15 +5454,7 @@
                 <w:sz w:val="21"/>
                 <w:szCs w:val="21"/>
               </w:rPr>
-              <w:t xml:space="preserve"> (2pt) + reseñas Google (3pt) + calificación Google (2pt) + presencia TripAdvisor (1pt) + reseñas TripAdvisor (3pt) + calificación </w:t>
-            </w:r>
-            <w:r>
-              <w:rPr>
-                <w:sz w:val="21"/>
-                <w:szCs w:val="21"/>
-              </w:rPr>
-              <w:lastRenderedPageBreak/>
-              <w:t xml:space="preserve">TripAdvisor (2pt) + P13b IA reseñas (3pt) = 18 pts. Captura estilizada de perfiles reales de Google </w:t>
+              <w:t xml:space="preserve"> (2pt) + reseñas Google (3pt) + calificación Google (2pt) + presencia TripAdvisor (1pt) + reseñas TripAdvisor (3pt) + calificación TripAdvisor (2pt) + P13b IA reseñas (3pt) = 18 pts. Captura estilizada de perfiles reales de Google </w:t>
             </w:r>
             <w:proofErr w:type="spellStart"/>
             <w:r>
@@ -5511,12 +5492,6 @@
         </w:tc>
       </w:tr>
       <w:tr>
-        <w:tblPrEx>
-          <w:tblCellMar>
-            <w:top w:w="0" w:type="dxa"/>
-            <w:bottom w:w="0" w:type="dxa"/>
-          </w:tblCellMar>
-        </w:tblPrEx>
         <w:tc>
           <w:tcPr>
             <w:tcW w:w="1600" w:type="dxa"/>
@@ -5546,7 +5521,6 @@
                 <w:sz w:val="20"/>
                 <w:szCs w:val="20"/>
               </w:rPr>
-              <w:lastRenderedPageBreak/>
               <w:t>RECURSO</w:t>
             </w:r>
           </w:p>
@@ -5615,12 +5589,6 @@
         </w:tc>
       </w:tr>
       <w:tr>
-        <w:tblPrEx>
-          <w:tblCellMar>
-            <w:top w:w="0" w:type="dxa"/>
-            <w:bottom w:w="0" w:type="dxa"/>
-          </w:tblCellMar>
-        </w:tblPrEx>
         <w:tc>
           <w:tcPr>
             <w:tcW w:w="1600" w:type="dxa"/>
@@ -5729,12 +5697,6 @@
         <w:gridCol w:w="7760"/>
       </w:tblGrid>
       <w:tr>
-        <w:tblPrEx>
-          <w:tblCellMar>
-            <w:top w:w="0" w:type="dxa"/>
-            <w:bottom w:w="0" w:type="dxa"/>
-          </w:tblCellMar>
-        </w:tblPrEx>
         <w:tc>
           <w:tcPr>
             <w:tcW w:w="0" w:type="auto"/>
@@ -5784,12 +5746,6 @@
         </w:tc>
       </w:tr>
       <w:tr>
-        <w:tblPrEx>
-          <w:tblCellMar>
-            <w:top w:w="0" w:type="dxa"/>
-            <w:bottom w:w="0" w:type="dxa"/>
-          </w:tblCellMar>
-        </w:tblPrEx>
         <w:tc>
           <w:tcPr>
             <w:tcW w:w="1600" w:type="dxa"/>
@@ -5819,6 +5775,7 @@
                 <w:sz w:val="20"/>
                 <w:szCs w:val="20"/>
               </w:rPr>
+              <w:lastRenderedPageBreak/>
               <w:t>NARRACIÓN</w:t>
             </w:r>
           </w:p>
@@ -5996,12 +5953,6 @@
         </w:tc>
       </w:tr>
       <w:tr>
-        <w:tblPrEx>
-          <w:tblCellMar>
-            <w:top w:w="0" w:type="dxa"/>
-            <w:bottom w:w="0" w:type="dxa"/>
-          </w:tblCellMar>
-        </w:tblPrEx>
         <w:tc>
           <w:tcPr>
             <w:tcW w:w="1600" w:type="dxa"/>
@@ -6084,12 +6035,6 @@
         </w:tc>
       </w:tr>
       <w:tr>
-        <w:tblPrEx>
-          <w:tblCellMar>
-            <w:top w:w="0" w:type="dxa"/>
-            <w:bottom w:w="0" w:type="dxa"/>
-          </w:tblCellMar>
-        </w:tblPrEx>
         <w:tc>
           <w:tcPr>
             <w:tcW w:w="1600" w:type="dxa"/>
@@ -6119,7 +6064,6 @@
                 <w:sz w:val="20"/>
                 <w:szCs w:val="20"/>
               </w:rPr>
-              <w:lastRenderedPageBreak/>
               <w:t>RECURSO</w:t>
             </w:r>
           </w:p>
@@ -6156,12 +6100,6 @@
         </w:tc>
       </w:tr>
       <w:tr>
-        <w:tblPrEx>
-          <w:tblCellMar>
-            <w:top w:w="0" w:type="dxa"/>
-            <w:bottom w:w="0" w:type="dxa"/>
-          </w:tblCellMar>
-        </w:tblPrEx>
         <w:tc>
           <w:tcPr>
             <w:tcW w:w="1600" w:type="dxa"/>
@@ -6254,12 +6192,6 @@
         <w:gridCol w:w="7760"/>
       </w:tblGrid>
       <w:tr>
-        <w:tblPrEx>
-          <w:tblCellMar>
-            <w:top w:w="0" w:type="dxa"/>
-            <w:bottom w:w="0" w:type="dxa"/>
-          </w:tblCellMar>
-        </w:tblPrEx>
         <w:tc>
           <w:tcPr>
             <w:tcW w:w="0" w:type="auto"/>
@@ -6309,12 +6241,6 @@
         </w:tc>
       </w:tr>
       <w:tr>
-        <w:tblPrEx>
-          <w:tblCellMar>
-            <w:top w:w="0" w:type="dxa"/>
-            <w:bottom w:w="0" w:type="dxa"/>
-          </w:tblCellMar>
-        </w:tblPrEx>
         <w:tc>
           <w:tcPr>
             <w:tcW w:w="1600" w:type="dxa"/>
@@ -6426,7 +6352,15 @@
                 <w:sz w:val="21"/>
                 <w:szCs w:val="21"/>
               </w:rPr>
-              <w:t xml:space="preserve"> sin gestionar las reseñas no cierra el ciclo. Tener Instagram activo sin datos de comportamiento tampoco. La evolución de la presencia digital en este nicho no es una línea recta — es la construcción progresiva de una reputación que el consumidor puede encontrar, leer y creer. Los restaurantes que están avanzando en ese proceso son los que ya entienden que el digital no es un canal más: </w:t>
+              <w:t xml:space="preserve"> sin gestionar las reseñas no cierra el ciclo. Tener Instagram activo sin datos de comportamiento tampoco. La evolución de la presencia digital en este nicho no es una línea recta — es la construcción progresiva de una reputación que el consumidor puede encontrar, leer y creer. Los restaurantes </w:t>
+            </w:r>
+            <w:r>
+              <w:rPr>
+                <w:sz w:val="21"/>
+                <w:szCs w:val="21"/>
+              </w:rPr>
+              <w:lastRenderedPageBreak/>
+              <w:t xml:space="preserve">que están avanzando en ese proceso son los que ya entienden que el digital no es un canal más: </w:t>
             </w:r>
             <w:r>
               <w:rPr>
@@ -6448,12 +6382,6 @@
         </w:tc>
       </w:tr>
       <w:tr>
-        <w:tblPrEx>
-          <w:tblCellMar>
-            <w:top w:w="0" w:type="dxa"/>
-            <w:bottom w:w="0" w:type="dxa"/>
-          </w:tblCellMar>
-        </w:tblPrEx>
         <w:tc>
           <w:tcPr>
             <w:tcW w:w="1600" w:type="dxa"/>
@@ -6483,6 +6411,7 @@
                 <w:sz w:val="20"/>
                 <w:szCs w:val="20"/>
               </w:rPr>
+              <w:lastRenderedPageBreak/>
               <w:t>VISUAL</w:t>
             </w:r>
           </w:p>
@@ -6519,12 +6448,6 @@
         </w:tc>
       </w:tr>
       <w:tr>
-        <w:tblPrEx>
-          <w:tblCellMar>
-            <w:top w:w="0" w:type="dxa"/>
-            <w:bottom w:w="0" w:type="dxa"/>
-          </w:tblCellMar>
-        </w:tblPrEx>
         <w:tc>
           <w:tcPr>
             <w:tcW w:w="1600" w:type="dxa"/>
@@ -6590,12 +6513,6 @@
         </w:tc>
       </w:tr>
       <w:tr>
-        <w:tblPrEx>
-          <w:tblCellMar>
-            <w:top w:w="0" w:type="dxa"/>
-            <w:bottom w:w="0" w:type="dxa"/>
-          </w:tblCellMar>
-        </w:tblPrEx>
         <w:tc>
           <w:tcPr>
             <w:tcW w:w="1600" w:type="dxa"/>
@@ -6655,15 +6572,7 @@
                 <w:sz w:val="21"/>
                 <w:szCs w:val="21"/>
               </w:rPr>
-              <w:t xml:space="preserve">Ritmo más lento y reflexivo en los últimos 30 segundos. La frase 'el digital no es un canal más: es el mercado' es el punto de inflexión emocional del cierre — pausa breve antes. La última frase sobre 'una ciudad que decide con el teléfono </w:t>
-            </w:r>
-            <w:r>
-              <w:rPr>
-                <w:sz w:val="21"/>
-                <w:szCs w:val="21"/>
-              </w:rPr>
-              <w:lastRenderedPageBreak/>
-              <w:t xml:space="preserve">en la mano' es el remate: música sube muy suavemente, luego </w:t>
+              <w:t xml:space="preserve">Ritmo más lento y reflexivo en los últimos 30 segundos. La frase 'el digital no es un canal más: es el mercado' es el punto de inflexión emocional del cierre — pausa breve antes. La última frase sobre 'una ciudad que decide con el teléfono en la mano' es el remate: música sube muy suavemente, luego </w:t>
             </w:r>
             <w:proofErr w:type="spellStart"/>
             <w:r>
@@ -7252,7 +7161,7 @@
     <w:name w:val="Normal"/>
     <w:qFormat/>
   </w:style>
-  <w:style w:type="paragraph" w:styleId="Heading1">
+  <w:style w:type="paragraph" w:styleId="Ttulo1">
     <w:name w:val="heading 1"/>
     <w:uiPriority w:val="9"/>
     <w:qFormat/>
@@ -7268,7 +7177,7 @@
       <w:szCs w:val="32"/>
     </w:rPr>
   </w:style>
-  <w:style w:type="paragraph" w:styleId="Heading2">
+  <w:style w:type="paragraph" w:styleId="Ttulo2">
     <w:name w:val="heading 2"/>
     <w:uiPriority w:val="9"/>
     <w:semiHidden/>
@@ -7286,7 +7195,7 @@
       <w:szCs w:val="26"/>
     </w:rPr>
   </w:style>
-  <w:style w:type="paragraph" w:styleId="Heading3">
+  <w:style w:type="paragraph" w:styleId="Ttulo3">
     <w:name w:val="heading 3"/>
     <w:uiPriority w:val="9"/>
     <w:semiHidden/>
@@ -7301,7 +7210,7 @@
       <w:szCs w:val="24"/>
     </w:rPr>
   </w:style>
-  <w:style w:type="paragraph" w:styleId="Heading4">
+  <w:style w:type="paragraph" w:styleId="Ttulo4">
     <w:name w:val="heading 4"/>
     <w:uiPriority w:val="9"/>
     <w:semiHidden/>
@@ -7316,7 +7225,7 @@
       <w:color w:val="2E74B5"/>
     </w:rPr>
   </w:style>
-  <w:style w:type="paragraph" w:styleId="Heading5">
+  <w:style w:type="paragraph" w:styleId="Ttulo5">
     <w:name w:val="heading 5"/>
     <w:uiPriority w:val="9"/>
     <w:semiHidden/>
@@ -7329,7 +7238,7 @@
       <w:color w:val="2E74B5"/>
     </w:rPr>
   </w:style>
-  <w:style w:type="paragraph" w:styleId="Heading6">
+  <w:style w:type="paragraph" w:styleId="Ttulo6">
     <w:name w:val="heading 6"/>
     <w:uiPriority w:val="9"/>
     <w:semiHidden/>
@@ -7342,12 +7251,12 @@
       <w:color w:val="1F4D78"/>
     </w:rPr>
   </w:style>
-  <w:style w:type="character" w:default="1" w:styleId="DefaultParagraphFont">
+  <w:style w:type="character" w:default="1" w:styleId="Fuentedeprrafopredeter">
     <w:name w:val="Default Paragraph Font"/>
     <w:uiPriority w:val="1"/>
     <w:unhideWhenUsed/>
   </w:style>
-  <w:style w:type="table" w:default="1" w:styleId="TableNormal">
+  <w:style w:type="table" w:default="1" w:styleId="Tablanormal">
     <w:name w:val="Normal Table"/>
     <w:uiPriority w:val="99"/>
     <w:semiHidden/>
@@ -7362,13 +7271,13 @@
       </w:tblCellMar>
     </w:tblPr>
   </w:style>
-  <w:style w:type="numbering" w:default="1" w:styleId="NoList">
+  <w:style w:type="numbering" w:default="1" w:styleId="Sinlista">
     <w:name w:val="No List"/>
     <w:uiPriority w:val="99"/>
     <w:semiHidden/>
     <w:unhideWhenUsed/>
   </w:style>
-  <w:style w:type="paragraph" w:styleId="Title">
+  <w:style w:type="paragraph" w:styleId="Ttulo">
     <w:name w:val="Title"/>
     <w:uiPriority w:val="10"/>
     <w:qFormat/>
@@ -7385,11 +7294,11 @@
       <w:bCs/>
     </w:rPr>
   </w:style>
-  <w:style w:type="paragraph" w:styleId="ListParagraph">
+  <w:style w:type="paragraph" w:styleId="Prrafodelista">
     <w:name w:val="List Paragraph"/>
     <w:qFormat/>
   </w:style>
-  <w:style w:type="character" w:styleId="Hyperlink">
+  <w:style w:type="character" w:styleId="Hipervnculo">
     <w:name w:val="Hyperlink"/>
     <w:uiPriority w:val="99"/>
     <w:unhideWhenUsed/>
@@ -7398,7 +7307,7 @@
       <w:u w:val="single"/>
     </w:rPr>
   </w:style>
-  <w:style w:type="character" w:styleId="FootnoteReference">
+  <w:style w:type="character" w:styleId="Refdenotaalpie">
     <w:name w:val="footnote reference"/>
     <w:uiPriority w:val="99"/>
     <w:semiHidden/>
@@ -7407,9 +7316,9 @@
       <w:vertAlign w:val="superscript"/>
     </w:rPr>
   </w:style>
-  <w:style w:type="paragraph" w:styleId="FootnoteText">
+  <w:style w:type="paragraph" w:styleId="Textonotapie">
     <w:name w:val="footnote text"/>
-    <w:link w:val="FootnoteTextChar"/>
+    <w:link w:val="TextonotapieCar"/>
     <w:uiPriority w:val="99"/>
     <w:semiHidden/>
     <w:unhideWhenUsed/>
@@ -7418,9 +7327,9 @@
       <w:szCs w:val="20"/>
     </w:rPr>
   </w:style>
-  <w:style w:type="character" w:customStyle="1" w:styleId="FootnoteTextChar">
-    <w:name w:val="Footnote Text Char"/>
-    <w:link w:val="FootnoteText"/>
+  <w:style w:type="character" w:customStyle="1" w:styleId="TextonotapieCar">
+    <w:name w:val="Texto nota pie Car"/>
+    <w:link w:val="Textonotapie"/>
     <w:uiPriority w:val="99"/>
     <w:semiHidden/>
     <w:unhideWhenUsed/>
@@ -7429,7 +7338,7 @@
       <w:szCs w:val="20"/>
     </w:rPr>
   </w:style>
-  <w:style w:type="character" w:styleId="EndnoteReference">
+  <w:style w:type="character" w:styleId="Refdenotaalfinal">
     <w:name w:val="endnote reference"/>
     <w:uiPriority w:val="99"/>
     <w:semiHidden/>
@@ -7438,9 +7347,9 @@
       <w:vertAlign w:val="superscript"/>
     </w:rPr>
   </w:style>
-  <w:style w:type="paragraph" w:styleId="EndnoteText">
+  <w:style w:type="paragraph" w:styleId="Textonotaalfinal">
     <w:name w:val="endnote text"/>
-    <w:link w:val="EndnoteTextChar"/>
+    <w:link w:val="TextonotaalfinalCar"/>
     <w:uiPriority w:val="99"/>
     <w:semiHidden/>
     <w:unhideWhenUsed/>
@@ -7449,9 +7358,9 @@
       <w:szCs w:val="20"/>
     </w:rPr>
   </w:style>
-  <w:style w:type="character" w:customStyle="1" w:styleId="EndnoteTextChar">
-    <w:name w:val="Endnote Text Char"/>
-    <w:link w:val="EndnoteText"/>
+  <w:style w:type="character" w:customStyle="1" w:styleId="TextonotaalfinalCar">
+    <w:name w:val="Texto nota al final Car"/>
+    <w:link w:val="Textonotaalfinal"/>
     <w:uiPriority w:val="99"/>
     <w:semiHidden/>
     <w:unhideWhenUsed/>

--- a/Documentos/Guion_Audiovisual_Mediterraneos_v2.docx
+++ b/Documentos/Guion_Audiovisual_Mediterraneos_v2.docx
@@ -59,25 +59,7 @@
           <w:sz w:val="20"/>
           <w:szCs w:val="20"/>
         </w:rPr>
-        <w:t xml:space="preserve">Duración estimada: 6 min 10 </w:t>
-      </w:r>
-      <w:proofErr w:type="spellStart"/>
-      <w:r>
-        <w:rPr>
-          <w:color w:val="777777"/>
-          <w:sz w:val="20"/>
-          <w:szCs w:val="20"/>
-        </w:rPr>
-        <w:t>seg</w:t>
-      </w:r>
-      <w:proofErr w:type="spellEnd"/>
-      <w:r>
-        <w:rPr>
-          <w:color w:val="777777"/>
-          <w:sz w:val="20"/>
-          <w:szCs w:val="20"/>
-        </w:rPr>
-        <w:t xml:space="preserve">  ·  Audiencia: evaluadores académicos  ·  Formato: producción audiovisual con narrador</w:t>
+        <w:t>Duración estimada: 6 min 10 seg  ·  Audiencia: evaluadores académicos  ·  Formato: producción audiovisual con narrador</w:t>
       </w:r>
     </w:p>
     <w:p>
@@ -87,7 +69,7 @@
     </w:p>
     <w:p>
       <w:pPr>
-        <w:pStyle w:val="Ttulo1"/>
+        <w:pStyle w:val="Heading1"/>
       </w:pPr>
       <w:r>
         <w:t>Instrucciones de uso del guion</w:t>
@@ -133,7 +115,7 @@
     </w:p>
     <w:p>
       <w:pPr>
-        <w:pStyle w:val="Prrafodelista"/>
+        <w:pStyle w:val="ListParagraph"/>
         <w:numPr>
           <w:ilvl w:val="0"/>
           <w:numId w:val="2"/>
@@ -150,7 +132,7 @@
     </w:p>
     <w:p>
       <w:pPr>
-        <w:pStyle w:val="Prrafodelista"/>
+        <w:pStyle w:val="ListParagraph"/>
         <w:numPr>
           <w:ilvl w:val="0"/>
           <w:numId w:val="2"/>
@@ -167,7 +149,7 @@
     </w:p>
     <w:p>
       <w:pPr>
-        <w:pStyle w:val="Prrafodelista"/>
+        <w:pStyle w:val="ListParagraph"/>
         <w:numPr>
           <w:ilvl w:val="0"/>
           <w:numId w:val="2"/>
@@ -184,7 +166,7 @@
     </w:p>
     <w:p>
       <w:pPr>
-        <w:pStyle w:val="Prrafodelista"/>
+        <w:pStyle w:val="ListParagraph"/>
         <w:numPr>
           <w:ilvl w:val="0"/>
           <w:numId w:val="2"/>
@@ -206,7 +188,7 @@
     </w:p>
     <w:p>
       <w:pPr>
-        <w:pStyle w:val="Ttulo1"/>
+        <w:pStyle w:val="Heading1"/>
       </w:pPr>
       <w:r>
         <w:t>Estructura del video — Mapa de escenas</w:t>
@@ -884,23 +866,7 @@
                 <w:sz w:val="20"/>
                 <w:szCs w:val="20"/>
               </w:rPr>
-              <w:t xml:space="preserve">Índice de </w:t>
-            </w:r>
-            <w:proofErr w:type="spellStart"/>
-            <w:r>
-              <w:rPr>
-                <w:sz w:val="20"/>
-                <w:szCs w:val="20"/>
-              </w:rPr>
-              <w:t>Delivery</w:t>
-            </w:r>
-            <w:proofErr w:type="spellEnd"/>
-            <w:r>
-              <w:rPr>
-                <w:sz w:val="20"/>
-                <w:szCs w:val="20"/>
-              </w:rPr>
-              <w:t xml:space="preserve"> (IDL): canal de venta, datos y dependencia</w:t>
+              <w:t>Índice de Delivery (IDL): canal de venta, datos y dependencia</w:t>
             </w:r>
           </w:p>
         </w:tc>
@@ -1189,7 +1155,7 @@
     </w:p>
     <w:p>
       <w:pPr>
-        <w:pStyle w:val="Ttulo1"/>
+        <w:pStyle w:val="Heading1"/>
       </w:pPr>
       <w:r>
         <w:t>Guion detallado por escenas</w:t>
@@ -1334,23 +1300,7 @@
                 <w:sz w:val="21"/>
                 <w:szCs w:val="21"/>
               </w:rPr>
-              <w:t xml:space="preserve">Imagina tener una gran receta de **mariscos, pasta o </w:t>
-            </w:r>
-            <w:proofErr w:type="spellStart"/>
-            <w:r>
-              <w:rPr>
-                <w:sz w:val="21"/>
-                <w:szCs w:val="21"/>
-              </w:rPr>
-              <w:t>gyros</w:t>
-            </w:r>
-            <w:proofErr w:type="spellEnd"/>
-            <w:r>
-              <w:rPr>
-                <w:sz w:val="21"/>
-                <w:szCs w:val="21"/>
-              </w:rPr>
-              <w:t>**, un buen local y una propuesta auténtica… pero que aun así las mesas no se llenen.</w:t>
+              <w:t>Imagina tener una gran receta de **mariscos, pasta o gyros**, un buen local y una propuesta auténtica… pero que aun así las mesas no se llenen.</w:t>
             </w:r>
           </w:p>
           <w:p>
@@ -1404,66 +1354,34 @@
                 <w:sz w:val="21"/>
                 <w:szCs w:val="21"/>
               </w:rPr>
-              <w:t xml:space="preserve">En Bogotá, muchos consumidores eligen dónde comer desde una pantalla: revisan reseñas, comparan fotos, miran redes sociales y buscan opciones en apps de </w:t>
-            </w:r>
-            <w:proofErr w:type="spellStart"/>
-            <w:r>
-              <w:rPr>
-                <w:sz w:val="21"/>
-                <w:szCs w:val="21"/>
-              </w:rPr>
-              <w:t>delivery</w:t>
-            </w:r>
-            <w:proofErr w:type="spellEnd"/>
-            <w:r>
-              <w:rPr>
-                <w:sz w:val="21"/>
-                <w:szCs w:val="21"/>
-              </w:rPr>
-              <w:t>. En ese contexto, un restaurante sin presencia digital puede volverse invisible.</w:t>
-            </w:r>
-          </w:p>
-          <w:p>
-            <w:pPr>
-              <w:spacing w:line="320" w:lineRule="auto"/>
-              <w:jc w:val="both"/>
-              <w:rPr>
-                <w:sz w:val="21"/>
-                <w:szCs w:val="21"/>
-              </w:rPr>
-            </w:pPr>
-          </w:p>
-          <w:p>
-            <w:pPr>
-              <w:spacing w:line="320" w:lineRule="auto"/>
-              <w:jc w:val="both"/>
-              <w:rPr>
-                <w:sz w:val="21"/>
-                <w:szCs w:val="21"/>
-              </w:rPr>
-            </w:pPr>
-            <w:r>
-              <w:rPr>
-                <w:sz w:val="21"/>
-                <w:szCs w:val="21"/>
-              </w:rPr>
-              <w:t xml:space="preserve">Por eso, encuestamos a **35 restaurantes mediterráneos en Bogotá** para evaluar su posicionamiento digital en tres frentes: **redes sociales, plataformas de </w:t>
-            </w:r>
-            <w:proofErr w:type="spellStart"/>
-            <w:r>
-              <w:rPr>
-                <w:sz w:val="21"/>
-                <w:szCs w:val="21"/>
-              </w:rPr>
-              <w:t>delivery</w:t>
-            </w:r>
-            <w:proofErr w:type="spellEnd"/>
-            <w:r>
-              <w:rPr>
-                <w:sz w:val="21"/>
-                <w:szCs w:val="21"/>
-              </w:rPr>
-              <w:t xml:space="preserve"> y plataformas de opinión**. También analizamos cómo perciben la inteligencia artificial como herramienta para competir en el futuro.</w:t>
+              <w:t>En Bogotá, muchos consumidores eligen dónde comer desde una pantalla: revisan reseñas, comparan fotos, miran redes sociales y buscan opciones en apps de delivery. En ese contexto, un restaurante sin presencia digital puede volverse invisible.</w:t>
+            </w:r>
+          </w:p>
+          <w:p>
+            <w:pPr>
+              <w:spacing w:line="320" w:lineRule="auto"/>
+              <w:jc w:val="both"/>
+              <w:rPr>
+                <w:sz w:val="21"/>
+                <w:szCs w:val="21"/>
+              </w:rPr>
+            </w:pPr>
+          </w:p>
+          <w:p>
+            <w:pPr>
+              <w:spacing w:line="320" w:lineRule="auto"/>
+              <w:jc w:val="both"/>
+              <w:rPr>
+                <w:sz w:val="21"/>
+                <w:szCs w:val="21"/>
+              </w:rPr>
+            </w:pPr>
+            <w:r>
+              <w:rPr>
+                <w:sz w:val="21"/>
+                <w:szCs w:val="21"/>
+              </w:rPr>
+              <w:t>Por eso, encuestamos a **35 restaurantes mediterráneos en Bogotá** para evaluar su posicionamiento digital en tres frentes: **redes sociales, plataformas de delivery y plataformas de opinión**. También analizamos cómo perciben la inteligencia artificial como herramienta para competir en el futuro.</w:t>
             </w:r>
           </w:p>
           <w:p>
@@ -1837,23 +1755,7 @@
                 <w:sz w:val="21"/>
                 <w:szCs w:val="21"/>
               </w:rPr>
-              <w:t>Según (</w:t>
-            </w:r>
-            <w:proofErr w:type="spellStart"/>
-            <w:r>
-              <w:rPr>
-                <w:sz w:val="21"/>
-                <w:szCs w:val="21"/>
-              </w:rPr>
-              <w:t>Digisap</w:t>
-            </w:r>
-            <w:proofErr w:type="spellEnd"/>
-            <w:r>
-              <w:rPr>
-                <w:sz w:val="21"/>
-                <w:szCs w:val="21"/>
-              </w:rPr>
-              <w:t>, 2025) El 92% de los consumidores colombianos investiga en línea antes de elegir restaurante. Y el 78% prefiere reservar a través de plataformas digitales.</w:t>
+              <w:t>Según (Digisap, 2025) El 92% de los consumidores colombianos investiga en línea antes de elegir restaurante. Y el 78% prefiere reservar a través de plataformas digitales.</w:t>
             </w:r>
             <w:r>
               <w:rPr>
@@ -1958,23 +1860,7 @@
                 <w:sz w:val="21"/>
                 <w:szCs w:val="21"/>
               </w:rPr>
-              <w:t xml:space="preserve">Animación de línea de tiempo dividida en dos momentos: 'Antes' (íconos de ubicación, voz a voz, anuncio en periódico) → 'Hoy' (íconos de Google </w:t>
-            </w:r>
-            <w:proofErr w:type="spellStart"/>
-            <w:r>
-              <w:rPr>
-                <w:sz w:val="21"/>
-                <w:szCs w:val="21"/>
-              </w:rPr>
-              <w:t>Maps</w:t>
-            </w:r>
-            <w:proofErr w:type="spellEnd"/>
-            <w:r>
-              <w:rPr>
-                <w:sz w:val="21"/>
-                <w:szCs w:val="21"/>
-              </w:rPr>
-              <w:t xml:space="preserve">, Instagram, TikTok, reseñas). En el centro, una figura humana con teléfono. Siguiente plano: mapa estilizado de Bogotá con </w:t>
+              <w:t xml:space="preserve">Animación de línea de tiempo dividida en dos momentos: 'Antes' (íconos de ubicación, voz a voz, anuncio en periódico) → 'Hoy' (íconos de Google Maps, Instagram, TikTok, reseñas). En el centro, una figura humana con teléfono. Siguiente plano: mapa estilizado de Bogotá con </w:t>
             </w:r>
             <w:r>
               <w:rPr>
@@ -1997,23 +1883,13 @@
               </w:rPr>
               <w:t xml:space="preserve"> Fuente (</w:t>
             </w:r>
-            <w:proofErr w:type="spellStart"/>
             <w:r>
               <w:rPr>
                 <w:color w:val="1A1A1A"/>
                 <w:sz w:val="20"/>
                 <w:szCs w:val="20"/>
               </w:rPr>
-              <w:t>Digisap</w:t>
-            </w:r>
-            <w:proofErr w:type="spellEnd"/>
-            <w:r>
-              <w:rPr>
-                <w:color w:val="1A1A1A"/>
-                <w:sz w:val="20"/>
-                <w:szCs w:val="20"/>
-              </w:rPr>
-              <w:t xml:space="preserve">, 2025) </w:t>
+              <w:t xml:space="preserve">Digisap, 2025) </w:t>
             </w:r>
             <w:r>
               <w:rPr>
@@ -2080,69 +1956,12 @@
               <w:spacing w:line="320" w:lineRule="auto"/>
               <w:jc w:val="both"/>
             </w:pPr>
-            <w:proofErr w:type="spellStart"/>
-            <w:r>
-              <w:rPr>
-                <w:sz w:val="21"/>
-                <w:szCs w:val="21"/>
-              </w:rPr>
-              <w:t>Motion</w:t>
-            </w:r>
-            <w:proofErr w:type="spellEnd"/>
-            <w:r>
-              <w:rPr>
-                <w:sz w:val="21"/>
-                <w:szCs w:val="21"/>
-              </w:rPr>
-              <w:t xml:space="preserve"> </w:t>
-            </w:r>
-            <w:proofErr w:type="spellStart"/>
-            <w:r>
-              <w:rPr>
-                <w:sz w:val="21"/>
-                <w:szCs w:val="21"/>
-              </w:rPr>
-              <w:t>graphics</w:t>
-            </w:r>
-            <w:proofErr w:type="spellEnd"/>
-            <w:r>
-              <w:rPr>
-                <w:sz w:val="21"/>
-                <w:szCs w:val="21"/>
-              </w:rPr>
-              <w:t xml:space="preserve"> de línea de tiempo + mapa de puntos animado de Bogotá + estadísticas tipo </w:t>
-            </w:r>
-            <w:proofErr w:type="spellStart"/>
-            <w:r>
-              <w:rPr>
-                <w:sz w:val="21"/>
-                <w:szCs w:val="21"/>
-              </w:rPr>
-              <w:t>kinetic</w:t>
-            </w:r>
-            <w:proofErr w:type="spellEnd"/>
-            <w:r>
-              <w:rPr>
-                <w:sz w:val="21"/>
-                <w:szCs w:val="21"/>
-              </w:rPr>
-              <w:t xml:space="preserve"> </w:t>
-            </w:r>
-            <w:proofErr w:type="spellStart"/>
-            <w:r>
-              <w:rPr>
-                <w:sz w:val="21"/>
-                <w:szCs w:val="21"/>
-              </w:rPr>
-              <w:t>typography</w:t>
-            </w:r>
-            <w:proofErr w:type="spellEnd"/>
-            <w:r>
-              <w:rPr>
-                <w:sz w:val="21"/>
-                <w:szCs w:val="21"/>
-              </w:rPr>
-              <w:t>.</w:t>
+            <w:r>
+              <w:rPr>
+                <w:sz w:val="21"/>
+                <w:szCs w:val="21"/>
+              </w:rPr>
+              <w:t>Motion graphics de línea de tiempo + mapa de puntos animado de Bogotá + estadísticas tipo kinetic typography.</w:t>
             </w:r>
           </w:p>
         </w:tc>
@@ -2411,27 +2230,7 @@
                 <w:sz w:val="21"/>
                 <w:szCs w:val="21"/>
               </w:rPr>
-              <w:t xml:space="preserve">Índice de </w:t>
-            </w:r>
-            <w:proofErr w:type="spellStart"/>
-            <w:r>
-              <w:rPr>
-                <w:b/>
-                <w:bCs/>
-                <w:sz w:val="21"/>
-                <w:szCs w:val="21"/>
-              </w:rPr>
-              <w:t>Delivery</w:t>
-            </w:r>
-            <w:proofErr w:type="spellEnd"/>
-            <w:r>
-              <w:rPr>
-                <w:b/>
-                <w:bCs/>
-                <w:sz w:val="21"/>
-                <w:szCs w:val="21"/>
-              </w:rPr>
-              <w:t xml:space="preserve"> </w:t>
+              <w:t xml:space="preserve">Índice de Delivery </w:t>
             </w:r>
             <w:r>
               <w:rPr>
@@ -2448,39 +2247,7 @@
                 <w:sz w:val="21"/>
                 <w:szCs w:val="21"/>
               </w:rPr>
-              <w:t xml:space="preserve">, que captura qué tanto se integran a plataformas como </w:t>
-            </w:r>
-            <w:proofErr w:type="spellStart"/>
-            <w:r>
-              <w:rPr>
-                <w:sz w:val="21"/>
-                <w:szCs w:val="21"/>
-              </w:rPr>
-              <w:t>Rappi</w:t>
-            </w:r>
-            <w:proofErr w:type="spellEnd"/>
-            <w:r>
-              <w:rPr>
-                <w:sz w:val="21"/>
-                <w:szCs w:val="21"/>
-              </w:rPr>
-              <w:t xml:space="preserve"> o </w:t>
-            </w:r>
-            <w:proofErr w:type="spellStart"/>
-            <w:r>
-              <w:rPr>
-                <w:sz w:val="21"/>
-                <w:szCs w:val="21"/>
-              </w:rPr>
-              <w:t>DiDi</w:t>
-            </w:r>
-            <w:proofErr w:type="spellEnd"/>
-            <w:r>
-              <w:rPr>
-                <w:sz w:val="21"/>
-                <w:szCs w:val="21"/>
-              </w:rPr>
-              <w:t xml:space="preserve">, no solo para vender, sino también para usar información sobre sus clientes. Y tercero, el </w:t>
+              <w:t xml:space="preserve">, que captura qué tanto se integran a plataformas como Rappi o DiDi, no solo para vender, sino también para usar información sobre sus clientes. Y tercero, el </w:t>
             </w:r>
             <w:r>
               <w:rPr>
@@ -2496,23 +2263,7 @@
                 <w:sz w:val="21"/>
                 <w:szCs w:val="21"/>
               </w:rPr>
-              <w:t xml:space="preserve">, que evalúa su reputación en espacios como Google </w:t>
-            </w:r>
-            <w:proofErr w:type="spellStart"/>
-            <w:r>
-              <w:rPr>
-                <w:sz w:val="21"/>
-                <w:szCs w:val="21"/>
-              </w:rPr>
-              <w:t>Maps</w:t>
-            </w:r>
-            <w:proofErr w:type="spellEnd"/>
-            <w:r>
-              <w:rPr>
-                <w:sz w:val="21"/>
-                <w:szCs w:val="21"/>
-              </w:rPr>
-              <w:t xml:space="preserve"> y TripAdvisor, considerando reseñas, calificaciones y presencia activa.</w:t>
+              <w:t>, que evalúa su reputación en espacios como Google Maps y TripAdvisor, considerando reseñas, calificaciones y presencia activa.</w:t>
             </w:r>
           </w:p>
           <w:p>
@@ -2536,33 +2287,8 @@
                 <w:sz w:val="21"/>
                 <w:szCs w:val="21"/>
               </w:rPr>
-              <w:t xml:space="preserve">un </w:t>
-            </w:r>
-            <w:proofErr w:type="spellStart"/>
-            <w:r>
-              <w:rPr>
-                <w:sz w:val="21"/>
-                <w:szCs w:val="21"/>
-              </w:rPr>
-              <w:t>game</w:t>
-            </w:r>
-            <w:proofErr w:type="spellEnd"/>
-            <w:r>
-              <w:rPr>
-                <w:sz w:val="21"/>
-                <w:szCs w:val="21"/>
-              </w:rPr>
-              <w:t xml:space="preserve"> </w:t>
-            </w:r>
-            <w:proofErr w:type="spellStart"/>
-            <w:r>
-              <w:rPr>
-                <w:sz w:val="21"/>
-                <w:szCs w:val="21"/>
-              </w:rPr>
-              <w:t>changer</w:t>
-            </w:r>
-            <w:proofErr w:type="spellEnd"/>
+              <w:t>un game changer</w:t>
+            </w:r>
             <w:r>
               <w:rPr>
                 <w:sz w:val="21"/>
@@ -2634,71 +2360,7 @@
                 <w:sz w:val="21"/>
                 <w:szCs w:val="21"/>
               </w:rPr>
-              <w:t xml:space="preserve">Tres bloques aparecen en pantalla de forma progresiva, cada uno con su ícono, nombre y rango de puntuación: 📱 IRS — Redes Sociales  (0 a 14 </w:t>
-            </w:r>
-            <w:proofErr w:type="spellStart"/>
-            <w:r>
-              <w:rPr>
-                <w:sz w:val="21"/>
-                <w:szCs w:val="21"/>
-              </w:rPr>
-              <w:t>pts</w:t>
-            </w:r>
-            <w:proofErr w:type="spellEnd"/>
-            <w:r>
-              <w:rPr>
-                <w:sz w:val="21"/>
-                <w:szCs w:val="21"/>
-              </w:rPr>
-              <w:t xml:space="preserve">)  |  Bajo: 0–4  ·  Medio: 5–9  ·  Alto: 10–14 🛵 IDL — </w:t>
-            </w:r>
-            <w:proofErr w:type="spellStart"/>
-            <w:r>
-              <w:rPr>
-                <w:sz w:val="21"/>
-                <w:szCs w:val="21"/>
-              </w:rPr>
-              <w:t>Delivery</w:t>
-            </w:r>
-            <w:proofErr w:type="spellEnd"/>
-            <w:r>
-              <w:rPr>
-                <w:sz w:val="21"/>
-                <w:szCs w:val="21"/>
-              </w:rPr>
-              <w:t xml:space="preserve">  (0 a 10 </w:t>
-            </w:r>
-            <w:proofErr w:type="spellStart"/>
-            <w:r>
-              <w:rPr>
-                <w:sz w:val="21"/>
-                <w:szCs w:val="21"/>
-              </w:rPr>
-              <w:t>pts</w:t>
-            </w:r>
-            <w:proofErr w:type="spellEnd"/>
-            <w:r>
-              <w:rPr>
-                <w:sz w:val="21"/>
-                <w:szCs w:val="21"/>
-              </w:rPr>
-              <w:t xml:space="preserve">)  |  Bajo: 0–3  ·  Medio: 4–6  ·  Alto: 7–10 ⭐ IPO — Opinión  (0 a 18 </w:t>
-            </w:r>
-            <w:proofErr w:type="spellStart"/>
-            <w:r>
-              <w:rPr>
-                <w:sz w:val="21"/>
-                <w:szCs w:val="21"/>
-              </w:rPr>
-              <w:t>pts</w:t>
-            </w:r>
-            <w:proofErr w:type="spellEnd"/>
-            <w:r>
-              <w:rPr>
-                <w:sz w:val="21"/>
-                <w:szCs w:val="21"/>
-              </w:rPr>
-              <w:t>)  |  Bajo: 0–5  ·  Medio: 6–11  ·  Alto: 12–18 Debajo, una línea de texto: 'Tres índices. Una pregunta: ¿cuál transforma más el posicionamiento?'</w:t>
+              <w:t>Tres bloques aparecen en pantalla de forma progresiva, cada uno con su ícono, nombre y rango de puntuación: 📱 IRS — Redes Sociales  (0 a 14 pts)  |  Bajo: 0–4  ·  Medio: 5–9  ·  Alto: 10–14 🛵 IDL — Delivery  (0 a 10 pts)  |  Bajo: 0–3  ·  Medio: 4–6  ·  Alto: 7–10 ⭐ IPO — Opinión  (0 a 18 pts)  |  Bajo: 0–5  ·  Medio: 6–11  ·  Alto: 12–18 Debajo, una línea de texto: 'Tres índices. Una pregunta: ¿cuál transforma más el posicionamiento?'</w:t>
             </w:r>
           </w:p>
         </w:tc>
@@ -3000,66 +2662,34 @@
                 <w:sz w:val="21"/>
                 <w:szCs w:val="21"/>
               </w:rPr>
-              <w:t xml:space="preserve">A cada uno le preguntamos por temas clave para entender su posicionamiento digital: cómo usan redes sociales, cuánto invierten en marketing, qué tanto dependen de canales como el local físico, el </w:t>
-            </w:r>
-            <w:proofErr w:type="spellStart"/>
-            <w:r>
-              <w:rPr>
-                <w:sz w:val="21"/>
-                <w:szCs w:val="21"/>
-              </w:rPr>
-              <w:t>delivery</w:t>
-            </w:r>
-            <w:proofErr w:type="spellEnd"/>
-            <w:r>
-              <w:rPr>
-                <w:sz w:val="21"/>
-                <w:szCs w:val="21"/>
-              </w:rPr>
-              <w:t xml:space="preserve"> o las plataformas digitales, cómo gestionan sus reseñas en internet y qué tan cerca —o lejos— se sienten de adoptar herramientas de inteligencia artificial.</w:t>
-            </w:r>
-          </w:p>
-          <w:p>
-            <w:pPr>
-              <w:spacing w:line="320" w:lineRule="auto"/>
-              <w:jc w:val="both"/>
-              <w:rPr>
-                <w:sz w:val="21"/>
-                <w:szCs w:val="21"/>
-              </w:rPr>
-            </w:pPr>
-          </w:p>
-          <w:p>
-            <w:pPr>
-              <w:spacing w:line="320" w:lineRule="auto"/>
-              <w:jc w:val="both"/>
-              <w:rPr>
-                <w:sz w:val="21"/>
-                <w:szCs w:val="21"/>
-              </w:rPr>
-            </w:pPr>
-            <w:r>
-              <w:rPr>
-                <w:sz w:val="21"/>
-                <w:szCs w:val="21"/>
-              </w:rPr>
-              <w:t xml:space="preserve">Pero no nos quedamos únicamente con lo que los restaurantes nos contaron. También observamos su presencia real en plataformas como Google </w:t>
-            </w:r>
-            <w:proofErr w:type="spellStart"/>
-            <w:r>
-              <w:rPr>
-                <w:sz w:val="21"/>
-                <w:szCs w:val="21"/>
-              </w:rPr>
-              <w:t>Maps</w:t>
-            </w:r>
-            <w:proofErr w:type="spellEnd"/>
-            <w:r>
-              <w:rPr>
-                <w:sz w:val="21"/>
-                <w:szCs w:val="21"/>
-              </w:rPr>
-              <w:t xml:space="preserve"> y TripAdvisor, revisando variables como número de reseñas, calificación promedio y nivel de actividad digital.</w:t>
+              <w:t>A cada uno le preguntamos por temas clave para entender su posicionamiento digital: cómo usan redes sociales, cuánto invierten en marketing, qué tanto dependen de canales como el local físico, el delivery o las plataformas digitales, cómo gestionan sus reseñas en internet y qué tan cerca —o lejos— se sienten de adoptar herramientas de inteligencia artificial.</w:t>
+            </w:r>
+          </w:p>
+          <w:p>
+            <w:pPr>
+              <w:spacing w:line="320" w:lineRule="auto"/>
+              <w:jc w:val="both"/>
+              <w:rPr>
+                <w:sz w:val="21"/>
+                <w:szCs w:val="21"/>
+              </w:rPr>
+            </w:pPr>
+          </w:p>
+          <w:p>
+            <w:pPr>
+              <w:spacing w:line="320" w:lineRule="auto"/>
+              <w:jc w:val="both"/>
+              <w:rPr>
+                <w:sz w:val="21"/>
+                <w:szCs w:val="21"/>
+              </w:rPr>
+            </w:pPr>
+            <w:r>
+              <w:rPr>
+                <w:sz w:val="21"/>
+                <w:szCs w:val="21"/>
+              </w:rPr>
+              <w:t>Pero no nos quedamos únicamente con lo que los restaurantes nos contaron. También observamos su presencia real en plataformas como Google Maps y TripAdvisor, revisando variables como número de reseñas, calificación promedio y nivel de actividad digital.</w:t>
             </w:r>
           </w:p>
           <w:p>
@@ -3250,39 +2880,7 @@
                 <w:sz w:val="21"/>
                 <w:szCs w:val="21"/>
               </w:rPr>
-              <w:t xml:space="preserve">%. Imagen de encuestador frente a restaurante con </w:t>
-            </w:r>
-            <w:proofErr w:type="spellStart"/>
-            <w:r>
-              <w:rPr>
-                <w:sz w:val="21"/>
-                <w:szCs w:val="21"/>
-              </w:rPr>
-              <w:t>tablet</w:t>
-            </w:r>
-            <w:proofErr w:type="spellEnd"/>
-            <w:r>
-              <w:rPr>
-                <w:sz w:val="21"/>
-                <w:szCs w:val="21"/>
-              </w:rPr>
-              <w:t xml:space="preserve">. Iconos de Google </w:t>
-            </w:r>
-            <w:proofErr w:type="spellStart"/>
-            <w:r>
-              <w:rPr>
-                <w:sz w:val="21"/>
-                <w:szCs w:val="21"/>
-              </w:rPr>
-              <w:t>Maps</w:t>
-            </w:r>
-            <w:proofErr w:type="spellEnd"/>
-            <w:r>
-              <w:rPr>
-                <w:sz w:val="21"/>
-                <w:szCs w:val="21"/>
-              </w:rPr>
-              <w:t xml:space="preserve"> + TripAdvisor con la leyenda 'datos observacionales directos'. Diagrama de dos columnas: columna izquierda = datos declarados (encuesta); columna derecha = datos observados (plataformas). Flecha central: 'Índices de digitalización'.</w:t>
+              <w:t>%. Imagen de encuestador frente a restaurante con tablet. Iconos de Google Maps + TripAdvisor con la leyenda 'datos observacionales directos'. Diagrama de dos columnas: columna izquierda = datos declarados (encuesta); columna derecha = datos observados (plataformas). Flecha central: 'Índices de digitalización'.</w:t>
             </w:r>
           </w:p>
         </w:tc>
@@ -3678,87 +3276,73 @@
                 <w:sz w:val="21"/>
                 <w:szCs w:val="21"/>
               </w:rPr>
-              <w:t>[DATO]%</w:t>
-            </w:r>
-            <w:r>
-              <w:rPr>
-                <w:sz w:val="21"/>
-                <w:szCs w:val="21"/>
-              </w:rPr>
-              <w:t xml:space="preserve"> de los restaurantes declara invertir activamente en marketing digital. Las plataformas más usadas son </w:t>
-            </w:r>
-            <w:r>
-              <w:rPr>
-                <w:b/>
-                <w:bCs/>
-                <w:sz w:val="21"/>
-                <w:szCs w:val="21"/>
-              </w:rPr>
-              <w:t>[DATO]</w:t>
-            </w:r>
-            <w:r>
-              <w:rPr>
-                <w:sz w:val="21"/>
-                <w:szCs w:val="21"/>
-              </w:rPr>
-              <w:t xml:space="preserve">, </w:t>
-            </w:r>
-            <w:r>
-              <w:rPr>
-                <w:b/>
-                <w:bCs/>
-                <w:sz w:val="21"/>
-                <w:szCs w:val="21"/>
-              </w:rPr>
-              <w:t>[DATO]</w:t>
-            </w:r>
-            <w:r>
-              <w:rPr>
-                <w:sz w:val="21"/>
-                <w:szCs w:val="21"/>
-              </w:rPr>
-              <w:t xml:space="preserve"> y </w:t>
-            </w:r>
-            <w:r>
-              <w:rPr>
-                <w:b/>
-                <w:bCs/>
-                <w:sz w:val="21"/>
-                <w:szCs w:val="21"/>
-              </w:rPr>
-              <w:t>[DATO]</w:t>
-            </w:r>
-            <w:r>
-              <w:rPr>
-                <w:sz w:val="21"/>
-                <w:szCs w:val="21"/>
-              </w:rPr>
-              <w:t xml:space="preserve">. Al mirar la distribución del índice, encontramos que </w:t>
-            </w:r>
-            <w:r>
-              <w:rPr>
-                <w:b/>
-                <w:bCs/>
-                <w:sz w:val="21"/>
-                <w:szCs w:val="21"/>
-              </w:rPr>
-              <w:t>[DATO]%</w:t>
-            </w:r>
-            <w:r>
-              <w:rPr>
-                <w:sz w:val="21"/>
-                <w:szCs w:val="21"/>
-              </w:rPr>
-              <w:t xml:space="preserve"> de los restaurantes tiene un IRS bajo, </w:t>
-            </w:r>
-            <w:r>
-              <w:rPr>
-                <w:b/>
-                <w:bCs/>
-                <w:sz w:val="21"/>
-                <w:szCs w:val="21"/>
-              </w:rPr>
-              <w:t>[DATO]%</w:t>
+              <w:t>80</w:t>
+            </w:r>
+            <w:r>
+              <w:rPr>
+                <w:b/>
+                <w:bCs/>
+                <w:sz w:val="21"/>
+                <w:szCs w:val="21"/>
+              </w:rPr>
+              <w:t>%</w:t>
+            </w:r>
+            <w:r>
+              <w:rPr>
+                <w:sz w:val="21"/>
+                <w:szCs w:val="21"/>
+              </w:rPr>
+              <w:t xml:space="preserve"> de los restaurantes declara invertir activamente en marketing digital. Las plataformas más usadas son</w:t>
+            </w:r>
+            <w:r>
+              <w:rPr>
+                <w:b/>
+                <w:bCs/>
+                <w:sz w:val="21"/>
+                <w:szCs w:val="21"/>
+              </w:rPr>
+              <w:t xml:space="preserve"> Facebook y Instagram.</w:t>
+            </w:r>
+            <w:r>
+              <w:rPr>
+                <w:sz w:val="21"/>
+                <w:szCs w:val="21"/>
+              </w:rPr>
+              <w:t xml:space="preserve"> Al mirar la distribución del índice, encontramos que </w:t>
+            </w:r>
+            <w:r>
+              <w:rPr>
+                <w:b/>
+                <w:bCs/>
+                <w:sz w:val="21"/>
+                <w:szCs w:val="21"/>
+              </w:rPr>
+              <w:t>25.7%</w:t>
+            </w:r>
+            <w:r>
+              <w:rPr>
+                <w:b/>
+                <w:bCs/>
+                <w:sz w:val="21"/>
+                <w:szCs w:val="21"/>
+              </w:rPr>
+              <w:t xml:space="preserve"> </w:t>
+            </w:r>
+            <w:r>
+              <w:rPr>
+                <w:sz w:val="21"/>
+                <w:szCs w:val="21"/>
+              </w:rPr>
+              <w:t xml:space="preserve">de los restaurantes tiene un IRS bajo, </w:t>
+            </w:r>
+            <w:r>
+              <w:rPr>
+                <w:b/>
+                <w:bCs/>
+                <w:sz w:val="21"/>
+                <w:szCs w:val="21"/>
+              </w:rPr>
+              <w:t>48.6%</w:t>
             </w:r>
             <w:r>
               <w:rPr>
@@ -3774,14 +3358,23 @@
                 <w:sz w:val="21"/>
                 <w:szCs w:val="21"/>
               </w:rPr>
-              <w:t>[DATO]%</w:t>
-            </w:r>
-            <w:r>
-              <w:rPr>
-                <w:sz w:val="21"/>
-                <w:szCs w:val="21"/>
-              </w:rPr>
-              <w:t xml:space="preserve"> un IRS alto.</w:t>
+              <w:t>25.7%</w:t>
+            </w:r>
+            <w:r>
+              <w:rPr>
+                <w:b/>
+                <w:bCs/>
+                <w:sz w:val="21"/>
+                <w:szCs w:val="21"/>
+              </w:rPr>
+              <w:t xml:space="preserve"> </w:t>
+            </w:r>
+            <w:r>
+              <w:rPr>
+                <w:sz w:val="21"/>
+                <w:szCs w:val="21"/>
+              </w:rPr>
+              <w:t>un IRS alto.</w:t>
             </w:r>
           </w:p>
           <w:p>
@@ -3978,60 +3571,19 @@
               <w:spacing w:line="320" w:lineRule="auto"/>
               <w:jc w:val="both"/>
             </w:pPr>
-            <w:proofErr w:type="spellStart"/>
-            <w:r>
-              <w:rPr>
-                <w:sz w:val="21"/>
-                <w:szCs w:val="21"/>
-              </w:rPr>
-              <w:t>Dashboard</w:t>
-            </w:r>
-            <w:proofErr w:type="spellEnd"/>
-            <w:r>
-              <w:rPr>
-                <w:sz w:val="21"/>
-                <w:szCs w:val="21"/>
-              </w:rPr>
-              <w:t xml:space="preserve"> visual con tres métricas principales: % con inversión activa, plataformas más usadas (barras horizontales), distribución IRS bajo/medio/alto</w:t>
-            </w:r>
-            <w:r>
-              <w:rPr>
-                <w:sz w:val="21"/>
-                <w:szCs w:val="21"/>
-              </w:rPr>
-              <w:t xml:space="preserve"> general (usar dona) y por </w:t>
-            </w:r>
-            <w:proofErr w:type="spellStart"/>
-            <w:r>
-              <w:rPr>
-                <w:sz w:val="21"/>
-                <w:szCs w:val="21"/>
-              </w:rPr>
-              <w:t>hot_zone</w:t>
-            </w:r>
-            <w:proofErr w:type="spellEnd"/>
-            <w:r>
-              <w:rPr>
-                <w:sz w:val="21"/>
-                <w:szCs w:val="21"/>
-              </w:rPr>
-              <w:t xml:space="preserve"> (mostrar gráfico de barras apiladas diferenciando entre </w:t>
-            </w:r>
-            <w:proofErr w:type="spellStart"/>
-            <w:r>
-              <w:rPr>
-                <w:sz w:val="21"/>
-                <w:szCs w:val="21"/>
-              </w:rPr>
-              <w:t>hot_zone</w:t>
-            </w:r>
-            <w:proofErr w:type="spellEnd"/>
-            <w:r>
-              <w:rPr>
-                <w:sz w:val="21"/>
-                <w:szCs w:val="21"/>
-              </w:rPr>
-              <w:t xml:space="preserve"> y no). </w:t>
+            <w:r>
+              <w:rPr>
+                <w:sz w:val="21"/>
+                <w:szCs w:val="21"/>
+              </w:rPr>
+              <w:t>Dashboard visual con tres métricas principales: % con inversión activa, plataformas más usadas (barras horizontales), distribución IRS bajo/medio/alto</w:t>
+            </w:r>
+            <w:r>
+              <w:rPr>
+                <w:sz w:val="21"/>
+                <w:szCs w:val="21"/>
+              </w:rPr>
+              <w:t xml:space="preserve"> general (usar dona) y por hot_zone (mostrar gráfico de barras apiladas diferenciando entre hot_zone y no). </w:t>
             </w:r>
             <w:r>
               <w:rPr>
@@ -4098,21 +3650,12 @@
               <w:spacing w:line="320" w:lineRule="auto"/>
               <w:jc w:val="both"/>
             </w:pPr>
-            <w:proofErr w:type="spellStart"/>
-            <w:r>
-              <w:rPr>
-                <w:sz w:val="21"/>
-                <w:szCs w:val="21"/>
-              </w:rPr>
-              <w:t>Dashboard</w:t>
-            </w:r>
-            <w:proofErr w:type="spellEnd"/>
-            <w:r>
-              <w:rPr>
-                <w:sz w:val="21"/>
-                <w:szCs w:val="21"/>
-              </w:rPr>
-              <w:t xml:space="preserve"> de resultados + desglose animado de componentes del IRS </w:t>
+            <w:r>
+              <w:rPr>
+                <w:sz w:val="21"/>
+                <w:szCs w:val="21"/>
+              </w:rPr>
+              <w:t xml:space="preserve">Dashboard de resultados + desglose animado de componentes del IRS </w:t>
             </w:r>
           </w:p>
         </w:tc>
@@ -4254,29 +3797,7 @@
                 <w:sz w:val="24"/>
                 <w:szCs w:val="24"/>
               </w:rPr>
-              <w:t xml:space="preserve">Índice de </w:t>
-            </w:r>
-            <w:proofErr w:type="spellStart"/>
-            <w:r>
-              <w:rPr>
-                <w:b/>
-                <w:bCs/>
-                <w:color w:val="FFFFFF"/>
-                <w:sz w:val="24"/>
-                <w:szCs w:val="24"/>
-              </w:rPr>
-              <w:t>Delivery</w:t>
-            </w:r>
-            <w:proofErr w:type="spellEnd"/>
-            <w:r>
-              <w:rPr>
-                <w:b/>
-                <w:bCs/>
-                <w:color w:val="FFFFFF"/>
-                <w:sz w:val="24"/>
-                <w:szCs w:val="24"/>
-              </w:rPr>
-              <w:t xml:space="preserve"> (IDL)</w:t>
+              <w:t>Índice de Delivery (IDL)</w:t>
             </w:r>
           </w:p>
         </w:tc>
@@ -4345,327 +3866,230 @@
                 <w:sz w:val="21"/>
                 <w:szCs w:val="21"/>
               </w:rPr>
-              <w:t>Esa dependencia del tráfico de barrio lleva a la segunda pregunta: ¿qué pasa cuando el cliente no pasa por la puerta? El segundo eje mide exactamente eso</w:t>
-            </w:r>
-            <w:r>
-              <w:rPr>
-                <w:sz w:val="21"/>
-                <w:szCs w:val="21"/>
-              </w:rPr>
-              <w:t xml:space="preserve"> </w:t>
-            </w:r>
-            <w:r>
-              <w:rPr>
-                <w:sz w:val="21"/>
-                <w:szCs w:val="21"/>
-              </w:rPr>
-              <w:t xml:space="preserve">el Índice de </w:t>
-            </w:r>
-            <w:proofErr w:type="spellStart"/>
-            <w:r>
-              <w:rPr>
-                <w:sz w:val="21"/>
-                <w:szCs w:val="21"/>
-              </w:rPr>
-              <w:t>Delivery</w:t>
-            </w:r>
-            <w:proofErr w:type="spellEnd"/>
-            <w:r>
-              <w:rPr>
-                <w:sz w:val="21"/>
-                <w:szCs w:val="21"/>
-              </w:rPr>
-              <w:t>, o IDL, captura qué tanto los restaurantes están usando las plataformas de reparto no solo como canal de venta, sino como parte de su estrategia de posicionamiento</w:t>
-            </w:r>
-            <w:r>
-              <w:rPr>
-                <w:sz w:val="21"/>
-                <w:szCs w:val="21"/>
-              </w:rPr>
-              <w:t>.</w:t>
-            </w:r>
-          </w:p>
-          <w:p>
-            <w:pPr>
-              <w:spacing w:line="320" w:lineRule="auto"/>
-              <w:jc w:val="both"/>
-            </w:pPr>
-            <w:r>
-              <w:rPr>
-                <w:sz w:val="21"/>
-                <w:szCs w:val="21"/>
-              </w:rPr>
-              <w:t xml:space="preserve">El IDL captura cinco componentes: si el restaurante usa datos de </w:t>
-            </w:r>
-            <w:proofErr w:type="spellStart"/>
-            <w:r>
-              <w:rPr>
-                <w:sz w:val="21"/>
-                <w:szCs w:val="21"/>
-              </w:rPr>
-              <w:t>delivery</w:t>
-            </w:r>
-            <w:proofErr w:type="spellEnd"/>
-            <w:r>
-              <w:rPr>
-                <w:sz w:val="21"/>
-                <w:szCs w:val="21"/>
-              </w:rPr>
-              <w:t xml:space="preserve"> para tomar decisiones, si el </w:t>
-            </w:r>
-            <w:proofErr w:type="spellStart"/>
-            <w:r>
-              <w:rPr>
-                <w:sz w:val="21"/>
-                <w:szCs w:val="21"/>
-              </w:rPr>
-              <w:t>delivery</w:t>
-            </w:r>
-            <w:proofErr w:type="spellEnd"/>
-            <w:r>
-              <w:rPr>
-                <w:sz w:val="21"/>
-                <w:szCs w:val="21"/>
-              </w:rPr>
-              <w:t xml:space="preserve"> es su canal principal de descubrimiento, qué proporción de sus ventas vienen por plataformas, si percibe el </w:t>
-            </w:r>
-            <w:proofErr w:type="spellStart"/>
-            <w:r>
-              <w:rPr>
-                <w:sz w:val="21"/>
-                <w:szCs w:val="21"/>
-              </w:rPr>
-              <w:t>delivery</w:t>
-            </w:r>
-            <w:proofErr w:type="spellEnd"/>
-            <w:r>
-              <w:rPr>
-                <w:sz w:val="21"/>
-                <w:szCs w:val="21"/>
-              </w:rPr>
-              <w:t xml:space="preserve"> como su canal más rentable, y con qué frecuencia consulta los datos que esas plataformas le ofrecen. El puntaje máximo es 10. Un restaurante con IDL alto no solo está en </w:t>
-            </w:r>
-            <w:proofErr w:type="spellStart"/>
-            <w:r>
-              <w:rPr>
-                <w:sz w:val="21"/>
-                <w:szCs w:val="21"/>
-              </w:rPr>
-              <w:t>Rappi</w:t>
-            </w:r>
-            <w:proofErr w:type="spellEnd"/>
-            <w:r>
-              <w:rPr>
-                <w:sz w:val="21"/>
-                <w:szCs w:val="21"/>
-              </w:rPr>
-              <w:t xml:space="preserve"> — </w:t>
-            </w:r>
-            <w:r>
-              <w:rPr>
-                <w:b/>
-                <w:bCs/>
-                <w:sz w:val="21"/>
-                <w:szCs w:val="21"/>
-              </w:rPr>
-              <w:t>toma decisiones de menú, precio y promociones con base en los datos que la plataforma le genera</w:t>
-            </w:r>
-            <w:r>
-              <w:rPr>
-                <w:sz w:val="21"/>
-                <w:szCs w:val="21"/>
-              </w:rPr>
-              <w:t xml:space="preserve">. </w:t>
-            </w:r>
-            <w:r>
-              <w:rPr>
-                <w:sz w:val="21"/>
-                <w:szCs w:val="21"/>
-              </w:rPr>
-              <w:t>En promedio,</w:t>
-            </w:r>
-            <w:r>
-              <w:rPr>
-                <w:sz w:val="21"/>
-                <w:szCs w:val="21"/>
-              </w:rPr>
-              <w:t xml:space="preserve"> los re</w:t>
-            </w:r>
-            <w:r>
-              <w:rPr>
-                <w:sz w:val="21"/>
-                <w:szCs w:val="21"/>
-              </w:rPr>
-              <w:t>s</w:t>
-            </w:r>
-            <w:r>
-              <w:rPr>
-                <w:sz w:val="21"/>
-                <w:szCs w:val="21"/>
-              </w:rPr>
-              <w:t>t</w:t>
-            </w:r>
-            <w:r>
-              <w:rPr>
-                <w:sz w:val="21"/>
-                <w:szCs w:val="21"/>
-              </w:rPr>
-              <w:t>a</w:t>
-            </w:r>
-            <w:r>
-              <w:rPr>
-                <w:sz w:val="21"/>
-                <w:szCs w:val="21"/>
-              </w:rPr>
-              <w:t>urantes reportaron que,</w:t>
-            </w:r>
-            <w:r>
-              <w:rPr>
-                <w:sz w:val="21"/>
-                <w:szCs w:val="21"/>
-              </w:rPr>
-              <w:t xml:space="preserve"> </w:t>
-            </w:r>
-            <w:r>
-              <w:rPr>
-                <w:b/>
-                <w:bCs/>
-                <w:color w:val="C00000"/>
-                <w:sz w:val="21"/>
-                <w:szCs w:val="21"/>
-              </w:rPr>
-              <w:t>[DATO]</w:t>
-            </w:r>
-            <w:r>
-              <w:rPr>
-                <w:sz w:val="21"/>
-                <w:szCs w:val="21"/>
-              </w:rPr>
-              <w:t xml:space="preserve"> de cada 10 clientes llega a través de plataformas de </w:t>
-            </w:r>
-            <w:proofErr w:type="spellStart"/>
-            <w:r>
-              <w:rPr>
-                <w:sz w:val="21"/>
-                <w:szCs w:val="21"/>
-              </w:rPr>
-              <w:t>delivery</w:t>
-            </w:r>
-            <w:proofErr w:type="spellEnd"/>
-            <w:r>
-              <w:rPr>
-                <w:sz w:val="21"/>
-                <w:szCs w:val="21"/>
-              </w:rPr>
-              <w:t xml:space="preserve">, y la mayoría afirmo </w:t>
-            </w:r>
-            <w:proofErr w:type="spellStart"/>
-            <w:r>
-              <w:rPr>
-                <w:sz w:val="21"/>
-                <w:szCs w:val="21"/>
-              </w:rPr>
-              <w:t>antender</w:t>
-            </w:r>
-            <w:proofErr w:type="spellEnd"/>
-            <w:r>
-              <w:rPr>
-                <w:sz w:val="21"/>
-                <w:szCs w:val="21"/>
-              </w:rPr>
-              <w:t xml:space="preserve"> a más de la mitad de sus clientes de manera presencial</w:t>
-            </w:r>
-            <w:r>
-              <w:rPr>
-                <w:sz w:val="21"/>
-                <w:szCs w:val="21"/>
-              </w:rPr>
-              <w:t xml:space="preserve">. </w:t>
-            </w:r>
-            <w:r>
-              <w:rPr>
-                <w:b/>
-                <w:bCs/>
-                <w:color w:val="C00000"/>
-                <w:sz w:val="21"/>
-                <w:szCs w:val="21"/>
-              </w:rPr>
-              <w:t>[DATO]%</w:t>
-            </w:r>
-            <w:r>
-              <w:rPr>
-                <w:sz w:val="21"/>
-                <w:szCs w:val="21"/>
-              </w:rPr>
-              <w:t xml:space="preserve"> accede a los datos de comportamiento de plataformas, </w:t>
-            </w:r>
-            <w:r>
-              <w:rPr>
-                <w:sz w:val="21"/>
-                <w:szCs w:val="21"/>
-              </w:rPr>
-              <w:t>y</w:t>
-            </w:r>
-            <w:r>
-              <w:rPr>
-                <w:sz w:val="21"/>
-                <w:szCs w:val="21"/>
-              </w:rPr>
-              <w:t xml:space="preserve"> solo </w:t>
-            </w:r>
-            <w:r>
-              <w:rPr>
-                <w:b/>
-                <w:bCs/>
-                <w:color w:val="C00000"/>
-                <w:sz w:val="21"/>
-                <w:szCs w:val="21"/>
-              </w:rPr>
-              <w:t>[DATO]%</w:t>
-            </w:r>
-            <w:r>
-              <w:rPr>
-                <w:sz w:val="21"/>
-                <w:szCs w:val="21"/>
-              </w:rPr>
-              <w:t xml:space="preserve"> los usa activamente. </w:t>
-            </w:r>
-            <w:r>
-              <w:rPr>
-                <w:sz w:val="21"/>
-                <w:szCs w:val="21"/>
-              </w:rPr>
-              <w:t xml:space="preserve">A partir de esto se puede intuir que hay una barrera de entrada importante frente a las plataformas de </w:t>
-            </w:r>
-            <w:proofErr w:type="spellStart"/>
-            <w:r>
-              <w:rPr>
-                <w:sz w:val="21"/>
-                <w:szCs w:val="21"/>
-              </w:rPr>
-              <w:t>delivery</w:t>
-            </w:r>
-            <w:proofErr w:type="spellEnd"/>
-            <w:r>
-              <w:rPr>
-                <w:sz w:val="21"/>
-                <w:szCs w:val="21"/>
-              </w:rPr>
-              <w:t xml:space="preserve"> dado la baja </w:t>
-            </w:r>
-            <w:r>
-              <w:rPr>
-                <w:sz w:val="21"/>
-                <w:szCs w:val="21"/>
-              </w:rPr>
-              <w:t>participación en estos espacios, independientemente del tipo de cocina y la ubicación del restaurante</w:t>
-            </w:r>
-            <w:r>
-              <w:rPr>
-                <w:sz w:val="21"/>
-                <w:szCs w:val="21"/>
-              </w:rPr>
-              <w:t>.</w:t>
+              <w:t xml:space="preserve">Esa dependencia del tráfico de barrio abre una segunda pregunta clave: </w:t>
+            </w:r>
+            <w:r>
+              <w:rPr>
+                <w:b/>
+                <w:bCs/>
+                <w:sz w:val="21"/>
+                <w:szCs w:val="21"/>
+              </w:rPr>
+              <w:t>¿qué pasa cuando el cliente ya no pasa por la puerta, sino que decide desde una aplicación?</w:t>
+            </w:r>
+          </w:p>
+          <w:p>
+            <w:pPr>
+              <w:spacing w:line="320" w:lineRule="auto"/>
+              <w:jc w:val="both"/>
+              <w:rPr>
+                <w:sz w:val="21"/>
+                <w:szCs w:val="21"/>
+              </w:rPr>
+            </w:pPr>
+            <w:r>
+              <w:rPr>
+                <w:sz w:val="21"/>
+                <w:szCs w:val="21"/>
+              </w:rPr>
+              <w:t xml:space="preserve">Para responderla, construimos el </w:t>
+            </w:r>
+            <w:r>
+              <w:rPr>
+                <w:b/>
+                <w:bCs/>
+                <w:sz w:val="21"/>
+                <w:szCs w:val="21"/>
+              </w:rPr>
+              <w:t>Índice de Delivery</w:t>
+            </w:r>
+            <w:r>
+              <w:rPr>
+                <w:sz w:val="21"/>
+                <w:szCs w:val="21"/>
+              </w:rPr>
+              <w:t xml:space="preserve">, o </w:t>
+            </w:r>
+            <w:r>
+              <w:rPr>
+                <w:b/>
+                <w:bCs/>
+                <w:sz w:val="21"/>
+                <w:szCs w:val="21"/>
+              </w:rPr>
+              <w:t>IDL</w:t>
+            </w:r>
+            <w:r>
+              <w:rPr>
+                <w:sz w:val="21"/>
+                <w:szCs w:val="21"/>
+              </w:rPr>
+              <w:t>, que mide qué tanto los restaurantes usan las plataformas de reparto no solo como un canal de venta, sino como parte de su estrategia de posicionamiento.</w:t>
+            </w:r>
+          </w:p>
+          <w:p>
+            <w:pPr>
+              <w:spacing w:line="320" w:lineRule="auto"/>
+              <w:jc w:val="both"/>
+              <w:rPr>
+                <w:sz w:val="21"/>
+                <w:szCs w:val="21"/>
+              </w:rPr>
+            </w:pPr>
+            <w:r>
+              <w:rPr>
+                <w:sz w:val="21"/>
+                <w:szCs w:val="21"/>
+              </w:rPr>
+              <w:t>Este índice evalúa cinco aspectos: si el restaurante usa datos de delivery para tomar decisiones, si estas plataformas ayudan a atraer nuevos clientes, qué proporción de sus ventas viene por aplicaciones, si perciben el delivery como un canal rentable y con qué frecuencia revisan la información que estas plataformas les ofrecen.</w:t>
+            </w:r>
+          </w:p>
+          <w:p>
+            <w:pPr>
+              <w:spacing w:line="320" w:lineRule="auto"/>
+              <w:jc w:val="both"/>
+              <w:rPr>
+                <w:sz w:val="21"/>
+                <w:szCs w:val="21"/>
+              </w:rPr>
+            </w:pPr>
+            <w:r>
+              <w:rPr>
+                <w:sz w:val="21"/>
+                <w:szCs w:val="21"/>
+              </w:rPr>
+              <w:t>Un restaurante con IDL alto no es simplemente el que está en Rappi o DiDi. Es el que usa esos datos para ajustar su menú, definir precios, diseñar promociones y entender mejor el comportamiento de sus clientes.</w:t>
+            </w:r>
+          </w:p>
+          <w:p>
+            <w:pPr>
+              <w:spacing w:line="320" w:lineRule="auto"/>
+              <w:jc w:val="both"/>
+              <w:rPr>
+                <w:sz w:val="21"/>
+                <w:szCs w:val="21"/>
+              </w:rPr>
+            </w:pPr>
+            <w:r>
+              <w:rPr>
+                <w:sz w:val="21"/>
+                <w:szCs w:val="21"/>
+              </w:rPr>
+              <w:t xml:space="preserve">Los resultados muestran una adopción todavía limitada. En promedio, los restaurantes reportan que apenas </w:t>
+            </w:r>
+            <w:r>
+              <w:rPr>
+                <w:b/>
+                <w:bCs/>
+                <w:sz w:val="21"/>
+                <w:szCs w:val="21"/>
+              </w:rPr>
+              <w:t>1,4 de cada 10 clientes</w:t>
+            </w:r>
+            <w:r>
+              <w:rPr>
+                <w:sz w:val="21"/>
+                <w:szCs w:val="21"/>
+              </w:rPr>
+              <w:t xml:space="preserve"> llega a través de plataformas de delivery, mientras que la mayoría afirma atender a más de la mitad de sus clientes de forma presencial. Además, aunque </w:t>
+            </w:r>
+            <w:r>
+              <w:rPr>
+                <w:b/>
+                <w:bCs/>
+                <w:sz w:val="21"/>
+                <w:szCs w:val="21"/>
+              </w:rPr>
+              <w:t>34,3%</w:t>
+            </w:r>
+            <w:r>
+              <w:rPr>
+                <w:sz w:val="21"/>
+                <w:szCs w:val="21"/>
+              </w:rPr>
+              <w:t xml:space="preserve"> accede a datos de comportamiento en plataformas, solo </w:t>
+            </w:r>
+            <w:r>
+              <w:rPr>
+                <w:b/>
+                <w:bCs/>
+                <w:sz w:val="21"/>
+                <w:szCs w:val="21"/>
+              </w:rPr>
+              <w:t>14,3%</w:t>
+            </w:r>
+            <w:r>
+              <w:rPr>
+                <w:sz w:val="21"/>
+                <w:szCs w:val="21"/>
+              </w:rPr>
+              <w:t xml:space="preserve"> los usa activamente para tomar decisiones.</w:t>
+            </w:r>
+          </w:p>
+          <w:p>
+            <w:pPr>
+              <w:spacing w:line="320" w:lineRule="auto"/>
+              <w:jc w:val="both"/>
+              <w:rPr>
+                <w:sz w:val="21"/>
+                <w:szCs w:val="21"/>
+              </w:rPr>
+            </w:pPr>
+            <w:r>
+              <w:rPr>
+                <w:sz w:val="21"/>
+                <w:szCs w:val="21"/>
+              </w:rPr>
+              <w:t xml:space="preserve">El promedio del IDL es de </w:t>
+            </w:r>
+            <w:r>
+              <w:rPr>
+                <w:b/>
+                <w:bCs/>
+                <w:sz w:val="21"/>
+                <w:szCs w:val="21"/>
+              </w:rPr>
+              <w:t>2,17 sobre 10</w:t>
+            </w:r>
+            <w:r>
+              <w:rPr>
+                <w:sz w:val="21"/>
+                <w:szCs w:val="21"/>
+              </w:rPr>
+              <w:t xml:space="preserve">, lo que evidencia una baja integración del delivery dentro de la estrategia digital del nicho. Sin embargo, aparece una diferencia importante por ubicación: los restaurantes en zonas de alta concentración gastronómica presentan un IDL </w:t>
+            </w:r>
+            <w:r>
+              <w:rPr>
+                <w:b/>
+                <w:bCs/>
+                <w:sz w:val="21"/>
+                <w:szCs w:val="21"/>
+              </w:rPr>
+              <w:t>2,8 puntos mayor</w:t>
+            </w:r>
+            <w:r>
+              <w:rPr>
+                <w:sz w:val="21"/>
+                <w:szCs w:val="21"/>
+              </w:rPr>
+              <w:t xml:space="preserve"> que aquellos ubicados de forma más dispersa. Esto sugiere que, donde la competencia es más intensa, el delivery empieza a jugar un papel más relevante.</w:t>
+            </w:r>
+          </w:p>
+          <w:p>
+            <w:pPr>
+              <w:spacing w:line="320" w:lineRule="auto"/>
+              <w:jc w:val="both"/>
+              <w:rPr>
+                <w:sz w:val="21"/>
+                <w:szCs w:val="21"/>
+              </w:rPr>
+            </w:pPr>
+            <w:r>
+              <w:rPr>
+                <w:sz w:val="21"/>
+                <w:szCs w:val="21"/>
+              </w:rPr>
+              <w:t>Aun así, el panorama general muestra una barrera clara: para muchos restaurantes mediterráneos en Bogotá, las plataformas de delivery todavía no son una herramienta estratégica de posicionamiento, sino un canal complementario con baja participación, independientemente del tipo de cocina o de la ubicación.</w:t>
             </w:r>
           </w:p>
         </w:tc>
@@ -4730,39 +4154,7 @@
                 <w:sz w:val="21"/>
                 <w:szCs w:val="21"/>
               </w:rPr>
-              <w:t xml:space="preserve">Barras apiladas: </w:t>
-            </w:r>
-            <w:proofErr w:type="spellStart"/>
-            <w:r>
-              <w:rPr>
-                <w:sz w:val="21"/>
-                <w:szCs w:val="21"/>
-              </w:rPr>
-              <w:t>mix</w:t>
-            </w:r>
-            <w:proofErr w:type="spellEnd"/>
-            <w:r>
-              <w:rPr>
-                <w:sz w:val="21"/>
-                <w:szCs w:val="21"/>
-              </w:rPr>
-              <w:t xml:space="preserve"> de ventas promedio (presencial / </w:t>
-            </w:r>
-            <w:proofErr w:type="spellStart"/>
-            <w:r>
-              <w:rPr>
-                <w:sz w:val="21"/>
-                <w:szCs w:val="21"/>
-              </w:rPr>
-              <w:t>delivery</w:t>
-            </w:r>
-            <w:proofErr w:type="spellEnd"/>
-            <w:r>
-              <w:rPr>
-                <w:sz w:val="21"/>
-                <w:szCs w:val="21"/>
-              </w:rPr>
-              <w:t xml:space="preserve"> / domicilio propio). Dato destacado en grande: brecha acceso vs. uso de datos de plataformas (</w:t>
+              <w:t>Barras apiladas: mix de ventas promedio (presencial / delivery / domicilio propio). Dato destacado en grande: brecha acceso vs. uso de datos de plataformas (</w:t>
             </w:r>
             <w:r>
               <w:rPr>
@@ -4772,14 +4164,7 @@
                 <w:sz w:val="21"/>
                 <w:szCs w:val="21"/>
               </w:rPr>
-              <w:t>[DATO]%</w:t>
-            </w:r>
-            <w:r>
-              <w:rPr>
-                <w:sz w:val="21"/>
-                <w:szCs w:val="21"/>
-              </w:rPr>
-              <w:t xml:space="preserve"> vs. </w:t>
+              <w:t>34.3%</w:t>
             </w:r>
             <w:r>
               <w:rPr>
@@ -4789,7 +4174,24 @@
                 <w:sz w:val="21"/>
                 <w:szCs w:val="21"/>
               </w:rPr>
-              <w:t>[DATO]%</w:t>
+              <w:t xml:space="preserve"> </w:t>
+            </w:r>
+            <w:r>
+              <w:rPr>
+                <w:sz w:val="21"/>
+                <w:szCs w:val="21"/>
+              </w:rPr>
+              <w:t xml:space="preserve">vs. </w:t>
+            </w:r>
+            <w:r>
+              <w:rPr>
+                <w:b/>
+                <w:bCs/>
+                <w:color w:val="C00000"/>
+                <w:sz w:val="21"/>
+                <w:szCs w:val="21"/>
+              </w:rPr>
+              <w:t>14.3%</w:t>
             </w:r>
             <w:r>
               <w:rPr>
@@ -4831,6 +4233,7 @@
                 <w:sz w:val="20"/>
                 <w:szCs w:val="20"/>
               </w:rPr>
+              <w:lastRenderedPageBreak/>
               <w:t>RECURSO</w:t>
             </w:r>
           </w:p>
@@ -4861,23 +4264,7 @@
                 <w:sz w:val="21"/>
                 <w:szCs w:val="21"/>
               </w:rPr>
-              <w:t xml:space="preserve">Desglose animado de componentes IDL + barras apiladas de </w:t>
-            </w:r>
-            <w:proofErr w:type="spellStart"/>
-            <w:r>
-              <w:rPr>
-                <w:sz w:val="21"/>
-                <w:szCs w:val="21"/>
-              </w:rPr>
-              <w:t>mix</w:t>
-            </w:r>
-            <w:proofErr w:type="spellEnd"/>
-            <w:r>
-              <w:rPr>
-                <w:sz w:val="21"/>
-                <w:szCs w:val="21"/>
-              </w:rPr>
-              <w:t xml:space="preserve"> de ventas + mapa de Bogotá coloreado por IDL (misma base que E5, crea consistencia visual).</w:t>
+              <w:t>Desglose animado de componentes IDL + barras apiladas de mix de ventas + mapa de Bogotá coloreado por IDL (misma base que E5, crea consistencia visual).</w:t>
             </w:r>
           </w:p>
         </w:tc>
@@ -4942,23 +4329,7 @@
                 <w:sz w:val="21"/>
                 <w:szCs w:val="21"/>
               </w:rPr>
-              <w:t xml:space="preserve">La brecha 'acceso vs. uso de datos' es el </w:t>
-            </w:r>
-            <w:proofErr w:type="spellStart"/>
-            <w:r>
-              <w:rPr>
-                <w:sz w:val="21"/>
-                <w:szCs w:val="21"/>
-              </w:rPr>
-              <w:t>insight</w:t>
-            </w:r>
-            <w:proofErr w:type="spellEnd"/>
-            <w:r>
-              <w:rPr>
-                <w:sz w:val="21"/>
-                <w:szCs w:val="21"/>
-              </w:rPr>
-              <w:t xml:space="preserve"> más poderoso de este eje — darle pausa y énfasis vocal. La frase flotante puede permanecer 2–3 segundos después del narrador. Si la diferencia geográfica en IDL es pequeña, el narrador puede decirlo explícitamente: ese también es un hallazgo.</w:t>
+              <w:t>La brecha 'acceso vs. uso de datos' es el insight más poderoso de este eje — darle pausa y énfasis vocal. La frase flotante puede permanecer 2–3 segundos después del narrador. Si la diferencia geográfica en IDL es pequeña, el narrador puede decirlo explícitamente: ese también es un hallazgo.</w:t>
             </w:r>
           </w:p>
         </w:tc>
@@ -5069,295 +4440,342 @@
                 <w:sz w:val="20"/>
                 <w:szCs w:val="20"/>
               </w:rPr>
+              <w:t>NARRACIÓN</w:t>
+            </w:r>
+          </w:p>
+        </w:tc>
+        <w:tc>
+          <w:tcPr>
+            <w:tcW w:w="7760" w:type="dxa"/>
+            <w:tcBorders>
+              <w:top w:val="single" w:sz="1" w:space="0" w:color="CCCCCC"/>
+              <w:left w:val="single" w:sz="1" w:space="0" w:color="CCCCCC"/>
+              <w:bottom w:val="single" w:sz="1" w:space="0" w:color="CCCCCC"/>
+              <w:right w:val="single" w:sz="1" w:space="0" w:color="CCCCCC"/>
+            </w:tcBorders>
+            <w:tcMar>
+              <w:top w:w="100" w:type="dxa"/>
+              <w:left w:w="160" w:type="dxa"/>
+              <w:bottom w:w="100" w:type="dxa"/>
+              <w:right w:w="160" w:type="dxa"/>
+            </w:tcMar>
+          </w:tcPr>
+          <w:p>
+            <w:pPr>
+              <w:spacing w:line="320" w:lineRule="auto"/>
+              <w:jc w:val="both"/>
+              <w:rPr>
+                <w:sz w:val="21"/>
+                <w:szCs w:val="21"/>
+              </w:rPr>
+            </w:pPr>
+            <w:r>
+              <w:rPr>
+                <w:sz w:val="21"/>
+                <w:szCs w:val="21"/>
+              </w:rPr>
+              <w:t xml:space="preserve">Y si la adopción del delivery todavía es limitada, hay algo que ningún restaurante puede evitar: </w:t>
+            </w:r>
+            <w:r>
+              <w:rPr>
+                <w:b/>
+                <w:bCs/>
+                <w:sz w:val="21"/>
+                <w:szCs w:val="21"/>
+              </w:rPr>
+              <w:t>que sus clientes opinen</w:t>
+            </w:r>
+            <w:r>
+              <w:rPr>
+                <w:sz w:val="21"/>
+                <w:szCs w:val="21"/>
+              </w:rPr>
+              <w:t>.</w:t>
+            </w:r>
+          </w:p>
+          <w:p>
+            <w:pPr>
+              <w:spacing w:line="320" w:lineRule="auto"/>
+              <w:jc w:val="both"/>
+              <w:rPr>
+                <w:sz w:val="21"/>
+                <w:szCs w:val="21"/>
+              </w:rPr>
+            </w:pPr>
+            <w:r>
+              <w:rPr>
+                <w:sz w:val="21"/>
+                <w:szCs w:val="21"/>
+              </w:rPr>
+              <w:t xml:space="preserve">Las reseñas en Google Maps y TripAdvisor están ahí aunque el restaurante no las gestione, aunque el dueño no las revise o aunque no respondan a tiempo. Y en un nicho como la cocina mediterránea, que para muchos consumidores en Bogotá todavía puede ser menos familiar, esa reputación acumulada cumple una función clave: </w:t>
+            </w:r>
+            <w:r>
+              <w:rPr>
+                <w:b/>
+                <w:bCs/>
+                <w:sz w:val="21"/>
+                <w:szCs w:val="21"/>
+              </w:rPr>
+              <w:t>informa, genera confianza y también puede convencer o disuadir</w:t>
+            </w:r>
+            <w:r>
+              <w:rPr>
+                <w:sz w:val="21"/>
+                <w:szCs w:val="21"/>
+              </w:rPr>
+              <w:t>.</w:t>
+            </w:r>
+          </w:p>
+          <w:p>
+            <w:pPr>
+              <w:spacing w:line="320" w:lineRule="auto"/>
+              <w:jc w:val="both"/>
+              <w:rPr>
+                <w:sz w:val="21"/>
+                <w:szCs w:val="21"/>
+              </w:rPr>
+            </w:pPr>
+            <w:r>
+              <w:rPr>
+                <w:sz w:val="21"/>
+                <w:szCs w:val="21"/>
+              </w:rPr>
+              <w:t xml:space="preserve">Por eso construimos el </w:t>
+            </w:r>
+            <w:r>
+              <w:rPr>
+                <w:b/>
+                <w:bCs/>
+                <w:sz w:val="21"/>
+                <w:szCs w:val="21"/>
+              </w:rPr>
+              <w:t>Índice de Plataformas de Opinión</w:t>
+            </w:r>
+            <w:r>
+              <w:rPr>
+                <w:sz w:val="21"/>
+                <w:szCs w:val="21"/>
+              </w:rPr>
+              <w:t xml:space="preserve">, o </w:t>
+            </w:r>
+            <w:r>
+              <w:rPr>
+                <w:b/>
+                <w:bCs/>
+                <w:sz w:val="21"/>
+                <w:szCs w:val="21"/>
+              </w:rPr>
+              <w:t>IPO</w:t>
+            </w:r>
+            <w:r>
+              <w:rPr>
+                <w:sz w:val="21"/>
+                <w:szCs w:val="21"/>
+              </w:rPr>
+              <w:t>, el índice más robusto del análisis. A diferencia de los otros, este combina lo que los restaurantes reportan en la encuesta con datos observados directamente en Google Maps y TripAdvisor.</w:t>
+            </w:r>
+          </w:p>
+          <w:p>
+            <w:pPr>
+              <w:spacing w:line="320" w:lineRule="auto"/>
+              <w:jc w:val="both"/>
+              <w:rPr>
+                <w:sz w:val="21"/>
+                <w:szCs w:val="21"/>
+              </w:rPr>
+            </w:pPr>
+            <w:r>
+              <w:rPr>
+                <w:sz w:val="21"/>
+                <w:szCs w:val="21"/>
+              </w:rPr>
+              <w:t>El IPO mide aspectos como la inversión en Google Ads, la importancia de estas plataformas como canal de descubrimiento, el número de reseñas, la calificación promedio, la presencia en TripAdvisor y el uso de inteligencia artificial para gestionar opiniones. En otras palabras, no mide solo cuántas estrellas tiene un restaurante, sino qué tan sólida es su reputación digital.</w:t>
+            </w:r>
+          </w:p>
+          <w:p>
+            <w:pPr>
+              <w:spacing w:line="320" w:lineRule="auto"/>
+              <w:jc w:val="both"/>
+              <w:rPr>
+                <w:sz w:val="21"/>
+                <w:szCs w:val="21"/>
+              </w:rPr>
+            </w:pPr>
+            <w:r>
+              <w:rPr>
+                <w:sz w:val="21"/>
+                <w:szCs w:val="21"/>
+              </w:rPr>
+              <w:t xml:space="preserve">Los datos muestran que este es el eje con mayor desarrollo dentro del nicho. En promedio, los restaurantes tienen </w:t>
+            </w:r>
+            <w:r>
+              <w:rPr>
+                <w:b/>
+                <w:bCs/>
+                <w:sz w:val="21"/>
+                <w:szCs w:val="21"/>
+              </w:rPr>
+              <w:t>1.316 reseñas en Google Maps</w:t>
+            </w:r>
+            <w:r>
+              <w:rPr>
+                <w:sz w:val="21"/>
+                <w:szCs w:val="21"/>
+              </w:rPr>
+              <w:t xml:space="preserve"> y una calificación promedio de </w:t>
+            </w:r>
+            <w:r>
+              <w:rPr>
+                <w:b/>
+                <w:bCs/>
+                <w:sz w:val="21"/>
+                <w:szCs w:val="21"/>
+              </w:rPr>
+              <w:t>4,52 estrellas</w:t>
+            </w:r>
+            <w:r>
+              <w:rPr>
+                <w:sz w:val="21"/>
+                <w:szCs w:val="21"/>
+              </w:rPr>
+              <w:t xml:space="preserve">. Además, </w:t>
+            </w:r>
+            <w:r>
+              <w:rPr>
+                <w:b/>
+                <w:bCs/>
+                <w:sz w:val="21"/>
+                <w:szCs w:val="21"/>
+              </w:rPr>
+              <w:t>82,9%</w:t>
+            </w:r>
+            <w:r>
+              <w:rPr>
+                <w:sz w:val="21"/>
+                <w:szCs w:val="21"/>
+              </w:rPr>
+              <w:t xml:space="preserve"> cuenta con perfil activo en TripAdvisor. En la distribución del índice, </w:t>
+            </w:r>
+            <w:r>
+              <w:rPr>
+                <w:b/>
+                <w:bCs/>
+                <w:sz w:val="21"/>
+                <w:szCs w:val="21"/>
+              </w:rPr>
+              <w:t>11,4%</w:t>
+            </w:r>
+            <w:r>
+              <w:rPr>
+                <w:sz w:val="21"/>
+                <w:szCs w:val="21"/>
+              </w:rPr>
+              <w:t xml:space="preserve"> de los restaurantes tiene un IPO bajo, </w:t>
+            </w:r>
+            <w:r>
+              <w:rPr>
+                <w:b/>
+                <w:bCs/>
+                <w:sz w:val="21"/>
+                <w:szCs w:val="21"/>
+              </w:rPr>
+              <w:t>48,6%</w:t>
+            </w:r>
+            <w:r>
+              <w:rPr>
+                <w:sz w:val="21"/>
+                <w:szCs w:val="21"/>
+              </w:rPr>
+              <w:t xml:space="preserve"> un IPO medio y </w:t>
+            </w:r>
+            <w:r>
+              <w:rPr>
+                <w:b/>
+                <w:bCs/>
+                <w:sz w:val="21"/>
+                <w:szCs w:val="21"/>
+              </w:rPr>
+              <w:t>40%</w:t>
+            </w:r>
+            <w:r>
+              <w:rPr>
+                <w:sz w:val="21"/>
+                <w:szCs w:val="21"/>
+              </w:rPr>
+              <w:t xml:space="preserve"> un IPO alto.</w:t>
+            </w:r>
+          </w:p>
+          <w:p>
+            <w:pPr>
+              <w:spacing w:line="320" w:lineRule="auto"/>
+              <w:jc w:val="both"/>
+              <w:rPr>
+                <w:sz w:val="21"/>
+                <w:szCs w:val="21"/>
+              </w:rPr>
+            </w:pPr>
+            <w:r>
+              <w:rPr>
+                <w:sz w:val="21"/>
+                <w:szCs w:val="21"/>
+              </w:rPr>
+              <w:t xml:space="preserve">La comparación por ubicación también muestra una diferencia importante. Entre los restaurantes con </w:t>
+            </w:r>
+            <w:r>
+              <w:rPr>
+                <w:b/>
+                <w:bCs/>
+                <w:sz w:val="21"/>
+                <w:szCs w:val="21"/>
+              </w:rPr>
+              <w:t>IPO alto</w:t>
+            </w:r>
+            <w:r>
+              <w:rPr>
+                <w:sz w:val="21"/>
+                <w:szCs w:val="21"/>
+              </w:rPr>
+              <w:t xml:space="preserve">, el </w:t>
+            </w:r>
+            <w:r>
+              <w:rPr>
+                <w:b/>
+                <w:bCs/>
+                <w:sz w:val="21"/>
+                <w:szCs w:val="21"/>
+              </w:rPr>
+              <w:t>78,57%</w:t>
+            </w:r>
+            <w:r>
+              <w:rPr>
+                <w:sz w:val="21"/>
+                <w:szCs w:val="21"/>
+              </w:rPr>
+              <w:t xml:space="preserve"> está ubicado en zonas de alta concentración gastronómica, mientras que solo el </w:t>
+            </w:r>
+            <w:r>
+              <w:rPr>
+                <w:b/>
+                <w:bCs/>
+                <w:sz w:val="21"/>
+                <w:szCs w:val="21"/>
+              </w:rPr>
+              <w:t>21,43%</w:t>
+            </w:r>
+            <w:r>
+              <w:rPr>
+                <w:sz w:val="21"/>
+                <w:szCs w:val="21"/>
+              </w:rPr>
+              <w:t xml:space="preserve"> se encuentra en zonas dispersas. Además, ningún restaurante de estas zonas concentradas aparece en el nivel bajo del índice. Esto sugiere que, donde hay más competencia, la reputación digital se vuelve todavía más importante: no basta con tener buenas </w:t>
+            </w:r>
+            <w:r>
+              <w:rPr>
+                <w:sz w:val="21"/>
+                <w:szCs w:val="21"/>
+              </w:rPr>
               <w:lastRenderedPageBreak/>
-              <w:t>NARRACIÓN</w:t>
-            </w:r>
-          </w:p>
-        </w:tc>
-        <w:tc>
-          <w:tcPr>
-            <w:tcW w:w="7760" w:type="dxa"/>
-            <w:tcBorders>
-              <w:top w:val="single" w:sz="1" w:space="0" w:color="CCCCCC"/>
-              <w:left w:val="single" w:sz="1" w:space="0" w:color="CCCCCC"/>
-              <w:bottom w:val="single" w:sz="1" w:space="0" w:color="CCCCCC"/>
-              <w:right w:val="single" w:sz="1" w:space="0" w:color="CCCCCC"/>
-            </w:tcBorders>
-            <w:tcMar>
-              <w:top w:w="100" w:type="dxa"/>
-              <w:left w:w="160" w:type="dxa"/>
-              <w:bottom w:w="100" w:type="dxa"/>
-              <w:right w:w="160" w:type="dxa"/>
-            </w:tcMar>
-          </w:tcPr>
-          <w:p>
-            <w:pPr>
-              <w:spacing w:line="320" w:lineRule="auto"/>
-              <w:jc w:val="both"/>
-              <w:rPr>
-                <w:sz w:val="21"/>
-                <w:szCs w:val="21"/>
-              </w:rPr>
-            </w:pPr>
-            <w:r>
-              <w:rPr>
-                <w:sz w:val="21"/>
-                <w:szCs w:val="21"/>
-              </w:rPr>
-              <w:t xml:space="preserve">Y si la barrera al </w:t>
-            </w:r>
-            <w:proofErr w:type="spellStart"/>
-            <w:r>
-              <w:rPr>
-                <w:sz w:val="21"/>
-                <w:szCs w:val="21"/>
-              </w:rPr>
-              <w:t>delivery</w:t>
-            </w:r>
-            <w:proofErr w:type="spellEnd"/>
-            <w:r>
-              <w:rPr>
-                <w:sz w:val="21"/>
-                <w:szCs w:val="21"/>
-              </w:rPr>
-              <w:t xml:space="preserve"> es generalizada, hay algo que ningún restaurante puede evitar</w:t>
-            </w:r>
-            <w:r>
-              <w:rPr>
-                <w:sz w:val="21"/>
-                <w:szCs w:val="21"/>
-              </w:rPr>
-              <w:t xml:space="preserve">, </w:t>
-            </w:r>
-            <w:r>
-              <w:rPr>
-                <w:sz w:val="21"/>
-                <w:szCs w:val="21"/>
-              </w:rPr>
-              <w:t xml:space="preserve">que sus clientes opinen. Las reseñas en Google </w:t>
-            </w:r>
-            <w:proofErr w:type="spellStart"/>
-            <w:r>
-              <w:rPr>
-                <w:sz w:val="21"/>
-                <w:szCs w:val="21"/>
-              </w:rPr>
-              <w:t>Maps</w:t>
-            </w:r>
-            <w:proofErr w:type="spellEnd"/>
-            <w:r>
-              <w:rPr>
-                <w:sz w:val="21"/>
-                <w:szCs w:val="21"/>
-              </w:rPr>
-              <w:t xml:space="preserve"> y TripAdvisor están ahí aunque nadie las gestione, aunque el dueño ni las lea. Y para la cocina mediterránea, un nicho que muchos bogotanos todavía no conocen bien, esa reputación acumulada no solo informa: convence. O disuade. </w:t>
-            </w:r>
-          </w:p>
-          <w:p>
-            <w:pPr>
-              <w:spacing w:line="320" w:lineRule="auto"/>
-              <w:jc w:val="both"/>
-            </w:pPr>
-            <w:r>
-              <w:rPr>
-                <w:sz w:val="21"/>
-                <w:szCs w:val="21"/>
-              </w:rPr>
-              <w:t>Eso es lo que mide el tercer eje, el Índice de Plataformas de Opinión, o IPO</w:t>
-            </w:r>
-            <w:r>
-              <w:rPr>
-                <w:sz w:val="21"/>
-                <w:szCs w:val="21"/>
-              </w:rPr>
-              <w:t>,</w:t>
-            </w:r>
-            <w:r>
-              <w:rPr>
-                <w:sz w:val="21"/>
-                <w:szCs w:val="21"/>
-              </w:rPr>
-              <w:t xml:space="preserve"> el índice más robusto del análisis</w:t>
-            </w:r>
-            <w:r>
-              <w:rPr>
-                <w:sz w:val="21"/>
-                <w:szCs w:val="21"/>
-              </w:rPr>
-              <w:t xml:space="preserve"> ya que, </w:t>
-            </w:r>
-            <w:r>
-              <w:rPr>
-                <w:sz w:val="21"/>
-                <w:szCs w:val="21"/>
-              </w:rPr>
-              <w:t xml:space="preserve">combina datos de la encuesta con datos observados directamente en Google </w:t>
-            </w:r>
-            <w:proofErr w:type="spellStart"/>
-            <w:r>
-              <w:rPr>
-                <w:sz w:val="21"/>
-                <w:szCs w:val="21"/>
-              </w:rPr>
-              <w:t>Maps</w:t>
-            </w:r>
-            <w:proofErr w:type="spellEnd"/>
-            <w:r>
-              <w:rPr>
-                <w:sz w:val="21"/>
-                <w:szCs w:val="21"/>
-              </w:rPr>
-              <w:t xml:space="preserve"> y TripAdvisor. Sus ocho componentes incluyen inversión en Google </w:t>
-            </w:r>
-            <w:proofErr w:type="spellStart"/>
-            <w:r>
-              <w:rPr>
-                <w:sz w:val="21"/>
-                <w:szCs w:val="21"/>
-              </w:rPr>
-              <w:t>Ads</w:t>
-            </w:r>
-            <w:proofErr w:type="spellEnd"/>
-            <w:r>
-              <w:rPr>
-                <w:sz w:val="21"/>
-                <w:szCs w:val="21"/>
-              </w:rPr>
-              <w:t xml:space="preserve">, canal de descubrimiento principal, número de reseñas, calificación promedio, presencia en TripAdvisor, reseñas y calificación en esa plataforma, y uso de IA para gestionar reseñas. El puntaje máximo es 18. Para la cocina mediterránea, cuya propuesta es culturalmente menos familiar en Bogotá que la italiana o la japonesa, las reseñas cumplen una función adicional: </w:t>
-            </w:r>
-            <w:r>
-              <w:rPr>
-                <w:b/>
-                <w:bCs/>
-                <w:sz w:val="21"/>
-                <w:szCs w:val="21"/>
-              </w:rPr>
-              <w:t>no solo informan — legitiman</w:t>
-            </w:r>
-            <w:r>
-              <w:rPr>
-                <w:sz w:val="21"/>
-                <w:szCs w:val="21"/>
-              </w:rPr>
-              <w:t xml:space="preserve">. El consumidor que no conoce la moussaka necesita más señales de confianza para decidir. El promedio de reseñas en Google </w:t>
-            </w:r>
-            <w:proofErr w:type="spellStart"/>
-            <w:r>
-              <w:rPr>
-                <w:sz w:val="21"/>
-                <w:szCs w:val="21"/>
-              </w:rPr>
-              <w:t>Maps</w:t>
-            </w:r>
-            <w:proofErr w:type="spellEnd"/>
-            <w:r>
-              <w:rPr>
-                <w:sz w:val="21"/>
-                <w:szCs w:val="21"/>
-              </w:rPr>
-              <w:t xml:space="preserve"> es </w:t>
-            </w:r>
-            <w:r>
-              <w:rPr>
-                <w:b/>
-                <w:bCs/>
-                <w:color w:val="C00000"/>
-                <w:sz w:val="21"/>
-                <w:szCs w:val="21"/>
-              </w:rPr>
-              <w:t>[DATO]</w:t>
-            </w:r>
-            <w:r>
-              <w:rPr>
-                <w:sz w:val="21"/>
-                <w:szCs w:val="21"/>
-              </w:rPr>
-              <w:t xml:space="preserve">, con calificación promedio de </w:t>
-            </w:r>
-            <w:r>
-              <w:rPr>
-                <w:b/>
-                <w:bCs/>
-                <w:color w:val="C00000"/>
-                <w:sz w:val="21"/>
-                <w:szCs w:val="21"/>
-              </w:rPr>
-              <w:t>[DATO]</w:t>
-            </w:r>
-            <w:r>
-              <w:rPr>
-                <w:sz w:val="21"/>
-                <w:szCs w:val="21"/>
-              </w:rPr>
-              <w:t xml:space="preserve"> estrellas. </w:t>
-            </w:r>
-            <w:r>
-              <w:rPr>
-                <w:b/>
-                <w:bCs/>
-                <w:color w:val="C00000"/>
-                <w:sz w:val="21"/>
-                <w:szCs w:val="21"/>
-              </w:rPr>
-              <w:t>[DATO]%</w:t>
-            </w:r>
-            <w:r>
-              <w:rPr>
-                <w:sz w:val="21"/>
-                <w:szCs w:val="21"/>
-              </w:rPr>
-              <w:t xml:space="preserve"> tiene perfil activo en TripAdvisor. Distribución del IPO: </w:t>
-            </w:r>
-            <w:r>
-              <w:rPr>
-                <w:b/>
-                <w:bCs/>
-                <w:color w:val="C00000"/>
-                <w:sz w:val="21"/>
-                <w:szCs w:val="21"/>
-              </w:rPr>
-              <w:t>[DATO]%</w:t>
-            </w:r>
-            <w:r>
-              <w:rPr>
-                <w:sz w:val="21"/>
-                <w:szCs w:val="21"/>
-              </w:rPr>
-              <w:t xml:space="preserve"> bajo, </w:t>
-            </w:r>
-            <w:r>
-              <w:rPr>
-                <w:b/>
-                <w:bCs/>
-                <w:color w:val="C00000"/>
-                <w:sz w:val="21"/>
-                <w:szCs w:val="21"/>
-              </w:rPr>
-              <w:t>[DATO]%</w:t>
-            </w:r>
-            <w:r>
-              <w:rPr>
-                <w:sz w:val="21"/>
-                <w:szCs w:val="21"/>
-              </w:rPr>
-              <w:t xml:space="preserve"> medio, </w:t>
-            </w:r>
-            <w:r>
-              <w:rPr>
-                <w:b/>
-                <w:bCs/>
-                <w:color w:val="C00000"/>
-                <w:sz w:val="21"/>
-                <w:szCs w:val="21"/>
-              </w:rPr>
-              <w:t>[DATO]%</w:t>
-            </w:r>
-            <w:r>
-              <w:rPr>
-                <w:sz w:val="21"/>
-                <w:szCs w:val="21"/>
-              </w:rPr>
-              <w:t xml:space="preserve"> alto.</w:t>
+              <w:t>reseñas, hay que acumularlas, sostenerlas y convertirlas en una señal visible de confianza para el consumidor.</w:t>
             </w:r>
           </w:p>
         </w:tc>
@@ -5392,6 +4810,7 @@
                 <w:sz w:val="20"/>
                 <w:szCs w:val="20"/>
               </w:rPr>
+              <w:lastRenderedPageBreak/>
               <w:t>VISUAL</w:t>
             </w:r>
           </w:p>
@@ -5422,71 +4841,7 @@
                 <w:sz w:val="21"/>
                 <w:szCs w:val="21"/>
               </w:rPr>
-              <w:t xml:space="preserve">Animación de los ocho componentes del IPO con puntajes: P5 Google </w:t>
-            </w:r>
-            <w:proofErr w:type="spellStart"/>
-            <w:r>
-              <w:rPr>
-                <w:sz w:val="21"/>
-                <w:szCs w:val="21"/>
-              </w:rPr>
-              <w:t>Ads</w:t>
-            </w:r>
-            <w:proofErr w:type="spellEnd"/>
-            <w:r>
-              <w:rPr>
-                <w:sz w:val="21"/>
-                <w:szCs w:val="21"/>
-              </w:rPr>
-              <w:t xml:space="preserve"> (2pt) + P8 canal Google/</w:t>
-            </w:r>
-            <w:proofErr w:type="spellStart"/>
-            <w:r>
-              <w:rPr>
-                <w:sz w:val="21"/>
-                <w:szCs w:val="21"/>
-              </w:rPr>
-              <w:t>Maps</w:t>
-            </w:r>
-            <w:proofErr w:type="spellEnd"/>
-            <w:r>
-              <w:rPr>
-                <w:sz w:val="21"/>
-                <w:szCs w:val="21"/>
-              </w:rPr>
-              <w:t xml:space="preserve"> (2pt) + reseñas Google (3pt) + calificación Google (2pt) + presencia TripAdvisor (1pt) + reseñas TripAdvisor (3pt) + calificación TripAdvisor (2pt) + P13b IA reseñas (3pt) = 18 pts. Captura estilizada de perfiles reales de Google </w:t>
-            </w:r>
-            <w:proofErr w:type="spellStart"/>
-            <w:r>
-              <w:rPr>
-                <w:sz w:val="21"/>
-                <w:szCs w:val="21"/>
-              </w:rPr>
-              <w:t>Maps</w:t>
-            </w:r>
-            <w:proofErr w:type="spellEnd"/>
-            <w:r>
-              <w:rPr>
-                <w:sz w:val="21"/>
-                <w:szCs w:val="21"/>
-              </w:rPr>
-              <w:t xml:space="preserve"> de restaurantes mediterráneos bogotanos. Distribución IPO bajo/medio/alto. Mapa de Bogotá (misma base, ahora coloreado por IPO). </w:t>
-            </w:r>
-            <w:proofErr w:type="spellStart"/>
-            <w:r>
-              <w:rPr>
-                <w:sz w:val="21"/>
-                <w:szCs w:val="21"/>
-              </w:rPr>
-              <w:t>Mini-montaje</w:t>
-            </w:r>
-            <w:proofErr w:type="spellEnd"/>
-            <w:r>
-              <w:rPr>
-                <w:sz w:val="21"/>
-                <w:szCs w:val="21"/>
-              </w:rPr>
-              <w:t xml:space="preserve"> de cierre geográfico: tres mapas en secuencia rápida — IRS → IDL → IPO — para mostrar la consistencia del patrón.</w:t>
+              <w:t>Animación de los ocho componentes del IPO con puntajes: P5 Google Ads (2pt) + P8 canal Google/Maps (2pt) + reseñas Google (3pt) + calificación Google (2pt) + presencia TripAdvisor (1pt) + reseñas TripAdvisor (3pt) + calificación TripAdvisor (2pt) + P13b IA reseñas (3pt) = 18 pts. Captura estilizada de perfiles reales de Google Maps de restaurantes mediterráneos bogotanos. Distribución IPO bajo/medio/alto. Mapa de Bogotá (misma base, ahora coloreado por IPO). Mini-montaje de cierre geográfico: tres mapas en secuencia rápida — IRS → IDL → IPO — para mostrar la consistencia del patrón.</w:t>
             </w:r>
           </w:p>
         </w:tc>
@@ -5551,39 +4906,7 @@
                 <w:sz w:val="21"/>
                 <w:szCs w:val="21"/>
               </w:rPr>
-              <w:t xml:space="preserve">Desglose animado de componentes IPO + capturas reales de Google </w:t>
-            </w:r>
-            <w:proofErr w:type="spellStart"/>
-            <w:r>
-              <w:rPr>
-                <w:sz w:val="21"/>
-                <w:szCs w:val="21"/>
-              </w:rPr>
-              <w:t>Maps</w:t>
-            </w:r>
-            <w:proofErr w:type="spellEnd"/>
-            <w:r>
-              <w:rPr>
-                <w:sz w:val="21"/>
-                <w:szCs w:val="21"/>
-              </w:rPr>
-              <w:t xml:space="preserve"> + tercer mapa de la serie geográfica + </w:t>
-            </w:r>
-            <w:proofErr w:type="spellStart"/>
-            <w:r>
-              <w:rPr>
-                <w:sz w:val="21"/>
-                <w:szCs w:val="21"/>
-              </w:rPr>
-              <w:t>mini-montaje</w:t>
-            </w:r>
-            <w:proofErr w:type="spellEnd"/>
-            <w:r>
-              <w:rPr>
-                <w:sz w:val="21"/>
-                <w:szCs w:val="21"/>
-              </w:rPr>
-              <w:t xml:space="preserve"> de los tres mapas en secuencia.</w:t>
+              <w:t>Desglose animado de componentes IPO + capturas reales de Google Maps + tercer mapa de la serie geográfica + mini-montaje de los tres mapas en secuencia.</w:t>
             </w:r>
           </w:p>
         </w:tc>
@@ -5648,23 +4971,7 @@
                 <w:sz w:val="21"/>
                 <w:szCs w:val="21"/>
               </w:rPr>
-              <w:t xml:space="preserve">El </w:t>
-            </w:r>
-            <w:proofErr w:type="spellStart"/>
-            <w:r>
-              <w:rPr>
-                <w:sz w:val="21"/>
-                <w:szCs w:val="21"/>
-              </w:rPr>
-              <w:t>mini-montaje</w:t>
-            </w:r>
-            <w:proofErr w:type="spellEnd"/>
-            <w:r>
-              <w:rPr>
-                <w:sz w:val="21"/>
-                <w:szCs w:val="21"/>
-              </w:rPr>
-              <w:t xml:space="preserve"> de los tres mapas en secuencia es el remate visual del análisis de índices: muestra que el patrón geográfico es transversal, no accidental. Puede ir acompañado de una frase del narrador: 'En los tres índices, el patrón geográfico aparece.' Énfasis especial en la función de legitimación de las reseñas para el nicho mediterráneo.</w:t>
+              <w:t>El mini-montaje de los tres mapas en secuencia es el remate visual del análisis de índices: muestra que el patrón geográfico es transversal, no accidental. Puede ir acompañado de una frase del narrador: 'En los tres índices, el patrón geográfico aparece.' Énfasis especial en la función de legitimación de las reseñas para el nicho mediterráneo.</w:t>
             </w:r>
           </w:p>
         </w:tc>
@@ -5775,179 +5082,197 @@
                 <w:sz w:val="20"/>
                 <w:szCs w:val="20"/>
               </w:rPr>
+              <w:t>NARRACIÓN</w:t>
+            </w:r>
+          </w:p>
+        </w:tc>
+        <w:tc>
+          <w:tcPr>
+            <w:tcW w:w="7760" w:type="dxa"/>
+            <w:tcBorders>
+              <w:top w:val="single" w:sz="1" w:space="0" w:color="CCCCCC"/>
+              <w:left w:val="single" w:sz="1" w:space="0" w:color="CCCCCC"/>
+              <w:bottom w:val="single" w:sz="1" w:space="0" w:color="CCCCCC"/>
+              <w:right w:val="single" w:sz="1" w:space="0" w:color="CCCCCC"/>
+            </w:tcBorders>
+            <w:tcMar>
+              <w:top w:w="100" w:type="dxa"/>
+              <w:left w:w="160" w:type="dxa"/>
+              <w:bottom w:w="100" w:type="dxa"/>
+              <w:right w:w="160" w:type="dxa"/>
+            </w:tcMar>
+          </w:tcPr>
+          <w:p>
+            <w:pPr>
+              <w:spacing w:line="320" w:lineRule="auto"/>
+              <w:jc w:val="both"/>
+              <w:rPr>
+                <w:sz w:val="21"/>
+                <w:szCs w:val="21"/>
+              </w:rPr>
+            </w:pPr>
+            <w:r>
+              <w:rPr>
+                <w:sz w:val="21"/>
+                <w:szCs w:val="21"/>
+              </w:rPr>
+              <w:t>El análisis no termina en el presente. También quisimos entender cómo los propietarios imaginan el futuro de su posicionamiento y qué lugar le dan a la inteligencia artificial dentro de ese proceso.</w:t>
+            </w:r>
+          </w:p>
+          <w:p>
+            <w:pPr>
+              <w:spacing w:line="320" w:lineRule="auto"/>
+              <w:jc w:val="both"/>
+              <w:rPr>
+                <w:sz w:val="21"/>
+                <w:szCs w:val="21"/>
+              </w:rPr>
+            </w:pPr>
+            <w:r>
+              <w:rPr>
+                <w:sz w:val="21"/>
+                <w:szCs w:val="21"/>
+              </w:rPr>
+              <w:t xml:space="preserve">La IA aparece de forma transversal en el estudio: en redes sociales, como apoyo para crear contenido o automatizar publicaciones; en plataformas de opinión, como posible herramienta para gestionar reseñas; y en la administración cotidiana, a través de herramientas como ChatGPT, Claude, Gemini o Canva AI. De hecho, </w:t>
+            </w:r>
+            <w:r>
+              <w:rPr>
+                <w:b/>
+                <w:bCs/>
+                <w:sz w:val="21"/>
+                <w:szCs w:val="21"/>
+              </w:rPr>
+              <w:t>82,9% de los restaurantes ya usa alguna herramienta de inteligencia artificial</w:t>
+            </w:r>
+            <w:r>
+              <w:rPr>
+                <w:sz w:val="21"/>
+                <w:szCs w:val="21"/>
+              </w:rPr>
+              <w:t>, especialmente aquellas integradas en plataformas como Canva AI o Meta AI.</w:t>
+            </w:r>
+          </w:p>
+          <w:p>
+            <w:pPr>
+              <w:spacing w:line="320" w:lineRule="auto"/>
+              <w:jc w:val="both"/>
+              <w:rPr>
+                <w:sz w:val="21"/>
+                <w:szCs w:val="21"/>
+              </w:rPr>
+            </w:pPr>
+            <w:r>
+              <w:rPr>
+                <w:sz w:val="21"/>
+                <w:szCs w:val="21"/>
+              </w:rPr>
+              <w:t xml:space="preserve">Pero cuando les preguntamos cuál será el factor más determinante para posicionarse en los próximos años, aparece un resultado muy revelador. Solo </w:t>
+            </w:r>
+            <w:r>
+              <w:rPr>
+                <w:b/>
+                <w:bCs/>
+                <w:sz w:val="21"/>
+                <w:szCs w:val="21"/>
+              </w:rPr>
+              <w:t>14,29%</w:t>
+            </w:r>
+            <w:r>
+              <w:rPr>
+                <w:sz w:val="21"/>
+                <w:szCs w:val="21"/>
+              </w:rPr>
+              <w:t xml:space="preserve"> señala la presencia y reputación digital, y apenas </w:t>
+            </w:r>
+            <w:r>
+              <w:rPr>
+                <w:b/>
+                <w:bCs/>
+                <w:sz w:val="21"/>
+                <w:szCs w:val="21"/>
+              </w:rPr>
+              <w:t>8,57%</w:t>
+            </w:r>
+            <w:r>
+              <w:rPr>
+                <w:sz w:val="21"/>
+                <w:szCs w:val="21"/>
+              </w:rPr>
+              <w:t xml:space="preserve"> menciona directamente la adopción de tecnología e inteligencia artificial. En cambio, la mayoría sigue ubicando el posicionamiento en factores más tradicionales: </w:t>
+            </w:r>
+            <w:r>
+              <w:rPr>
+                <w:b/>
+                <w:bCs/>
+                <w:sz w:val="21"/>
+                <w:szCs w:val="21"/>
+              </w:rPr>
+              <w:t>40%</w:t>
+            </w:r>
+            <w:r>
+              <w:rPr>
+                <w:sz w:val="21"/>
+                <w:szCs w:val="21"/>
+              </w:rPr>
+              <w:t xml:space="preserve"> </w:t>
+            </w:r>
+            <w:r>
+              <w:rPr>
+                <w:sz w:val="21"/>
+                <w:szCs w:val="21"/>
+              </w:rPr>
               <w:lastRenderedPageBreak/>
-              <w:t>NARRACIÓN</w:t>
-            </w:r>
-          </w:p>
-        </w:tc>
-        <w:tc>
-          <w:tcPr>
-            <w:tcW w:w="7760" w:type="dxa"/>
-            <w:tcBorders>
-              <w:top w:val="single" w:sz="1" w:space="0" w:color="CCCCCC"/>
-              <w:left w:val="single" w:sz="1" w:space="0" w:color="CCCCCC"/>
-              <w:bottom w:val="single" w:sz="1" w:space="0" w:color="CCCCCC"/>
-              <w:right w:val="single" w:sz="1" w:space="0" w:color="CCCCCC"/>
-            </w:tcBorders>
-            <w:tcMar>
-              <w:top w:w="100" w:type="dxa"/>
-              <w:left w:w="160" w:type="dxa"/>
-              <w:bottom w:w="100" w:type="dxa"/>
-              <w:right w:w="160" w:type="dxa"/>
-            </w:tcMar>
-          </w:tcPr>
-          <w:p>
-            <w:pPr>
-              <w:spacing w:line="320" w:lineRule="auto"/>
-              <w:jc w:val="both"/>
-            </w:pPr>
-            <w:r>
-              <w:rPr>
-                <w:sz w:val="21"/>
-                <w:szCs w:val="21"/>
-              </w:rPr>
-              <w:t xml:space="preserve">El análisis no termina en el presente. Una dimensión adicional del estudio explora cómo los propietarios perciben el rol de la inteligencia artificial en su posicionamiento futuro. La IA ya aparece en los tres índices como variable: en el IRS, como herramienta para generar contenido o automatizar publicaciones; en el IPO, como apoyo para gestionar reseñas. Y transversalmente, también medimos el uso de herramientas como </w:t>
-            </w:r>
-            <w:proofErr w:type="spellStart"/>
-            <w:r>
-              <w:rPr>
-                <w:sz w:val="21"/>
-                <w:szCs w:val="21"/>
-              </w:rPr>
-              <w:t>ChatGPT</w:t>
-            </w:r>
-            <w:proofErr w:type="spellEnd"/>
-            <w:r>
-              <w:rPr>
-                <w:sz w:val="21"/>
-                <w:szCs w:val="21"/>
-              </w:rPr>
-              <w:t>, Claude</w:t>
-            </w:r>
-            <w:r>
-              <w:rPr>
-                <w:sz w:val="21"/>
-                <w:szCs w:val="21"/>
-              </w:rPr>
-              <w:t>,</w:t>
-            </w:r>
-            <w:r>
-              <w:rPr>
-                <w:sz w:val="21"/>
-                <w:szCs w:val="21"/>
-              </w:rPr>
-              <w:t xml:space="preserve"> Gemini </w:t>
-            </w:r>
-            <w:r>
-              <w:rPr>
-                <w:sz w:val="21"/>
-                <w:szCs w:val="21"/>
-              </w:rPr>
-              <w:t xml:space="preserve">o </w:t>
-            </w:r>
-            <w:proofErr w:type="spellStart"/>
-            <w:r>
-              <w:rPr>
-                <w:sz w:val="21"/>
-                <w:szCs w:val="21"/>
-              </w:rPr>
-              <w:t>Canva</w:t>
-            </w:r>
-            <w:proofErr w:type="spellEnd"/>
-            <w:r>
-              <w:rPr>
-                <w:sz w:val="21"/>
-                <w:szCs w:val="21"/>
-              </w:rPr>
-              <w:t xml:space="preserve"> AI </w:t>
-            </w:r>
-            <w:r>
-              <w:rPr>
-                <w:sz w:val="21"/>
-                <w:szCs w:val="21"/>
-              </w:rPr>
-              <w:t>en la administración</w:t>
-            </w:r>
-            <w:r>
-              <w:rPr>
-                <w:sz w:val="21"/>
-                <w:szCs w:val="21"/>
-              </w:rPr>
-              <w:t xml:space="preserve"> de las redes sociales del </w:t>
-            </w:r>
-            <w:r>
-              <w:rPr>
-                <w:sz w:val="21"/>
-                <w:szCs w:val="21"/>
-              </w:rPr>
-              <w:t xml:space="preserve">negocio. </w:t>
-            </w:r>
-            <w:r>
-              <w:rPr>
-                <w:b/>
-                <w:bCs/>
-                <w:color w:val="C00000"/>
-                <w:sz w:val="21"/>
-                <w:szCs w:val="21"/>
-              </w:rPr>
-              <w:t>[DATO]%</w:t>
-            </w:r>
-            <w:r>
-              <w:rPr>
-                <w:sz w:val="21"/>
-                <w:szCs w:val="21"/>
-              </w:rPr>
-              <w:t xml:space="preserve"> ya usa alguna herramienta de IA. La aplicación que más les interesaría adoptar es </w:t>
-            </w:r>
-            <w:r>
-              <w:rPr>
-                <w:b/>
-                <w:bCs/>
-                <w:color w:val="C00000"/>
-                <w:sz w:val="21"/>
-                <w:szCs w:val="21"/>
-              </w:rPr>
-              <w:t>[DATO]</w:t>
-            </w:r>
-            <w:r>
-              <w:rPr>
-                <w:sz w:val="21"/>
-                <w:szCs w:val="21"/>
-              </w:rPr>
-              <w:t xml:space="preserve">. Y cuando se les pregunta qué factor consideran más determinante para su posicionamiento en los próximos años, </w:t>
-            </w:r>
-            <w:r>
-              <w:rPr>
-                <w:b/>
-                <w:bCs/>
-                <w:color w:val="C00000"/>
-                <w:sz w:val="21"/>
-                <w:szCs w:val="21"/>
-              </w:rPr>
-              <w:t>[DATO]%</w:t>
-            </w:r>
-            <w:r>
-              <w:rPr>
-                <w:sz w:val="21"/>
-                <w:szCs w:val="21"/>
-              </w:rPr>
-              <w:t xml:space="preserve"> señala la presencia y reputación digital. La intención existe. </w:t>
-            </w:r>
-            <w:r>
-              <w:rPr>
-                <w:b/>
-                <w:bCs/>
-                <w:sz w:val="21"/>
-                <w:szCs w:val="21"/>
-              </w:rPr>
-              <w:t>La adopción, todavía va rezagada</w:t>
-            </w:r>
-            <w:r>
-              <w:rPr>
-                <w:sz w:val="21"/>
-                <w:szCs w:val="21"/>
-              </w:rPr>
-              <w:t>. Esa brecha —entre lo que los propietarios reconocen que necesitan y lo que efectivamente implementan— es quizás la señal más relevante de hacia dónde va el nicho.</w:t>
+              <w:t xml:space="preserve">menciona la calidad y autenticidad del producto, y </w:t>
+            </w:r>
+            <w:r>
+              <w:rPr>
+                <w:b/>
+                <w:bCs/>
+                <w:sz w:val="21"/>
+                <w:szCs w:val="21"/>
+              </w:rPr>
+              <w:t>34,29%</w:t>
+            </w:r>
+            <w:r>
+              <w:rPr>
+                <w:sz w:val="21"/>
+                <w:szCs w:val="21"/>
+              </w:rPr>
+              <w:t xml:space="preserve"> la experiencia y el ambiente del local.</w:t>
+            </w:r>
+          </w:p>
+          <w:p>
+            <w:pPr>
+              <w:spacing w:line="320" w:lineRule="auto"/>
+              <w:jc w:val="both"/>
+              <w:rPr>
+                <w:sz w:val="21"/>
+                <w:szCs w:val="21"/>
+              </w:rPr>
+            </w:pPr>
+            <w:r>
+              <w:rPr>
+                <w:sz w:val="21"/>
+                <w:szCs w:val="21"/>
+              </w:rPr>
+              <w:t>Esto muestra que todavía no hay un cambio de paradigma completamente claro dentro del nicho. Los restaurantes ya están usando herramientas digitales e incluso IA, pero no necesariamente las entienden como el centro de su estrategia competitiva futura. Para la mayoría, posicionarse sigue significando cocinar bien, ofrecer una experiencia auténtica y construir una relación presencial con el cliente.</w:t>
+            </w:r>
+          </w:p>
+          <w:p>
+            <w:pPr>
+              <w:spacing w:line="320" w:lineRule="auto"/>
+              <w:jc w:val="both"/>
+              <w:rPr>
+                <w:sz w:val="21"/>
+                <w:szCs w:val="21"/>
+              </w:rPr>
+            </w:pPr>
+            <w:r>
+              <w:rPr>
+                <w:sz w:val="21"/>
+                <w:szCs w:val="21"/>
+              </w:rPr>
+              <w:t>La señal interesante está justamente en esa tensión: el mercado se mueve hacia plataformas, reseñas, algoritmos e inteligencia artificial, pero muchos propietarios todavía interpretan la ventaja competitiva desde la calidad del producto y la experiencia en el local. Ahí aparece una brecha clave entre adopción tecnológica y visión estratégica.</w:t>
             </w:r>
           </w:p>
         </w:tc>
@@ -5982,6 +5307,7 @@
                 <w:sz w:val="20"/>
                 <w:szCs w:val="20"/>
               </w:rPr>
+              <w:lastRenderedPageBreak/>
               <w:t>VISUAL</w:t>
             </w:r>
           </w:p>
@@ -6309,50 +5635,14 @@
                 <w:sz w:val="21"/>
                 <w:szCs w:val="21"/>
               </w:rPr>
-              <w:t xml:space="preserve">Lo que el estudio muestra con mayor claridad es que la combinación coherente de los tres ejes — reseñas, redes y </w:t>
-            </w:r>
-            <w:proofErr w:type="spellStart"/>
-            <w:r>
-              <w:rPr>
-                <w:b/>
-                <w:bCs/>
-                <w:sz w:val="21"/>
-                <w:szCs w:val="21"/>
-              </w:rPr>
-              <w:t>delivery</w:t>
-            </w:r>
-            <w:proofErr w:type="spellEnd"/>
-            <w:r>
-              <w:rPr>
-                <w:b/>
-                <w:bCs/>
-                <w:sz w:val="21"/>
-                <w:szCs w:val="21"/>
-              </w:rPr>
-              <w:t xml:space="preserve"> — genera un posicionamiento digital que ninguno de los tres produce por sí solo.</w:t>
-            </w:r>
-            <w:r>
-              <w:rPr>
-                <w:sz w:val="21"/>
-                <w:szCs w:val="21"/>
-              </w:rPr>
-              <w:t xml:space="preserve"> Estar en </w:t>
-            </w:r>
-            <w:proofErr w:type="spellStart"/>
-            <w:r>
-              <w:rPr>
-                <w:sz w:val="21"/>
-                <w:szCs w:val="21"/>
-              </w:rPr>
-              <w:t>Rappi</w:t>
-            </w:r>
-            <w:proofErr w:type="spellEnd"/>
-            <w:r>
-              <w:rPr>
-                <w:sz w:val="21"/>
-                <w:szCs w:val="21"/>
-              </w:rPr>
-              <w:t xml:space="preserve"> sin gestionar las reseñas no cierra el ciclo. Tener Instagram activo sin datos de comportamiento tampoco. La evolución de la presencia digital en este nicho no es una línea recta — es la construcción progresiva de una reputación que el consumidor puede encontrar, leer y creer. Los restaurantes </w:t>
+              <w:t>Lo que el estudio muestra con mayor claridad es que la combinación coherente de los tres ejes — reseñas, redes y delivery — genera un posicionamiento digital que ninguno de los tres produce por sí solo.</w:t>
+            </w:r>
+            <w:r>
+              <w:rPr>
+                <w:sz w:val="21"/>
+                <w:szCs w:val="21"/>
+              </w:rPr>
+              <w:t xml:space="preserve"> Estar en Rappi sin gestionar las reseñas no cierra el ciclo. Tener Instagram activo sin datos de comportamiento tampoco. La evolución de la presencia digital en este nicho no es una línea recta — es la construcción progresiva de una reputación que el consumidor puede encontrar, leer y creer. Los restaurantes que están avanzando en ese proceso son los que ya entienden que el digital no </w:t>
             </w:r>
             <w:r>
               <w:rPr>
@@ -6360,7 +5650,7 @@
                 <w:szCs w:val="21"/>
               </w:rPr>
               <w:lastRenderedPageBreak/>
-              <w:t xml:space="preserve">que están avanzando en ese proceso son los que ya entienden que el digital no es un canal más: </w:t>
+              <w:t xml:space="preserve">es un canal más: </w:t>
             </w:r>
             <w:r>
               <w:rPr>
@@ -6572,23 +5862,7 @@
                 <w:sz w:val="21"/>
                 <w:szCs w:val="21"/>
               </w:rPr>
-              <w:t xml:space="preserve">Ritmo más lento y reflexivo en los últimos 30 segundos. La frase 'el digital no es un canal más: es el mercado' es el punto de inflexión emocional del cierre — pausa breve antes. La última frase sobre 'una ciudad que decide con el teléfono en la mano' es el remate: música sube muy suavemente, luego </w:t>
-            </w:r>
-            <w:proofErr w:type="spellStart"/>
-            <w:r>
-              <w:rPr>
-                <w:sz w:val="21"/>
-                <w:szCs w:val="21"/>
-              </w:rPr>
-              <w:t>fade</w:t>
-            </w:r>
-            <w:proofErr w:type="spellEnd"/>
-            <w:r>
-              <w:rPr>
-                <w:sz w:val="21"/>
-                <w:szCs w:val="21"/>
-              </w:rPr>
-              <w:t xml:space="preserve"> a silencio antes del plano institucional.</w:t>
+              <w:t>Ritmo más lento y reflexivo en los últimos 30 segundos. La frase 'el digital no es un canal más: es el mercado' es el punto de inflexión emocional del cierre — pausa breve antes. La última frase sobre 'una ciudad que decide con el teléfono en la mano' es el remate: música sube muy suavemente, luego fade a silencio antes del plano institucional.</w:t>
             </w:r>
           </w:p>
         </w:tc>
@@ -7161,7 +6435,7 @@
     <w:name w:val="Normal"/>
     <w:qFormat/>
   </w:style>
-  <w:style w:type="paragraph" w:styleId="Ttulo1">
+  <w:style w:type="paragraph" w:styleId="Heading1">
     <w:name w:val="heading 1"/>
     <w:uiPriority w:val="9"/>
     <w:qFormat/>
@@ -7177,7 +6451,7 @@
       <w:szCs w:val="32"/>
     </w:rPr>
   </w:style>
-  <w:style w:type="paragraph" w:styleId="Ttulo2">
+  <w:style w:type="paragraph" w:styleId="Heading2">
     <w:name w:val="heading 2"/>
     <w:uiPriority w:val="9"/>
     <w:semiHidden/>
@@ -7195,7 +6469,7 @@
       <w:szCs w:val="26"/>
     </w:rPr>
   </w:style>
-  <w:style w:type="paragraph" w:styleId="Ttulo3">
+  <w:style w:type="paragraph" w:styleId="Heading3">
     <w:name w:val="heading 3"/>
     <w:uiPriority w:val="9"/>
     <w:semiHidden/>
@@ -7210,7 +6484,7 @@
       <w:szCs w:val="24"/>
     </w:rPr>
   </w:style>
-  <w:style w:type="paragraph" w:styleId="Ttulo4">
+  <w:style w:type="paragraph" w:styleId="Heading4">
     <w:name w:val="heading 4"/>
     <w:uiPriority w:val="9"/>
     <w:semiHidden/>
@@ -7225,7 +6499,7 @@
       <w:color w:val="2E74B5"/>
     </w:rPr>
   </w:style>
-  <w:style w:type="paragraph" w:styleId="Ttulo5">
+  <w:style w:type="paragraph" w:styleId="Heading5">
     <w:name w:val="heading 5"/>
     <w:uiPriority w:val="9"/>
     <w:semiHidden/>
@@ -7238,7 +6512,7 @@
       <w:color w:val="2E74B5"/>
     </w:rPr>
   </w:style>
-  <w:style w:type="paragraph" w:styleId="Ttulo6">
+  <w:style w:type="paragraph" w:styleId="Heading6">
     <w:name w:val="heading 6"/>
     <w:uiPriority w:val="9"/>
     <w:semiHidden/>
@@ -7251,12 +6525,12 @@
       <w:color w:val="1F4D78"/>
     </w:rPr>
   </w:style>
-  <w:style w:type="character" w:default="1" w:styleId="Fuentedeprrafopredeter">
+  <w:style w:type="character" w:default="1" w:styleId="DefaultParagraphFont">
     <w:name w:val="Default Paragraph Font"/>
     <w:uiPriority w:val="1"/>
     <w:unhideWhenUsed/>
   </w:style>
-  <w:style w:type="table" w:default="1" w:styleId="Tablanormal">
+  <w:style w:type="table" w:default="1" w:styleId="TableNormal">
     <w:name w:val="Normal Table"/>
     <w:uiPriority w:val="99"/>
     <w:semiHidden/>
@@ -7271,13 +6545,13 @@
       </w:tblCellMar>
     </w:tblPr>
   </w:style>
-  <w:style w:type="numbering" w:default="1" w:styleId="Sinlista">
+  <w:style w:type="numbering" w:default="1" w:styleId="NoList">
     <w:name w:val="No List"/>
     <w:uiPriority w:val="99"/>
     <w:semiHidden/>
     <w:unhideWhenUsed/>
   </w:style>
-  <w:style w:type="paragraph" w:styleId="Ttulo">
+  <w:style w:type="paragraph" w:styleId="Title">
     <w:name w:val="Title"/>
     <w:uiPriority w:val="10"/>
     <w:qFormat/>
@@ -7294,11 +6568,11 @@
       <w:bCs/>
     </w:rPr>
   </w:style>
-  <w:style w:type="paragraph" w:styleId="Prrafodelista">
+  <w:style w:type="paragraph" w:styleId="ListParagraph">
     <w:name w:val="List Paragraph"/>
     <w:qFormat/>
   </w:style>
-  <w:style w:type="character" w:styleId="Hipervnculo">
+  <w:style w:type="character" w:styleId="Hyperlink">
     <w:name w:val="Hyperlink"/>
     <w:uiPriority w:val="99"/>
     <w:unhideWhenUsed/>
@@ -7307,7 +6581,7 @@
       <w:u w:val="single"/>
     </w:rPr>
   </w:style>
-  <w:style w:type="character" w:styleId="Refdenotaalpie">
+  <w:style w:type="character" w:styleId="FootnoteReference">
     <w:name w:val="footnote reference"/>
     <w:uiPriority w:val="99"/>
     <w:semiHidden/>
@@ -7316,9 +6590,9 @@
       <w:vertAlign w:val="superscript"/>
     </w:rPr>
   </w:style>
-  <w:style w:type="paragraph" w:styleId="Textonotapie">
+  <w:style w:type="paragraph" w:styleId="FootnoteText">
     <w:name w:val="footnote text"/>
-    <w:link w:val="TextonotapieCar"/>
+    <w:link w:val="FootnoteTextChar"/>
     <w:uiPriority w:val="99"/>
     <w:semiHidden/>
     <w:unhideWhenUsed/>
@@ -7327,9 +6601,9 @@
       <w:szCs w:val="20"/>
     </w:rPr>
   </w:style>
-  <w:style w:type="character" w:customStyle="1" w:styleId="TextonotapieCar">
-    <w:name w:val="Texto nota pie Car"/>
-    <w:link w:val="Textonotapie"/>
+  <w:style w:type="character" w:customStyle="1" w:styleId="FootnoteTextChar">
+    <w:name w:val="Footnote Text Char"/>
+    <w:link w:val="FootnoteText"/>
     <w:uiPriority w:val="99"/>
     <w:semiHidden/>
     <w:unhideWhenUsed/>
@@ -7338,7 +6612,7 @@
       <w:szCs w:val="20"/>
     </w:rPr>
   </w:style>
-  <w:style w:type="character" w:styleId="Refdenotaalfinal">
+  <w:style w:type="character" w:styleId="EndnoteReference">
     <w:name w:val="endnote reference"/>
     <w:uiPriority w:val="99"/>
     <w:semiHidden/>
@@ -7347,9 +6621,9 @@
       <w:vertAlign w:val="superscript"/>
     </w:rPr>
   </w:style>
-  <w:style w:type="paragraph" w:styleId="Textonotaalfinal">
+  <w:style w:type="paragraph" w:styleId="EndnoteText">
     <w:name w:val="endnote text"/>
-    <w:link w:val="TextonotaalfinalCar"/>
+    <w:link w:val="EndnoteTextChar"/>
     <w:uiPriority w:val="99"/>
     <w:semiHidden/>
     <w:unhideWhenUsed/>
@@ -7358,9 +6632,9 @@
       <w:szCs w:val="20"/>
     </w:rPr>
   </w:style>
-  <w:style w:type="character" w:customStyle="1" w:styleId="TextonotaalfinalCar">
-    <w:name w:val="Texto nota al final Car"/>
-    <w:link w:val="Textonotaalfinal"/>
+  <w:style w:type="character" w:customStyle="1" w:styleId="EndnoteTextChar">
+    <w:name w:val="Endnote Text Char"/>
+    <w:link w:val="EndnoteText"/>
     <w:uiPriority w:val="99"/>
     <w:semiHidden/>
     <w:unhideWhenUsed/>

--- a/Documentos/Guion_Audiovisual_Mediterraneos_v2.docx
+++ b/Documentos/Guion_Audiovisual_Mediterraneos_v2.docx
@@ -69,7 +69,7 @@
     </w:p>
     <w:p>
       <w:pPr>
-        <w:pStyle w:val="Heading1"/>
+        <w:pStyle w:val="Ttulo1"/>
       </w:pPr>
       <w:r>
         <w:t>Instrucciones de uso del guion</w:t>
@@ -115,7 +115,7 @@
     </w:p>
     <w:p>
       <w:pPr>
-        <w:pStyle w:val="ListParagraph"/>
+        <w:pStyle w:val="Prrafodelista"/>
         <w:numPr>
           <w:ilvl w:val="0"/>
           <w:numId w:val="2"/>
@@ -132,7 +132,7 @@
     </w:p>
     <w:p>
       <w:pPr>
-        <w:pStyle w:val="ListParagraph"/>
+        <w:pStyle w:val="Prrafodelista"/>
         <w:numPr>
           <w:ilvl w:val="0"/>
           <w:numId w:val="2"/>
@@ -149,7 +149,7 @@
     </w:p>
     <w:p>
       <w:pPr>
-        <w:pStyle w:val="ListParagraph"/>
+        <w:pStyle w:val="Prrafodelista"/>
         <w:numPr>
           <w:ilvl w:val="0"/>
           <w:numId w:val="2"/>
@@ -166,7 +166,7 @@
     </w:p>
     <w:p>
       <w:pPr>
-        <w:pStyle w:val="ListParagraph"/>
+        <w:pStyle w:val="Prrafodelista"/>
         <w:numPr>
           <w:ilvl w:val="0"/>
           <w:numId w:val="2"/>
@@ -188,7 +188,7 @@
     </w:p>
     <w:p>
       <w:pPr>
-        <w:pStyle w:val="Heading1"/>
+        <w:pStyle w:val="Ttulo1"/>
       </w:pPr>
       <w:r>
         <w:t>Estructura del video — Mapa de escenas</w:t>
@@ -1155,7 +1155,7 @@
     </w:p>
     <w:p>
       <w:pPr>
-        <w:pStyle w:val="Heading1"/>
+        <w:pStyle w:val="Ttulo1"/>
       </w:pPr>
       <w:r>
         <w:t>Guion detallado por escenas</w:t>
@@ -2171,23 +2171,6 @@
                 <w:sz w:val="21"/>
                 <w:szCs w:val="21"/>
               </w:rPr>
-              <w:t>Claro. Te dejo una versión más clara, humana y con la analogía que quieres:</w:t>
-            </w:r>
-          </w:p>
-          <w:p>
-            <w:pPr>
-              <w:spacing w:line="320" w:lineRule="auto"/>
-              <w:jc w:val="both"/>
-              <w:rPr>
-                <w:sz w:val="21"/>
-                <w:szCs w:val="21"/>
-              </w:rPr>
-            </w:pPr>
-            <w:r>
-              <w:rPr>
-                <w:sz w:val="21"/>
-                <w:szCs w:val="21"/>
-              </w:rPr>
               <w:t>Para medir la presencia digital de los restaurantes, construimos una especie de “boletín de calificaciones”. Así como en el colegio no se evalúa todo con una sola nota, sino por materias —matemáticas, sociales o biología—, aquí tampoco quisimos reducir el posicionamiento digital a un único número. En cambio, evaluamos a cada restaurante en tres áreas distintas de adopción tecnológica.</w:t>
             </w:r>
           </w:p>
@@ -2230,24 +2213,22 @@
                 <w:sz w:val="21"/>
                 <w:szCs w:val="21"/>
               </w:rPr>
-              <w:t xml:space="preserve">Índice de Delivery </w:t>
-            </w:r>
-            <w:r>
-              <w:rPr>
-                <w:b/>
-                <w:bCs/>
+              <w:t>Índice de Delivery (IDL)</w:t>
+            </w:r>
+            <w:r>
+              <w:rPr>
+                <w:sz w:val="21"/>
+                <w:szCs w:val="21"/>
+              </w:rPr>
+              <w:t xml:space="preserve">, que captura qué tanto se integran a plataformas como Rappi o DiDi, no </w:t>
+            </w:r>
+            <w:r>
+              <w:rPr>
                 <w:sz w:val="21"/>
                 <w:szCs w:val="21"/>
               </w:rPr>
               <w:lastRenderedPageBreak/>
-              <w:t>(IDL)</w:t>
-            </w:r>
-            <w:r>
-              <w:rPr>
-                <w:sz w:val="21"/>
-                <w:szCs w:val="21"/>
-              </w:rPr>
-              <w:t xml:space="preserve">, que captura qué tanto se integran a plataformas como Rappi o DiDi, no solo para vender, sino también para usar información sobre sus clientes. Y tercero, el </w:t>
+              <w:t xml:space="preserve">solo para vender, sino también para usar información sobre sus clientes. Y tercero, el </w:t>
             </w:r>
             <w:r>
               <w:rPr>
@@ -2689,6 +2670,7 @@
                 <w:sz w:val="21"/>
                 <w:szCs w:val="21"/>
               </w:rPr>
+              <w:lastRenderedPageBreak/>
               <w:t>Pero no nos quedamos únicamente con lo que los restaurantes nos contaron. También observamos su presencia real en plataformas como Google Maps y TripAdvisor, revisando variables como número de reseñas, calificación promedio y nivel de actividad digital.</w:t>
             </w:r>
           </w:p>
@@ -2718,32 +2700,12 @@
               </w:rPr>
               <w:t>Esa combinación entre lo declarado por los propietarios y lo observado directamente en plataformas nos permitió construir una mirada más completa: no solo sobre cómo los restaurantes creen que se están posicionando, sino sobre cómo realmente aparecen frente al consumidor digital.</w:t>
             </w:r>
-          </w:p>
-          <w:p>
-            <w:pPr>
-              <w:spacing w:line="320" w:lineRule="auto"/>
-              <w:jc w:val="both"/>
-            </w:pPr>
-          </w:p>
-          <w:p>
-            <w:pPr>
-              <w:spacing w:line="320" w:lineRule="auto"/>
-              <w:jc w:val="both"/>
-            </w:pPr>
-            <w:r>
-              <w:t>Para analizar esto</w:t>
-            </w:r>
-            <w:r>
-              <w:t>, construimos tres índices</w:t>
-            </w:r>
-            <w:r>
-              <w:t xml:space="preserve">, </w:t>
-            </w:r>
-            <w:r>
-              <w:t>uno por cada eje tecnológico del estudio</w:t>
-            </w:r>
-            <w:r>
-              <w:t xml:space="preserve">, lo que nos permite analizar el posicionamiento digital desde diferentes perspectivas. </w:t>
+            <w:r>
+              <w:rPr>
+                <w:sz w:val="21"/>
+                <w:szCs w:val="21"/>
+              </w:rPr>
+              <w:t xml:space="preserve"> </w:t>
             </w:r>
             <w:r>
               <w:t>Porque en este nicho, estar bien posicionado no es una sola cosa</w:t>
@@ -3185,71 +3147,62 @@
                 <w:sz w:val="21"/>
                 <w:szCs w:val="21"/>
               </w:rPr>
-              <w:t xml:space="preserve">Índice de Redes </w:t>
-            </w:r>
-            <w:r>
-              <w:rPr>
-                <w:b/>
-                <w:bCs/>
+              <w:t>Índice de Redes Sociales</w:t>
+            </w:r>
+            <w:r>
+              <w:rPr>
+                <w:sz w:val="21"/>
+                <w:szCs w:val="21"/>
+              </w:rPr>
+              <w:t>, o IRS</w:t>
+            </w:r>
+            <w:r>
+              <w:rPr>
+                <w:sz w:val="21"/>
+                <w:szCs w:val="21"/>
+              </w:rPr>
+              <w:t xml:space="preserve">, </w:t>
+            </w:r>
+            <w:r>
+              <w:rPr>
+                <w:sz w:val="21"/>
+                <w:szCs w:val="21"/>
+              </w:rPr>
+              <w:t>no solo si el restaurante está en redes, sino qué tan en serio las está usando para posicionarse.</w:t>
+            </w:r>
+          </w:p>
+          <w:p>
+            <w:pPr>
+              <w:spacing w:line="320" w:lineRule="auto"/>
+              <w:jc w:val="both"/>
+              <w:rPr>
+                <w:sz w:val="21"/>
+                <w:szCs w:val="21"/>
+              </w:rPr>
+            </w:pPr>
+            <w:r>
+              <w:rPr>
+                <w:sz w:val="21"/>
+                <w:szCs w:val="21"/>
+              </w:rPr>
+              <w:t>Para construirlo, miramos si invierte en publicidad digital, qué plataformas usa, con qué frecuencia pauta, cuánto presupuesto destina al marketing, si las redes son una fuente importante para atraer clientes y si ya está usando herramientas de inteligencia artificial para crear o mover contenido.</w:t>
+            </w:r>
+          </w:p>
+          <w:p>
+            <w:pPr>
+              <w:spacing w:line="320" w:lineRule="auto"/>
+              <w:jc w:val="both"/>
+              <w:rPr>
+                <w:sz w:val="21"/>
+                <w:szCs w:val="21"/>
+              </w:rPr>
+            </w:pPr>
+            <w:r>
+              <w:rPr>
                 <w:sz w:val="21"/>
                 <w:szCs w:val="21"/>
               </w:rPr>
               <w:lastRenderedPageBreak/>
-              <w:t>Sociales</w:t>
-            </w:r>
-            <w:r>
-              <w:rPr>
-                <w:sz w:val="21"/>
-                <w:szCs w:val="21"/>
-              </w:rPr>
-              <w:t>, o IRS</w:t>
-            </w:r>
-            <w:r>
-              <w:rPr>
-                <w:sz w:val="21"/>
-                <w:szCs w:val="21"/>
-              </w:rPr>
-              <w:t xml:space="preserve">, </w:t>
-            </w:r>
-            <w:r>
-              <w:rPr>
-                <w:sz w:val="21"/>
-                <w:szCs w:val="21"/>
-              </w:rPr>
-              <w:t>no solo si el restaurante está en redes, sino qué tan en serio las está usando para posicionarse.</w:t>
-            </w:r>
-          </w:p>
-          <w:p>
-            <w:pPr>
-              <w:spacing w:line="320" w:lineRule="auto"/>
-              <w:jc w:val="both"/>
-              <w:rPr>
-                <w:sz w:val="21"/>
-                <w:szCs w:val="21"/>
-              </w:rPr>
-            </w:pPr>
-            <w:r>
-              <w:rPr>
-                <w:sz w:val="21"/>
-                <w:szCs w:val="21"/>
-              </w:rPr>
-              <w:t>Para construirlo, miramos si invierte en publicidad digital, qué plataformas usa, con qué frecuencia pauta, cuánto presupuesto destina al marketing, si las redes son una fuente importante para atraer clientes y si ya está usando herramientas de inteligencia artificial para crear o mover contenido.</w:t>
-            </w:r>
-          </w:p>
-          <w:p>
-            <w:pPr>
-              <w:spacing w:line="320" w:lineRule="auto"/>
-              <w:jc w:val="both"/>
-              <w:rPr>
-                <w:sz w:val="21"/>
-                <w:szCs w:val="21"/>
-              </w:rPr>
-            </w:pPr>
-            <w:r>
-              <w:rPr>
-                <w:sz w:val="21"/>
-                <w:szCs w:val="21"/>
-              </w:rPr>
               <w:t>En otras palabras, un restaurante con IRS alto no es simplemente el que tiene Instagram. Es el que pauta, publica con estrategia, asigna presupuesto y empieza a usar tecnología para competir mejor en el entorno digital.</w:t>
             </w:r>
           </w:p>
@@ -3780,7 +3733,6 @@
                 <w:sz w:val="26"/>
                 <w:szCs w:val="26"/>
               </w:rPr>
-              <w:lastRenderedPageBreak/>
               <w:t xml:space="preserve">ESCENA 6  </w:t>
             </w:r>
             <w:r>
@@ -3892,6 +3844,7 @@
                 <w:sz w:val="21"/>
                 <w:szCs w:val="21"/>
               </w:rPr>
+              <w:lastRenderedPageBreak/>
               <w:t xml:space="preserve">Para responderla, construimos el </w:t>
             </w:r>
             <w:r>
@@ -4124,6 +4077,7 @@
                 <w:sz w:val="20"/>
                 <w:szCs w:val="20"/>
               </w:rPr>
+              <w:lastRenderedPageBreak/>
               <w:t>VISUAL</w:t>
             </w:r>
           </w:p>
@@ -4233,7 +4187,6 @@
                 <w:sz w:val="20"/>
                 <w:szCs w:val="20"/>
               </w:rPr>
-              <w:lastRenderedPageBreak/>
               <w:t>RECURSO</w:t>
             </w:r>
           </w:p>
@@ -4329,7 +4282,15 @@
                 <w:sz w:val="21"/>
                 <w:szCs w:val="21"/>
               </w:rPr>
-              <w:t>La brecha 'acceso vs. uso de datos' es el insight más poderoso de este eje — darle pausa y énfasis vocal. La frase flotante puede permanecer 2–3 segundos después del narrador. Si la diferencia geográfica en IDL es pequeña, el narrador puede decirlo explícitamente: ese también es un hallazgo.</w:t>
+              <w:t xml:space="preserve">La brecha 'acceso vs. uso de datos' es el insight más poderoso de este eje — darle pausa y énfasis vocal. La frase flotante puede permanecer 2–3 segundos </w:t>
+            </w:r>
+            <w:r>
+              <w:rPr>
+                <w:sz w:val="21"/>
+                <w:szCs w:val="21"/>
+              </w:rPr>
+              <w:lastRenderedPageBreak/>
+              <w:t>después del narrador. Si la diferencia geográfica en IDL es pequeña, el narrador puede decirlo explícitamente: ese también es un hallazgo.</w:t>
             </w:r>
           </w:p>
         </w:tc>
@@ -4767,15 +4728,7 @@
                 <w:sz w:val="21"/>
                 <w:szCs w:val="21"/>
               </w:rPr>
-              <w:t xml:space="preserve"> se encuentra en zonas dispersas. Además, ningún restaurante de estas zonas concentradas aparece en el nivel bajo del índice. Esto sugiere que, donde hay más competencia, la reputación digital se vuelve todavía más importante: no basta con tener buenas </w:t>
-            </w:r>
-            <w:r>
-              <w:rPr>
-                <w:sz w:val="21"/>
-                <w:szCs w:val="21"/>
-              </w:rPr>
-              <w:lastRenderedPageBreak/>
-              <w:t>reseñas, hay que acumularlas, sostenerlas y convertirlas en una señal visible de confianza para el consumidor.</w:t>
+              <w:t xml:space="preserve"> se encuentra en zonas dispersas. Además, ningún restaurante de estas zonas concentradas aparece en el nivel bajo del índice. Esto sugiere que, donde hay más competencia, la reputación digital se vuelve todavía más importante: no basta con tener buenas reseñas, hay que acumularlas, sostenerlas y convertirlas en una señal visible de confianza para el consumidor.</w:t>
             </w:r>
           </w:p>
         </w:tc>
@@ -4810,38 +4763,45 @@
                 <w:sz w:val="20"/>
                 <w:szCs w:val="20"/>
               </w:rPr>
+              <w:t>VISUAL</w:t>
+            </w:r>
+          </w:p>
+        </w:tc>
+        <w:tc>
+          <w:tcPr>
+            <w:tcW w:w="7760" w:type="dxa"/>
+            <w:tcBorders>
+              <w:top w:val="single" w:sz="1" w:space="0" w:color="CCCCCC"/>
+              <w:left w:val="single" w:sz="1" w:space="0" w:color="CCCCCC"/>
+              <w:bottom w:val="single" w:sz="1" w:space="0" w:color="CCCCCC"/>
+              <w:right w:val="single" w:sz="1" w:space="0" w:color="CCCCCC"/>
+            </w:tcBorders>
+            <w:tcMar>
+              <w:top w:w="100" w:type="dxa"/>
+              <w:left w:w="160" w:type="dxa"/>
+              <w:bottom w:w="100" w:type="dxa"/>
+              <w:right w:w="160" w:type="dxa"/>
+            </w:tcMar>
+          </w:tcPr>
+          <w:p>
+            <w:pPr>
+              <w:spacing w:line="320" w:lineRule="auto"/>
+              <w:jc w:val="both"/>
+            </w:pPr>
+            <w:r>
+              <w:rPr>
+                <w:sz w:val="21"/>
+                <w:szCs w:val="21"/>
+              </w:rPr>
+              <w:t xml:space="preserve">Animación de los ocho componentes del IPO con puntajes: P5 Google Ads (2pt) + P8 canal Google/Maps (2pt) + reseñas Google (3pt) + calificación Google (2pt) + presencia TripAdvisor (1pt) + reseñas TripAdvisor (3pt) + calificación </w:t>
+            </w:r>
+            <w:r>
+              <w:rPr>
+                <w:sz w:val="21"/>
+                <w:szCs w:val="21"/>
+              </w:rPr>
               <w:lastRenderedPageBreak/>
-              <w:t>VISUAL</w:t>
-            </w:r>
-          </w:p>
-        </w:tc>
-        <w:tc>
-          <w:tcPr>
-            <w:tcW w:w="7760" w:type="dxa"/>
-            <w:tcBorders>
-              <w:top w:val="single" w:sz="1" w:space="0" w:color="CCCCCC"/>
-              <w:left w:val="single" w:sz="1" w:space="0" w:color="CCCCCC"/>
-              <w:bottom w:val="single" w:sz="1" w:space="0" w:color="CCCCCC"/>
-              <w:right w:val="single" w:sz="1" w:space="0" w:color="CCCCCC"/>
-            </w:tcBorders>
-            <w:tcMar>
-              <w:top w:w="100" w:type="dxa"/>
-              <w:left w:w="160" w:type="dxa"/>
-              <w:bottom w:w="100" w:type="dxa"/>
-              <w:right w:w="160" w:type="dxa"/>
-            </w:tcMar>
-          </w:tcPr>
-          <w:p>
-            <w:pPr>
-              <w:spacing w:line="320" w:lineRule="auto"/>
-              <w:jc w:val="both"/>
-            </w:pPr>
-            <w:r>
-              <w:rPr>
-                <w:sz w:val="21"/>
-                <w:szCs w:val="21"/>
-              </w:rPr>
-              <w:t>Animación de los ocho componentes del IPO con puntajes: P5 Google Ads (2pt) + P8 canal Google/Maps (2pt) + reseñas Google (3pt) + calificación Google (2pt) + presencia TripAdvisor (1pt) + reseñas TripAdvisor (3pt) + calificación TripAdvisor (2pt) + P13b IA reseñas (3pt) = 18 pts. Captura estilizada de perfiles reales de Google Maps de restaurantes mediterráneos bogotanos. Distribución IPO bajo/medio/alto. Mapa de Bogotá (misma base, ahora coloreado por IPO). Mini-montaje de cierre geográfico: tres mapas en secuencia rápida — IRS → IDL → IPO — para mostrar la consistencia del patrón.</w:t>
+              <w:t>TripAdvisor (2pt) + P13b IA reseñas (3pt) = 18 pts. Captura estilizada de perfiles reales de Google Maps de restaurantes mediterráneos bogotanos. Distribución IPO bajo/medio/alto. Mapa de Bogotá (misma base, ahora coloreado por IPO). Mini-montaje de cierre geográfico: tres mapas en secuencia rápida — IRS → IDL → IPO — para mostrar la consistencia del patrón.</w:t>
             </w:r>
           </w:p>
         </w:tc>
@@ -4876,6 +4836,7 @@
                 <w:sz w:val="20"/>
                 <w:szCs w:val="20"/>
               </w:rPr>
+              <w:lastRenderedPageBreak/>
               <w:t>RECURSO</w:t>
             </w:r>
           </w:p>
@@ -5214,7 +5175,40 @@
                 <w:sz w:val="21"/>
                 <w:szCs w:val="21"/>
               </w:rPr>
-              <w:t xml:space="preserve"> </w:t>
+              <w:t xml:space="preserve"> menciona la calidad y autenticidad del producto, y </w:t>
+            </w:r>
+            <w:r>
+              <w:rPr>
+                <w:b/>
+                <w:bCs/>
+                <w:sz w:val="21"/>
+                <w:szCs w:val="21"/>
+              </w:rPr>
+              <w:t>34,29%</w:t>
+            </w:r>
+            <w:r>
+              <w:rPr>
+                <w:sz w:val="21"/>
+                <w:szCs w:val="21"/>
+              </w:rPr>
+              <w:t xml:space="preserve"> la experiencia y el ambiente del local.</w:t>
+            </w:r>
+          </w:p>
+          <w:p>
+            <w:pPr>
+              <w:spacing w:line="320" w:lineRule="auto"/>
+              <w:jc w:val="both"/>
+              <w:rPr>
+                <w:sz w:val="21"/>
+                <w:szCs w:val="21"/>
+              </w:rPr>
+            </w:pPr>
+            <w:r>
+              <w:rPr>
+                <w:sz w:val="21"/>
+                <w:szCs w:val="21"/>
+              </w:rPr>
+              <w:t xml:space="preserve">Esto muestra que todavía no hay un cambio de paradigma completamente claro dentro del nicho. Los restaurantes ya están usando herramientas digitales e incluso IA, pero no necesariamente las entienden como el centro de su estrategia competitiva futura. Para la mayoría, posicionarse sigue significando cocinar bien, </w:t>
             </w:r>
             <w:r>
               <w:rPr>
@@ -5222,40 +5216,7 @@
                 <w:szCs w:val="21"/>
               </w:rPr>
               <w:lastRenderedPageBreak/>
-              <w:t xml:space="preserve">menciona la calidad y autenticidad del producto, y </w:t>
-            </w:r>
-            <w:r>
-              <w:rPr>
-                <w:b/>
-                <w:bCs/>
-                <w:sz w:val="21"/>
-                <w:szCs w:val="21"/>
-              </w:rPr>
-              <w:t>34,29%</w:t>
-            </w:r>
-            <w:r>
-              <w:rPr>
-                <w:sz w:val="21"/>
-                <w:szCs w:val="21"/>
-              </w:rPr>
-              <w:t xml:space="preserve"> la experiencia y el ambiente del local.</w:t>
-            </w:r>
-          </w:p>
-          <w:p>
-            <w:pPr>
-              <w:spacing w:line="320" w:lineRule="auto"/>
-              <w:jc w:val="both"/>
-              <w:rPr>
-                <w:sz w:val="21"/>
-                <w:szCs w:val="21"/>
-              </w:rPr>
-            </w:pPr>
-            <w:r>
-              <w:rPr>
-                <w:sz w:val="21"/>
-                <w:szCs w:val="21"/>
-              </w:rPr>
-              <w:t>Esto muestra que todavía no hay un cambio de paradigma completamente claro dentro del nicho. Los restaurantes ya están usando herramientas digitales e incluso IA, pero no necesariamente las entienden como el centro de su estrategia competitiva futura. Para la mayoría, posicionarse sigue significando cocinar bien, ofrecer una experiencia auténtica y construir una relación presencial con el cliente.</w:t>
+              <w:t>ofrecer una experiencia auténtica y construir una relación presencial con el cliente.</w:t>
             </w:r>
           </w:p>
           <w:p>
@@ -5642,15 +5603,7 @@
                 <w:sz w:val="21"/>
                 <w:szCs w:val="21"/>
               </w:rPr>
-              <w:t xml:space="preserve"> Estar en Rappi sin gestionar las reseñas no cierra el ciclo. Tener Instagram activo sin datos de comportamiento tampoco. La evolución de la presencia digital en este nicho no es una línea recta — es la construcción progresiva de una reputación que el consumidor puede encontrar, leer y creer. Los restaurantes que están avanzando en ese proceso son los que ya entienden que el digital no </w:t>
-            </w:r>
-            <w:r>
-              <w:rPr>
-                <w:sz w:val="21"/>
-                <w:szCs w:val="21"/>
-              </w:rPr>
-              <w:lastRenderedPageBreak/>
-              <w:t xml:space="preserve">es un canal más: </w:t>
+              <w:t xml:space="preserve"> Estar en Rappi sin gestionar las reseñas no cierra el ciclo. Tener Instagram activo sin datos de comportamiento tampoco. La evolución de la presencia digital en este nicho no es una línea recta — es la construcción progresiva de una reputación que el consumidor puede encontrar, leer y creer. Los restaurantes que están avanzando en ese proceso son los que ya entienden que el digital no es un canal más: </w:t>
             </w:r>
             <w:r>
               <w:rPr>
@@ -6435,7 +6388,7 @@
     <w:name w:val="Normal"/>
     <w:qFormat/>
   </w:style>
-  <w:style w:type="paragraph" w:styleId="Heading1">
+  <w:style w:type="paragraph" w:styleId="Ttulo1">
     <w:name w:val="heading 1"/>
     <w:uiPriority w:val="9"/>
     <w:qFormat/>
@@ -6451,7 +6404,7 @@
       <w:szCs w:val="32"/>
     </w:rPr>
   </w:style>
-  <w:style w:type="paragraph" w:styleId="Heading2">
+  <w:style w:type="paragraph" w:styleId="Ttulo2">
     <w:name w:val="heading 2"/>
     <w:uiPriority w:val="9"/>
     <w:semiHidden/>
@@ -6469,7 +6422,7 @@
       <w:szCs w:val="26"/>
     </w:rPr>
   </w:style>
-  <w:style w:type="paragraph" w:styleId="Heading3">
+  <w:style w:type="paragraph" w:styleId="Ttulo3">
     <w:name w:val="heading 3"/>
     <w:uiPriority w:val="9"/>
     <w:semiHidden/>
@@ -6484,7 +6437,7 @@
       <w:szCs w:val="24"/>
     </w:rPr>
   </w:style>
-  <w:style w:type="paragraph" w:styleId="Heading4">
+  <w:style w:type="paragraph" w:styleId="Ttulo4">
     <w:name w:val="heading 4"/>
     <w:uiPriority w:val="9"/>
     <w:semiHidden/>
@@ -6499,7 +6452,7 @@
       <w:color w:val="2E74B5"/>
     </w:rPr>
   </w:style>
-  <w:style w:type="paragraph" w:styleId="Heading5">
+  <w:style w:type="paragraph" w:styleId="Ttulo5">
     <w:name w:val="heading 5"/>
     <w:uiPriority w:val="9"/>
     <w:semiHidden/>
@@ -6512,7 +6465,7 @@
       <w:color w:val="2E74B5"/>
     </w:rPr>
   </w:style>
-  <w:style w:type="paragraph" w:styleId="Heading6">
+  <w:style w:type="paragraph" w:styleId="Ttulo6">
     <w:name w:val="heading 6"/>
     <w:uiPriority w:val="9"/>
     <w:semiHidden/>
@@ -6525,12 +6478,13 @@
       <w:color w:val="1F4D78"/>
     </w:rPr>
   </w:style>
-  <w:style w:type="character" w:default="1" w:styleId="DefaultParagraphFont">
+  <w:style w:type="character" w:default="1" w:styleId="Fuentedeprrafopredeter">
     <w:name w:val="Default Paragraph Font"/>
     <w:uiPriority w:val="1"/>
+    <w:semiHidden/>
     <w:unhideWhenUsed/>
   </w:style>
-  <w:style w:type="table" w:default="1" w:styleId="TableNormal">
+  <w:style w:type="table" w:default="1" w:styleId="Tablanormal">
     <w:name w:val="Normal Table"/>
     <w:uiPriority w:val="99"/>
     <w:semiHidden/>
@@ -6545,13 +6499,13 @@
       </w:tblCellMar>
     </w:tblPr>
   </w:style>
-  <w:style w:type="numbering" w:default="1" w:styleId="NoList">
+  <w:style w:type="numbering" w:default="1" w:styleId="Sinlista">
     <w:name w:val="No List"/>
     <w:uiPriority w:val="99"/>
     <w:semiHidden/>
     <w:unhideWhenUsed/>
   </w:style>
-  <w:style w:type="paragraph" w:styleId="Title">
+  <w:style w:type="paragraph" w:styleId="Ttulo">
     <w:name w:val="Title"/>
     <w:uiPriority w:val="10"/>
     <w:qFormat/>
@@ -6568,11 +6522,11 @@
       <w:bCs/>
     </w:rPr>
   </w:style>
-  <w:style w:type="paragraph" w:styleId="ListParagraph">
+  <w:style w:type="paragraph" w:styleId="Prrafodelista">
     <w:name w:val="List Paragraph"/>
     <w:qFormat/>
   </w:style>
-  <w:style w:type="character" w:styleId="Hyperlink">
+  <w:style w:type="character" w:styleId="Hipervnculo">
     <w:name w:val="Hyperlink"/>
     <w:uiPriority w:val="99"/>
     <w:unhideWhenUsed/>
@@ -6581,7 +6535,7 @@
       <w:u w:val="single"/>
     </w:rPr>
   </w:style>
-  <w:style w:type="character" w:styleId="FootnoteReference">
+  <w:style w:type="character" w:styleId="Refdenotaalpie">
     <w:name w:val="footnote reference"/>
     <w:uiPriority w:val="99"/>
     <w:semiHidden/>
@@ -6590,9 +6544,9 @@
       <w:vertAlign w:val="superscript"/>
     </w:rPr>
   </w:style>
-  <w:style w:type="paragraph" w:styleId="FootnoteText">
+  <w:style w:type="paragraph" w:styleId="Textonotapie">
     <w:name w:val="footnote text"/>
-    <w:link w:val="FootnoteTextChar"/>
+    <w:link w:val="TextonotapieCar"/>
     <w:uiPriority w:val="99"/>
     <w:semiHidden/>
     <w:unhideWhenUsed/>
@@ -6601,9 +6555,9 @@
       <w:szCs w:val="20"/>
     </w:rPr>
   </w:style>
-  <w:style w:type="character" w:customStyle="1" w:styleId="FootnoteTextChar">
-    <w:name w:val="Footnote Text Char"/>
-    <w:link w:val="FootnoteText"/>
+  <w:style w:type="character" w:customStyle="1" w:styleId="TextonotapieCar">
+    <w:name w:val="Texto nota pie Car"/>
+    <w:link w:val="Textonotapie"/>
     <w:uiPriority w:val="99"/>
     <w:semiHidden/>
     <w:unhideWhenUsed/>
@@ -6612,7 +6566,7 @@
       <w:szCs w:val="20"/>
     </w:rPr>
   </w:style>
-  <w:style w:type="character" w:styleId="EndnoteReference">
+  <w:style w:type="character" w:styleId="Refdenotaalfinal">
     <w:name w:val="endnote reference"/>
     <w:uiPriority w:val="99"/>
     <w:semiHidden/>
@@ -6621,9 +6575,9 @@
       <w:vertAlign w:val="superscript"/>
     </w:rPr>
   </w:style>
-  <w:style w:type="paragraph" w:styleId="EndnoteText">
+  <w:style w:type="paragraph" w:styleId="Textonotaalfinal">
     <w:name w:val="endnote text"/>
-    <w:link w:val="EndnoteTextChar"/>
+    <w:link w:val="TextonotaalfinalCar"/>
     <w:uiPriority w:val="99"/>
     <w:semiHidden/>
     <w:unhideWhenUsed/>
@@ -6632,9 +6586,9 @@
       <w:szCs w:val="20"/>
     </w:rPr>
   </w:style>
-  <w:style w:type="character" w:customStyle="1" w:styleId="EndnoteTextChar">
-    <w:name w:val="Endnote Text Char"/>
-    <w:link w:val="EndnoteText"/>
+  <w:style w:type="character" w:customStyle="1" w:styleId="TextonotaalfinalCar">
+    <w:name w:val="Texto nota al final Car"/>
+    <w:link w:val="Textonotaalfinal"/>
     <w:uiPriority w:val="99"/>
     <w:semiHidden/>
     <w:unhideWhenUsed/>

--- a/Documentos/Guion_Audiovisual_Mediterraneos_v2.docx
+++ b/Documentos/Guion_Audiovisual_Mediterraneos_v2.docx
@@ -1300,7 +1300,21 @@
                 <w:sz w:val="21"/>
                 <w:szCs w:val="21"/>
               </w:rPr>
-              <w:t>Imagina tener una gran receta de **mariscos, pasta o gyros**, un buen local y una propuesta auténtica… pero que aun así las mesas no se llenen.</w:t>
+              <w:t>Imagina tener una gran receta de **</w:t>
+            </w:r>
+            <w:r>
+              <w:rPr>
+                <w:sz w:val="21"/>
+                <w:szCs w:val="21"/>
+              </w:rPr>
+              <w:t>paella</w:t>
+            </w:r>
+            <w:r>
+              <w:rPr>
+                <w:sz w:val="21"/>
+                <w:szCs w:val="21"/>
+              </w:rPr>
+              <w:t>, pasta o gyros**, un buen local y una propuesta auténtica… pero que aun así las mesas no se llenen.</w:t>
             </w:r>
           </w:p>
           <w:p>
@@ -6528,6 +6542,7 @@
   <w:style w:type="character" w:default="1" w:styleId="DefaultParagraphFont">
     <w:name w:val="Default Paragraph Font"/>
     <w:uiPriority w:val="1"/>
+    <w:semiHidden/>
     <w:unhideWhenUsed/>
   </w:style>
   <w:style w:type="table" w:default="1" w:styleId="TableNormal">

--- a/Documentos/Guion_Audiovisual_Mediterraneos_v2.docx
+++ b/Documentos/Guion_Audiovisual_Mediterraneos_v2.docx
@@ -45,7 +45,25 @@
           <w:iCs/>
           <w:color w:val="555555"/>
         </w:rPr>
-        <w:t>Haciendo Economía 2026-1  ·  Universidad del Rosario</w:t>
+        <w:t>Haciendo Economía 2026-</w:t>
+      </w:r>
+      <w:proofErr w:type="gramStart"/>
+      <w:r>
+        <w:rPr>
+          <w:i/>
+          <w:iCs/>
+          <w:color w:val="555555"/>
+        </w:rPr>
+        <w:t>1  ·</w:t>
+      </w:r>
+      <w:proofErr w:type="gramEnd"/>
+      <w:r>
+        <w:rPr>
+          <w:i/>
+          <w:iCs/>
+          <w:color w:val="555555"/>
+        </w:rPr>
+        <w:t xml:space="preserve">  Universidad del Rosario</w:t>
       </w:r>
     </w:p>
     <w:p>
@@ -59,7 +77,53 @@
           <w:sz w:val="20"/>
           <w:szCs w:val="20"/>
         </w:rPr>
-        <w:t>Duración estimada: 6 min 10 seg  ·  Audiencia: evaluadores académicos  ·  Formato: producción audiovisual con narrador</w:t>
+        <w:t xml:space="preserve">Duración estimada: 6 min 10 </w:t>
+      </w:r>
+      <w:proofErr w:type="spellStart"/>
+      <w:proofErr w:type="gramStart"/>
+      <w:r>
+        <w:rPr>
+          <w:color w:val="777777"/>
+          <w:sz w:val="20"/>
+          <w:szCs w:val="20"/>
+        </w:rPr>
+        <w:t>seg</w:t>
+      </w:r>
+      <w:proofErr w:type="spellEnd"/>
+      <w:r>
+        <w:rPr>
+          <w:color w:val="777777"/>
+          <w:sz w:val="20"/>
+          <w:szCs w:val="20"/>
+        </w:rPr>
+        <w:t xml:space="preserve">  ·</w:t>
+      </w:r>
+      <w:proofErr w:type="gramEnd"/>
+      <w:r>
+        <w:rPr>
+          <w:color w:val="777777"/>
+          <w:sz w:val="20"/>
+          <w:szCs w:val="20"/>
+        </w:rPr>
+        <w:t xml:space="preserve">  Audiencia: evaluadores </w:t>
+      </w:r>
+      <w:proofErr w:type="gramStart"/>
+      <w:r>
+        <w:rPr>
+          <w:color w:val="777777"/>
+          <w:sz w:val="20"/>
+          <w:szCs w:val="20"/>
+        </w:rPr>
+        <w:t>académicos  ·</w:t>
+      </w:r>
+      <w:proofErr w:type="gramEnd"/>
+      <w:r>
+        <w:rPr>
+          <w:color w:val="777777"/>
+          <w:sz w:val="20"/>
+          <w:szCs w:val="20"/>
+        </w:rPr>
+        <w:t xml:space="preserve">  Formato: producción audiovisual con narrador</w:t>
       </w:r>
     </w:p>
     <w:p>
@@ -69,7 +133,7 @@
     </w:p>
     <w:p>
       <w:pPr>
-        <w:pStyle w:val="Ttulo1"/>
+        <w:pStyle w:val="Heading1"/>
       </w:pPr>
       <w:r>
         <w:t>Instrucciones de uso del guion</w:t>
@@ -115,7 +179,7 @@
     </w:p>
     <w:p>
       <w:pPr>
-        <w:pStyle w:val="Prrafodelista"/>
+        <w:pStyle w:val="ListParagraph"/>
         <w:numPr>
           <w:ilvl w:val="0"/>
           <w:numId w:val="2"/>
@@ -132,7 +196,7 @@
     </w:p>
     <w:p>
       <w:pPr>
-        <w:pStyle w:val="Prrafodelista"/>
+        <w:pStyle w:val="ListParagraph"/>
         <w:numPr>
           <w:ilvl w:val="0"/>
           <w:numId w:val="2"/>
@@ -149,7 +213,7 @@
     </w:p>
     <w:p>
       <w:pPr>
-        <w:pStyle w:val="Prrafodelista"/>
+        <w:pStyle w:val="ListParagraph"/>
         <w:numPr>
           <w:ilvl w:val="0"/>
           <w:numId w:val="2"/>
@@ -166,7 +230,7 @@
     </w:p>
     <w:p>
       <w:pPr>
-        <w:pStyle w:val="Prrafodelista"/>
+        <w:pStyle w:val="ListParagraph"/>
         <w:numPr>
           <w:ilvl w:val="0"/>
           <w:numId w:val="2"/>
@@ -188,7 +252,7 @@
     </w:p>
     <w:p>
       <w:pPr>
-        <w:pStyle w:val="Ttulo1"/>
+        <w:pStyle w:val="Heading1"/>
       </w:pPr>
       <w:r>
         <w:t>Estructura del video — Mapa de escenas</w:t>
@@ -866,7 +930,23 @@
                 <w:sz w:val="20"/>
                 <w:szCs w:val="20"/>
               </w:rPr>
-              <w:t>Índice de Delivery (IDL): canal de venta, datos y dependencia</w:t>
+              <w:t xml:space="preserve">Índice de </w:t>
+            </w:r>
+            <w:proofErr w:type="spellStart"/>
+            <w:r>
+              <w:rPr>
+                <w:sz w:val="20"/>
+                <w:szCs w:val="20"/>
+              </w:rPr>
+              <w:t>Delivery</w:t>
+            </w:r>
+            <w:proofErr w:type="spellEnd"/>
+            <w:r>
+              <w:rPr>
+                <w:sz w:val="20"/>
+                <w:szCs w:val="20"/>
+              </w:rPr>
+              <w:t xml:space="preserve"> (IDL): canal de venta, datos y dependencia</w:t>
             </w:r>
           </w:p>
         </w:tc>
@@ -1155,7 +1235,7 @@
     </w:p>
     <w:p>
       <w:pPr>
-        <w:pStyle w:val="Ttulo1"/>
+        <w:pStyle w:val="Heading1"/>
       </w:pPr>
       <w:r>
         <w:t>Guion detallado por escenas</w:t>
@@ -1215,13 +1295,45 @@
                 <w:sz w:val="26"/>
                 <w:szCs w:val="26"/>
               </w:rPr>
-              <w:t xml:space="preserve">ESCENA 1  </w:t>
+              <w:t xml:space="preserve">ESCENA </w:t>
+            </w:r>
+            <w:proofErr w:type="gramStart"/>
+            <w:r>
+              <w:rPr>
+                <w:b/>
+                <w:bCs/>
+                <w:color w:val="FFFFFF"/>
+                <w:sz w:val="26"/>
+                <w:szCs w:val="26"/>
+              </w:rPr>
+              <w:t xml:space="preserve">1  </w:t>
             </w:r>
             <w:r>
               <w:rPr>
                 <w:color w:val="DDDDDD"/>
               </w:rPr>
-              <w:t xml:space="preserve">0:00 – 0:30  —  </w:t>
+              <w:t>0:00</w:t>
+            </w:r>
+            <w:proofErr w:type="gramEnd"/>
+            <w:r>
+              <w:rPr>
+                <w:color w:val="DDDDDD"/>
+              </w:rPr>
+              <w:t xml:space="preserve"> – </w:t>
+            </w:r>
+            <w:proofErr w:type="gramStart"/>
+            <w:r>
+              <w:rPr>
+                <w:color w:val="DDDDDD"/>
+              </w:rPr>
+              <w:t>0:30  —</w:t>
+            </w:r>
+            <w:proofErr w:type="gramEnd"/>
+            <w:r>
+              <w:rPr>
+                <w:color w:val="DDDDDD"/>
+              </w:rPr>
+              <w:t xml:space="preserve">  </w:t>
             </w:r>
             <w:r>
               <w:rPr>
@@ -1300,7 +1412,37 @@
                 <w:sz w:val="21"/>
                 <w:szCs w:val="21"/>
               </w:rPr>
-              <w:t>Imagina tener una gran receta de **mariscos, pasta o gyros**, un buen local y una propuesta auténtica… pero que aun así las mesas no se llenen.</w:t>
+              <w:t>Imagina tener una gran receta de **</w:t>
+            </w:r>
+            <w:r>
+              <w:rPr>
+                <w:sz w:val="21"/>
+                <w:szCs w:val="21"/>
+              </w:rPr>
+              <w:t>paella</w:t>
+            </w:r>
+            <w:r>
+              <w:rPr>
+                <w:sz w:val="21"/>
+                <w:szCs w:val="21"/>
+              </w:rPr>
+              <w:t xml:space="preserve">, pasta o </w:t>
+            </w:r>
+            <w:proofErr w:type="spellStart"/>
+            <w:r>
+              <w:rPr>
+                <w:sz w:val="21"/>
+                <w:szCs w:val="21"/>
+              </w:rPr>
+              <w:t>gyros</w:t>
+            </w:r>
+            <w:proofErr w:type="spellEnd"/>
+            <w:r>
+              <w:rPr>
+                <w:sz w:val="21"/>
+                <w:szCs w:val="21"/>
+              </w:rPr>
+              <w:t>**, un buen local y una propuesta auténtica… pero que aun así las mesas no se llenen.</w:t>
             </w:r>
           </w:p>
           <w:p>
@@ -1354,7 +1496,39 @@
                 <w:sz w:val="21"/>
                 <w:szCs w:val="21"/>
               </w:rPr>
-              <w:t>En Bogotá, muchos consumidores eligen dónde comer desde una pantalla: revisan reseñas, comparan fotos, miran redes sociales y buscan opciones en apps de delivery. En ese contexto, un restaurante sin presencia digital puede volverse invisible.</w:t>
+              <w:t xml:space="preserve">En Bogotá, muchos consumidores eligen dónde comer desde una pantalla: revisan reseñas, comparan fotos, miran redes sociales y buscan opciones en </w:t>
+            </w:r>
+            <w:proofErr w:type="gramStart"/>
+            <w:r>
+              <w:rPr>
+                <w:sz w:val="21"/>
+                <w:szCs w:val="21"/>
+              </w:rPr>
+              <w:t>apps</w:t>
+            </w:r>
+            <w:proofErr w:type="gramEnd"/>
+            <w:r>
+              <w:rPr>
+                <w:sz w:val="21"/>
+                <w:szCs w:val="21"/>
+              </w:rPr>
+              <w:t xml:space="preserve"> de </w:t>
+            </w:r>
+            <w:proofErr w:type="spellStart"/>
+            <w:r>
+              <w:rPr>
+                <w:sz w:val="21"/>
+                <w:szCs w:val="21"/>
+              </w:rPr>
+              <w:t>delivery</w:t>
+            </w:r>
+            <w:proofErr w:type="spellEnd"/>
+            <w:r>
+              <w:rPr>
+                <w:sz w:val="21"/>
+                <w:szCs w:val="21"/>
+              </w:rPr>
+              <w:t>. En ese contexto, un restaurante sin presencia digital puede volverse invisible.</w:t>
             </w:r>
           </w:p>
           <w:p>
@@ -1381,7 +1555,23 @@
                 <w:sz w:val="21"/>
                 <w:szCs w:val="21"/>
               </w:rPr>
-              <w:t>Por eso, encuestamos a **35 restaurantes mediterráneos en Bogotá** para evaluar su posicionamiento digital en tres frentes: **redes sociales, plataformas de delivery y plataformas de opinión**. También analizamos cómo perciben la inteligencia artificial como herramienta para competir en el futuro.</w:t>
+              <w:t xml:space="preserve">Por eso, encuestamos a **35 restaurantes mediterráneos en Bogotá** para evaluar su posicionamiento digital en tres frentes: **redes sociales, plataformas de </w:t>
+            </w:r>
+            <w:proofErr w:type="spellStart"/>
+            <w:r>
+              <w:rPr>
+                <w:sz w:val="21"/>
+                <w:szCs w:val="21"/>
+              </w:rPr>
+              <w:t>delivery</w:t>
+            </w:r>
+            <w:proofErr w:type="spellEnd"/>
+            <w:r>
+              <w:rPr>
+                <w:sz w:val="21"/>
+                <w:szCs w:val="21"/>
+              </w:rPr>
+              <w:t xml:space="preserve"> y plataformas de opinión**. También analizamos cómo perciben la inteligencia artificial como herramienta para competir en el futuro.</w:t>
             </w:r>
           </w:p>
           <w:p>
@@ -1660,13 +1850,45 @@
                 <w:szCs w:val="26"/>
               </w:rPr>
               <w:lastRenderedPageBreak/>
-              <w:t xml:space="preserve">ESCENA 2  </w:t>
+              <w:t xml:space="preserve">ESCENA </w:t>
+            </w:r>
+            <w:proofErr w:type="gramStart"/>
+            <w:r>
+              <w:rPr>
+                <w:b/>
+                <w:bCs/>
+                <w:color w:val="FFFFFF"/>
+                <w:sz w:val="26"/>
+                <w:szCs w:val="26"/>
+              </w:rPr>
+              <w:t xml:space="preserve">2  </w:t>
             </w:r>
             <w:r>
               <w:rPr>
                 <w:color w:val="DDDDDD"/>
               </w:rPr>
-              <w:t xml:space="preserve">0:30 – 1:15  —  </w:t>
+              <w:t>0:30</w:t>
+            </w:r>
+            <w:proofErr w:type="gramEnd"/>
+            <w:r>
+              <w:rPr>
+                <w:color w:val="DDDDDD"/>
+              </w:rPr>
+              <w:t xml:space="preserve"> – </w:t>
+            </w:r>
+            <w:proofErr w:type="gramStart"/>
+            <w:r>
+              <w:rPr>
+                <w:color w:val="DDDDDD"/>
+              </w:rPr>
+              <w:t>1:15  —</w:t>
+            </w:r>
+            <w:proofErr w:type="gramEnd"/>
+            <w:r>
+              <w:rPr>
+                <w:color w:val="DDDDDD"/>
+              </w:rPr>
+              <w:t xml:space="preserve">  </w:t>
             </w:r>
             <w:r>
               <w:rPr>
@@ -1741,7 +1963,23 @@
                 <w:sz w:val="21"/>
                 <w:szCs w:val="21"/>
               </w:rPr>
-              <w:t>El consumidor bogotano cambió su forma de decidir. Antes, el voz a voz y la ubicación eran suficientes. Hoy, antes de pisar un restaurante, la mayoría de las personas ya saben qué van a pedir, cuánto cuesta y qué tan bien valorado está. Buscan en Google. Descubren opciones en Instagram o TikTok. Y se convencen —o se disuaden— con las reseñas de otros comensales. Este cambio de comportamiento transforma el campo de batalla.</w:t>
+              <w:t xml:space="preserve">El consumidor bogotano cambió su forma de decidir. Antes, </w:t>
+            </w:r>
+            <w:proofErr w:type="gramStart"/>
+            <w:r>
+              <w:rPr>
+                <w:sz w:val="21"/>
+                <w:szCs w:val="21"/>
+              </w:rPr>
+              <w:t>el voz</w:t>
+            </w:r>
+            <w:proofErr w:type="gramEnd"/>
+            <w:r>
+              <w:rPr>
+                <w:sz w:val="21"/>
+                <w:szCs w:val="21"/>
+              </w:rPr>
+              <w:t xml:space="preserve"> a voz y la ubicación eran suficientes. Hoy, antes de pisar un restaurante, la mayoría de las personas ya saben qué van a pedir, cuánto cuesta y qué tan bien valorado está. Buscan en Google. Descubren opciones en Instagram o TikTok. Y se convencen —o se disuaden— con las reseñas de otros comensales. Este cambio de comportamiento transforma el campo de batalla.</w:t>
             </w:r>
             <w:r>
               <w:rPr>
@@ -1755,7 +1993,23 @@
                 <w:sz w:val="21"/>
                 <w:szCs w:val="21"/>
               </w:rPr>
-              <w:t>Según (Digisap, 2025) El 92% de los consumidores colombianos investiga en línea antes de elegir restaurante. Y el 78% prefiere reservar a través de plataformas digitales.</w:t>
+              <w:t>Según (</w:t>
+            </w:r>
+            <w:proofErr w:type="spellStart"/>
+            <w:r>
+              <w:rPr>
+                <w:sz w:val="21"/>
+                <w:szCs w:val="21"/>
+              </w:rPr>
+              <w:t>Digisap</w:t>
+            </w:r>
+            <w:proofErr w:type="spellEnd"/>
+            <w:r>
+              <w:rPr>
+                <w:sz w:val="21"/>
+                <w:szCs w:val="21"/>
+              </w:rPr>
+              <w:t>, 2025) El 92% de los consumidores colombianos investiga en línea antes de elegir restaurante. Y el 78% prefiere reservar a través de plataformas digitales.</w:t>
             </w:r>
             <w:r>
               <w:rPr>
@@ -1860,7 +2114,23 @@
                 <w:sz w:val="21"/>
                 <w:szCs w:val="21"/>
               </w:rPr>
-              <w:t xml:space="preserve">Animación de línea de tiempo dividida en dos momentos: 'Antes' (íconos de ubicación, voz a voz, anuncio en periódico) → 'Hoy' (íconos de Google Maps, Instagram, TikTok, reseñas). En el centro, una figura humana con teléfono. Siguiente plano: mapa estilizado de Bogotá con </w:t>
+              <w:t xml:space="preserve">Animación de línea de tiempo dividida en dos momentos: 'Antes' (íconos de ubicación, voz a voz, anuncio en periódico) → 'Hoy' (íconos de Google </w:t>
+            </w:r>
+            <w:proofErr w:type="spellStart"/>
+            <w:r>
+              <w:rPr>
+                <w:sz w:val="21"/>
+                <w:szCs w:val="21"/>
+              </w:rPr>
+              <w:t>Maps</w:t>
+            </w:r>
+            <w:proofErr w:type="spellEnd"/>
+            <w:r>
+              <w:rPr>
+                <w:sz w:val="21"/>
+                <w:szCs w:val="21"/>
+              </w:rPr>
+              <w:t xml:space="preserve">, Instagram, TikTok, reseñas). En el centro, una figura humana con teléfono. Siguiente plano: mapa estilizado de Bogotá con </w:t>
             </w:r>
             <w:r>
               <w:rPr>
@@ -1883,13 +2153,23 @@
               </w:rPr>
               <w:t xml:space="preserve"> Fuente (</w:t>
             </w:r>
+            <w:proofErr w:type="spellStart"/>
             <w:r>
               <w:rPr>
                 <w:color w:val="1A1A1A"/>
                 <w:sz w:val="20"/>
                 <w:szCs w:val="20"/>
               </w:rPr>
-              <w:t xml:space="preserve">Digisap, 2025) </w:t>
+              <w:t>Digisap</w:t>
+            </w:r>
+            <w:proofErr w:type="spellEnd"/>
+            <w:r>
+              <w:rPr>
+                <w:color w:val="1A1A1A"/>
+                <w:sz w:val="20"/>
+                <w:szCs w:val="20"/>
+              </w:rPr>
+              <w:t xml:space="preserve">, 2025) </w:t>
             </w:r>
             <w:r>
               <w:rPr>
@@ -1956,12 +2236,69 @@
               <w:spacing w:line="320" w:lineRule="auto"/>
               <w:jc w:val="both"/>
             </w:pPr>
-            <w:r>
-              <w:rPr>
-                <w:sz w:val="21"/>
-                <w:szCs w:val="21"/>
-              </w:rPr>
-              <w:t>Motion graphics de línea de tiempo + mapa de puntos animado de Bogotá + estadísticas tipo kinetic typography.</w:t>
+            <w:proofErr w:type="spellStart"/>
+            <w:r>
+              <w:rPr>
+                <w:sz w:val="21"/>
+                <w:szCs w:val="21"/>
+              </w:rPr>
+              <w:t>Motion</w:t>
+            </w:r>
+            <w:proofErr w:type="spellEnd"/>
+            <w:r>
+              <w:rPr>
+                <w:sz w:val="21"/>
+                <w:szCs w:val="21"/>
+              </w:rPr>
+              <w:t xml:space="preserve"> </w:t>
+            </w:r>
+            <w:proofErr w:type="spellStart"/>
+            <w:r>
+              <w:rPr>
+                <w:sz w:val="21"/>
+                <w:szCs w:val="21"/>
+              </w:rPr>
+              <w:t>graphics</w:t>
+            </w:r>
+            <w:proofErr w:type="spellEnd"/>
+            <w:r>
+              <w:rPr>
+                <w:sz w:val="21"/>
+                <w:szCs w:val="21"/>
+              </w:rPr>
+              <w:t xml:space="preserve"> de línea de tiempo + mapa de puntos animado de Bogotá + estadísticas tipo </w:t>
+            </w:r>
+            <w:proofErr w:type="spellStart"/>
+            <w:r>
+              <w:rPr>
+                <w:sz w:val="21"/>
+                <w:szCs w:val="21"/>
+              </w:rPr>
+              <w:t>kinetic</w:t>
+            </w:r>
+            <w:proofErr w:type="spellEnd"/>
+            <w:r>
+              <w:rPr>
+                <w:sz w:val="21"/>
+                <w:szCs w:val="21"/>
+              </w:rPr>
+              <w:t xml:space="preserve"> </w:t>
+            </w:r>
+            <w:proofErr w:type="spellStart"/>
+            <w:r>
+              <w:rPr>
+                <w:sz w:val="21"/>
+                <w:szCs w:val="21"/>
+              </w:rPr>
+              <w:t>typography</w:t>
+            </w:r>
+            <w:proofErr w:type="spellEnd"/>
+            <w:r>
+              <w:rPr>
+                <w:sz w:val="21"/>
+                <w:szCs w:val="21"/>
+              </w:rPr>
+              <w:t>.</w:t>
             </w:r>
           </w:p>
         </w:tc>
@@ -2086,13 +2423,45 @@
                 <w:sz w:val="26"/>
                 <w:szCs w:val="26"/>
               </w:rPr>
-              <w:t xml:space="preserve">ESCENA 3  </w:t>
+              <w:t xml:space="preserve">ESCENA </w:t>
+            </w:r>
+            <w:proofErr w:type="gramStart"/>
+            <w:r>
+              <w:rPr>
+                <w:b/>
+                <w:bCs/>
+                <w:color w:val="FFFFFF"/>
+                <w:sz w:val="26"/>
+                <w:szCs w:val="26"/>
+              </w:rPr>
+              <w:t xml:space="preserve">3  </w:t>
             </w:r>
             <w:r>
               <w:rPr>
                 <w:color w:val="DDDDDD"/>
               </w:rPr>
-              <w:t xml:space="preserve">1:15 – 1:45  —  </w:t>
+              <w:t>1:15</w:t>
+            </w:r>
+            <w:proofErr w:type="gramEnd"/>
+            <w:r>
+              <w:rPr>
+                <w:color w:val="DDDDDD"/>
+              </w:rPr>
+              <w:t xml:space="preserve"> – </w:t>
+            </w:r>
+            <w:proofErr w:type="gramStart"/>
+            <w:r>
+              <w:rPr>
+                <w:color w:val="DDDDDD"/>
+              </w:rPr>
+              <w:t>1:45  —</w:t>
+            </w:r>
+            <w:proofErr w:type="gramEnd"/>
+            <w:r>
+              <w:rPr>
+                <w:color w:val="DDDDDD"/>
+              </w:rPr>
+              <w:t xml:space="preserve">  </w:t>
             </w:r>
             <w:r>
               <w:rPr>
@@ -2213,14 +2582,66 @@
                 <w:sz w:val="21"/>
                 <w:szCs w:val="21"/>
               </w:rPr>
-              <w:t>Índice de Delivery (IDL)</w:t>
-            </w:r>
-            <w:r>
-              <w:rPr>
-                <w:sz w:val="21"/>
-                <w:szCs w:val="21"/>
-              </w:rPr>
-              <w:t xml:space="preserve">, que captura qué tanto se integran a plataformas como Rappi o DiDi, no </w:t>
+              <w:t xml:space="preserve">Índice de </w:t>
+            </w:r>
+            <w:proofErr w:type="spellStart"/>
+            <w:r>
+              <w:rPr>
+                <w:b/>
+                <w:bCs/>
+                <w:sz w:val="21"/>
+                <w:szCs w:val="21"/>
+              </w:rPr>
+              <w:t>Delivery</w:t>
+            </w:r>
+            <w:proofErr w:type="spellEnd"/>
+            <w:r>
+              <w:rPr>
+                <w:b/>
+                <w:bCs/>
+                <w:sz w:val="21"/>
+                <w:szCs w:val="21"/>
+              </w:rPr>
+              <w:t xml:space="preserve"> (IDL)</w:t>
+            </w:r>
+            <w:r>
+              <w:rPr>
+                <w:sz w:val="21"/>
+                <w:szCs w:val="21"/>
+              </w:rPr>
+              <w:t xml:space="preserve">, que captura qué tanto se integran a plataformas como </w:t>
+            </w:r>
+            <w:proofErr w:type="spellStart"/>
+            <w:r>
+              <w:rPr>
+                <w:sz w:val="21"/>
+                <w:szCs w:val="21"/>
+              </w:rPr>
+              <w:t>Rappi</w:t>
+            </w:r>
+            <w:proofErr w:type="spellEnd"/>
+            <w:r>
+              <w:rPr>
+                <w:sz w:val="21"/>
+                <w:szCs w:val="21"/>
+              </w:rPr>
+              <w:t xml:space="preserve"> o </w:t>
+            </w:r>
+            <w:proofErr w:type="spellStart"/>
+            <w:r>
+              <w:rPr>
+                <w:sz w:val="21"/>
+                <w:szCs w:val="21"/>
+              </w:rPr>
+              <w:t>DiDi</w:t>
+            </w:r>
+            <w:proofErr w:type="spellEnd"/>
+            <w:r>
+              <w:rPr>
+                <w:sz w:val="21"/>
+                <w:szCs w:val="21"/>
+              </w:rPr>
+              <w:t xml:space="preserve">, no </w:t>
             </w:r>
             <w:r>
               <w:rPr>
@@ -2244,7 +2665,23 @@
                 <w:sz w:val="21"/>
                 <w:szCs w:val="21"/>
               </w:rPr>
-              <w:t>, que evalúa su reputación en espacios como Google Maps y TripAdvisor, considerando reseñas, calificaciones y presencia activa.</w:t>
+              <w:t xml:space="preserve">, que evalúa su reputación en espacios como Google </w:t>
+            </w:r>
+            <w:proofErr w:type="spellStart"/>
+            <w:r>
+              <w:rPr>
+                <w:sz w:val="21"/>
+                <w:szCs w:val="21"/>
+              </w:rPr>
+              <w:t>Maps</w:t>
+            </w:r>
+            <w:proofErr w:type="spellEnd"/>
+            <w:r>
+              <w:rPr>
+                <w:sz w:val="21"/>
+                <w:szCs w:val="21"/>
+              </w:rPr>
+              <w:t xml:space="preserve"> y TripAdvisor, considerando reseñas, calificaciones y presencia activa.</w:t>
             </w:r>
           </w:p>
           <w:p>
@@ -2268,8 +2705,33 @@
                 <w:sz w:val="21"/>
                 <w:szCs w:val="21"/>
               </w:rPr>
-              <w:t>un game changer</w:t>
-            </w:r>
+              <w:t xml:space="preserve">un </w:t>
+            </w:r>
+            <w:proofErr w:type="spellStart"/>
+            <w:r>
+              <w:rPr>
+                <w:sz w:val="21"/>
+                <w:szCs w:val="21"/>
+              </w:rPr>
+              <w:t>game</w:t>
+            </w:r>
+            <w:proofErr w:type="spellEnd"/>
+            <w:r>
+              <w:rPr>
+                <w:sz w:val="21"/>
+                <w:szCs w:val="21"/>
+              </w:rPr>
+              <w:t xml:space="preserve"> </w:t>
+            </w:r>
+            <w:proofErr w:type="spellStart"/>
+            <w:r>
+              <w:rPr>
+                <w:sz w:val="21"/>
+                <w:szCs w:val="21"/>
+              </w:rPr>
+              <w:t>changer</w:t>
+            </w:r>
+            <w:proofErr w:type="spellEnd"/>
             <w:r>
               <w:rPr>
                 <w:sz w:val="21"/>
@@ -2341,7 +2803,277 @@
                 <w:sz w:val="21"/>
                 <w:szCs w:val="21"/>
               </w:rPr>
-              <w:t>Tres bloques aparecen en pantalla de forma progresiva, cada uno con su ícono, nombre y rango de puntuación: 📱 IRS — Redes Sociales  (0 a 14 pts)  |  Bajo: 0–4  ·  Medio: 5–9  ·  Alto: 10–14 🛵 IDL — Delivery  (0 a 10 pts)  |  Bajo: 0–3  ·  Medio: 4–6  ·  Alto: 7–10 ⭐ IPO — Opinión  (0 a 18 pts)  |  Bajo: 0–5  ·  Medio: 6–11  ·  Alto: 12–18 Debajo, una línea de texto: 'Tres índices. Una pregunta: ¿cuál transforma más el posicionamiento?'</w:t>
+              <w:t xml:space="preserve">Tres bloques aparecen en pantalla de forma progresiva, cada uno con su ícono, nombre y rango de puntuación: </w:t>
+            </w:r>
+            <w:r>
+              <w:rPr>
+                <w:sz w:val="21"/>
+                <w:szCs w:val="21"/>
+              </w:rPr>
+              <w:t>📱</w:t>
+            </w:r>
+            <w:r>
+              <w:rPr>
+                <w:sz w:val="21"/>
+                <w:szCs w:val="21"/>
+              </w:rPr>
+              <w:t xml:space="preserve"> IRS — Redes </w:t>
+            </w:r>
+            <w:proofErr w:type="gramStart"/>
+            <w:r>
+              <w:rPr>
+                <w:sz w:val="21"/>
+                <w:szCs w:val="21"/>
+              </w:rPr>
+              <w:t>Sociales  (</w:t>
+            </w:r>
+            <w:proofErr w:type="gramEnd"/>
+            <w:r>
+              <w:rPr>
+                <w:sz w:val="21"/>
+                <w:szCs w:val="21"/>
+              </w:rPr>
+              <w:t xml:space="preserve">0 a 14 </w:t>
+            </w:r>
+            <w:proofErr w:type="spellStart"/>
+            <w:proofErr w:type="gramStart"/>
+            <w:r>
+              <w:rPr>
+                <w:sz w:val="21"/>
+                <w:szCs w:val="21"/>
+              </w:rPr>
+              <w:t>pts</w:t>
+            </w:r>
+            <w:proofErr w:type="spellEnd"/>
+            <w:r>
+              <w:rPr>
+                <w:sz w:val="21"/>
+                <w:szCs w:val="21"/>
+              </w:rPr>
+              <w:t>)  |</w:t>
+            </w:r>
+            <w:proofErr w:type="gramEnd"/>
+            <w:r>
+              <w:rPr>
+                <w:sz w:val="21"/>
+                <w:szCs w:val="21"/>
+              </w:rPr>
+              <w:t xml:space="preserve">  Bajo: 0–</w:t>
+            </w:r>
+            <w:proofErr w:type="gramStart"/>
+            <w:r>
+              <w:rPr>
+                <w:sz w:val="21"/>
+                <w:szCs w:val="21"/>
+              </w:rPr>
+              <w:t>4  ·</w:t>
+            </w:r>
+            <w:proofErr w:type="gramEnd"/>
+            <w:r>
+              <w:rPr>
+                <w:sz w:val="21"/>
+                <w:szCs w:val="21"/>
+              </w:rPr>
+              <w:t xml:space="preserve">  Medio: 5–</w:t>
+            </w:r>
+            <w:proofErr w:type="gramStart"/>
+            <w:r>
+              <w:rPr>
+                <w:sz w:val="21"/>
+                <w:szCs w:val="21"/>
+              </w:rPr>
+              <w:t>9  ·</w:t>
+            </w:r>
+            <w:proofErr w:type="gramEnd"/>
+            <w:r>
+              <w:rPr>
+                <w:sz w:val="21"/>
+                <w:szCs w:val="21"/>
+              </w:rPr>
+              <w:t xml:space="preserve">  Alto: 10–14 </w:t>
+            </w:r>
+            <w:r>
+              <w:rPr>
+                <w:sz w:val="21"/>
+                <w:szCs w:val="21"/>
+              </w:rPr>
+              <w:t>🛵</w:t>
+            </w:r>
+            <w:r>
+              <w:rPr>
+                <w:sz w:val="21"/>
+                <w:szCs w:val="21"/>
+              </w:rPr>
+              <w:t xml:space="preserve"> IDL — </w:t>
+            </w:r>
+            <w:proofErr w:type="spellStart"/>
+            <w:proofErr w:type="gramStart"/>
+            <w:r>
+              <w:rPr>
+                <w:sz w:val="21"/>
+                <w:szCs w:val="21"/>
+              </w:rPr>
+              <w:t>Delivery</w:t>
+            </w:r>
+            <w:proofErr w:type="spellEnd"/>
+            <w:r>
+              <w:rPr>
+                <w:sz w:val="21"/>
+                <w:szCs w:val="21"/>
+              </w:rPr>
+              <w:t xml:space="preserve">  (</w:t>
+            </w:r>
+            <w:proofErr w:type="gramEnd"/>
+            <w:r>
+              <w:rPr>
+                <w:sz w:val="21"/>
+                <w:szCs w:val="21"/>
+              </w:rPr>
+              <w:t xml:space="preserve">0 a 10 </w:t>
+            </w:r>
+            <w:proofErr w:type="spellStart"/>
+            <w:proofErr w:type="gramStart"/>
+            <w:r>
+              <w:rPr>
+                <w:sz w:val="21"/>
+                <w:szCs w:val="21"/>
+              </w:rPr>
+              <w:t>pts</w:t>
+            </w:r>
+            <w:proofErr w:type="spellEnd"/>
+            <w:r>
+              <w:rPr>
+                <w:sz w:val="21"/>
+                <w:szCs w:val="21"/>
+              </w:rPr>
+              <w:t>)  |</w:t>
+            </w:r>
+            <w:proofErr w:type="gramEnd"/>
+            <w:r>
+              <w:rPr>
+                <w:sz w:val="21"/>
+                <w:szCs w:val="21"/>
+              </w:rPr>
+              <w:t xml:space="preserve">  Bajo: 0–</w:t>
+            </w:r>
+            <w:proofErr w:type="gramStart"/>
+            <w:r>
+              <w:rPr>
+                <w:sz w:val="21"/>
+                <w:szCs w:val="21"/>
+              </w:rPr>
+              <w:t>3  ·</w:t>
+            </w:r>
+            <w:proofErr w:type="gramEnd"/>
+            <w:r>
+              <w:rPr>
+                <w:sz w:val="21"/>
+                <w:szCs w:val="21"/>
+              </w:rPr>
+              <w:t xml:space="preserve">  Medio: 4–</w:t>
+            </w:r>
+            <w:proofErr w:type="gramStart"/>
+            <w:r>
+              <w:rPr>
+                <w:sz w:val="21"/>
+                <w:szCs w:val="21"/>
+              </w:rPr>
+              <w:t>6  ·</w:t>
+            </w:r>
+            <w:proofErr w:type="gramEnd"/>
+            <w:r>
+              <w:rPr>
+                <w:sz w:val="21"/>
+                <w:szCs w:val="21"/>
+              </w:rPr>
+              <w:t xml:space="preserve">  Alto: 7–10 </w:t>
+            </w:r>
+            <w:r>
+              <w:rPr>
+                <w:sz w:val="21"/>
+                <w:szCs w:val="21"/>
+              </w:rPr>
+              <w:t>⭐</w:t>
+            </w:r>
+            <w:r>
+              <w:rPr>
+                <w:sz w:val="21"/>
+                <w:szCs w:val="21"/>
+              </w:rPr>
+              <w:t xml:space="preserve"> IPO — </w:t>
+            </w:r>
+            <w:proofErr w:type="gramStart"/>
+            <w:r>
+              <w:rPr>
+                <w:sz w:val="21"/>
+                <w:szCs w:val="21"/>
+              </w:rPr>
+              <w:t>Opinión  (</w:t>
+            </w:r>
+            <w:proofErr w:type="gramEnd"/>
+            <w:r>
+              <w:rPr>
+                <w:sz w:val="21"/>
+                <w:szCs w:val="21"/>
+              </w:rPr>
+              <w:t xml:space="preserve">0 a 18 </w:t>
+            </w:r>
+            <w:proofErr w:type="spellStart"/>
+            <w:proofErr w:type="gramStart"/>
+            <w:r>
+              <w:rPr>
+                <w:sz w:val="21"/>
+                <w:szCs w:val="21"/>
+              </w:rPr>
+              <w:t>pts</w:t>
+            </w:r>
+            <w:proofErr w:type="spellEnd"/>
+            <w:r>
+              <w:rPr>
+                <w:sz w:val="21"/>
+                <w:szCs w:val="21"/>
+              </w:rPr>
+              <w:t>)  |</w:t>
+            </w:r>
+            <w:proofErr w:type="gramEnd"/>
+            <w:r>
+              <w:rPr>
+                <w:sz w:val="21"/>
+                <w:szCs w:val="21"/>
+              </w:rPr>
+              <w:t xml:space="preserve">  Bajo: 0–</w:t>
+            </w:r>
+            <w:proofErr w:type="gramStart"/>
+            <w:r>
+              <w:rPr>
+                <w:sz w:val="21"/>
+                <w:szCs w:val="21"/>
+              </w:rPr>
+              <w:t>5  ·</w:t>
+            </w:r>
+            <w:proofErr w:type="gramEnd"/>
+            <w:r>
+              <w:rPr>
+                <w:sz w:val="21"/>
+                <w:szCs w:val="21"/>
+              </w:rPr>
+              <w:t xml:space="preserve">  Medio: 6–</w:t>
+            </w:r>
+            <w:proofErr w:type="gramStart"/>
+            <w:r>
+              <w:rPr>
+                <w:sz w:val="21"/>
+                <w:szCs w:val="21"/>
+              </w:rPr>
+              <w:t>11  ·</w:t>
+            </w:r>
+            <w:proofErr w:type="gramEnd"/>
+            <w:r>
+              <w:rPr>
+                <w:sz w:val="21"/>
+                <w:szCs w:val="21"/>
+              </w:rPr>
+              <w:t xml:space="preserve">  Alto: 12–18 Debajo, una línea de texto: 'Tres índices. Una pregunta: ¿cuál transforma más el posicionamiento?'</w:t>
             </w:r>
           </w:p>
         </w:tc>
@@ -2531,13 +3263,45 @@
                 <w:sz w:val="26"/>
                 <w:szCs w:val="26"/>
               </w:rPr>
-              <w:t xml:space="preserve">ESCENA 4  </w:t>
+              <w:t xml:space="preserve">ESCENA </w:t>
+            </w:r>
+            <w:proofErr w:type="gramStart"/>
+            <w:r>
+              <w:rPr>
+                <w:b/>
+                <w:bCs/>
+                <w:color w:val="FFFFFF"/>
+                <w:sz w:val="26"/>
+                <w:szCs w:val="26"/>
+              </w:rPr>
+              <w:t xml:space="preserve">4  </w:t>
             </w:r>
             <w:r>
               <w:rPr>
                 <w:color w:val="DDDDDD"/>
               </w:rPr>
-              <w:t xml:space="preserve">1:45 – 2:30  —  </w:t>
+              <w:t>1:45</w:t>
+            </w:r>
+            <w:proofErr w:type="gramEnd"/>
+            <w:r>
+              <w:rPr>
+                <w:color w:val="DDDDDD"/>
+              </w:rPr>
+              <w:t xml:space="preserve"> – </w:t>
+            </w:r>
+            <w:proofErr w:type="gramStart"/>
+            <w:r>
+              <w:rPr>
+                <w:color w:val="DDDDDD"/>
+              </w:rPr>
+              <w:t>2:30  —</w:t>
+            </w:r>
+            <w:proofErr w:type="gramEnd"/>
+            <w:r>
+              <w:rPr>
+                <w:color w:val="DDDDDD"/>
+              </w:rPr>
+              <w:t xml:space="preserve">  </w:t>
             </w:r>
             <w:r>
               <w:rPr>
@@ -2643,7 +3407,23 @@
                 <w:sz w:val="21"/>
                 <w:szCs w:val="21"/>
               </w:rPr>
-              <w:t>A cada uno le preguntamos por temas clave para entender su posicionamiento digital: cómo usan redes sociales, cuánto invierten en marketing, qué tanto dependen de canales como el local físico, el delivery o las plataformas digitales, cómo gestionan sus reseñas en internet y qué tan cerca —o lejos— se sienten de adoptar herramientas de inteligencia artificial.</w:t>
+              <w:t xml:space="preserve">A cada uno le preguntamos por temas clave para entender su posicionamiento digital: cómo usan redes sociales, cuánto invierten en marketing, qué tanto dependen de canales como el local físico, el </w:t>
+            </w:r>
+            <w:proofErr w:type="spellStart"/>
+            <w:r>
+              <w:rPr>
+                <w:sz w:val="21"/>
+                <w:szCs w:val="21"/>
+              </w:rPr>
+              <w:t>delivery</w:t>
+            </w:r>
+            <w:proofErr w:type="spellEnd"/>
+            <w:r>
+              <w:rPr>
+                <w:sz w:val="21"/>
+                <w:szCs w:val="21"/>
+              </w:rPr>
+              <w:t xml:space="preserve"> o las plataformas digitales, cómo gestionan sus reseñas en internet y qué tan cerca —o lejos— se sienten de adoptar herramientas de inteligencia artificial.</w:t>
             </w:r>
           </w:p>
           <w:p>
@@ -2671,7 +3451,23 @@
                 <w:szCs w:val="21"/>
               </w:rPr>
               <w:lastRenderedPageBreak/>
-              <w:t>Pero no nos quedamos únicamente con lo que los restaurantes nos contaron. También observamos su presencia real en plataformas como Google Maps y TripAdvisor, revisando variables como número de reseñas, calificación promedio y nivel de actividad digital.</w:t>
+              <w:t xml:space="preserve">Pero no nos quedamos únicamente con lo que los restaurantes nos contaron. También observamos su presencia real en plataformas como Google </w:t>
+            </w:r>
+            <w:proofErr w:type="spellStart"/>
+            <w:r>
+              <w:rPr>
+                <w:sz w:val="21"/>
+                <w:szCs w:val="21"/>
+              </w:rPr>
+              <w:t>Maps</w:t>
+            </w:r>
+            <w:proofErr w:type="spellEnd"/>
+            <w:r>
+              <w:rPr>
+                <w:sz w:val="21"/>
+                <w:szCs w:val="21"/>
+              </w:rPr>
+              <w:t xml:space="preserve"> y TripAdvisor, revisando variables como número de reseñas, calificación promedio y nivel de actividad digital.</w:t>
             </w:r>
           </w:p>
           <w:p>
@@ -2786,7 +3582,23 @@
                 <w:sz w:val="21"/>
                 <w:szCs w:val="21"/>
               </w:rPr>
-              <w:t xml:space="preserve">Mapa de Bogotá: 41 puntos se encienden progresivamente, diferenciados por color según tipo de cocina. Gráfico de distribución de muestra: Española </w:t>
+              <w:t xml:space="preserve">Mapa de Bogotá: 41 puntos se encienden progresivamente, diferenciados por color según tipo de cocina. Gráfico de distribución de muestra: </w:t>
+            </w:r>
+            <w:proofErr w:type="gramStart"/>
+            <w:r>
+              <w:rPr>
+                <w:sz w:val="21"/>
+                <w:szCs w:val="21"/>
+              </w:rPr>
+              <w:t>Española</w:t>
+            </w:r>
+            <w:proofErr w:type="gramEnd"/>
+            <w:r>
+              <w:rPr>
+                <w:sz w:val="21"/>
+                <w:szCs w:val="21"/>
+              </w:rPr>
+              <w:t xml:space="preserve"> </w:t>
             </w:r>
             <w:r>
               <w:rPr>
@@ -2800,7 +3612,23 @@
                 <w:sz w:val="21"/>
                 <w:szCs w:val="21"/>
               </w:rPr>
-              <w:t xml:space="preserve">% | Italiana </w:t>
+              <w:t xml:space="preserve">% | </w:t>
+            </w:r>
+            <w:proofErr w:type="gramStart"/>
+            <w:r>
+              <w:rPr>
+                <w:sz w:val="21"/>
+                <w:szCs w:val="21"/>
+              </w:rPr>
+              <w:t>Italiana</w:t>
+            </w:r>
+            <w:proofErr w:type="gramEnd"/>
+            <w:r>
+              <w:rPr>
+                <w:sz w:val="21"/>
+                <w:szCs w:val="21"/>
+              </w:rPr>
+              <w:t xml:space="preserve"> </w:t>
             </w:r>
             <w:r>
               <w:rPr>
@@ -2814,7 +3642,23 @@
                 <w:sz w:val="21"/>
                 <w:szCs w:val="21"/>
               </w:rPr>
-              <w:t xml:space="preserve">% | Griega </w:t>
+              <w:t xml:space="preserve">% | </w:t>
+            </w:r>
+            <w:proofErr w:type="gramStart"/>
+            <w:r>
+              <w:rPr>
+                <w:sz w:val="21"/>
+                <w:szCs w:val="21"/>
+              </w:rPr>
+              <w:t>Griega</w:t>
+            </w:r>
+            <w:proofErr w:type="gramEnd"/>
+            <w:r>
+              <w:rPr>
+                <w:sz w:val="21"/>
+                <w:szCs w:val="21"/>
+              </w:rPr>
+              <w:t xml:space="preserve"> </w:t>
             </w:r>
             <w:r>
               <w:rPr>
@@ -2842,7 +3686,39 @@
                 <w:sz w:val="21"/>
                 <w:szCs w:val="21"/>
               </w:rPr>
-              <w:t>%. Imagen de encuestador frente a restaurante con tablet. Iconos de Google Maps + TripAdvisor con la leyenda 'datos observacionales directos'. Diagrama de dos columnas: columna izquierda = datos declarados (encuesta); columna derecha = datos observados (plataformas). Flecha central: 'Índices de digitalización'.</w:t>
+              <w:t xml:space="preserve">%. Imagen de encuestador frente a restaurante con </w:t>
+            </w:r>
+            <w:proofErr w:type="spellStart"/>
+            <w:r>
+              <w:rPr>
+                <w:sz w:val="21"/>
+                <w:szCs w:val="21"/>
+              </w:rPr>
+              <w:t>tablet</w:t>
+            </w:r>
+            <w:proofErr w:type="spellEnd"/>
+            <w:r>
+              <w:rPr>
+                <w:sz w:val="21"/>
+                <w:szCs w:val="21"/>
+              </w:rPr>
+              <w:t xml:space="preserve">. Iconos de Google </w:t>
+            </w:r>
+            <w:proofErr w:type="spellStart"/>
+            <w:r>
+              <w:rPr>
+                <w:sz w:val="21"/>
+                <w:szCs w:val="21"/>
+              </w:rPr>
+              <w:t>Maps</w:t>
+            </w:r>
+            <w:proofErr w:type="spellEnd"/>
+            <w:r>
+              <w:rPr>
+                <w:sz w:val="21"/>
+                <w:szCs w:val="21"/>
+              </w:rPr>
+              <w:t xml:space="preserve"> + TripAdvisor con la leyenda 'datos observacionales directos'. Diagrama de dos columnas: columna izquierda = datos declarados (encuesta); columna derecha = datos observados (plataformas). Flecha central: 'Índices de digitalización'.</w:t>
             </w:r>
           </w:p>
         </w:tc>
@@ -3032,13 +3908,45 @@
                 <w:sz w:val="26"/>
                 <w:szCs w:val="26"/>
               </w:rPr>
-              <w:t xml:space="preserve">ESCENA 5  </w:t>
+              <w:t xml:space="preserve">ESCENA </w:t>
+            </w:r>
+            <w:proofErr w:type="gramStart"/>
+            <w:r>
+              <w:rPr>
+                <w:b/>
+                <w:bCs/>
+                <w:color w:val="FFFFFF"/>
+                <w:sz w:val="26"/>
+                <w:szCs w:val="26"/>
+              </w:rPr>
+              <w:t xml:space="preserve">5  </w:t>
             </w:r>
             <w:r>
               <w:rPr>
                 <w:color w:val="DDDDDD"/>
               </w:rPr>
-              <w:t xml:space="preserve">2:30 – 3:20  —  </w:t>
+              <w:t>2:30</w:t>
+            </w:r>
+            <w:proofErr w:type="gramEnd"/>
+            <w:r>
+              <w:rPr>
+                <w:color w:val="DDDDDD"/>
+              </w:rPr>
+              <w:t xml:space="preserve"> – </w:t>
+            </w:r>
+            <w:proofErr w:type="gramStart"/>
+            <w:r>
+              <w:rPr>
+                <w:color w:val="DDDDDD"/>
+              </w:rPr>
+              <w:t>3:20  —</w:t>
+            </w:r>
+            <w:proofErr w:type="gramEnd"/>
+            <w:r>
+              <w:rPr>
+                <w:color w:val="DDDDDD"/>
+              </w:rPr>
+              <w:t xml:space="preserve">  </w:t>
             </w:r>
             <w:r>
               <w:rPr>
@@ -3524,19 +4432,60 @@
               <w:spacing w:line="320" w:lineRule="auto"/>
               <w:jc w:val="both"/>
             </w:pPr>
-            <w:r>
-              <w:rPr>
-                <w:sz w:val="21"/>
-                <w:szCs w:val="21"/>
-              </w:rPr>
-              <w:t>Dashboard visual con tres métricas principales: % con inversión activa, plataformas más usadas (barras horizontales), distribución IRS bajo/medio/alto</w:t>
-            </w:r>
-            <w:r>
-              <w:rPr>
-                <w:sz w:val="21"/>
-                <w:szCs w:val="21"/>
-              </w:rPr>
-              <w:t xml:space="preserve"> general (usar dona) y por hot_zone (mostrar gráfico de barras apiladas diferenciando entre hot_zone y no). </w:t>
+            <w:proofErr w:type="spellStart"/>
+            <w:r>
+              <w:rPr>
+                <w:sz w:val="21"/>
+                <w:szCs w:val="21"/>
+              </w:rPr>
+              <w:t>Dashboard</w:t>
+            </w:r>
+            <w:proofErr w:type="spellEnd"/>
+            <w:r>
+              <w:rPr>
+                <w:sz w:val="21"/>
+                <w:szCs w:val="21"/>
+              </w:rPr>
+              <w:t xml:space="preserve"> visual con tres métricas principales: % con inversión activa, plataformas más usadas (barras horizontales), distribución IRS bajo/medio/alto</w:t>
+            </w:r>
+            <w:r>
+              <w:rPr>
+                <w:sz w:val="21"/>
+                <w:szCs w:val="21"/>
+              </w:rPr>
+              <w:t xml:space="preserve"> general (usar dona) y por </w:t>
+            </w:r>
+            <w:proofErr w:type="spellStart"/>
+            <w:r>
+              <w:rPr>
+                <w:sz w:val="21"/>
+                <w:szCs w:val="21"/>
+              </w:rPr>
+              <w:t>hot_zone</w:t>
+            </w:r>
+            <w:proofErr w:type="spellEnd"/>
+            <w:r>
+              <w:rPr>
+                <w:sz w:val="21"/>
+                <w:szCs w:val="21"/>
+              </w:rPr>
+              <w:t xml:space="preserve"> (mostrar gráfico de barras apiladas diferenciando entre </w:t>
+            </w:r>
+            <w:proofErr w:type="spellStart"/>
+            <w:r>
+              <w:rPr>
+                <w:sz w:val="21"/>
+                <w:szCs w:val="21"/>
+              </w:rPr>
+              <w:t>hot_zone</w:t>
+            </w:r>
+            <w:proofErr w:type="spellEnd"/>
+            <w:r>
+              <w:rPr>
+                <w:sz w:val="21"/>
+                <w:szCs w:val="21"/>
+              </w:rPr>
+              <w:t xml:space="preserve"> y no). </w:t>
             </w:r>
             <w:r>
               <w:rPr>
@@ -3603,12 +4552,21 @@
               <w:spacing w:line="320" w:lineRule="auto"/>
               <w:jc w:val="both"/>
             </w:pPr>
-            <w:r>
-              <w:rPr>
-                <w:sz w:val="21"/>
-                <w:szCs w:val="21"/>
-              </w:rPr>
-              <w:t xml:space="preserve">Dashboard de resultados + desglose animado de componentes del IRS </w:t>
+            <w:proofErr w:type="spellStart"/>
+            <w:r>
+              <w:rPr>
+                <w:sz w:val="21"/>
+                <w:szCs w:val="21"/>
+              </w:rPr>
+              <w:t>Dashboard</w:t>
+            </w:r>
+            <w:proofErr w:type="spellEnd"/>
+            <w:r>
+              <w:rPr>
+                <w:sz w:val="21"/>
+                <w:szCs w:val="21"/>
+              </w:rPr>
+              <w:t xml:space="preserve"> de resultados + desglose animado de componentes del IRS </w:t>
             </w:r>
           </w:p>
         </w:tc>
@@ -3733,13 +4691,45 @@
                 <w:sz w:val="26"/>
                 <w:szCs w:val="26"/>
               </w:rPr>
-              <w:t xml:space="preserve">ESCENA 6  </w:t>
+              <w:t xml:space="preserve">ESCENA </w:t>
+            </w:r>
+            <w:proofErr w:type="gramStart"/>
+            <w:r>
+              <w:rPr>
+                <w:b/>
+                <w:bCs/>
+                <w:color w:val="FFFFFF"/>
+                <w:sz w:val="26"/>
+                <w:szCs w:val="26"/>
+              </w:rPr>
+              <w:t xml:space="preserve">6  </w:t>
             </w:r>
             <w:r>
               <w:rPr>
                 <w:color w:val="DDDDDD"/>
               </w:rPr>
-              <w:t xml:space="preserve">3:20 – 4:05  —  </w:t>
+              <w:t>3:20</w:t>
+            </w:r>
+            <w:proofErr w:type="gramEnd"/>
+            <w:r>
+              <w:rPr>
+                <w:color w:val="DDDDDD"/>
+              </w:rPr>
+              <w:t xml:space="preserve"> – </w:t>
+            </w:r>
+            <w:proofErr w:type="gramStart"/>
+            <w:r>
+              <w:rPr>
+                <w:color w:val="DDDDDD"/>
+              </w:rPr>
+              <w:t>4:05  —</w:t>
+            </w:r>
+            <w:proofErr w:type="gramEnd"/>
+            <w:r>
+              <w:rPr>
+                <w:color w:val="DDDDDD"/>
+              </w:rPr>
+              <w:t xml:space="preserve">  </w:t>
             </w:r>
             <w:r>
               <w:rPr>
@@ -3749,7 +4739,29 @@
                 <w:sz w:val="24"/>
                 <w:szCs w:val="24"/>
               </w:rPr>
-              <w:t>Índice de Delivery (IDL)</w:t>
+              <w:t xml:space="preserve">Índice de </w:t>
+            </w:r>
+            <w:proofErr w:type="spellStart"/>
+            <w:r>
+              <w:rPr>
+                <w:b/>
+                <w:bCs/>
+                <w:color w:val="FFFFFF"/>
+                <w:sz w:val="24"/>
+                <w:szCs w:val="24"/>
+              </w:rPr>
+              <w:t>Delivery</w:t>
+            </w:r>
+            <w:proofErr w:type="spellEnd"/>
+            <w:r>
+              <w:rPr>
+                <w:b/>
+                <w:bCs/>
+                <w:color w:val="FFFFFF"/>
+                <w:sz w:val="24"/>
+                <w:szCs w:val="24"/>
+              </w:rPr>
+              <w:t xml:space="preserve"> (IDL)</w:t>
             </w:r>
           </w:p>
         </w:tc>
@@ -3854,8 +4866,19 @@
                 <w:sz w:val="21"/>
                 <w:szCs w:val="21"/>
               </w:rPr>
-              <w:t>Índice de Delivery</w:t>
-            </w:r>
+              <w:t xml:space="preserve">Índice de </w:t>
+            </w:r>
+            <w:proofErr w:type="spellStart"/>
+            <w:r>
+              <w:rPr>
+                <w:b/>
+                <w:bCs/>
+                <w:sz w:val="21"/>
+                <w:szCs w:val="21"/>
+              </w:rPr>
+              <w:t>Delivery</w:t>
+            </w:r>
+            <w:proofErr w:type="spellEnd"/>
             <w:r>
               <w:rPr>
                 <w:sz w:val="21"/>
@@ -3894,7 +4917,39 @@
                 <w:sz w:val="21"/>
                 <w:szCs w:val="21"/>
               </w:rPr>
-              <w:t>Este índice evalúa cinco aspectos: si el restaurante usa datos de delivery para tomar decisiones, si estas plataformas ayudan a atraer nuevos clientes, qué proporción de sus ventas viene por aplicaciones, si perciben el delivery como un canal rentable y con qué frecuencia revisan la información que estas plataformas les ofrecen.</w:t>
+              <w:t xml:space="preserve">Este índice evalúa cinco aspectos: si el restaurante usa datos de </w:t>
+            </w:r>
+            <w:proofErr w:type="spellStart"/>
+            <w:r>
+              <w:rPr>
+                <w:sz w:val="21"/>
+                <w:szCs w:val="21"/>
+              </w:rPr>
+              <w:t>delivery</w:t>
+            </w:r>
+            <w:proofErr w:type="spellEnd"/>
+            <w:r>
+              <w:rPr>
+                <w:sz w:val="21"/>
+                <w:szCs w:val="21"/>
+              </w:rPr>
+              <w:t xml:space="preserve"> para tomar decisiones, si estas plataformas ayudan a atraer nuevos clientes, qué proporción de sus ventas viene por aplicaciones, si perciben el </w:t>
+            </w:r>
+            <w:proofErr w:type="spellStart"/>
+            <w:r>
+              <w:rPr>
+                <w:sz w:val="21"/>
+                <w:szCs w:val="21"/>
+              </w:rPr>
+              <w:t>delivery</w:t>
+            </w:r>
+            <w:proofErr w:type="spellEnd"/>
+            <w:r>
+              <w:rPr>
+                <w:sz w:val="21"/>
+                <w:szCs w:val="21"/>
+              </w:rPr>
+              <w:t xml:space="preserve"> como un canal rentable y con qué frecuencia revisan la información que estas plataformas les ofrecen.</w:t>
             </w:r>
           </w:p>
           <w:p>
@@ -3911,7 +4966,39 @@
                 <w:sz w:val="21"/>
                 <w:szCs w:val="21"/>
               </w:rPr>
-              <w:t>Un restaurante con IDL alto no es simplemente el que está en Rappi o DiDi. Es el que usa esos datos para ajustar su menú, definir precios, diseñar promociones y entender mejor el comportamiento de sus clientes.</w:t>
+              <w:t xml:space="preserve">Un restaurante con IDL alto no es simplemente el que está en </w:t>
+            </w:r>
+            <w:proofErr w:type="spellStart"/>
+            <w:r>
+              <w:rPr>
+                <w:sz w:val="21"/>
+                <w:szCs w:val="21"/>
+              </w:rPr>
+              <w:t>Rappi</w:t>
+            </w:r>
+            <w:proofErr w:type="spellEnd"/>
+            <w:r>
+              <w:rPr>
+                <w:sz w:val="21"/>
+                <w:szCs w:val="21"/>
+              </w:rPr>
+              <w:t xml:space="preserve"> o </w:t>
+            </w:r>
+            <w:proofErr w:type="spellStart"/>
+            <w:r>
+              <w:rPr>
+                <w:sz w:val="21"/>
+                <w:szCs w:val="21"/>
+              </w:rPr>
+              <w:t>DiDi</w:t>
+            </w:r>
+            <w:proofErr w:type="spellEnd"/>
+            <w:r>
+              <w:rPr>
+                <w:sz w:val="21"/>
+                <w:szCs w:val="21"/>
+              </w:rPr>
+              <w:t>. Es el que usa esos datos para ajustar su menú, definir precios, diseñar promociones y entender mejor el comportamiento de sus clientes.</w:t>
             </w:r>
           </w:p>
           <w:p>
@@ -3944,7 +5031,23 @@
                 <w:sz w:val="21"/>
                 <w:szCs w:val="21"/>
               </w:rPr>
-              <w:t xml:space="preserve"> llega a través de plataformas de delivery, mientras que la mayoría afirma atender a más de la mitad de sus clientes de forma presencial. Además, aunque </w:t>
+              <w:t xml:space="preserve"> llega a través de plataformas de </w:t>
+            </w:r>
+            <w:proofErr w:type="spellStart"/>
+            <w:r>
+              <w:rPr>
+                <w:sz w:val="21"/>
+                <w:szCs w:val="21"/>
+              </w:rPr>
+              <w:t>delivery</w:t>
+            </w:r>
+            <w:proofErr w:type="spellEnd"/>
+            <w:r>
+              <w:rPr>
+                <w:sz w:val="21"/>
+                <w:szCs w:val="21"/>
+              </w:rPr>
+              <w:t xml:space="preserve">, mientras que la mayoría afirma atender a más de la mitad de sus clientes de forma presencial. Además, aunque </w:t>
             </w:r>
             <w:r>
               <w:rPr>
@@ -4009,7 +5112,23 @@
                 <w:sz w:val="21"/>
                 <w:szCs w:val="21"/>
               </w:rPr>
-              <w:t xml:space="preserve">, lo que evidencia una baja integración del delivery dentro de la estrategia digital del nicho. Sin embargo, aparece una diferencia importante por ubicación: los restaurantes en zonas de alta concentración gastronómica presentan un IDL </w:t>
+              <w:t xml:space="preserve">, lo que evidencia una baja integración del </w:t>
+            </w:r>
+            <w:proofErr w:type="spellStart"/>
+            <w:r>
+              <w:rPr>
+                <w:sz w:val="21"/>
+                <w:szCs w:val="21"/>
+              </w:rPr>
+              <w:t>delivery</w:t>
+            </w:r>
+            <w:proofErr w:type="spellEnd"/>
+            <w:r>
+              <w:rPr>
+                <w:sz w:val="21"/>
+                <w:szCs w:val="21"/>
+              </w:rPr>
+              <w:t xml:space="preserve"> dentro de la estrategia digital del nicho. Sin embargo, aparece una diferencia importante por ubicación: los restaurantes en zonas de alta concentración gastronómica presentan un IDL </w:t>
             </w:r>
             <w:r>
               <w:rPr>
@@ -4025,7 +5144,23 @@
                 <w:sz w:val="21"/>
                 <w:szCs w:val="21"/>
               </w:rPr>
-              <w:t xml:space="preserve"> que aquellos ubicados de forma más dispersa. Esto sugiere que, donde la competencia es más intensa, el delivery empieza a jugar un papel más relevante.</w:t>
+              <w:t xml:space="preserve"> que aquellos ubicados de forma más dispersa. Esto sugiere que, donde la competencia es más intensa, el </w:t>
+            </w:r>
+            <w:proofErr w:type="spellStart"/>
+            <w:r>
+              <w:rPr>
+                <w:sz w:val="21"/>
+                <w:szCs w:val="21"/>
+              </w:rPr>
+              <w:t>delivery</w:t>
+            </w:r>
+            <w:proofErr w:type="spellEnd"/>
+            <w:r>
+              <w:rPr>
+                <w:sz w:val="21"/>
+                <w:szCs w:val="21"/>
+              </w:rPr>
+              <w:t xml:space="preserve"> empieza a jugar un papel más relevante.</w:t>
             </w:r>
           </w:p>
           <w:p>
@@ -4042,7 +5177,23 @@
                 <w:sz w:val="21"/>
                 <w:szCs w:val="21"/>
               </w:rPr>
-              <w:t>Aun así, el panorama general muestra una barrera clara: para muchos restaurantes mediterráneos en Bogotá, las plataformas de delivery todavía no son una herramienta estratégica de posicionamiento, sino un canal complementario con baja participación, independientemente del tipo de cocina o de la ubicación.</w:t>
+              <w:t xml:space="preserve">Aun así, el panorama general muestra una barrera clara: para muchos restaurantes mediterráneos en Bogotá, las plataformas de </w:t>
+            </w:r>
+            <w:proofErr w:type="spellStart"/>
+            <w:r>
+              <w:rPr>
+                <w:sz w:val="21"/>
+                <w:szCs w:val="21"/>
+              </w:rPr>
+              <w:t>delivery</w:t>
+            </w:r>
+            <w:proofErr w:type="spellEnd"/>
+            <w:r>
+              <w:rPr>
+                <w:sz w:val="21"/>
+                <w:szCs w:val="21"/>
+              </w:rPr>
+              <w:t xml:space="preserve"> todavía no son una herramienta estratégica de posicionamiento, sino un canal complementario con baja participación, independientemente del tipo de cocina o de la ubicación.</w:t>
             </w:r>
           </w:p>
         </w:tc>
@@ -4108,7 +5259,39 @@
                 <w:sz w:val="21"/>
                 <w:szCs w:val="21"/>
               </w:rPr>
-              <w:t>Barras apiladas: mix de ventas promedio (presencial / delivery / domicilio propio). Dato destacado en grande: brecha acceso vs. uso de datos de plataformas (</w:t>
+              <w:t xml:space="preserve">Barras apiladas: </w:t>
+            </w:r>
+            <w:proofErr w:type="spellStart"/>
+            <w:r>
+              <w:rPr>
+                <w:sz w:val="21"/>
+                <w:szCs w:val="21"/>
+              </w:rPr>
+              <w:t>mix</w:t>
+            </w:r>
+            <w:proofErr w:type="spellEnd"/>
+            <w:r>
+              <w:rPr>
+                <w:sz w:val="21"/>
+                <w:szCs w:val="21"/>
+              </w:rPr>
+              <w:t xml:space="preserve"> de ventas promedio (presencial / </w:t>
+            </w:r>
+            <w:proofErr w:type="spellStart"/>
+            <w:r>
+              <w:rPr>
+                <w:sz w:val="21"/>
+                <w:szCs w:val="21"/>
+              </w:rPr>
+              <w:t>delivery</w:t>
+            </w:r>
+            <w:proofErr w:type="spellEnd"/>
+            <w:r>
+              <w:rPr>
+                <w:sz w:val="21"/>
+                <w:szCs w:val="21"/>
+              </w:rPr>
+              <w:t xml:space="preserve"> / domicilio propio). Dato destacado en grande: brecha acceso vs. uso de datos de plataformas (</w:t>
             </w:r>
             <w:r>
               <w:rPr>
@@ -4217,7 +5400,23 @@
                 <w:sz w:val="21"/>
                 <w:szCs w:val="21"/>
               </w:rPr>
-              <w:t>Desglose animado de componentes IDL + barras apiladas de mix de ventas + mapa de Bogotá coloreado por IDL (misma base que E5, crea consistencia visual).</w:t>
+              <w:t xml:space="preserve">Desglose animado de componentes IDL + barras apiladas de </w:t>
+            </w:r>
+            <w:proofErr w:type="spellStart"/>
+            <w:r>
+              <w:rPr>
+                <w:sz w:val="21"/>
+                <w:szCs w:val="21"/>
+              </w:rPr>
+              <w:t>mix</w:t>
+            </w:r>
+            <w:proofErr w:type="spellEnd"/>
+            <w:r>
+              <w:rPr>
+                <w:sz w:val="21"/>
+                <w:szCs w:val="21"/>
+              </w:rPr>
+              <w:t xml:space="preserve"> de ventas + mapa de Bogotá coloreado por IDL (misma base que E5, crea consistencia visual).</w:t>
             </w:r>
           </w:p>
         </w:tc>
@@ -4282,7 +5481,23 @@
                 <w:sz w:val="21"/>
                 <w:szCs w:val="21"/>
               </w:rPr>
-              <w:t xml:space="preserve">La brecha 'acceso vs. uso de datos' es el insight más poderoso de este eje — darle pausa y énfasis vocal. La frase flotante puede permanecer 2–3 segundos </w:t>
+              <w:t xml:space="preserve">La brecha 'acceso vs. uso de datos' es el </w:t>
+            </w:r>
+            <w:proofErr w:type="spellStart"/>
+            <w:r>
+              <w:rPr>
+                <w:sz w:val="21"/>
+                <w:szCs w:val="21"/>
+              </w:rPr>
+              <w:t>insight</w:t>
+            </w:r>
+            <w:proofErr w:type="spellEnd"/>
+            <w:r>
+              <w:rPr>
+                <w:sz w:val="21"/>
+                <w:szCs w:val="21"/>
+              </w:rPr>
+              <w:t xml:space="preserve"> más poderoso de este eje — darle pausa y énfasis vocal. La frase flotante puede permanecer 2–3 segundos </w:t>
             </w:r>
             <w:r>
               <w:rPr>
@@ -4350,13 +5565,45 @@
                 <w:sz w:val="26"/>
                 <w:szCs w:val="26"/>
               </w:rPr>
-              <w:t xml:space="preserve">ESCENA 7  </w:t>
+              <w:t xml:space="preserve">ESCENA </w:t>
+            </w:r>
+            <w:proofErr w:type="gramStart"/>
+            <w:r>
+              <w:rPr>
+                <w:b/>
+                <w:bCs/>
+                <w:color w:val="FFFFFF"/>
+                <w:sz w:val="26"/>
+                <w:szCs w:val="26"/>
+              </w:rPr>
+              <w:t xml:space="preserve">7  </w:t>
             </w:r>
             <w:r>
               <w:rPr>
                 <w:color w:val="DDDDDD"/>
               </w:rPr>
-              <w:t xml:space="preserve">4:05 – 4:55  —  </w:t>
+              <w:t>4:05</w:t>
+            </w:r>
+            <w:proofErr w:type="gramEnd"/>
+            <w:r>
+              <w:rPr>
+                <w:color w:val="DDDDDD"/>
+              </w:rPr>
+              <w:t xml:space="preserve"> – </w:t>
+            </w:r>
+            <w:proofErr w:type="gramStart"/>
+            <w:r>
+              <w:rPr>
+                <w:color w:val="DDDDDD"/>
+              </w:rPr>
+              <w:t>4:55  —</w:t>
+            </w:r>
+            <w:proofErr w:type="gramEnd"/>
+            <w:r>
+              <w:rPr>
+                <w:color w:val="DDDDDD"/>
+              </w:rPr>
+              <w:t xml:space="preserve">  </w:t>
             </w:r>
             <w:r>
               <w:rPr>
@@ -4435,7 +5682,23 @@
                 <w:sz w:val="21"/>
                 <w:szCs w:val="21"/>
               </w:rPr>
-              <w:t xml:space="preserve">Y si la adopción del delivery todavía es limitada, hay algo que ningún restaurante puede evitar: </w:t>
+              <w:t xml:space="preserve">Y si la adopción del </w:t>
+            </w:r>
+            <w:proofErr w:type="spellStart"/>
+            <w:r>
+              <w:rPr>
+                <w:sz w:val="21"/>
+                <w:szCs w:val="21"/>
+              </w:rPr>
+              <w:t>delivery</w:t>
+            </w:r>
+            <w:proofErr w:type="spellEnd"/>
+            <w:r>
+              <w:rPr>
+                <w:sz w:val="21"/>
+                <w:szCs w:val="21"/>
+              </w:rPr>
+              <w:t xml:space="preserve"> todavía es limitada, hay algo que ningún restaurante puede evitar: </w:t>
             </w:r>
             <w:r>
               <w:rPr>
@@ -4468,7 +5731,23 @@
                 <w:sz w:val="21"/>
                 <w:szCs w:val="21"/>
               </w:rPr>
-              <w:t xml:space="preserve">Las reseñas en Google Maps y TripAdvisor están ahí aunque el restaurante no las gestione, aunque el dueño no las revise o aunque no respondan a tiempo. Y en un nicho como la cocina mediterránea, que para muchos consumidores en Bogotá todavía puede ser menos familiar, esa reputación acumulada cumple una función clave: </w:t>
+              <w:t xml:space="preserve">Las reseñas en Google </w:t>
+            </w:r>
+            <w:proofErr w:type="spellStart"/>
+            <w:r>
+              <w:rPr>
+                <w:sz w:val="21"/>
+                <w:szCs w:val="21"/>
+              </w:rPr>
+              <w:t>Maps</w:t>
+            </w:r>
+            <w:proofErr w:type="spellEnd"/>
+            <w:r>
+              <w:rPr>
+                <w:sz w:val="21"/>
+                <w:szCs w:val="21"/>
+              </w:rPr>
+              <w:t xml:space="preserve"> y TripAdvisor están ahí aunque el restaurante no las gestione, aunque el dueño no las revise o aunque no respondan a tiempo. Y en un nicho como la cocina mediterránea, que para muchos consumidores en Bogotá todavía puede ser menos familiar, esa reputación acumulada cumple una función clave: </w:t>
             </w:r>
             <w:r>
               <w:rPr>
@@ -4533,7 +5812,39 @@
                 <w:sz w:val="21"/>
                 <w:szCs w:val="21"/>
               </w:rPr>
-              <w:t>, el índice más robusto del análisis. A diferencia de los otros, este combina lo que los restaurantes reportan en la encuesta con datos observados directamente en Google Maps y TripAdvisor.</w:t>
+              <w:t xml:space="preserve">, el índice más robusto del análisis. A diferencia de los otros, </w:t>
+            </w:r>
+            <w:proofErr w:type="gramStart"/>
+            <w:r>
+              <w:rPr>
+                <w:sz w:val="21"/>
+                <w:szCs w:val="21"/>
+              </w:rPr>
+              <w:t>este combina</w:t>
+            </w:r>
+            <w:proofErr w:type="gramEnd"/>
+            <w:r>
+              <w:rPr>
+                <w:sz w:val="21"/>
+                <w:szCs w:val="21"/>
+              </w:rPr>
+              <w:t xml:space="preserve"> lo que los restaurantes reportan en la encuesta con datos observados directamente en Google </w:t>
+            </w:r>
+            <w:proofErr w:type="spellStart"/>
+            <w:r>
+              <w:rPr>
+                <w:sz w:val="21"/>
+                <w:szCs w:val="21"/>
+              </w:rPr>
+              <w:t>Maps</w:t>
+            </w:r>
+            <w:proofErr w:type="spellEnd"/>
+            <w:r>
+              <w:rPr>
+                <w:sz w:val="21"/>
+                <w:szCs w:val="21"/>
+              </w:rPr>
+              <w:t xml:space="preserve"> y TripAdvisor.</w:t>
             </w:r>
           </w:p>
           <w:p>
@@ -4550,7 +5861,23 @@
                 <w:sz w:val="21"/>
                 <w:szCs w:val="21"/>
               </w:rPr>
-              <w:t>El IPO mide aspectos como la inversión en Google Ads, la importancia de estas plataformas como canal de descubrimiento, el número de reseñas, la calificación promedio, la presencia en TripAdvisor y el uso de inteligencia artificial para gestionar opiniones. En otras palabras, no mide solo cuántas estrellas tiene un restaurante, sino qué tan sólida es su reputación digital.</w:t>
+              <w:t xml:space="preserve">El IPO mide aspectos como la inversión en Google </w:t>
+            </w:r>
+            <w:proofErr w:type="spellStart"/>
+            <w:r>
+              <w:rPr>
+                <w:sz w:val="21"/>
+                <w:szCs w:val="21"/>
+              </w:rPr>
+              <w:t>Ads</w:t>
+            </w:r>
+            <w:proofErr w:type="spellEnd"/>
+            <w:r>
+              <w:rPr>
+                <w:sz w:val="21"/>
+                <w:szCs w:val="21"/>
+              </w:rPr>
+              <w:t>, la importancia de estas plataformas como canal de descubrimiento, el número de reseñas, la calificación promedio, la presencia en TripAdvisor y el uso de inteligencia artificial para gestionar opiniones. En otras palabras, no mide solo cuántas estrellas tiene un restaurante, sino qué tan sólida es su reputación digital.</w:t>
             </w:r>
           </w:p>
           <w:p>
@@ -4576,8 +5903,19 @@
                 <w:sz w:val="21"/>
                 <w:szCs w:val="21"/>
               </w:rPr>
-              <w:t>1.316 reseñas en Google Maps</w:t>
-            </w:r>
+              <w:t xml:space="preserve">1.316 reseñas en Google </w:t>
+            </w:r>
+            <w:proofErr w:type="spellStart"/>
+            <w:r>
+              <w:rPr>
+                <w:b/>
+                <w:bCs/>
+                <w:sz w:val="21"/>
+                <w:szCs w:val="21"/>
+              </w:rPr>
+              <w:t>Maps</w:t>
+            </w:r>
+            <w:proofErr w:type="spellEnd"/>
             <w:r>
               <w:rPr>
                 <w:sz w:val="21"/>
@@ -4793,7 +6131,39 @@
                 <w:sz w:val="21"/>
                 <w:szCs w:val="21"/>
               </w:rPr>
-              <w:t xml:space="preserve">Animación de los ocho componentes del IPO con puntajes: P5 Google Ads (2pt) + P8 canal Google/Maps (2pt) + reseñas Google (3pt) + calificación Google (2pt) + presencia TripAdvisor (1pt) + reseñas TripAdvisor (3pt) + calificación </w:t>
+              <w:t xml:space="preserve">Animación de los ocho componentes del IPO con puntajes: P5 Google </w:t>
+            </w:r>
+            <w:proofErr w:type="spellStart"/>
+            <w:r>
+              <w:rPr>
+                <w:sz w:val="21"/>
+                <w:szCs w:val="21"/>
+              </w:rPr>
+              <w:t>Ads</w:t>
+            </w:r>
+            <w:proofErr w:type="spellEnd"/>
+            <w:r>
+              <w:rPr>
+                <w:sz w:val="21"/>
+                <w:szCs w:val="21"/>
+              </w:rPr>
+              <w:t xml:space="preserve"> (2pt) + P8 canal Google/</w:t>
+            </w:r>
+            <w:proofErr w:type="spellStart"/>
+            <w:r>
+              <w:rPr>
+                <w:sz w:val="21"/>
+                <w:szCs w:val="21"/>
+              </w:rPr>
+              <w:t>Maps</w:t>
+            </w:r>
+            <w:proofErr w:type="spellEnd"/>
+            <w:r>
+              <w:rPr>
+                <w:sz w:val="21"/>
+                <w:szCs w:val="21"/>
+              </w:rPr>
+              <w:t xml:space="preserve"> (2pt) + reseñas Google (3pt) + calificación Google (2pt) + presencia TripAdvisor (1pt) + reseñas TripAdvisor (3pt) + calificación </w:t>
             </w:r>
             <w:r>
               <w:rPr>
@@ -4801,7 +6171,46 @@
                 <w:szCs w:val="21"/>
               </w:rPr>
               <w:lastRenderedPageBreak/>
-              <w:t>TripAdvisor (2pt) + P13b IA reseñas (3pt) = 18 pts. Captura estilizada de perfiles reales de Google Maps de restaurantes mediterráneos bogotanos. Distribución IPO bajo/medio/alto. Mapa de Bogotá (misma base, ahora coloreado por IPO). Mini-montaje de cierre geográfico: tres mapas en secuencia rápida — IRS → IDL → IPO — para mostrar la consistencia del patrón.</w:t>
+              <w:t xml:space="preserve">TripAdvisor (2pt) + P13b IA reseñas (3pt) = 18 pts. Captura estilizada de perfiles reales de Google </w:t>
+            </w:r>
+            <w:proofErr w:type="spellStart"/>
+            <w:r>
+              <w:rPr>
+                <w:sz w:val="21"/>
+                <w:szCs w:val="21"/>
+              </w:rPr>
+              <w:t>Maps</w:t>
+            </w:r>
+            <w:proofErr w:type="spellEnd"/>
+            <w:r>
+              <w:rPr>
+                <w:sz w:val="21"/>
+                <w:szCs w:val="21"/>
+              </w:rPr>
+              <w:t xml:space="preserve"> de restaurantes mediterráneos bogotanos. Distribución IPO bajo/medio/alto. Mapa de Bogotá (misma base, ahora coloreado por IPO). </w:t>
+            </w:r>
+            <w:proofErr w:type="spellStart"/>
+            <w:r>
+              <w:rPr>
+                <w:sz w:val="21"/>
+                <w:szCs w:val="21"/>
+              </w:rPr>
+              <w:t>Mini-montaje</w:t>
+            </w:r>
+            <w:proofErr w:type="spellEnd"/>
+            <w:r>
+              <w:rPr>
+                <w:sz w:val="21"/>
+                <w:szCs w:val="21"/>
+              </w:rPr>
+              <w:t xml:space="preserve"> de cierre geográfico: tres mapas en secuencia rápida — IRS → IDL → IPO — para mostrar la consistencia </w:t>
+            </w:r>
+            <w:r>
+              <w:rPr>
+                <w:sz w:val="21"/>
+                <w:szCs w:val="21"/>
+              </w:rPr>
+              <w:t>del patrón.</w:t>
             </w:r>
           </w:p>
         </w:tc>
@@ -4867,7 +6276,39 @@
                 <w:sz w:val="21"/>
                 <w:szCs w:val="21"/>
               </w:rPr>
-              <w:t>Desglose animado de componentes IPO + capturas reales de Google Maps + tercer mapa de la serie geográfica + mini-montaje de los tres mapas en secuencia.</w:t>
+              <w:t xml:space="preserve">Desglose animado de componentes IPO + capturas reales de Google </w:t>
+            </w:r>
+            <w:proofErr w:type="spellStart"/>
+            <w:r>
+              <w:rPr>
+                <w:sz w:val="21"/>
+                <w:szCs w:val="21"/>
+              </w:rPr>
+              <w:t>Maps</w:t>
+            </w:r>
+            <w:proofErr w:type="spellEnd"/>
+            <w:r>
+              <w:rPr>
+                <w:sz w:val="21"/>
+                <w:szCs w:val="21"/>
+              </w:rPr>
+              <w:t xml:space="preserve"> + tercer mapa de la serie geográfica + </w:t>
+            </w:r>
+            <w:proofErr w:type="spellStart"/>
+            <w:r>
+              <w:rPr>
+                <w:sz w:val="21"/>
+                <w:szCs w:val="21"/>
+              </w:rPr>
+              <w:t>mini-montaje</w:t>
+            </w:r>
+            <w:proofErr w:type="spellEnd"/>
+            <w:r>
+              <w:rPr>
+                <w:sz w:val="21"/>
+                <w:szCs w:val="21"/>
+              </w:rPr>
+              <w:t xml:space="preserve"> de los tres mapas en secuencia.</w:t>
             </w:r>
           </w:p>
         </w:tc>
@@ -4932,7 +6373,23 @@
                 <w:sz w:val="21"/>
                 <w:szCs w:val="21"/>
               </w:rPr>
-              <w:t>El mini-montaje de los tres mapas en secuencia es el remate visual del análisis de índices: muestra que el patrón geográfico es transversal, no accidental. Puede ir acompañado de una frase del narrador: 'En los tres índices, el patrón geográfico aparece.' Énfasis especial en la función de legitimación de las reseñas para el nicho mediterráneo.</w:t>
+              <w:t xml:space="preserve">El </w:t>
+            </w:r>
+            <w:proofErr w:type="spellStart"/>
+            <w:r>
+              <w:rPr>
+                <w:sz w:val="21"/>
+                <w:szCs w:val="21"/>
+              </w:rPr>
+              <w:t>mini-montaje</w:t>
+            </w:r>
+            <w:proofErr w:type="spellEnd"/>
+            <w:r>
+              <w:rPr>
+                <w:sz w:val="21"/>
+                <w:szCs w:val="21"/>
+              </w:rPr>
+              <w:t xml:space="preserve"> de los tres mapas en secuencia es el remate visual del análisis de índices: muestra que el patrón geográfico es transversal, no accidental. Puede ir acompañado de una frase del narrador: 'En los tres índices, el patrón geográfico aparece.' Énfasis especial en la función de legitimación de las reseñas para el nicho mediterráneo.</w:t>
             </w:r>
           </w:p>
         </w:tc>
@@ -4992,13 +6449,45 @@
                 <w:sz w:val="26"/>
                 <w:szCs w:val="26"/>
               </w:rPr>
-              <w:t xml:space="preserve">ESCENA 8  </w:t>
+              <w:t xml:space="preserve">ESCENA </w:t>
+            </w:r>
+            <w:proofErr w:type="gramStart"/>
+            <w:r>
+              <w:rPr>
+                <w:b/>
+                <w:bCs/>
+                <w:color w:val="FFFFFF"/>
+                <w:sz w:val="26"/>
+                <w:szCs w:val="26"/>
+              </w:rPr>
+              <w:t xml:space="preserve">8  </w:t>
             </w:r>
             <w:r>
               <w:rPr>
                 <w:color w:val="DDDDDD"/>
               </w:rPr>
-              <w:t xml:space="preserve">4:55 – 5:30  —  </w:t>
+              <w:t>4:55</w:t>
+            </w:r>
+            <w:proofErr w:type="gramEnd"/>
+            <w:r>
+              <w:rPr>
+                <w:color w:val="DDDDDD"/>
+              </w:rPr>
+              <w:t xml:space="preserve"> – </w:t>
+            </w:r>
+            <w:proofErr w:type="gramStart"/>
+            <w:r>
+              <w:rPr>
+                <w:color w:val="DDDDDD"/>
+              </w:rPr>
+              <w:t>5:30  —</w:t>
+            </w:r>
+            <w:proofErr w:type="gramEnd"/>
+            <w:r>
+              <w:rPr>
+                <w:color w:val="DDDDDD"/>
+              </w:rPr>
+              <w:t xml:space="preserve">  </w:t>
             </w:r>
             <w:r>
               <w:rPr>
@@ -5094,7 +6583,39 @@
                 <w:sz w:val="21"/>
                 <w:szCs w:val="21"/>
               </w:rPr>
-              <w:t xml:space="preserve">La IA aparece de forma transversal en el estudio: en redes sociales, como apoyo para crear contenido o automatizar publicaciones; en plataformas de opinión, como posible herramienta para gestionar reseñas; y en la administración cotidiana, a través de herramientas como ChatGPT, Claude, Gemini o Canva AI. De hecho, </w:t>
+              <w:t xml:space="preserve">La IA aparece de forma transversal en el estudio: en redes sociales, como apoyo para crear contenido o automatizar publicaciones; en plataformas de opinión, como posible herramienta para gestionar reseñas; y en la administración cotidiana, a través de herramientas como </w:t>
+            </w:r>
+            <w:proofErr w:type="spellStart"/>
+            <w:r>
+              <w:rPr>
+                <w:sz w:val="21"/>
+                <w:szCs w:val="21"/>
+              </w:rPr>
+              <w:t>ChatGPT</w:t>
+            </w:r>
+            <w:proofErr w:type="spellEnd"/>
+            <w:r>
+              <w:rPr>
+                <w:sz w:val="21"/>
+                <w:szCs w:val="21"/>
+              </w:rPr>
+              <w:t xml:space="preserve">, Claude, Gemini o </w:t>
+            </w:r>
+            <w:proofErr w:type="spellStart"/>
+            <w:r>
+              <w:rPr>
+                <w:sz w:val="21"/>
+                <w:szCs w:val="21"/>
+              </w:rPr>
+              <w:t>Canva</w:t>
+            </w:r>
+            <w:proofErr w:type="spellEnd"/>
+            <w:r>
+              <w:rPr>
+                <w:sz w:val="21"/>
+                <w:szCs w:val="21"/>
+              </w:rPr>
+              <w:t xml:space="preserve"> AI. De hecho, </w:t>
             </w:r>
             <w:r>
               <w:rPr>
@@ -5110,7 +6631,23 @@
                 <w:sz w:val="21"/>
                 <w:szCs w:val="21"/>
               </w:rPr>
-              <w:t>, especialmente aquellas integradas en plataformas como Canva AI o Meta AI.</w:t>
+              <w:t xml:space="preserve">, especialmente aquellas integradas en plataformas como </w:t>
+            </w:r>
+            <w:proofErr w:type="spellStart"/>
+            <w:r>
+              <w:rPr>
+                <w:sz w:val="21"/>
+                <w:szCs w:val="21"/>
+              </w:rPr>
+              <w:t>Canva</w:t>
+            </w:r>
+            <w:proofErr w:type="spellEnd"/>
+            <w:r>
+              <w:rPr>
+                <w:sz w:val="21"/>
+                <w:szCs w:val="21"/>
+              </w:rPr>
+              <w:t xml:space="preserve"> AI o Meta AI.</w:t>
             </w:r>
           </w:p>
           <w:p>
@@ -5506,13 +7043,45 @@
                 <w:sz w:val="26"/>
                 <w:szCs w:val="26"/>
               </w:rPr>
-              <w:t xml:space="preserve">ESCENA 9  </w:t>
+              <w:t xml:space="preserve">ESCENA </w:t>
+            </w:r>
+            <w:proofErr w:type="gramStart"/>
+            <w:r>
+              <w:rPr>
+                <w:b/>
+                <w:bCs/>
+                <w:color w:val="FFFFFF"/>
+                <w:sz w:val="26"/>
+                <w:szCs w:val="26"/>
+              </w:rPr>
+              <w:t xml:space="preserve">9  </w:t>
             </w:r>
             <w:r>
               <w:rPr>
                 <w:color w:val="DDDDDD"/>
               </w:rPr>
-              <w:t xml:space="preserve">5:30 – 6:10  —  </w:t>
+              <w:t>5:30</w:t>
+            </w:r>
+            <w:proofErr w:type="gramEnd"/>
+            <w:r>
+              <w:rPr>
+                <w:color w:val="DDDDDD"/>
+              </w:rPr>
+              <w:t xml:space="preserve"> – </w:t>
+            </w:r>
+            <w:proofErr w:type="gramStart"/>
+            <w:r>
+              <w:rPr>
+                <w:color w:val="DDDDDD"/>
+              </w:rPr>
+              <w:t>6:10  —</w:t>
+            </w:r>
+            <w:proofErr w:type="gramEnd"/>
+            <w:r>
+              <w:rPr>
+                <w:color w:val="DDDDDD"/>
+              </w:rPr>
+              <w:t xml:space="preserve">  </w:t>
             </w:r>
             <w:r>
               <w:rPr>
@@ -5596,14 +7165,57 @@
                 <w:sz w:val="21"/>
                 <w:szCs w:val="21"/>
               </w:rPr>
-              <w:t>Lo que el estudio muestra con mayor claridad es que la combinación coherente de los tres ejes — reseñas, redes y delivery — genera un posicionamiento digital que ninguno de los tres produce por sí solo.</w:t>
-            </w:r>
-            <w:r>
-              <w:rPr>
-                <w:sz w:val="21"/>
-                <w:szCs w:val="21"/>
-              </w:rPr>
-              <w:t xml:space="preserve"> Estar en Rappi sin gestionar las reseñas no cierra el ciclo. Tener Instagram activo sin datos de comportamiento tampoco. La evolución de la presencia digital en este nicho no es una línea recta — es la construcción progresiva de una reputación que el consumidor puede encontrar, leer y creer. Los restaurantes que están avanzando en ese proceso son los que ya entienden que el digital no es un canal más: </w:t>
+              <w:t xml:space="preserve">Lo que el estudio muestra con mayor claridad es que la combinación coherente de los tres ejes — reseñas, redes y </w:t>
+            </w:r>
+            <w:proofErr w:type="spellStart"/>
+            <w:r>
+              <w:rPr>
+                <w:b/>
+                <w:bCs/>
+                <w:sz w:val="21"/>
+                <w:szCs w:val="21"/>
+              </w:rPr>
+              <w:t>delivery</w:t>
+            </w:r>
+            <w:proofErr w:type="spellEnd"/>
+            <w:r>
+              <w:rPr>
+                <w:b/>
+                <w:bCs/>
+                <w:sz w:val="21"/>
+                <w:szCs w:val="21"/>
+              </w:rPr>
+              <w:t xml:space="preserve"> — genera un posicionamiento digital que ninguno de los tres produce por sí solo.</w:t>
+            </w:r>
+            <w:r>
+              <w:rPr>
+                <w:sz w:val="21"/>
+                <w:szCs w:val="21"/>
+              </w:rPr>
+              <w:t xml:space="preserve"> Estar en </w:t>
+            </w:r>
+            <w:proofErr w:type="spellStart"/>
+            <w:r>
+              <w:rPr>
+                <w:sz w:val="21"/>
+                <w:szCs w:val="21"/>
+              </w:rPr>
+              <w:t>Rappi</w:t>
+            </w:r>
+            <w:proofErr w:type="spellEnd"/>
+            <w:r>
+              <w:rPr>
+                <w:sz w:val="21"/>
+                <w:szCs w:val="21"/>
+              </w:rPr>
+              <w:t xml:space="preserve"> sin gestionar las reseñas no cierra el ciclo. Tener Instagram activo sin datos de comportamiento tampoco. La evolución de la presencia digital en este nicho no es una línea recta — es la construcción progresiva de una reputación que el consumidor puede encontrar, leer y creer. Los restaurantes</w:t>
+            </w:r>
+            <w:r>
+              <w:rPr>
+                <w:sz w:val="21"/>
+                <w:szCs w:val="21"/>
+              </w:rPr>
+              <w:t xml:space="preserve"> que están avanzando en ese proceso son los que ya entienden que el digital no es un canal más: </w:t>
             </w:r>
             <w:r>
               <w:rPr>
@@ -5685,7 +7297,14 @@
                 <w:sz w:val="21"/>
                 <w:szCs w:val="21"/>
               </w:rPr>
-              <w:t>Diagrama de síntesis: los tres índices (IRS / IDL / IPO) como vértices de un triángulo, con flechas que convergen en el centro: 'Posicionamiento Digital Efectivo'. Animación: las flechas se mueven simultáneamente hacia el centro. Transición a versión simplificada de la Teoría del Cambio: Supuestos del consumidor → Estrategias digitales adoptadas → Resultados (corto y largo plazo). Plano final: fondo oscuro, nombre del proyecto, Universidad del Rosario, Haciendo Economía 2026-1. Fade muy suave a negro. La pregunta de investigación aparece en pequeño al pie, como rúbrica final.</w:t>
+              <w:t>Diagrama de síntesis: los tres índices (IRS / IDL / IPO) como vértices de un triángulo, con flechas que convergen en el centro: 'Posicionamiento Digital Efectivo'. Animación: las flechas se mueven simultáneamente hacia el centro. Transición a versión simplificada de la Teoría del Cambio: Supuestos del consumidor → Estrategias digitales adoptadas → Resultados (corto y largo plazo). Plano final: fondo oscuro, nombre del proyecto, Universidad del Rosario, Haciendo Economía 2026-1. Fade muy suave a negro. La pr</w:t>
+            </w:r>
+            <w:r>
+              <w:rPr>
+                <w:sz w:val="21"/>
+                <w:szCs w:val="21"/>
+              </w:rPr>
+              <w:t>egunta de investigación aparece en pequeño al pie, como rúbrica final.</w:t>
             </w:r>
           </w:p>
         </w:tc>
@@ -5815,7 +7434,23 @@
                 <w:sz w:val="21"/>
                 <w:szCs w:val="21"/>
               </w:rPr>
-              <w:t>Ritmo más lento y reflexivo en los últimos 30 segundos. La frase 'el digital no es un canal más: es el mercado' es el punto de inflexión emocional del cierre — pausa breve antes. La última frase sobre 'una ciudad que decide con el teléfono en la mano' es el remate: música sube muy suavemente, luego fade a silencio antes del plano institucional.</w:t>
+              <w:t xml:space="preserve">Ritmo más lento y reflexivo en los últimos 30 segundos. La frase 'el digital no es un canal más: es el mercado' es el punto de inflexión emocional del cierre — pausa breve antes. La última frase sobre 'una ciudad que decide con el teléfono en la mano' es el remate: música sube muy suavemente, luego </w:t>
+            </w:r>
+            <w:proofErr w:type="spellStart"/>
+            <w:r>
+              <w:rPr>
+                <w:sz w:val="21"/>
+                <w:szCs w:val="21"/>
+              </w:rPr>
+              <w:t>fade</w:t>
+            </w:r>
+            <w:proofErr w:type="spellEnd"/>
+            <w:r>
+              <w:rPr>
+                <w:sz w:val="21"/>
+                <w:szCs w:val="21"/>
+              </w:rPr>
+              <w:t xml:space="preserve"> a silencio antes del plano institucional.</w:t>
             </w:r>
           </w:p>
         </w:tc>
@@ -6388,7 +8023,7 @@
     <w:name w:val="Normal"/>
     <w:qFormat/>
   </w:style>
-  <w:style w:type="paragraph" w:styleId="Ttulo1">
+  <w:style w:type="paragraph" w:styleId="Heading1">
     <w:name w:val="heading 1"/>
     <w:uiPriority w:val="9"/>
     <w:qFormat/>
@@ -6404,7 +8039,7 @@
       <w:szCs w:val="32"/>
     </w:rPr>
   </w:style>
-  <w:style w:type="paragraph" w:styleId="Ttulo2">
+  <w:style w:type="paragraph" w:styleId="Heading2">
     <w:name w:val="heading 2"/>
     <w:uiPriority w:val="9"/>
     <w:semiHidden/>
@@ -6422,7 +8057,7 @@
       <w:szCs w:val="26"/>
     </w:rPr>
   </w:style>
-  <w:style w:type="paragraph" w:styleId="Ttulo3">
+  <w:style w:type="paragraph" w:styleId="Heading3">
     <w:name w:val="heading 3"/>
     <w:uiPriority w:val="9"/>
     <w:semiHidden/>
@@ -6437,7 +8072,7 @@
       <w:szCs w:val="24"/>
     </w:rPr>
   </w:style>
-  <w:style w:type="paragraph" w:styleId="Ttulo4">
+  <w:style w:type="paragraph" w:styleId="Heading4">
     <w:name w:val="heading 4"/>
     <w:uiPriority w:val="9"/>
     <w:semiHidden/>
@@ -6452,7 +8087,7 @@
       <w:color w:val="2E74B5"/>
     </w:rPr>
   </w:style>
-  <w:style w:type="paragraph" w:styleId="Ttulo5">
+  <w:style w:type="paragraph" w:styleId="Heading5">
     <w:name w:val="heading 5"/>
     <w:uiPriority w:val="9"/>
     <w:semiHidden/>
@@ -6465,7 +8100,7 @@
       <w:color w:val="2E74B5"/>
     </w:rPr>
   </w:style>
-  <w:style w:type="paragraph" w:styleId="Ttulo6">
+  <w:style w:type="paragraph" w:styleId="Heading6">
     <w:name w:val="heading 6"/>
     <w:uiPriority w:val="9"/>
     <w:semiHidden/>
@@ -6478,13 +8113,13 @@
       <w:color w:val="1F4D78"/>
     </w:rPr>
   </w:style>
-  <w:style w:type="character" w:default="1" w:styleId="Fuentedeprrafopredeter">
+  <w:style w:type="character" w:default="1" w:styleId="DefaultParagraphFont">
     <w:name w:val="Default Paragraph Font"/>
     <w:uiPriority w:val="1"/>
     <w:semiHidden/>
     <w:unhideWhenUsed/>
   </w:style>
-  <w:style w:type="table" w:default="1" w:styleId="Tablanormal">
+  <w:style w:type="table" w:default="1" w:styleId="TableNormal">
     <w:name w:val="Normal Table"/>
     <w:uiPriority w:val="99"/>
     <w:semiHidden/>
@@ -6499,13 +8134,13 @@
       </w:tblCellMar>
     </w:tblPr>
   </w:style>
-  <w:style w:type="numbering" w:default="1" w:styleId="Sinlista">
+  <w:style w:type="numbering" w:default="1" w:styleId="NoList">
     <w:name w:val="No List"/>
     <w:uiPriority w:val="99"/>
     <w:semiHidden/>
     <w:unhideWhenUsed/>
   </w:style>
-  <w:style w:type="paragraph" w:styleId="Ttulo">
+  <w:style w:type="paragraph" w:styleId="Title">
     <w:name w:val="Title"/>
     <w:uiPriority w:val="10"/>
     <w:qFormat/>
@@ -6522,11 +8157,11 @@
       <w:bCs/>
     </w:rPr>
   </w:style>
-  <w:style w:type="paragraph" w:styleId="Prrafodelista">
+  <w:style w:type="paragraph" w:styleId="ListParagraph">
     <w:name w:val="List Paragraph"/>
     <w:qFormat/>
   </w:style>
-  <w:style w:type="character" w:styleId="Hipervnculo">
+  <w:style w:type="character" w:styleId="Hyperlink">
     <w:name w:val="Hyperlink"/>
     <w:uiPriority w:val="99"/>
     <w:unhideWhenUsed/>
@@ -6535,7 +8170,7 @@
       <w:u w:val="single"/>
     </w:rPr>
   </w:style>
-  <w:style w:type="character" w:styleId="Refdenotaalpie">
+  <w:style w:type="character" w:styleId="FootnoteReference">
     <w:name w:val="footnote reference"/>
     <w:uiPriority w:val="99"/>
     <w:semiHidden/>
@@ -6544,9 +8179,9 @@
       <w:vertAlign w:val="superscript"/>
     </w:rPr>
   </w:style>
-  <w:style w:type="paragraph" w:styleId="Textonotapie">
+  <w:style w:type="paragraph" w:styleId="FootnoteText">
     <w:name w:val="footnote text"/>
-    <w:link w:val="TextonotapieCar"/>
+    <w:link w:val="FootnoteTextChar"/>
     <w:uiPriority w:val="99"/>
     <w:semiHidden/>
     <w:unhideWhenUsed/>
@@ -6555,9 +8190,9 @@
       <w:szCs w:val="20"/>
     </w:rPr>
   </w:style>
-  <w:style w:type="character" w:customStyle="1" w:styleId="TextonotapieCar">
-    <w:name w:val="Texto nota pie Car"/>
-    <w:link w:val="Textonotapie"/>
+  <w:style w:type="character" w:customStyle="1" w:styleId="FootnoteTextChar">
+    <w:name w:val="Footnote Text Char"/>
+    <w:link w:val="FootnoteText"/>
     <w:uiPriority w:val="99"/>
     <w:semiHidden/>
     <w:unhideWhenUsed/>
@@ -6566,7 +8201,7 @@
       <w:szCs w:val="20"/>
     </w:rPr>
   </w:style>
-  <w:style w:type="character" w:styleId="Refdenotaalfinal">
+  <w:style w:type="character" w:styleId="EndnoteReference">
     <w:name w:val="endnote reference"/>
     <w:uiPriority w:val="99"/>
     <w:semiHidden/>
@@ -6575,9 +8210,9 @@
       <w:vertAlign w:val="superscript"/>
     </w:rPr>
   </w:style>
-  <w:style w:type="paragraph" w:styleId="Textonotaalfinal">
+  <w:style w:type="paragraph" w:styleId="EndnoteText">
     <w:name w:val="endnote text"/>
-    <w:link w:val="TextonotaalfinalCar"/>
+    <w:link w:val="EndnoteTextChar"/>
     <w:uiPriority w:val="99"/>
     <w:semiHidden/>
     <w:unhideWhenUsed/>
@@ -6586,9 +8221,9 @@
       <w:szCs w:val="20"/>
     </w:rPr>
   </w:style>
-  <w:style w:type="character" w:customStyle="1" w:styleId="TextonotaalfinalCar">
-    <w:name w:val="Texto nota al final Car"/>
-    <w:link w:val="Textonotaalfinal"/>
+  <w:style w:type="character" w:customStyle="1" w:styleId="EndnoteTextChar">
+    <w:name w:val="Endnote Text Char"/>
+    <w:link w:val="EndnoteText"/>
     <w:uiPriority w:val="99"/>
     <w:semiHidden/>
     <w:unhideWhenUsed/>

--- a/Documentos/Guion_Audiovisual_Mediterraneos_v2.docx
+++ b/Documentos/Guion_Audiovisual_Mediterraneos_v2.docx
@@ -45,25 +45,7 @@
           <w:iCs/>
           <w:color w:val="555555"/>
         </w:rPr>
-        <w:t>Haciendo Economía 2026-</w:t>
-      </w:r>
-      <w:proofErr w:type="gramStart"/>
-      <w:r>
-        <w:rPr>
-          <w:i/>
-          <w:iCs/>
-          <w:color w:val="555555"/>
-        </w:rPr>
-        <w:t>1  ·</w:t>
-      </w:r>
-      <w:proofErr w:type="gramEnd"/>
-      <w:r>
-        <w:rPr>
-          <w:i/>
-          <w:iCs/>
-          <w:color w:val="555555"/>
-        </w:rPr>
-        <w:t xml:space="preserve">  Universidad del Rosario</w:t>
+        <w:t>Haciendo Economía 2026-1  ·  Universidad del Rosario</w:t>
       </w:r>
     </w:p>
     <w:p>
@@ -80,7 +62,6 @@
         <w:t xml:space="preserve">Duración estimada: 6 min 10 </w:t>
       </w:r>
       <w:proofErr w:type="spellStart"/>
-      <w:proofErr w:type="gramStart"/>
       <w:r>
         <w:rPr>
           <w:color w:val="777777"/>
@@ -96,34 +77,7 @@
           <w:sz w:val="20"/>
           <w:szCs w:val="20"/>
         </w:rPr>
-        <w:t xml:space="preserve">  ·</w:t>
-      </w:r>
-      <w:proofErr w:type="gramEnd"/>
-      <w:r>
-        <w:rPr>
-          <w:color w:val="777777"/>
-          <w:sz w:val="20"/>
-          <w:szCs w:val="20"/>
-        </w:rPr>
-        <w:t xml:space="preserve">  Audiencia: evaluadores </w:t>
-      </w:r>
-      <w:proofErr w:type="gramStart"/>
-      <w:r>
-        <w:rPr>
-          <w:color w:val="777777"/>
-          <w:sz w:val="20"/>
-          <w:szCs w:val="20"/>
-        </w:rPr>
-        <w:t>académicos  ·</w:t>
-      </w:r>
-      <w:proofErr w:type="gramEnd"/>
-      <w:r>
-        <w:rPr>
-          <w:color w:val="777777"/>
-          <w:sz w:val="20"/>
-          <w:szCs w:val="20"/>
-        </w:rPr>
-        <w:t xml:space="preserve">  Formato: producción audiovisual con narrador</w:t>
+        <w:t xml:space="preserve">  ·  Audiencia: evaluadores académicos  ·  Formato: producción audiovisual con narrador</w:t>
       </w:r>
     </w:p>
     <w:p>
@@ -1295,45 +1249,13 @@
                 <w:sz w:val="26"/>
                 <w:szCs w:val="26"/>
               </w:rPr>
-              <w:t xml:space="preserve">ESCENA </w:t>
-            </w:r>
-            <w:proofErr w:type="gramStart"/>
-            <w:r>
-              <w:rPr>
-                <w:b/>
-                <w:bCs/>
-                <w:color w:val="FFFFFF"/>
-                <w:sz w:val="26"/>
-                <w:szCs w:val="26"/>
-              </w:rPr>
-              <w:t xml:space="preserve">1  </w:t>
+              <w:t xml:space="preserve">ESCENA 1  </w:t>
             </w:r>
             <w:r>
               <w:rPr>
                 <w:color w:val="DDDDDD"/>
               </w:rPr>
-              <w:t>0:00</w:t>
-            </w:r>
-            <w:proofErr w:type="gramEnd"/>
-            <w:r>
-              <w:rPr>
-                <w:color w:val="DDDDDD"/>
-              </w:rPr>
-              <w:t xml:space="preserve"> – </w:t>
-            </w:r>
-            <w:proofErr w:type="gramStart"/>
-            <w:r>
-              <w:rPr>
-                <w:color w:val="DDDDDD"/>
-              </w:rPr>
-              <w:t>0:30  —</w:t>
-            </w:r>
-            <w:proofErr w:type="gramEnd"/>
-            <w:r>
-              <w:rPr>
-                <w:color w:val="DDDDDD"/>
-              </w:rPr>
-              <w:t xml:space="preserve">  </w:t>
+              <w:t xml:space="preserve">0:00 – 0:30  —  </w:t>
             </w:r>
             <w:r>
               <w:rPr>
@@ -1496,23 +1418,7 @@
                 <w:sz w:val="21"/>
                 <w:szCs w:val="21"/>
               </w:rPr>
-              <w:t xml:space="preserve">En Bogotá, muchos consumidores eligen dónde comer desde una pantalla: revisan reseñas, comparan fotos, miran redes sociales y buscan opciones en </w:t>
-            </w:r>
-            <w:proofErr w:type="gramStart"/>
-            <w:r>
-              <w:rPr>
-                <w:sz w:val="21"/>
-                <w:szCs w:val="21"/>
-              </w:rPr>
-              <w:t>apps</w:t>
-            </w:r>
-            <w:proofErr w:type="gramEnd"/>
-            <w:r>
-              <w:rPr>
-                <w:sz w:val="21"/>
-                <w:szCs w:val="21"/>
-              </w:rPr>
-              <w:t xml:space="preserve"> de </w:t>
+              <w:t xml:space="preserve">En Bogotá, muchos consumidores eligen dónde comer desde una pantalla: revisan reseñas, comparan fotos, miran redes sociales y buscan opciones en apps de </w:t>
             </w:r>
             <w:proofErr w:type="spellStart"/>
             <w:r>
@@ -1850,45 +1756,13 @@
                 <w:szCs w:val="26"/>
               </w:rPr>
               <w:lastRenderedPageBreak/>
-              <w:t xml:space="preserve">ESCENA </w:t>
-            </w:r>
-            <w:proofErr w:type="gramStart"/>
-            <w:r>
-              <w:rPr>
-                <w:b/>
-                <w:bCs/>
-                <w:color w:val="FFFFFF"/>
-                <w:sz w:val="26"/>
-                <w:szCs w:val="26"/>
-              </w:rPr>
-              <w:t xml:space="preserve">2  </w:t>
+              <w:t xml:space="preserve">ESCENA 2  </w:t>
             </w:r>
             <w:r>
               <w:rPr>
                 <w:color w:val="DDDDDD"/>
               </w:rPr>
-              <w:t>0:30</w:t>
-            </w:r>
-            <w:proofErr w:type="gramEnd"/>
-            <w:r>
-              <w:rPr>
-                <w:color w:val="DDDDDD"/>
-              </w:rPr>
-              <w:t xml:space="preserve"> – </w:t>
-            </w:r>
-            <w:proofErr w:type="gramStart"/>
-            <w:r>
-              <w:rPr>
-                <w:color w:val="DDDDDD"/>
-              </w:rPr>
-              <w:t>1:15  —</w:t>
-            </w:r>
-            <w:proofErr w:type="gramEnd"/>
-            <w:r>
-              <w:rPr>
-                <w:color w:val="DDDDDD"/>
-              </w:rPr>
-              <w:t xml:space="preserve">  </w:t>
+              <w:t xml:space="preserve">0:30 – 1:15  —  </w:t>
             </w:r>
             <w:r>
               <w:rPr>
@@ -1963,23 +1837,7 @@
                 <w:sz w:val="21"/>
                 <w:szCs w:val="21"/>
               </w:rPr>
-              <w:t xml:space="preserve">El consumidor bogotano cambió su forma de decidir. Antes, </w:t>
-            </w:r>
-            <w:proofErr w:type="gramStart"/>
-            <w:r>
-              <w:rPr>
-                <w:sz w:val="21"/>
-                <w:szCs w:val="21"/>
-              </w:rPr>
-              <w:t>el voz</w:t>
-            </w:r>
-            <w:proofErr w:type="gramEnd"/>
-            <w:r>
-              <w:rPr>
-                <w:sz w:val="21"/>
-                <w:szCs w:val="21"/>
-              </w:rPr>
-              <w:t xml:space="preserve"> a voz y la ubicación eran suficientes. Hoy, antes de pisar un restaurante, la mayoría de las personas ya saben qué van a pedir, cuánto cuesta y qué tan bien valorado está. Buscan en Google. Descubren opciones en Instagram o TikTok. Y se convencen —o se disuaden— con las reseñas de otros comensales. Este cambio de comportamiento transforma el campo de batalla.</w:t>
+              <w:t>El consumidor bogotano cambió su forma de decidir. Antes, el voz a voz y la ubicación eran suficientes. Hoy, antes de pisar un restaurante, la mayoría de las personas ya saben qué van a pedir, cuánto cuesta y qué tan bien valorado está. Buscan en Google. Descubren opciones en Instagram o TikTok. Y se convencen —o se disuaden— con las reseñas de otros comensales. Este cambio de comportamiento transforma el campo de batalla.</w:t>
             </w:r>
             <w:r>
               <w:rPr>
@@ -2423,45 +2281,13 @@
                 <w:sz w:val="26"/>
                 <w:szCs w:val="26"/>
               </w:rPr>
-              <w:t xml:space="preserve">ESCENA </w:t>
-            </w:r>
-            <w:proofErr w:type="gramStart"/>
-            <w:r>
-              <w:rPr>
-                <w:b/>
-                <w:bCs/>
-                <w:color w:val="FFFFFF"/>
-                <w:sz w:val="26"/>
-                <w:szCs w:val="26"/>
-              </w:rPr>
-              <w:t xml:space="preserve">3  </w:t>
+              <w:t xml:space="preserve">ESCENA 3  </w:t>
             </w:r>
             <w:r>
               <w:rPr>
                 <w:color w:val="DDDDDD"/>
               </w:rPr>
-              <w:t>1:15</w:t>
-            </w:r>
-            <w:proofErr w:type="gramEnd"/>
-            <w:r>
-              <w:rPr>
-                <w:color w:val="DDDDDD"/>
-              </w:rPr>
-              <w:t xml:space="preserve"> – </w:t>
-            </w:r>
-            <w:proofErr w:type="gramStart"/>
-            <w:r>
-              <w:rPr>
-                <w:color w:val="DDDDDD"/>
-              </w:rPr>
-              <w:t>1:45  —</w:t>
-            </w:r>
-            <w:proofErr w:type="gramEnd"/>
-            <w:r>
-              <w:rPr>
-                <w:color w:val="DDDDDD"/>
-              </w:rPr>
-              <w:t xml:space="preserve">  </w:t>
+              <w:t xml:space="preserve">1:15 – 1:45  —  </w:t>
             </w:r>
             <w:r>
               <w:rPr>
@@ -2803,40 +2629,9 @@
                 <w:sz w:val="21"/>
                 <w:szCs w:val="21"/>
               </w:rPr>
-              <w:t xml:space="preserve">Tres bloques aparecen en pantalla de forma progresiva, cada uno con su ícono, nombre y rango de puntuación: </w:t>
-            </w:r>
-            <w:r>
-              <w:rPr>
-                <w:sz w:val="21"/>
-                <w:szCs w:val="21"/>
-              </w:rPr>
-              <w:t>📱</w:t>
-            </w:r>
-            <w:r>
-              <w:rPr>
-                <w:sz w:val="21"/>
-                <w:szCs w:val="21"/>
-              </w:rPr>
-              <w:t xml:space="preserve"> IRS — Redes </w:t>
-            </w:r>
-            <w:proofErr w:type="gramStart"/>
-            <w:r>
-              <w:rPr>
-                <w:sz w:val="21"/>
-                <w:szCs w:val="21"/>
-              </w:rPr>
-              <w:t>Sociales  (</w:t>
-            </w:r>
-            <w:proofErr w:type="gramEnd"/>
-            <w:r>
-              <w:rPr>
-                <w:sz w:val="21"/>
-                <w:szCs w:val="21"/>
-              </w:rPr>
-              <w:t xml:space="preserve">0 a 14 </w:t>
+              <w:t xml:space="preserve">Tres bloques aparecen en pantalla de forma progresiva, cada uno con su ícono, nombre y rango de puntuación: 📱 IRS — Redes Sociales  (0 a 14 </w:t>
             </w:r>
             <w:proofErr w:type="spellStart"/>
-            <w:proofErr w:type="gramStart"/>
             <w:r>
               <w:rPr>
                 <w:sz w:val="21"/>
@@ -2850,64 +2645,9 @@
                 <w:sz w:val="21"/>
                 <w:szCs w:val="21"/>
               </w:rPr>
-              <w:t>)  |</w:t>
-            </w:r>
-            <w:proofErr w:type="gramEnd"/>
-            <w:r>
-              <w:rPr>
-                <w:sz w:val="21"/>
-                <w:szCs w:val="21"/>
-              </w:rPr>
-              <w:t xml:space="preserve">  Bajo: 0–</w:t>
-            </w:r>
-            <w:proofErr w:type="gramStart"/>
-            <w:r>
-              <w:rPr>
-                <w:sz w:val="21"/>
-                <w:szCs w:val="21"/>
-              </w:rPr>
-              <w:t>4  ·</w:t>
-            </w:r>
-            <w:proofErr w:type="gramEnd"/>
-            <w:r>
-              <w:rPr>
-                <w:sz w:val="21"/>
-                <w:szCs w:val="21"/>
-              </w:rPr>
-              <w:t xml:space="preserve">  Medio: 5–</w:t>
-            </w:r>
-            <w:proofErr w:type="gramStart"/>
-            <w:r>
-              <w:rPr>
-                <w:sz w:val="21"/>
-                <w:szCs w:val="21"/>
-              </w:rPr>
-              <w:t>9  ·</w:t>
-            </w:r>
-            <w:proofErr w:type="gramEnd"/>
-            <w:r>
-              <w:rPr>
-                <w:sz w:val="21"/>
-                <w:szCs w:val="21"/>
-              </w:rPr>
-              <w:t xml:space="preserve">  Alto: 10–14 </w:t>
-            </w:r>
-            <w:r>
-              <w:rPr>
-                <w:sz w:val="21"/>
-                <w:szCs w:val="21"/>
-              </w:rPr>
-              <w:t>🛵</w:t>
-            </w:r>
-            <w:r>
-              <w:rPr>
-                <w:sz w:val="21"/>
-                <w:szCs w:val="21"/>
-              </w:rPr>
-              <w:t xml:space="preserve"> IDL — </w:t>
+              <w:t xml:space="preserve">)  |  Bajo: 0–4  ·  Medio: 5–9  ·  Alto: 10–14 🛵 IDL — </w:t>
             </w:r>
             <w:proofErr w:type="spellStart"/>
-            <w:proofErr w:type="gramStart"/>
             <w:r>
               <w:rPr>
                 <w:sz w:val="21"/>
@@ -2921,18 +2661,9 @@
                 <w:sz w:val="21"/>
                 <w:szCs w:val="21"/>
               </w:rPr>
-              <w:t xml:space="preserve">  (</w:t>
-            </w:r>
-            <w:proofErr w:type="gramEnd"/>
-            <w:r>
-              <w:rPr>
-                <w:sz w:val="21"/>
-                <w:szCs w:val="21"/>
-              </w:rPr>
-              <w:t xml:space="preserve">0 a 10 </w:t>
+              <w:t xml:space="preserve">  (0 a 10 </w:t>
             </w:r>
             <w:proofErr w:type="spellStart"/>
-            <w:proofErr w:type="gramStart"/>
             <w:r>
               <w:rPr>
                 <w:sz w:val="21"/>
@@ -2946,80 +2677,9 @@
                 <w:sz w:val="21"/>
                 <w:szCs w:val="21"/>
               </w:rPr>
-              <w:t>)  |</w:t>
-            </w:r>
-            <w:proofErr w:type="gramEnd"/>
-            <w:r>
-              <w:rPr>
-                <w:sz w:val="21"/>
-                <w:szCs w:val="21"/>
-              </w:rPr>
-              <w:t xml:space="preserve">  Bajo: 0–</w:t>
-            </w:r>
-            <w:proofErr w:type="gramStart"/>
-            <w:r>
-              <w:rPr>
-                <w:sz w:val="21"/>
-                <w:szCs w:val="21"/>
-              </w:rPr>
-              <w:t>3  ·</w:t>
-            </w:r>
-            <w:proofErr w:type="gramEnd"/>
-            <w:r>
-              <w:rPr>
-                <w:sz w:val="21"/>
-                <w:szCs w:val="21"/>
-              </w:rPr>
-              <w:t xml:space="preserve">  Medio: 4–</w:t>
-            </w:r>
-            <w:proofErr w:type="gramStart"/>
-            <w:r>
-              <w:rPr>
-                <w:sz w:val="21"/>
-                <w:szCs w:val="21"/>
-              </w:rPr>
-              <w:t>6  ·</w:t>
-            </w:r>
-            <w:proofErr w:type="gramEnd"/>
-            <w:r>
-              <w:rPr>
-                <w:sz w:val="21"/>
-                <w:szCs w:val="21"/>
-              </w:rPr>
-              <w:t xml:space="preserve">  Alto: 7–10 </w:t>
-            </w:r>
-            <w:r>
-              <w:rPr>
-                <w:sz w:val="21"/>
-                <w:szCs w:val="21"/>
-              </w:rPr>
-              <w:t>⭐</w:t>
-            </w:r>
-            <w:r>
-              <w:rPr>
-                <w:sz w:val="21"/>
-                <w:szCs w:val="21"/>
-              </w:rPr>
-              <w:t xml:space="preserve"> IPO — </w:t>
-            </w:r>
-            <w:proofErr w:type="gramStart"/>
-            <w:r>
-              <w:rPr>
-                <w:sz w:val="21"/>
-                <w:szCs w:val="21"/>
-              </w:rPr>
-              <w:t>Opinión  (</w:t>
-            </w:r>
-            <w:proofErr w:type="gramEnd"/>
-            <w:r>
-              <w:rPr>
-                <w:sz w:val="21"/>
-                <w:szCs w:val="21"/>
-              </w:rPr>
-              <w:t xml:space="preserve">0 a 18 </w:t>
+              <w:t xml:space="preserve">)  |  Bajo: 0–3  ·  Medio: 4–6  ·  Alto: 7–10 ⭐ IPO — Opinión  (0 a 18 </w:t>
             </w:r>
             <w:proofErr w:type="spellStart"/>
-            <w:proofErr w:type="gramStart"/>
             <w:r>
               <w:rPr>
                 <w:sz w:val="21"/>
@@ -3033,47 +2693,7 @@
                 <w:sz w:val="21"/>
                 <w:szCs w:val="21"/>
               </w:rPr>
-              <w:t>)  |</w:t>
-            </w:r>
-            <w:proofErr w:type="gramEnd"/>
-            <w:r>
-              <w:rPr>
-                <w:sz w:val="21"/>
-                <w:szCs w:val="21"/>
-              </w:rPr>
-              <w:t xml:space="preserve">  Bajo: 0–</w:t>
-            </w:r>
-            <w:proofErr w:type="gramStart"/>
-            <w:r>
-              <w:rPr>
-                <w:sz w:val="21"/>
-                <w:szCs w:val="21"/>
-              </w:rPr>
-              <w:t>5  ·</w:t>
-            </w:r>
-            <w:proofErr w:type="gramEnd"/>
-            <w:r>
-              <w:rPr>
-                <w:sz w:val="21"/>
-                <w:szCs w:val="21"/>
-              </w:rPr>
-              <w:t xml:space="preserve">  Medio: 6–</w:t>
-            </w:r>
-            <w:proofErr w:type="gramStart"/>
-            <w:r>
-              <w:rPr>
-                <w:sz w:val="21"/>
-                <w:szCs w:val="21"/>
-              </w:rPr>
-              <w:t>11  ·</w:t>
-            </w:r>
-            <w:proofErr w:type="gramEnd"/>
-            <w:r>
-              <w:rPr>
-                <w:sz w:val="21"/>
-                <w:szCs w:val="21"/>
-              </w:rPr>
-              <w:t xml:space="preserve">  Alto: 12–18 Debajo, una línea de texto: 'Tres índices. Una pregunta: ¿cuál transforma más el posicionamiento?'</w:t>
+              <w:t>)  |  Bajo: 0–5  ·  Medio: 6–11  ·  Alto: 12–18 Debajo, una línea de texto: 'Tres índices. Una pregunta: ¿cuál transforma más el posicionamiento?'</w:t>
             </w:r>
           </w:p>
         </w:tc>
@@ -3263,45 +2883,13 @@
                 <w:sz w:val="26"/>
                 <w:szCs w:val="26"/>
               </w:rPr>
-              <w:t xml:space="preserve">ESCENA </w:t>
-            </w:r>
-            <w:proofErr w:type="gramStart"/>
-            <w:r>
-              <w:rPr>
-                <w:b/>
-                <w:bCs/>
-                <w:color w:val="FFFFFF"/>
-                <w:sz w:val="26"/>
-                <w:szCs w:val="26"/>
-              </w:rPr>
-              <w:t xml:space="preserve">4  </w:t>
+              <w:t xml:space="preserve">ESCENA 4  </w:t>
             </w:r>
             <w:r>
               <w:rPr>
                 <w:color w:val="DDDDDD"/>
               </w:rPr>
-              <w:t>1:45</w:t>
-            </w:r>
-            <w:proofErr w:type="gramEnd"/>
-            <w:r>
-              <w:rPr>
-                <w:color w:val="DDDDDD"/>
-              </w:rPr>
-              <w:t xml:space="preserve"> – </w:t>
-            </w:r>
-            <w:proofErr w:type="gramStart"/>
-            <w:r>
-              <w:rPr>
-                <w:color w:val="DDDDDD"/>
-              </w:rPr>
-              <w:t>2:30  —</w:t>
-            </w:r>
-            <w:proofErr w:type="gramEnd"/>
-            <w:r>
-              <w:rPr>
-                <w:color w:val="DDDDDD"/>
-              </w:rPr>
-              <w:t xml:space="preserve">  </w:t>
+              <w:t xml:space="preserve">1:45 – 2:30  —  </w:t>
             </w:r>
             <w:r>
               <w:rPr>
@@ -3582,23 +3170,7 @@
                 <w:sz w:val="21"/>
                 <w:szCs w:val="21"/>
               </w:rPr>
-              <w:t xml:space="preserve">Mapa de Bogotá: 41 puntos se encienden progresivamente, diferenciados por color según tipo de cocina. Gráfico de distribución de muestra: </w:t>
-            </w:r>
-            <w:proofErr w:type="gramStart"/>
-            <w:r>
-              <w:rPr>
-                <w:sz w:val="21"/>
-                <w:szCs w:val="21"/>
-              </w:rPr>
-              <w:t>Española</w:t>
-            </w:r>
-            <w:proofErr w:type="gramEnd"/>
-            <w:r>
-              <w:rPr>
-                <w:sz w:val="21"/>
-                <w:szCs w:val="21"/>
-              </w:rPr>
-              <w:t xml:space="preserve"> </w:t>
+              <w:t xml:space="preserve">Mapa de Bogotá: 41 puntos se encienden progresivamente, diferenciados por color según tipo de cocina. Gráfico de distribución de muestra: Española </w:t>
             </w:r>
             <w:r>
               <w:rPr>
@@ -3612,23 +3184,7 @@
                 <w:sz w:val="21"/>
                 <w:szCs w:val="21"/>
               </w:rPr>
-              <w:t xml:space="preserve">% | </w:t>
-            </w:r>
-            <w:proofErr w:type="gramStart"/>
-            <w:r>
-              <w:rPr>
-                <w:sz w:val="21"/>
-                <w:szCs w:val="21"/>
-              </w:rPr>
-              <w:t>Italiana</w:t>
-            </w:r>
-            <w:proofErr w:type="gramEnd"/>
-            <w:r>
-              <w:rPr>
-                <w:sz w:val="21"/>
-                <w:szCs w:val="21"/>
-              </w:rPr>
-              <w:t xml:space="preserve"> </w:t>
+              <w:t xml:space="preserve">% | Italiana </w:t>
             </w:r>
             <w:r>
               <w:rPr>
@@ -3642,23 +3198,7 @@
                 <w:sz w:val="21"/>
                 <w:szCs w:val="21"/>
               </w:rPr>
-              <w:t xml:space="preserve">% | </w:t>
-            </w:r>
-            <w:proofErr w:type="gramStart"/>
-            <w:r>
-              <w:rPr>
-                <w:sz w:val="21"/>
-                <w:szCs w:val="21"/>
-              </w:rPr>
-              <w:t>Griega</w:t>
-            </w:r>
-            <w:proofErr w:type="gramEnd"/>
-            <w:r>
-              <w:rPr>
-                <w:sz w:val="21"/>
-                <w:szCs w:val="21"/>
-              </w:rPr>
-              <w:t xml:space="preserve"> </w:t>
+              <w:t xml:space="preserve">% | Griega </w:t>
             </w:r>
             <w:r>
               <w:rPr>
@@ -3849,6 +3389,815 @@
                 <w:szCs w:val="21"/>
               </w:rPr>
               <w:t>El mapa que 'se llena' de puntos da sensación de esfuerzo de campo real. La distinción entre fuente declarada y fuente observada debe quedar muy clara — es la clave metodológica del estudio. Ritmo ágil, no más de 3 segundos por elemento visual.</w:t>
+            </w:r>
+          </w:p>
+        </w:tc>
+      </w:tr>
+    </w:tbl>
+    <w:p>
+      <w:pPr>
+        <w:spacing w:before="60" w:after="60"/>
+      </w:pPr>
+      <w:r>
+        <w:br/>
+      </w:r>
+    </w:p>
+    <w:p>
+      <w:pPr>
+        <w:spacing w:before="60" w:after="60"/>
+      </w:pPr>
+    </w:p>
+    <w:p>
+      <w:pPr>
+        <w:spacing w:before="60" w:after="60"/>
+      </w:pPr>
+    </w:p>
+    <w:p>
+      <w:pPr>
+        <w:spacing w:before="60" w:after="60"/>
+      </w:pPr>
+    </w:p>
+    <w:p>
+      <w:pPr>
+        <w:spacing w:before="60" w:after="60"/>
+      </w:pPr>
+    </w:p>
+    <w:p>
+      <w:pPr>
+        <w:spacing w:before="60" w:after="60"/>
+      </w:pPr>
+    </w:p>
+    <w:p>
+      <w:pPr>
+        <w:spacing w:before="60" w:after="60"/>
+      </w:pPr>
+    </w:p>
+    <w:p>
+      <w:pPr>
+        <w:spacing w:before="60" w:after="60"/>
+      </w:pPr>
+    </w:p>
+    <w:p>
+      <w:pPr>
+        <w:spacing w:before="60" w:after="60"/>
+      </w:pPr>
+    </w:p>
+    <w:p>
+      <w:pPr>
+        <w:spacing w:before="60" w:after="60"/>
+      </w:pPr>
+    </w:p>
+    <w:p>
+      <w:pPr>
+        <w:spacing w:before="60" w:after="60"/>
+      </w:pPr>
+    </w:p>
+    <w:p>
+      <w:pPr>
+        <w:spacing w:before="60" w:after="60"/>
+      </w:pPr>
+    </w:p>
+    <w:tbl>
+      <w:tblPr>
+        <w:tblW w:w="9360" w:type="dxa"/>
+        <w:tblBorders>
+          <w:top w:val="single" w:sz="4" w:space="0" w:color="auto"/>
+          <w:left w:val="single" w:sz="4" w:space="0" w:color="auto"/>
+          <w:bottom w:val="single" w:sz="4" w:space="0" w:color="auto"/>
+          <w:right w:val="single" w:sz="4" w:space="0" w:color="auto"/>
+          <w:insideH w:val="single" w:sz="4" w:space="0" w:color="auto"/>
+          <w:insideV w:val="single" w:sz="4" w:space="0" w:color="auto"/>
+        </w:tblBorders>
+        <w:tblCellMar>
+          <w:left w:w="10" w:type="dxa"/>
+          <w:right w:w="10" w:type="dxa"/>
+        </w:tblCellMar>
+        <w:tblLook w:val="0000" w:firstRow="0" w:lastRow="0" w:firstColumn="0" w:lastColumn="0" w:noHBand="0" w:noVBand="0"/>
+      </w:tblPr>
+      <w:tblGrid>
+        <w:gridCol w:w="1600"/>
+        <w:gridCol w:w="7760"/>
+      </w:tblGrid>
+      <w:tr>
+        <w:tc>
+          <w:tcPr>
+            <w:tcW w:w="0" w:type="auto"/>
+            <w:gridSpan w:val="2"/>
+            <w:tcBorders>
+              <w:top w:val="single" w:sz="1" w:space="0" w:color="CCCCCC"/>
+              <w:left w:val="single" w:sz="1" w:space="0" w:color="CCCCCC"/>
+              <w:bottom w:val="single" w:sz="1" w:space="0" w:color="CCCCCC"/>
+              <w:right w:val="single" w:sz="1" w:space="0" w:color="CCCCCC"/>
+            </w:tcBorders>
+            <w:shd w:val="clear" w:color="auto" w:fill="1A5276"/>
+            <w:tcMar>
+              <w:top w:w="120" w:type="dxa"/>
+              <w:left w:w="160" w:type="dxa"/>
+              <w:bottom w:w="120" w:type="dxa"/>
+              <w:right w:w="160" w:type="dxa"/>
+            </w:tcMar>
+          </w:tcPr>
+          <w:p>
+            <w:r>
+              <w:rPr>
+                <w:b/>
+                <w:bCs/>
+                <w:color w:val="FFFFFF"/>
+                <w:sz w:val="26"/>
+                <w:szCs w:val="26"/>
+              </w:rPr>
+              <w:lastRenderedPageBreak/>
+              <w:t xml:space="preserve">ESCENA 5  </w:t>
+            </w:r>
+            <w:r>
+              <w:rPr>
+                <w:color w:val="DDDDDD"/>
+              </w:rPr>
+              <w:t xml:space="preserve">2:30 – 3:20  —  </w:t>
+            </w:r>
+            <w:r>
+              <w:rPr>
+                <w:b/>
+                <w:bCs/>
+                <w:color w:val="FFFFFF"/>
+                <w:sz w:val="24"/>
+                <w:szCs w:val="24"/>
+              </w:rPr>
+              <w:t>Índice de Redes Sociales (IRS)</w:t>
+            </w:r>
+          </w:p>
+        </w:tc>
+      </w:tr>
+      <w:tr>
+        <w:tc>
+          <w:tcPr>
+            <w:tcW w:w="1600" w:type="dxa"/>
+            <w:tcBorders>
+              <w:top w:val="single" w:sz="1" w:space="0" w:color="CCCCCC"/>
+              <w:left w:val="single" w:sz="1" w:space="0" w:color="CCCCCC"/>
+              <w:bottom w:val="single" w:sz="1" w:space="0" w:color="CCCCCC"/>
+              <w:right w:val="single" w:sz="1" w:space="0" w:color="CCCCCC"/>
+            </w:tcBorders>
+            <w:shd w:val="clear" w:color="auto" w:fill="2E74B5"/>
+            <w:tcMar>
+              <w:top w:w="100" w:type="dxa"/>
+              <w:left w:w="140" w:type="dxa"/>
+              <w:bottom w:w="100" w:type="dxa"/>
+              <w:right w:w="140" w:type="dxa"/>
+            </w:tcMar>
+          </w:tcPr>
+          <w:p>
+            <w:pPr>
+              <w:jc w:val="center"/>
+            </w:pPr>
+            <w:r>
+              <w:rPr>
+                <w:b/>
+                <w:bCs/>
+                <w:color w:val="FFFFFF"/>
+                <w:sz w:val="20"/>
+                <w:szCs w:val="20"/>
+              </w:rPr>
+              <w:t>NARRACIÓN</w:t>
+            </w:r>
+          </w:p>
+        </w:tc>
+        <w:tc>
+          <w:tcPr>
+            <w:tcW w:w="7760" w:type="dxa"/>
+            <w:tcBorders>
+              <w:top w:val="single" w:sz="1" w:space="0" w:color="CCCCCC"/>
+              <w:left w:val="single" w:sz="1" w:space="0" w:color="CCCCCC"/>
+              <w:bottom w:val="single" w:sz="1" w:space="0" w:color="CCCCCC"/>
+              <w:right w:val="single" w:sz="1" w:space="0" w:color="CCCCCC"/>
+            </w:tcBorders>
+            <w:tcMar>
+              <w:top w:w="100" w:type="dxa"/>
+              <w:left w:w="160" w:type="dxa"/>
+              <w:bottom w:w="100" w:type="dxa"/>
+              <w:right w:w="160" w:type="dxa"/>
+            </w:tcMar>
+          </w:tcPr>
+          <w:p>
+            <w:pPr>
+              <w:spacing w:line="320" w:lineRule="auto"/>
+              <w:jc w:val="both"/>
+              <w:rPr>
+                <w:sz w:val="21"/>
+                <w:szCs w:val="21"/>
+              </w:rPr>
+            </w:pPr>
+            <w:r>
+              <w:rPr>
+                <w:sz w:val="21"/>
+                <w:szCs w:val="21"/>
+              </w:rPr>
+              <w:t>Y el primer lugar donde esa proyección ocurre es lo más visible</w:t>
+            </w:r>
+            <w:r>
+              <w:rPr>
+                <w:sz w:val="21"/>
+                <w:szCs w:val="21"/>
+              </w:rPr>
+              <w:t>,</w:t>
+            </w:r>
+            <w:r>
+              <w:rPr>
+                <w:sz w:val="21"/>
+                <w:szCs w:val="21"/>
+              </w:rPr>
+              <w:t xml:space="preserve"> lo que el restaurante decide mostrar. Sus publicaciones, su pauta, su inversión en contenido. Porque antes de que un cliente decida ir, ya lo buscó, ya vio sus fotos, ya revisó si tiene presencia activa. Eso es lo que mide el</w:t>
+            </w:r>
+            <w:r>
+              <w:rPr>
+                <w:sz w:val="21"/>
+                <w:szCs w:val="21"/>
+              </w:rPr>
+              <w:t xml:space="preserve"> </w:t>
+            </w:r>
+            <w:r>
+              <w:rPr>
+                <w:b/>
+                <w:bCs/>
+                <w:sz w:val="21"/>
+                <w:szCs w:val="21"/>
+              </w:rPr>
+              <w:t>Índice de Redes Sociales</w:t>
+            </w:r>
+            <w:r>
+              <w:rPr>
+                <w:sz w:val="21"/>
+                <w:szCs w:val="21"/>
+              </w:rPr>
+              <w:t>, o IRS</w:t>
+            </w:r>
+            <w:r>
+              <w:rPr>
+                <w:sz w:val="21"/>
+                <w:szCs w:val="21"/>
+              </w:rPr>
+              <w:t xml:space="preserve">, </w:t>
+            </w:r>
+            <w:r>
+              <w:rPr>
+                <w:sz w:val="21"/>
+                <w:szCs w:val="21"/>
+              </w:rPr>
+              <w:t>no solo si el restaurante está en redes, sino qué tan en serio las está usando para posicionarse.</w:t>
+            </w:r>
+          </w:p>
+          <w:p>
+            <w:pPr>
+              <w:spacing w:line="320" w:lineRule="auto"/>
+              <w:jc w:val="both"/>
+              <w:rPr>
+                <w:sz w:val="21"/>
+                <w:szCs w:val="21"/>
+              </w:rPr>
+            </w:pPr>
+            <w:r>
+              <w:rPr>
+                <w:sz w:val="21"/>
+                <w:szCs w:val="21"/>
+              </w:rPr>
+              <w:t>Para construirlo, miramos si invierte en publicidad digital, qué plataformas usa, con qué frecuencia pauta, cuánto presupuesto destina al marketing, si las redes son una fuente importante para atraer clientes y si ya está usando herramientas de inteligencia artificial para crear o mover contenido.</w:t>
+            </w:r>
+          </w:p>
+          <w:p>
+            <w:pPr>
+              <w:spacing w:line="320" w:lineRule="auto"/>
+              <w:jc w:val="both"/>
+              <w:rPr>
+                <w:sz w:val="21"/>
+                <w:szCs w:val="21"/>
+              </w:rPr>
+            </w:pPr>
+            <w:r>
+              <w:rPr>
+                <w:sz w:val="21"/>
+                <w:szCs w:val="21"/>
+              </w:rPr>
+              <w:t>En otras palabras, un restaurante con IRS alto no es simplemente el que tiene Instagram. Es el que pauta, publica con estrategia, asigna presupuesto y empieza a usar tecnología para competir mejor en el entorno digital.</w:t>
+            </w:r>
+          </w:p>
+          <w:p>
+            <w:pPr>
+              <w:spacing w:line="320" w:lineRule="auto"/>
+              <w:jc w:val="both"/>
+              <w:rPr>
+                <w:sz w:val="21"/>
+                <w:szCs w:val="21"/>
+              </w:rPr>
+            </w:pPr>
+            <w:r>
+              <w:rPr>
+                <w:sz w:val="21"/>
+                <w:szCs w:val="21"/>
+              </w:rPr>
+              <w:t xml:space="preserve">En la muestra, </w:t>
+            </w:r>
+            <w:r>
+              <w:rPr>
+                <w:b/>
+                <w:bCs/>
+                <w:sz w:val="21"/>
+                <w:szCs w:val="21"/>
+              </w:rPr>
+              <w:t>80</w:t>
+            </w:r>
+            <w:r>
+              <w:rPr>
+                <w:b/>
+                <w:bCs/>
+                <w:sz w:val="21"/>
+                <w:szCs w:val="21"/>
+              </w:rPr>
+              <w:t>%</w:t>
+            </w:r>
+            <w:r>
+              <w:rPr>
+                <w:sz w:val="21"/>
+                <w:szCs w:val="21"/>
+              </w:rPr>
+              <w:t xml:space="preserve"> de los restaurantes declara invertir activamente en marketing digital. Las plataformas más usadas son</w:t>
+            </w:r>
+            <w:r>
+              <w:rPr>
+                <w:b/>
+                <w:bCs/>
+                <w:sz w:val="21"/>
+                <w:szCs w:val="21"/>
+              </w:rPr>
+              <w:t xml:space="preserve"> Facebook y Instagram.</w:t>
+            </w:r>
+            <w:r>
+              <w:rPr>
+                <w:sz w:val="21"/>
+                <w:szCs w:val="21"/>
+              </w:rPr>
+              <w:t xml:space="preserve"> Al mirar la distribución del índice, encontramos que </w:t>
+            </w:r>
+            <w:r>
+              <w:rPr>
+                <w:b/>
+                <w:bCs/>
+                <w:sz w:val="21"/>
+                <w:szCs w:val="21"/>
+              </w:rPr>
+              <w:t>25.7%</w:t>
+            </w:r>
+            <w:r>
+              <w:rPr>
+                <w:b/>
+                <w:bCs/>
+                <w:sz w:val="21"/>
+                <w:szCs w:val="21"/>
+              </w:rPr>
+              <w:t xml:space="preserve"> </w:t>
+            </w:r>
+            <w:r>
+              <w:rPr>
+                <w:sz w:val="21"/>
+                <w:szCs w:val="21"/>
+              </w:rPr>
+              <w:t xml:space="preserve">de los restaurantes tiene un IRS bajo, </w:t>
+            </w:r>
+            <w:r>
+              <w:rPr>
+                <w:b/>
+                <w:bCs/>
+                <w:sz w:val="21"/>
+                <w:szCs w:val="21"/>
+              </w:rPr>
+              <w:t>48.6%</w:t>
+            </w:r>
+            <w:r>
+              <w:rPr>
+                <w:sz w:val="21"/>
+                <w:szCs w:val="21"/>
+              </w:rPr>
+              <w:t xml:space="preserve"> un IRS medio y </w:t>
+            </w:r>
+            <w:r>
+              <w:rPr>
+                <w:b/>
+                <w:bCs/>
+                <w:sz w:val="21"/>
+                <w:szCs w:val="21"/>
+              </w:rPr>
+              <w:t>25.7%</w:t>
+            </w:r>
+            <w:r>
+              <w:rPr>
+                <w:b/>
+                <w:bCs/>
+                <w:sz w:val="21"/>
+                <w:szCs w:val="21"/>
+              </w:rPr>
+              <w:t xml:space="preserve"> </w:t>
+            </w:r>
+            <w:r>
+              <w:rPr>
+                <w:sz w:val="21"/>
+                <w:szCs w:val="21"/>
+              </w:rPr>
+              <w:t>un IRS alto.</w:t>
+            </w:r>
+          </w:p>
+          <w:p>
+            <w:pPr>
+              <w:spacing w:line="320" w:lineRule="auto"/>
+              <w:jc w:val="both"/>
+              <w:rPr>
+                <w:sz w:val="21"/>
+                <w:szCs w:val="21"/>
+              </w:rPr>
+            </w:pPr>
+            <w:r>
+              <w:rPr>
+                <w:sz w:val="21"/>
+                <w:szCs w:val="21"/>
+              </w:rPr>
+              <w:t>Esto muestra que la diferencia no está solo entre estar o no estar en redes, sino entre tener presencia y tener estrategia. Porque publicar de vez en cuando puede dar visibilidad, pero no necesariamente construye posicionamiento.</w:t>
+            </w:r>
+          </w:p>
+          <w:p>
+            <w:pPr>
+              <w:spacing w:line="320" w:lineRule="auto"/>
+              <w:jc w:val="both"/>
+              <w:rPr>
+                <w:sz w:val="21"/>
+                <w:szCs w:val="21"/>
+              </w:rPr>
+            </w:pPr>
+            <w:r>
+              <w:rPr>
+                <w:sz w:val="21"/>
+                <w:szCs w:val="21"/>
+              </w:rPr>
+              <w:t xml:space="preserve">Además, al comparar por ubicación, aparece una diferencia interesante: los restaurantes ubicados en zonas de alta concentración gastronómica —como Zona T, Zona G, Usaquén o Parque de la 93— muestran una presencia digital más fuerte. Mientras que entre los restaurantes dispersos solo </w:t>
+            </w:r>
+            <w:r>
+              <w:rPr>
+                <w:b/>
+                <w:bCs/>
+                <w:sz w:val="21"/>
+                <w:szCs w:val="21"/>
+              </w:rPr>
+              <w:t>6,67%</w:t>
+            </w:r>
+            <w:r>
+              <w:rPr>
+                <w:sz w:val="21"/>
+                <w:szCs w:val="21"/>
+              </w:rPr>
+              <w:t xml:space="preserve"> alcanza un IRS alto, en las zonas de concentración este porcentaje sube a </w:t>
+            </w:r>
+            <w:r>
+              <w:rPr>
+                <w:b/>
+                <w:bCs/>
+                <w:sz w:val="21"/>
+                <w:szCs w:val="21"/>
+              </w:rPr>
+              <w:t>40%</w:t>
+            </w:r>
+            <w:r>
+              <w:rPr>
+                <w:sz w:val="21"/>
+                <w:szCs w:val="21"/>
+              </w:rPr>
+              <w:t xml:space="preserve">. Esto sugiere que, donde la competencia gastronómica es más intensa, las redes sociales </w:t>
+            </w:r>
+            <w:r>
+              <w:rPr>
+                <w:sz w:val="21"/>
+                <w:szCs w:val="21"/>
+              </w:rPr>
+              <w:t>son</w:t>
+            </w:r>
+            <w:r>
+              <w:rPr>
+                <w:sz w:val="21"/>
+                <w:szCs w:val="21"/>
+              </w:rPr>
+              <w:t xml:space="preserve"> </w:t>
+            </w:r>
+            <w:r>
+              <w:rPr>
+                <w:sz w:val="21"/>
+                <w:szCs w:val="21"/>
+              </w:rPr>
+              <w:t xml:space="preserve">indispensables </w:t>
+            </w:r>
+            <w:r>
+              <w:rPr>
+                <w:sz w:val="21"/>
+                <w:szCs w:val="21"/>
+              </w:rPr>
+              <w:t xml:space="preserve">para no perder visibilidad. En cambio, los restaurantes más dispersos </w:t>
+            </w:r>
+            <w:r>
+              <w:rPr>
+                <w:sz w:val="21"/>
+                <w:szCs w:val="21"/>
+              </w:rPr>
+              <w:t>dependen</w:t>
+            </w:r>
+            <w:r>
+              <w:rPr>
+                <w:sz w:val="21"/>
+                <w:szCs w:val="21"/>
+              </w:rPr>
+              <w:t xml:space="preserve"> más de su clientela local</w:t>
+            </w:r>
+            <w:r>
+              <w:rPr>
+                <w:sz w:val="21"/>
+                <w:szCs w:val="21"/>
+              </w:rPr>
+              <w:t xml:space="preserve"> y </w:t>
+            </w:r>
+            <w:r>
+              <w:rPr>
+                <w:sz w:val="21"/>
+                <w:szCs w:val="21"/>
+              </w:rPr>
+              <w:t xml:space="preserve">el tráfico de barrio, por lo que su estrategia digital </w:t>
+            </w:r>
+            <w:r>
+              <w:rPr>
+                <w:sz w:val="21"/>
+                <w:szCs w:val="21"/>
+              </w:rPr>
+              <w:t>es más limitada</w:t>
+            </w:r>
+            <w:r>
+              <w:rPr>
+                <w:sz w:val="21"/>
+                <w:szCs w:val="21"/>
+              </w:rPr>
+              <w:t>.</w:t>
+            </w:r>
+          </w:p>
+        </w:tc>
+      </w:tr>
+      <w:tr>
+        <w:tc>
+          <w:tcPr>
+            <w:tcW w:w="1600" w:type="dxa"/>
+            <w:tcBorders>
+              <w:top w:val="single" w:sz="1" w:space="0" w:color="CCCCCC"/>
+              <w:left w:val="single" w:sz="1" w:space="0" w:color="CCCCCC"/>
+              <w:bottom w:val="single" w:sz="1" w:space="0" w:color="CCCCCC"/>
+              <w:right w:val="single" w:sz="1" w:space="0" w:color="CCCCCC"/>
+            </w:tcBorders>
+            <w:shd w:val="clear" w:color="auto" w:fill="2E74B5"/>
+            <w:tcMar>
+              <w:top w:w="100" w:type="dxa"/>
+              <w:left w:w="140" w:type="dxa"/>
+              <w:bottom w:w="100" w:type="dxa"/>
+              <w:right w:w="140" w:type="dxa"/>
+            </w:tcMar>
+          </w:tcPr>
+          <w:p>
+            <w:pPr>
+              <w:jc w:val="center"/>
+            </w:pPr>
+            <w:r>
+              <w:rPr>
+                <w:b/>
+                <w:bCs/>
+                <w:color w:val="FFFFFF"/>
+                <w:sz w:val="20"/>
+                <w:szCs w:val="20"/>
+              </w:rPr>
+              <w:t>VISUAL</w:t>
+            </w:r>
+          </w:p>
+        </w:tc>
+        <w:tc>
+          <w:tcPr>
+            <w:tcW w:w="7760" w:type="dxa"/>
+            <w:tcBorders>
+              <w:top w:val="single" w:sz="1" w:space="0" w:color="CCCCCC"/>
+              <w:left w:val="single" w:sz="1" w:space="0" w:color="CCCCCC"/>
+              <w:bottom w:val="single" w:sz="1" w:space="0" w:color="CCCCCC"/>
+              <w:right w:val="single" w:sz="1" w:space="0" w:color="CCCCCC"/>
+            </w:tcBorders>
+            <w:tcMar>
+              <w:top w:w="100" w:type="dxa"/>
+              <w:left w:w="160" w:type="dxa"/>
+              <w:bottom w:w="100" w:type="dxa"/>
+              <w:right w:w="160" w:type="dxa"/>
+            </w:tcMar>
+          </w:tcPr>
+          <w:p>
+            <w:pPr>
+              <w:spacing w:line="320" w:lineRule="auto"/>
+              <w:jc w:val="both"/>
+            </w:pPr>
+            <w:proofErr w:type="spellStart"/>
+            <w:r>
+              <w:rPr>
+                <w:sz w:val="21"/>
+                <w:szCs w:val="21"/>
+              </w:rPr>
+              <w:t>Dashboard</w:t>
+            </w:r>
+            <w:proofErr w:type="spellEnd"/>
+            <w:r>
+              <w:rPr>
+                <w:sz w:val="21"/>
+                <w:szCs w:val="21"/>
+              </w:rPr>
+              <w:t xml:space="preserve"> visual con tres métricas principales: % con inversión activa, plataformas más usadas (barras horizontales), distribución IRS bajo/medio/alto</w:t>
+            </w:r>
+            <w:r>
+              <w:rPr>
+                <w:sz w:val="21"/>
+                <w:szCs w:val="21"/>
+              </w:rPr>
+              <w:t xml:space="preserve"> general (usar dona) y por </w:t>
+            </w:r>
+            <w:proofErr w:type="spellStart"/>
+            <w:r>
+              <w:rPr>
+                <w:sz w:val="21"/>
+                <w:szCs w:val="21"/>
+              </w:rPr>
+              <w:t>hot_zone</w:t>
+            </w:r>
+            <w:proofErr w:type="spellEnd"/>
+            <w:r>
+              <w:rPr>
+                <w:sz w:val="21"/>
+                <w:szCs w:val="21"/>
+              </w:rPr>
+              <w:t xml:space="preserve"> (mostrar gráfico de barras apiladas diferenciando entre </w:t>
+            </w:r>
+            <w:proofErr w:type="spellStart"/>
+            <w:r>
+              <w:rPr>
+                <w:sz w:val="21"/>
+                <w:szCs w:val="21"/>
+              </w:rPr>
+              <w:t>hot_zone</w:t>
+            </w:r>
+            <w:proofErr w:type="spellEnd"/>
+            <w:r>
+              <w:rPr>
+                <w:sz w:val="21"/>
+                <w:szCs w:val="21"/>
+              </w:rPr>
+              <w:t xml:space="preserve"> y no). </w:t>
+            </w:r>
+            <w:r>
+              <w:rPr>
+                <w:sz w:val="21"/>
+                <w:szCs w:val="21"/>
+              </w:rPr>
+              <w:t>Fuente: datos propios, encuesta presencial 2026.</w:t>
+            </w:r>
+          </w:p>
+        </w:tc>
+      </w:tr>
+      <w:tr>
+        <w:tc>
+          <w:tcPr>
+            <w:tcW w:w="1600" w:type="dxa"/>
+            <w:tcBorders>
+              <w:top w:val="single" w:sz="1" w:space="0" w:color="CCCCCC"/>
+              <w:left w:val="single" w:sz="1" w:space="0" w:color="CCCCCC"/>
+              <w:bottom w:val="single" w:sz="1" w:space="0" w:color="CCCCCC"/>
+              <w:right w:val="single" w:sz="1" w:space="0" w:color="CCCCCC"/>
+            </w:tcBorders>
+            <w:shd w:val="clear" w:color="auto" w:fill="2E74B5"/>
+            <w:tcMar>
+              <w:top w:w="100" w:type="dxa"/>
+              <w:left w:w="140" w:type="dxa"/>
+              <w:bottom w:w="100" w:type="dxa"/>
+              <w:right w:w="140" w:type="dxa"/>
+            </w:tcMar>
+          </w:tcPr>
+          <w:p>
+            <w:pPr>
+              <w:jc w:val="center"/>
+            </w:pPr>
+            <w:r>
+              <w:rPr>
+                <w:b/>
+                <w:bCs/>
+                <w:color w:val="FFFFFF"/>
+                <w:sz w:val="20"/>
+                <w:szCs w:val="20"/>
+              </w:rPr>
+              <w:t>RECURSO</w:t>
+            </w:r>
+          </w:p>
+        </w:tc>
+        <w:tc>
+          <w:tcPr>
+            <w:tcW w:w="7760" w:type="dxa"/>
+            <w:tcBorders>
+              <w:top w:val="single" w:sz="1" w:space="0" w:color="CCCCCC"/>
+              <w:left w:val="single" w:sz="1" w:space="0" w:color="CCCCCC"/>
+              <w:bottom w:val="single" w:sz="1" w:space="0" w:color="CCCCCC"/>
+              <w:right w:val="single" w:sz="1" w:space="0" w:color="CCCCCC"/>
+            </w:tcBorders>
+            <w:tcMar>
+              <w:top w:w="100" w:type="dxa"/>
+              <w:left w:w="160" w:type="dxa"/>
+              <w:bottom w:w="100" w:type="dxa"/>
+              <w:right w:w="160" w:type="dxa"/>
+            </w:tcMar>
+          </w:tcPr>
+          <w:p>
+            <w:pPr>
+              <w:spacing w:line="320" w:lineRule="auto"/>
+              <w:jc w:val="both"/>
+            </w:pPr>
+            <w:proofErr w:type="spellStart"/>
+            <w:r>
+              <w:rPr>
+                <w:sz w:val="21"/>
+                <w:szCs w:val="21"/>
+              </w:rPr>
+              <w:t>Dashboard</w:t>
+            </w:r>
+            <w:proofErr w:type="spellEnd"/>
+            <w:r>
+              <w:rPr>
+                <w:sz w:val="21"/>
+                <w:szCs w:val="21"/>
+              </w:rPr>
+              <w:t xml:space="preserve"> de resultados + desglose animado de componentes del IRS </w:t>
+            </w:r>
+          </w:p>
+        </w:tc>
+      </w:tr>
+      <w:tr>
+        <w:tc>
+          <w:tcPr>
+            <w:tcW w:w="1600" w:type="dxa"/>
+            <w:tcBorders>
+              <w:top w:val="single" w:sz="1" w:space="0" w:color="CCCCCC"/>
+              <w:left w:val="single" w:sz="1" w:space="0" w:color="CCCCCC"/>
+              <w:bottom w:val="single" w:sz="1" w:space="0" w:color="CCCCCC"/>
+              <w:right w:val="single" w:sz="1" w:space="0" w:color="CCCCCC"/>
+            </w:tcBorders>
+            <w:shd w:val="clear" w:color="auto" w:fill="2E74B5"/>
+            <w:tcMar>
+              <w:top w:w="100" w:type="dxa"/>
+              <w:left w:w="140" w:type="dxa"/>
+              <w:bottom w:w="100" w:type="dxa"/>
+              <w:right w:w="140" w:type="dxa"/>
+            </w:tcMar>
+          </w:tcPr>
+          <w:p>
+            <w:pPr>
+              <w:jc w:val="center"/>
+            </w:pPr>
+            <w:r>
+              <w:rPr>
+                <w:b/>
+                <w:bCs/>
+                <w:color w:val="FFFFFF"/>
+                <w:sz w:val="20"/>
+                <w:szCs w:val="20"/>
+              </w:rPr>
+              <w:lastRenderedPageBreak/>
+              <w:t>DIRECCIÓN</w:t>
+            </w:r>
+          </w:p>
+        </w:tc>
+        <w:tc>
+          <w:tcPr>
+            <w:tcW w:w="7760" w:type="dxa"/>
+            <w:tcBorders>
+              <w:top w:val="single" w:sz="1" w:space="0" w:color="CCCCCC"/>
+              <w:left w:val="single" w:sz="1" w:space="0" w:color="CCCCCC"/>
+              <w:bottom w:val="single" w:sz="1" w:space="0" w:color="CCCCCC"/>
+              <w:right w:val="single" w:sz="1" w:space="0" w:color="CCCCCC"/>
+            </w:tcBorders>
+            <w:tcMar>
+              <w:top w:w="100" w:type="dxa"/>
+              <w:left w:w="160" w:type="dxa"/>
+              <w:bottom w:w="100" w:type="dxa"/>
+              <w:right w:w="160" w:type="dxa"/>
+            </w:tcMar>
+          </w:tcPr>
+          <w:p>
+            <w:pPr>
+              <w:spacing w:line="320" w:lineRule="auto"/>
+              <w:jc w:val="both"/>
+            </w:pPr>
+            <w:r>
+              <w:rPr>
+                <w:sz w:val="21"/>
+                <w:szCs w:val="21"/>
+              </w:rPr>
+              <w:t>Al mostrar el desglose de componentes, ir nombrándolos mientras aparecen — el espectador entiende cómo se construye el índice, no solo el resultado. El mapa debe estar en pantalla 4–5 segundos. Reemplazar todos los [DATO] antes de grabar.</w:t>
             </w:r>
           </w:p>
         </w:tc>
@@ -3908,45 +4257,13 @@
                 <w:sz w:val="26"/>
                 <w:szCs w:val="26"/>
               </w:rPr>
-              <w:t xml:space="preserve">ESCENA </w:t>
-            </w:r>
-            <w:proofErr w:type="gramStart"/>
-            <w:r>
-              <w:rPr>
-                <w:b/>
-                <w:bCs/>
-                <w:color w:val="FFFFFF"/>
-                <w:sz w:val="26"/>
-                <w:szCs w:val="26"/>
-              </w:rPr>
-              <w:t xml:space="preserve">5  </w:t>
+              <w:t xml:space="preserve">ESCENA 6  </w:t>
             </w:r>
             <w:r>
               <w:rPr>
                 <w:color w:val="DDDDDD"/>
               </w:rPr>
-              <w:t>2:30</w:t>
-            </w:r>
-            <w:proofErr w:type="gramEnd"/>
-            <w:r>
-              <w:rPr>
-                <w:color w:val="DDDDDD"/>
-              </w:rPr>
-              <w:t xml:space="preserve"> – </w:t>
-            </w:r>
-            <w:proofErr w:type="gramStart"/>
-            <w:r>
-              <w:rPr>
-                <w:color w:val="DDDDDD"/>
-              </w:rPr>
-              <w:t>3:20  —</w:t>
-            </w:r>
-            <w:proofErr w:type="gramEnd"/>
-            <w:r>
-              <w:rPr>
-                <w:color w:val="DDDDDD"/>
-              </w:rPr>
-              <w:t xml:space="preserve">  </w:t>
+              <w:t xml:space="preserve">3:20 – 4:05  —  </w:t>
             </w:r>
             <w:r>
               <w:rPr>
@@ -3956,7 +4273,29 @@
                 <w:sz w:val="24"/>
                 <w:szCs w:val="24"/>
               </w:rPr>
-              <w:t>Índice de Redes Sociales (IRS)</w:t>
+              <w:t xml:space="preserve">Índice de </w:t>
+            </w:r>
+            <w:proofErr w:type="spellStart"/>
+            <w:r>
+              <w:rPr>
+                <w:b/>
+                <w:bCs/>
+                <w:color w:val="FFFFFF"/>
+                <w:sz w:val="24"/>
+                <w:szCs w:val="24"/>
+              </w:rPr>
+              <w:t>Delivery</w:t>
+            </w:r>
+            <w:proofErr w:type="spellEnd"/>
+            <w:r>
+              <w:rPr>
+                <w:b/>
+                <w:bCs/>
+                <w:color w:val="FFFFFF"/>
+                <w:sz w:val="24"/>
+                <w:szCs w:val="24"/>
+              </w:rPr>
+              <w:t xml:space="preserve"> (IDL)</w:t>
             </w:r>
           </w:p>
         </w:tc>
@@ -4025,353 +4364,369 @@
                 <w:sz w:val="21"/>
                 <w:szCs w:val="21"/>
               </w:rPr>
-              <w:t>Y el primer lugar donde esa proyección ocurre es lo más visible</w:t>
-            </w:r>
-            <w:r>
-              <w:rPr>
-                <w:sz w:val="21"/>
-                <w:szCs w:val="21"/>
-              </w:rPr>
-              <w:t>,</w:t>
-            </w:r>
-            <w:r>
-              <w:rPr>
-                <w:sz w:val="21"/>
-                <w:szCs w:val="21"/>
-              </w:rPr>
-              <w:t xml:space="preserve"> lo que el restaurante decide mostrar. Sus publicaciones, su pauta, su inversión en contenido. Porque antes de que un cliente decida ir, ya lo buscó, ya vio sus fotos, ya revisó si tiene presencia activa. Eso es lo que mide el</w:t>
-            </w:r>
-            <w:r>
-              <w:rPr>
-                <w:sz w:val="21"/>
-                <w:szCs w:val="21"/>
-              </w:rPr>
-              <w:t xml:space="preserve"> </w:t>
-            </w:r>
-            <w:r>
-              <w:rPr>
-                <w:b/>
-                <w:bCs/>
-                <w:sz w:val="21"/>
-                <w:szCs w:val="21"/>
-              </w:rPr>
-              <w:t>Índice de Redes Sociales</w:t>
-            </w:r>
-            <w:r>
-              <w:rPr>
-                <w:sz w:val="21"/>
-                <w:szCs w:val="21"/>
-              </w:rPr>
-              <w:t>, o IRS</w:t>
-            </w:r>
-            <w:r>
-              <w:rPr>
-                <w:sz w:val="21"/>
-                <w:szCs w:val="21"/>
-              </w:rPr>
-              <w:t xml:space="preserve">, </w:t>
-            </w:r>
-            <w:r>
-              <w:rPr>
-                <w:sz w:val="21"/>
-                <w:szCs w:val="21"/>
-              </w:rPr>
-              <w:t>no solo si el restaurante está en redes, sino qué tan en serio las está usando para posicionarse.</w:t>
-            </w:r>
-          </w:p>
-          <w:p>
-            <w:pPr>
-              <w:spacing w:line="320" w:lineRule="auto"/>
-              <w:jc w:val="both"/>
-              <w:rPr>
-                <w:sz w:val="21"/>
-                <w:szCs w:val="21"/>
-              </w:rPr>
-            </w:pPr>
-            <w:r>
-              <w:rPr>
-                <w:sz w:val="21"/>
-                <w:szCs w:val="21"/>
-              </w:rPr>
-              <w:t>Para construirlo, miramos si invierte en publicidad digital, qué plataformas usa, con qué frecuencia pauta, cuánto presupuesto destina al marketing, si las redes son una fuente importante para atraer clientes y si ya está usando herramientas de inteligencia artificial para crear o mover contenido.</w:t>
-            </w:r>
-          </w:p>
-          <w:p>
-            <w:pPr>
-              <w:spacing w:line="320" w:lineRule="auto"/>
-              <w:jc w:val="both"/>
-              <w:rPr>
-                <w:sz w:val="21"/>
-                <w:szCs w:val="21"/>
-              </w:rPr>
-            </w:pPr>
-            <w:r>
-              <w:rPr>
-                <w:sz w:val="21"/>
-                <w:szCs w:val="21"/>
-              </w:rPr>
-              <w:lastRenderedPageBreak/>
-              <w:t>En otras palabras, un restaurante con IRS alto no es simplemente el que tiene Instagram. Es el que pauta, publica con estrategia, asigna presupuesto y empieza a usar tecnología para competir mejor en el entorno digital.</w:t>
-            </w:r>
-          </w:p>
-          <w:p>
-            <w:pPr>
-              <w:spacing w:line="320" w:lineRule="auto"/>
-              <w:jc w:val="both"/>
-              <w:rPr>
-                <w:sz w:val="21"/>
-                <w:szCs w:val="21"/>
-              </w:rPr>
-            </w:pPr>
-            <w:r>
-              <w:rPr>
-                <w:sz w:val="21"/>
-                <w:szCs w:val="21"/>
-              </w:rPr>
-              <w:t xml:space="preserve">En la muestra, </w:t>
-            </w:r>
-            <w:r>
-              <w:rPr>
-                <w:b/>
-                <w:bCs/>
-                <w:sz w:val="21"/>
-                <w:szCs w:val="21"/>
-              </w:rPr>
-              <w:t>80</w:t>
-            </w:r>
-            <w:r>
-              <w:rPr>
-                <w:b/>
-                <w:bCs/>
-                <w:sz w:val="21"/>
-                <w:szCs w:val="21"/>
-              </w:rPr>
-              <w:t>%</w:t>
-            </w:r>
-            <w:r>
-              <w:rPr>
-                <w:sz w:val="21"/>
-                <w:szCs w:val="21"/>
-              </w:rPr>
-              <w:t xml:space="preserve"> de los restaurantes declara invertir activamente en marketing digital. Las plataformas más usadas son</w:t>
-            </w:r>
-            <w:r>
-              <w:rPr>
-                <w:b/>
-                <w:bCs/>
-                <w:sz w:val="21"/>
-                <w:szCs w:val="21"/>
-              </w:rPr>
-              <w:t xml:space="preserve"> Facebook y Instagram.</w:t>
-            </w:r>
-            <w:r>
-              <w:rPr>
-                <w:sz w:val="21"/>
-                <w:szCs w:val="21"/>
-              </w:rPr>
-              <w:t xml:space="preserve"> Al mirar la distribución del índice, encontramos que </w:t>
-            </w:r>
-            <w:r>
-              <w:rPr>
-                <w:b/>
-                <w:bCs/>
-                <w:sz w:val="21"/>
-                <w:szCs w:val="21"/>
-              </w:rPr>
-              <w:t>25.7%</w:t>
-            </w:r>
-            <w:r>
-              <w:rPr>
-                <w:b/>
-                <w:bCs/>
-                <w:sz w:val="21"/>
-                <w:szCs w:val="21"/>
-              </w:rPr>
-              <w:t xml:space="preserve"> </w:t>
-            </w:r>
-            <w:r>
-              <w:rPr>
-                <w:sz w:val="21"/>
-                <w:szCs w:val="21"/>
-              </w:rPr>
-              <w:t xml:space="preserve">de los restaurantes tiene un IRS bajo, </w:t>
-            </w:r>
-            <w:r>
-              <w:rPr>
-                <w:b/>
-                <w:bCs/>
-                <w:sz w:val="21"/>
-                <w:szCs w:val="21"/>
-              </w:rPr>
-              <w:t>48.6%</w:t>
-            </w:r>
-            <w:r>
-              <w:rPr>
-                <w:sz w:val="21"/>
-                <w:szCs w:val="21"/>
-              </w:rPr>
-              <w:t xml:space="preserve"> un IRS medio y </w:t>
-            </w:r>
-            <w:r>
-              <w:rPr>
-                <w:b/>
-                <w:bCs/>
-                <w:sz w:val="21"/>
-                <w:szCs w:val="21"/>
-              </w:rPr>
-              <w:t>25.7%</w:t>
-            </w:r>
-            <w:r>
-              <w:rPr>
-                <w:b/>
-                <w:bCs/>
-                <w:sz w:val="21"/>
-                <w:szCs w:val="21"/>
-              </w:rPr>
-              <w:t xml:space="preserve"> </w:t>
-            </w:r>
-            <w:r>
-              <w:rPr>
-                <w:sz w:val="21"/>
-                <w:szCs w:val="21"/>
-              </w:rPr>
-              <w:t>un IRS alto.</w:t>
-            </w:r>
-          </w:p>
-          <w:p>
-            <w:pPr>
-              <w:spacing w:line="320" w:lineRule="auto"/>
-              <w:jc w:val="both"/>
-              <w:rPr>
-                <w:sz w:val="21"/>
-                <w:szCs w:val="21"/>
-              </w:rPr>
-            </w:pPr>
-            <w:r>
-              <w:rPr>
-                <w:sz w:val="21"/>
-                <w:szCs w:val="21"/>
-              </w:rPr>
-              <w:t>Esto muestra que la diferencia no está solo entre estar o no estar en redes, sino entre tener presencia y tener estrategia. Porque publicar de vez en cuando puede dar visibilidad, pero no necesariamente construye posicionamiento.</w:t>
-            </w:r>
-          </w:p>
-          <w:p>
-            <w:pPr>
-              <w:spacing w:line="320" w:lineRule="auto"/>
-              <w:jc w:val="both"/>
-              <w:rPr>
-                <w:sz w:val="21"/>
-                <w:szCs w:val="21"/>
-              </w:rPr>
-            </w:pPr>
-            <w:r>
-              <w:rPr>
-                <w:sz w:val="21"/>
-                <w:szCs w:val="21"/>
-              </w:rPr>
-              <w:t xml:space="preserve">Además, al comparar por ubicación, aparece una diferencia interesante: los restaurantes ubicados en zonas de alta concentración gastronómica —como Zona T, Zona G, Usaquén o Parque de la 93— muestran una presencia digital más fuerte. Mientras que entre los restaurantes dispersos solo </w:t>
-            </w:r>
-            <w:r>
-              <w:rPr>
-                <w:b/>
-                <w:bCs/>
-                <w:sz w:val="21"/>
-                <w:szCs w:val="21"/>
-              </w:rPr>
-              <w:t>6,67%</w:t>
-            </w:r>
-            <w:r>
-              <w:rPr>
-                <w:sz w:val="21"/>
-                <w:szCs w:val="21"/>
-              </w:rPr>
-              <w:t xml:space="preserve"> alcanza un IRS alto, en las zonas de concentración este porcentaje sube a </w:t>
-            </w:r>
-            <w:r>
-              <w:rPr>
-                <w:b/>
-                <w:bCs/>
-                <w:sz w:val="21"/>
-                <w:szCs w:val="21"/>
-              </w:rPr>
-              <w:t>40%</w:t>
-            </w:r>
-            <w:r>
-              <w:rPr>
-                <w:sz w:val="21"/>
-                <w:szCs w:val="21"/>
-              </w:rPr>
-              <w:t xml:space="preserve">. Esto sugiere que, donde la competencia gastronómica es más intensa, las redes sociales </w:t>
-            </w:r>
-            <w:r>
-              <w:rPr>
-                <w:sz w:val="21"/>
-                <w:szCs w:val="21"/>
-              </w:rPr>
-              <w:t>son</w:t>
-            </w:r>
-            <w:r>
-              <w:rPr>
-                <w:sz w:val="21"/>
-                <w:szCs w:val="21"/>
-              </w:rPr>
-              <w:t xml:space="preserve"> </w:t>
-            </w:r>
-            <w:r>
-              <w:rPr>
-                <w:sz w:val="21"/>
-                <w:szCs w:val="21"/>
-              </w:rPr>
-              <w:t xml:space="preserve">indispensables </w:t>
-            </w:r>
-            <w:r>
-              <w:rPr>
-                <w:sz w:val="21"/>
-                <w:szCs w:val="21"/>
-              </w:rPr>
-              <w:t xml:space="preserve">para no perder visibilidad. En cambio, los restaurantes más dispersos </w:t>
-            </w:r>
-            <w:r>
-              <w:rPr>
-                <w:sz w:val="21"/>
-                <w:szCs w:val="21"/>
-              </w:rPr>
-              <w:t>dependen</w:t>
-            </w:r>
-            <w:r>
-              <w:rPr>
-                <w:sz w:val="21"/>
-                <w:szCs w:val="21"/>
-              </w:rPr>
-              <w:t xml:space="preserve"> más de su clientela local</w:t>
-            </w:r>
-            <w:r>
-              <w:rPr>
-                <w:sz w:val="21"/>
-                <w:szCs w:val="21"/>
-              </w:rPr>
-              <w:t xml:space="preserve"> y </w:t>
-            </w:r>
-            <w:r>
-              <w:rPr>
-                <w:sz w:val="21"/>
-                <w:szCs w:val="21"/>
-              </w:rPr>
-              <w:t xml:space="preserve">el tráfico de barrio, por lo que su estrategia digital </w:t>
-            </w:r>
-            <w:r>
-              <w:rPr>
-                <w:sz w:val="21"/>
-                <w:szCs w:val="21"/>
-              </w:rPr>
-              <w:t>es más limitada</w:t>
-            </w:r>
-            <w:r>
-              <w:rPr>
-                <w:sz w:val="21"/>
-                <w:szCs w:val="21"/>
-              </w:rPr>
-              <w:t>.</w:t>
+              <w:t xml:space="preserve">Esa dependencia del tráfico de barrio abre una segunda pregunta clave: </w:t>
+            </w:r>
+            <w:r>
+              <w:rPr>
+                <w:b/>
+                <w:bCs/>
+                <w:sz w:val="21"/>
+                <w:szCs w:val="21"/>
+              </w:rPr>
+              <w:t>¿qué pasa cuando el cliente ya no pasa por la puerta, sino que decide desde una aplicación?</w:t>
+            </w:r>
+          </w:p>
+          <w:p>
+            <w:pPr>
+              <w:spacing w:line="320" w:lineRule="auto"/>
+              <w:jc w:val="both"/>
+              <w:rPr>
+                <w:sz w:val="21"/>
+                <w:szCs w:val="21"/>
+              </w:rPr>
+            </w:pPr>
+            <w:r>
+              <w:rPr>
+                <w:sz w:val="21"/>
+                <w:szCs w:val="21"/>
+              </w:rPr>
+              <w:t xml:space="preserve">Para responderla, construimos el </w:t>
+            </w:r>
+            <w:r>
+              <w:rPr>
+                <w:b/>
+                <w:bCs/>
+                <w:sz w:val="21"/>
+                <w:szCs w:val="21"/>
+              </w:rPr>
+              <w:t xml:space="preserve">Índice de </w:t>
+            </w:r>
+            <w:proofErr w:type="spellStart"/>
+            <w:r>
+              <w:rPr>
+                <w:b/>
+                <w:bCs/>
+                <w:sz w:val="21"/>
+                <w:szCs w:val="21"/>
+              </w:rPr>
+              <w:t>Delivery</w:t>
+            </w:r>
+            <w:proofErr w:type="spellEnd"/>
+            <w:r>
+              <w:rPr>
+                <w:sz w:val="21"/>
+                <w:szCs w:val="21"/>
+              </w:rPr>
+              <w:t xml:space="preserve">, o </w:t>
+            </w:r>
+            <w:r>
+              <w:rPr>
+                <w:b/>
+                <w:bCs/>
+                <w:sz w:val="21"/>
+                <w:szCs w:val="21"/>
+              </w:rPr>
+              <w:t>IDL</w:t>
+            </w:r>
+            <w:r>
+              <w:rPr>
+                <w:sz w:val="21"/>
+                <w:szCs w:val="21"/>
+              </w:rPr>
+              <w:t>, que mide qué tanto los restaurantes usan las plataformas de reparto no solo como un canal de venta, sino como parte de su estrategia de posicionamiento.</w:t>
+            </w:r>
+          </w:p>
+          <w:p>
+            <w:pPr>
+              <w:spacing w:line="320" w:lineRule="auto"/>
+              <w:jc w:val="both"/>
+              <w:rPr>
+                <w:sz w:val="21"/>
+                <w:szCs w:val="21"/>
+              </w:rPr>
+            </w:pPr>
+            <w:r>
+              <w:rPr>
+                <w:sz w:val="21"/>
+                <w:szCs w:val="21"/>
+              </w:rPr>
+              <w:t xml:space="preserve">Este índice evalúa cinco aspectos: si el restaurante usa datos de </w:t>
+            </w:r>
+            <w:proofErr w:type="spellStart"/>
+            <w:r>
+              <w:rPr>
+                <w:sz w:val="21"/>
+                <w:szCs w:val="21"/>
+              </w:rPr>
+              <w:t>delivery</w:t>
+            </w:r>
+            <w:proofErr w:type="spellEnd"/>
+            <w:r>
+              <w:rPr>
+                <w:sz w:val="21"/>
+                <w:szCs w:val="21"/>
+              </w:rPr>
+              <w:t xml:space="preserve"> para tomar decisiones, si estas plataformas ayudan a atraer nuevos clientes, qué proporción de sus ventas viene por aplicaciones, si perciben el </w:t>
+            </w:r>
+            <w:proofErr w:type="spellStart"/>
+            <w:r>
+              <w:rPr>
+                <w:sz w:val="21"/>
+                <w:szCs w:val="21"/>
+              </w:rPr>
+              <w:t>delivery</w:t>
+            </w:r>
+            <w:proofErr w:type="spellEnd"/>
+            <w:r>
+              <w:rPr>
+                <w:sz w:val="21"/>
+                <w:szCs w:val="21"/>
+              </w:rPr>
+              <w:t xml:space="preserve"> como un canal rentable y con qué frecuencia revisan la información que estas plataformas les ofrecen.</w:t>
+            </w:r>
+          </w:p>
+          <w:p>
+            <w:pPr>
+              <w:spacing w:line="320" w:lineRule="auto"/>
+              <w:jc w:val="both"/>
+              <w:rPr>
+                <w:sz w:val="21"/>
+                <w:szCs w:val="21"/>
+              </w:rPr>
+            </w:pPr>
+            <w:r>
+              <w:rPr>
+                <w:sz w:val="21"/>
+                <w:szCs w:val="21"/>
+              </w:rPr>
+              <w:t xml:space="preserve">Un restaurante con IDL alto no es simplemente el que está en </w:t>
+            </w:r>
+            <w:proofErr w:type="spellStart"/>
+            <w:r>
+              <w:rPr>
+                <w:sz w:val="21"/>
+                <w:szCs w:val="21"/>
+              </w:rPr>
+              <w:t>Rappi</w:t>
+            </w:r>
+            <w:proofErr w:type="spellEnd"/>
+            <w:r>
+              <w:rPr>
+                <w:sz w:val="21"/>
+                <w:szCs w:val="21"/>
+              </w:rPr>
+              <w:t xml:space="preserve"> o </w:t>
+            </w:r>
+            <w:proofErr w:type="spellStart"/>
+            <w:r>
+              <w:rPr>
+                <w:sz w:val="21"/>
+                <w:szCs w:val="21"/>
+              </w:rPr>
+              <w:t>DiDi</w:t>
+            </w:r>
+            <w:proofErr w:type="spellEnd"/>
+            <w:r>
+              <w:rPr>
+                <w:sz w:val="21"/>
+                <w:szCs w:val="21"/>
+              </w:rPr>
+              <w:t>. Es el que usa esos datos para ajustar su menú, definir precios, diseñar promociones y entender mejor el comportamiento de sus clientes.</w:t>
+            </w:r>
+          </w:p>
+          <w:p>
+            <w:pPr>
+              <w:spacing w:line="320" w:lineRule="auto"/>
+              <w:jc w:val="both"/>
+              <w:rPr>
+                <w:sz w:val="21"/>
+                <w:szCs w:val="21"/>
+              </w:rPr>
+            </w:pPr>
+            <w:r>
+              <w:rPr>
+                <w:sz w:val="21"/>
+                <w:szCs w:val="21"/>
+              </w:rPr>
+              <w:t xml:space="preserve">Los resultados muestran una adopción todavía limitada. En promedio, los restaurantes reportan que apenas </w:t>
+            </w:r>
+            <w:r>
+              <w:rPr>
+                <w:b/>
+                <w:bCs/>
+                <w:sz w:val="21"/>
+                <w:szCs w:val="21"/>
+              </w:rPr>
+              <w:t>1,4 de cada 10 clientes</w:t>
+            </w:r>
+            <w:r>
+              <w:rPr>
+                <w:sz w:val="21"/>
+                <w:szCs w:val="21"/>
+              </w:rPr>
+              <w:t xml:space="preserve"> llega a través de plataformas de </w:t>
+            </w:r>
+            <w:proofErr w:type="spellStart"/>
+            <w:r>
+              <w:rPr>
+                <w:sz w:val="21"/>
+                <w:szCs w:val="21"/>
+              </w:rPr>
+              <w:t>delivery</w:t>
+            </w:r>
+            <w:proofErr w:type="spellEnd"/>
+            <w:r>
+              <w:rPr>
+                <w:sz w:val="21"/>
+                <w:szCs w:val="21"/>
+              </w:rPr>
+              <w:t xml:space="preserve">, mientras que la mayoría afirma atender a más de la mitad de sus clientes de forma presencial. Además, aunque </w:t>
+            </w:r>
+            <w:r>
+              <w:rPr>
+                <w:b/>
+                <w:bCs/>
+                <w:sz w:val="21"/>
+                <w:szCs w:val="21"/>
+              </w:rPr>
+              <w:t>34,3%</w:t>
+            </w:r>
+            <w:r>
+              <w:rPr>
+                <w:sz w:val="21"/>
+                <w:szCs w:val="21"/>
+              </w:rPr>
+              <w:t xml:space="preserve"> accede a datos de comportamiento en plataformas, solo </w:t>
+            </w:r>
+            <w:r>
+              <w:rPr>
+                <w:b/>
+                <w:bCs/>
+                <w:sz w:val="21"/>
+                <w:szCs w:val="21"/>
+              </w:rPr>
+              <w:t>14,3%</w:t>
+            </w:r>
+            <w:r>
+              <w:rPr>
+                <w:sz w:val="21"/>
+                <w:szCs w:val="21"/>
+              </w:rPr>
+              <w:t xml:space="preserve"> los usa activamente para tomar decisiones.</w:t>
+            </w:r>
+          </w:p>
+          <w:p>
+            <w:pPr>
+              <w:spacing w:line="320" w:lineRule="auto"/>
+              <w:jc w:val="both"/>
+              <w:rPr>
+                <w:sz w:val="21"/>
+                <w:szCs w:val="21"/>
+              </w:rPr>
+            </w:pPr>
+            <w:r>
+              <w:rPr>
+                <w:sz w:val="21"/>
+                <w:szCs w:val="21"/>
+              </w:rPr>
+              <w:t xml:space="preserve">El promedio del IDL es de </w:t>
+            </w:r>
+            <w:r>
+              <w:rPr>
+                <w:b/>
+                <w:bCs/>
+                <w:sz w:val="21"/>
+                <w:szCs w:val="21"/>
+              </w:rPr>
+              <w:t>2,17 sobre 10</w:t>
+            </w:r>
+            <w:r>
+              <w:rPr>
+                <w:sz w:val="21"/>
+                <w:szCs w:val="21"/>
+              </w:rPr>
+              <w:t xml:space="preserve">, lo que evidencia una baja integración del </w:t>
+            </w:r>
+            <w:proofErr w:type="spellStart"/>
+            <w:r>
+              <w:rPr>
+                <w:sz w:val="21"/>
+                <w:szCs w:val="21"/>
+              </w:rPr>
+              <w:t>delivery</w:t>
+            </w:r>
+            <w:proofErr w:type="spellEnd"/>
+            <w:r>
+              <w:rPr>
+                <w:sz w:val="21"/>
+                <w:szCs w:val="21"/>
+              </w:rPr>
+              <w:t xml:space="preserve"> dentro de la estrategia digital del nicho. Sin embargo, aparece una diferencia importante por ubicación: los restaurantes en zonas de alta concentración gastronómica presentan un IDL </w:t>
+            </w:r>
+            <w:r>
+              <w:rPr>
+                <w:b/>
+                <w:bCs/>
+                <w:sz w:val="21"/>
+                <w:szCs w:val="21"/>
+              </w:rPr>
+              <w:t>2,8 puntos mayor</w:t>
+            </w:r>
+            <w:r>
+              <w:rPr>
+                <w:sz w:val="21"/>
+                <w:szCs w:val="21"/>
+              </w:rPr>
+              <w:t xml:space="preserve"> que aquellos ubicados de forma más dispersa. Esto sugiere que, donde la competencia es más intensa, el </w:t>
+            </w:r>
+            <w:proofErr w:type="spellStart"/>
+            <w:r>
+              <w:rPr>
+                <w:sz w:val="21"/>
+                <w:szCs w:val="21"/>
+              </w:rPr>
+              <w:t>delivery</w:t>
+            </w:r>
+            <w:proofErr w:type="spellEnd"/>
+            <w:r>
+              <w:rPr>
+                <w:sz w:val="21"/>
+                <w:szCs w:val="21"/>
+              </w:rPr>
+              <w:t xml:space="preserve"> empieza a jugar un papel más relevante.</w:t>
+            </w:r>
+          </w:p>
+          <w:p>
+            <w:pPr>
+              <w:spacing w:line="320" w:lineRule="auto"/>
+              <w:jc w:val="both"/>
+              <w:rPr>
+                <w:sz w:val="21"/>
+                <w:szCs w:val="21"/>
+              </w:rPr>
+            </w:pPr>
+            <w:r>
+              <w:rPr>
+                <w:sz w:val="21"/>
+                <w:szCs w:val="21"/>
+              </w:rPr>
+              <w:t xml:space="preserve">Aun así, el panorama general muestra una barrera clara: para muchos restaurantes mediterráneos en Bogotá, las plataformas de </w:t>
+            </w:r>
+            <w:proofErr w:type="spellStart"/>
+            <w:r>
+              <w:rPr>
+                <w:sz w:val="21"/>
+                <w:szCs w:val="21"/>
+              </w:rPr>
+              <w:t>delivery</w:t>
+            </w:r>
+            <w:proofErr w:type="spellEnd"/>
+            <w:r>
+              <w:rPr>
+                <w:sz w:val="21"/>
+                <w:szCs w:val="21"/>
+              </w:rPr>
+              <w:t xml:space="preserve"> todavía no son una herramienta estratégica de posicionamiento, sino un canal complementario con baja participación, independientemente del tipo de cocina o de la ubicación.</w:t>
             </w:r>
           </w:p>
         </w:tc>
@@ -4432,13 +4787,20 @@
               <w:spacing w:line="320" w:lineRule="auto"/>
               <w:jc w:val="both"/>
             </w:pPr>
+            <w:r>
+              <w:rPr>
+                <w:sz w:val="21"/>
+                <w:szCs w:val="21"/>
+              </w:rPr>
+              <w:t xml:space="preserve">Barras apiladas: </w:t>
+            </w:r>
             <w:proofErr w:type="spellStart"/>
             <w:r>
               <w:rPr>
                 <w:sz w:val="21"/>
                 <w:szCs w:val="21"/>
               </w:rPr>
-              <w:t>Dashboard</w:t>
+              <w:t>mix</w:t>
             </w:r>
             <w:proofErr w:type="spellEnd"/>
             <w:r>
@@ -4446,14 +4808,7 @@
                 <w:sz w:val="21"/>
                 <w:szCs w:val="21"/>
               </w:rPr>
-              <w:t xml:space="preserve"> visual con tres métricas principales: % con inversión activa, plataformas más usadas (barras horizontales), distribución IRS bajo/medio/alto</w:t>
-            </w:r>
-            <w:r>
-              <w:rPr>
-                <w:sz w:val="21"/>
-                <w:szCs w:val="21"/>
-              </w:rPr>
-              <w:t xml:space="preserve"> general (usar dona) y por </w:t>
+              <w:t xml:space="preserve"> de ventas promedio (presencial / </w:t>
             </w:r>
             <w:proofErr w:type="spellStart"/>
             <w:r>
@@ -4461,7 +4816,7 @@
                 <w:sz w:val="21"/>
                 <w:szCs w:val="21"/>
               </w:rPr>
-              <w:t>hot_zone</w:t>
+              <w:t>delivery</w:t>
             </w:r>
             <w:proofErr w:type="spellEnd"/>
             <w:r>
@@ -4469,30 +4824,51 @@
                 <w:sz w:val="21"/>
                 <w:szCs w:val="21"/>
               </w:rPr>
-              <w:t xml:space="preserve"> (mostrar gráfico de barras apiladas diferenciando entre </w:t>
-            </w:r>
-            <w:proofErr w:type="spellStart"/>
-            <w:r>
-              <w:rPr>
-                <w:sz w:val="21"/>
-                <w:szCs w:val="21"/>
-              </w:rPr>
-              <w:t>hot_zone</w:t>
-            </w:r>
-            <w:proofErr w:type="spellEnd"/>
-            <w:r>
-              <w:rPr>
-                <w:sz w:val="21"/>
-                <w:szCs w:val="21"/>
-              </w:rPr>
-              <w:t xml:space="preserve"> y no). </w:t>
-            </w:r>
-            <w:r>
-              <w:rPr>
-                <w:sz w:val="21"/>
-                <w:szCs w:val="21"/>
-              </w:rPr>
-              <w:t>Fuente: datos propios, encuesta presencial 2026.</w:t>
+              <w:t xml:space="preserve"> / domicilio propio). Dato destacado en grande: brecha acceso vs. uso de datos de plataformas (</w:t>
+            </w:r>
+            <w:r>
+              <w:rPr>
+                <w:b/>
+                <w:bCs/>
+                <w:color w:val="C00000"/>
+                <w:sz w:val="21"/>
+                <w:szCs w:val="21"/>
+              </w:rPr>
+              <w:t>34.3%</w:t>
+            </w:r>
+            <w:r>
+              <w:rPr>
+                <w:b/>
+                <w:bCs/>
+                <w:color w:val="C00000"/>
+                <w:sz w:val="21"/>
+                <w:szCs w:val="21"/>
+              </w:rPr>
+              <w:t xml:space="preserve"> </w:t>
+            </w:r>
+            <w:r>
+              <w:rPr>
+                <w:sz w:val="21"/>
+                <w:szCs w:val="21"/>
+              </w:rPr>
+              <w:t xml:space="preserve">vs. </w:t>
+            </w:r>
+            <w:r>
+              <w:rPr>
+                <w:b/>
+                <w:bCs/>
+                <w:color w:val="C00000"/>
+                <w:sz w:val="21"/>
+                <w:szCs w:val="21"/>
+              </w:rPr>
+              <w:t>14.3%</w:t>
+            </w:r>
+            <w:r>
+              <w:rPr>
+                <w:sz w:val="21"/>
+                <w:szCs w:val="21"/>
+              </w:rPr>
+              <w:t>). Mapa de Bogotá (misma base visual que E5) ahora coloreado por nivel IDL. Frase flotante: 'Datos disponibles. ¿Estrategia disponible también?'</w:t>
             </w:r>
           </w:p>
         </w:tc>
@@ -4552,13 +4928,20 @@
               <w:spacing w:line="320" w:lineRule="auto"/>
               <w:jc w:val="both"/>
             </w:pPr>
+            <w:r>
+              <w:rPr>
+                <w:sz w:val="21"/>
+                <w:szCs w:val="21"/>
+              </w:rPr>
+              <w:t xml:space="preserve">Desglose animado de componentes IDL + barras apiladas de </w:t>
+            </w:r>
             <w:proofErr w:type="spellStart"/>
             <w:r>
               <w:rPr>
                 <w:sz w:val="21"/>
                 <w:szCs w:val="21"/>
               </w:rPr>
-              <w:t>Dashboard</w:t>
+              <w:t>mix</w:t>
             </w:r>
             <w:proofErr w:type="spellEnd"/>
             <w:r>
@@ -4566,7 +4949,7 @@
                 <w:sz w:val="21"/>
                 <w:szCs w:val="21"/>
               </w:rPr>
-              <w:t xml:space="preserve"> de resultados + desglose animado de componentes del IRS </w:t>
+              <w:t xml:space="preserve"> de ventas + mapa de Bogotá coloreado por IDL (misma base que E5, crea consistencia visual).</w:t>
             </w:r>
           </w:p>
         </w:tc>
@@ -4631,7 +5014,23 @@
                 <w:sz w:val="21"/>
                 <w:szCs w:val="21"/>
               </w:rPr>
-              <w:t>Al mostrar el desglose de componentes, ir nombrándolos mientras aparecen — el espectador entiende cómo se construye el índice, no solo el resultado. El mapa debe estar en pantalla 4–5 segundos. Reemplazar todos los [DATO] antes de grabar.</w:t>
+              <w:t xml:space="preserve">La brecha 'acceso vs. uso de datos' es el </w:t>
+            </w:r>
+            <w:proofErr w:type="spellStart"/>
+            <w:r>
+              <w:rPr>
+                <w:sz w:val="21"/>
+                <w:szCs w:val="21"/>
+              </w:rPr>
+              <w:t>insight</w:t>
+            </w:r>
+            <w:proofErr w:type="spellEnd"/>
+            <w:r>
+              <w:rPr>
+                <w:sz w:val="21"/>
+                <w:szCs w:val="21"/>
+              </w:rPr>
+              <w:t xml:space="preserve"> más poderoso de este eje — darle pausa y énfasis vocal. La frase flotante puede permanecer 2–3 segundos después del narrador. Si la diferencia geográfica en IDL es pequeña, el narrador puede decirlo explícitamente: ese también es un hallazgo.</w:t>
             </w:r>
           </w:p>
         </w:tc>
@@ -4691,45 +5090,13 @@
                 <w:sz w:val="26"/>
                 <w:szCs w:val="26"/>
               </w:rPr>
-              <w:t xml:space="preserve">ESCENA </w:t>
-            </w:r>
-            <w:proofErr w:type="gramStart"/>
-            <w:r>
-              <w:rPr>
-                <w:b/>
-                <w:bCs/>
-                <w:color w:val="FFFFFF"/>
-                <w:sz w:val="26"/>
-                <w:szCs w:val="26"/>
-              </w:rPr>
-              <w:t xml:space="preserve">6  </w:t>
+              <w:t xml:space="preserve">ESCENA 7  </w:t>
             </w:r>
             <w:r>
               <w:rPr>
                 <w:color w:val="DDDDDD"/>
               </w:rPr>
-              <w:t>3:20</w:t>
-            </w:r>
-            <w:proofErr w:type="gramEnd"/>
-            <w:r>
-              <w:rPr>
-                <w:color w:val="DDDDDD"/>
-              </w:rPr>
-              <w:t xml:space="preserve"> – </w:t>
-            </w:r>
-            <w:proofErr w:type="gramStart"/>
-            <w:r>
-              <w:rPr>
-                <w:color w:val="DDDDDD"/>
-              </w:rPr>
-              <w:t>4:05  —</w:t>
-            </w:r>
-            <w:proofErr w:type="gramEnd"/>
-            <w:r>
-              <w:rPr>
-                <w:color w:val="DDDDDD"/>
-              </w:rPr>
-              <w:t xml:space="preserve">  </w:t>
+              <w:t xml:space="preserve">4:05 – 4:55  —  </w:t>
             </w:r>
             <w:r>
               <w:rPr>
@@ -4739,29 +5106,7 @@
                 <w:sz w:val="24"/>
                 <w:szCs w:val="24"/>
               </w:rPr>
-              <w:t xml:space="preserve">Índice de </w:t>
-            </w:r>
-            <w:proofErr w:type="spellStart"/>
-            <w:r>
-              <w:rPr>
-                <w:b/>
-                <w:bCs/>
-                <w:color w:val="FFFFFF"/>
-                <w:sz w:val="24"/>
-                <w:szCs w:val="24"/>
-              </w:rPr>
-              <w:t>Delivery</w:t>
-            </w:r>
-            <w:proofErr w:type="spellEnd"/>
-            <w:r>
-              <w:rPr>
-                <w:b/>
-                <w:bCs/>
-                <w:color w:val="FFFFFF"/>
-                <w:sz w:val="24"/>
-                <w:szCs w:val="24"/>
-              </w:rPr>
-              <w:t xml:space="preserve"> (IDL)</w:t>
+              <w:t>Índice de Plataformas de Opinión (IPO)</w:t>
             </w:r>
           </w:p>
         </w:tc>
@@ -4830,16 +5175,310 @@
                 <w:sz w:val="21"/>
                 <w:szCs w:val="21"/>
               </w:rPr>
-              <w:t xml:space="preserve">Esa dependencia del tráfico de barrio abre una segunda pregunta clave: </w:t>
-            </w:r>
-            <w:r>
-              <w:rPr>
-                <w:b/>
-                <w:bCs/>
-                <w:sz w:val="21"/>
-                <w:szCs w:val="21"/>
-              </w:rPr>
-              <w:t>¿qué pasa cuando el cliente ya no pasa por la puerta, sino que decide desde una aplicación?</w:t>
+              <w:t xml:space="preserve">Y si la adopción del </w:t>
+            </w:r>
+            <w:proofErr w:type="spellStart"/>
+            <w:r>
+              <w:rPr>
+                <w:sz w:val="21"/>
+                <w:szCs w:val="21"/>
+              </w:rPr>
+              <w:t>delivery</w:t>
+            </w:r>
+            <w:proofErr w:type="spellEnd"/>
+            <w:r>
+              <w:rPr>
+                <w:sz w:val="21"/>
+                <w:szCs w:val="21"/>
+              </w:rPr>
+              <w:t xml:space="preserve"> todavía es limitada, hay algo que ningún restaurante puede evitar: </w:t>
+            </w:r>
+            <w:r>
+              <w:rPr>
+                <w:b/>
+                <w:bCs/>
+                <w:sz w:val="21"/>
+                <w:szCs w:val="21"/>
+              </w:rPr>
+              <w:t>que sus clientes opinen</w:t>
+            </w:r>
+            <w:r>
+              <w:rPr>
+                <w:sz w:val="21"/>
+                <w:szCs w:val="21"/>
+              </w:rPr>
+              <w:t>.</w:t>
+            </w:r>
+          </w:p>
+          <w:p>
+            <w:pPr>
+              <w:spacing w:line="320" w:lineRule="auto"/>
+              <w:jc w:val="both"/>
+              <w:rPr>
+                <w:sz w:val="21"/>
+                <w:szCs w:val="21"/>
+              </w:rPr>
+            </w:pPr>
+            <w:r>
+              <w:rPr>
+                <w:sz w:val="21"/>
+                <w:szCs w:val="21"/>
+              </w:rPr>
+              <w:t xml:space="preserve">Las reseñas en Google </w:t>
+            </w:r>
+            <w:proofErr w:type="spellStart"/>
+            <w:r>
+              <w:rPr>
+                <w:sz w:val="21"/>
+                <w:szCs w:val="21"/>
+              </w:rPr>
+              <w:t>Maps</w:t>
+            </w:r>
+            <w:proofErr w:type="spellEnd"/>
+            <w:r>
+              <w:rPr>
+                <w:sz w:val="21"/>
+                <w:szCs w:val="21"/>
+              </w:rPr>
+              <w:t xml:space="preserve"> y TripAdvisor están ahí aunque el restaurante no las gestione, aunque el dueño no las revise o aunque no respondan a tiempo. Y en un nicho como la cocina mediterránea, que para muchos consumidores en Bogotá todavía puede ser menos familiar, esa reputación acumulada cumple una función clave: </w:t>
+            </w:r>
+            <w:r>
+              <w:rPr>
+                <w:b/>
+                <w:bCs/>
+                <w:sz w:val="21"/>
+                <w:szCs w:val="21"/>
+              </w:rPr>
+              <w:t>informa, genera confianza y también puede convencer o disuadir</w:t>
+            </w:r>
+            <w:r>
+              <w:rPr>
+                <w:sz w:val="21"/>
+                <w:szCs w:val="21"/>
+              </w:rPr>
+              <w:t>.</w:t>
+            </w:r>
+          </w:p>
+          <w:p>
+            <w:pPr>
+              <w:spacing w:line="320" w:lineRule="auto"/>
+              <w:jc w:val="both"/>
+              <w:rPr>
+                <w:sz w:val="21"/>
+                <w:szCs w:val="21"/>
+              </w:rPr>
+            </w:pPr>
+            <w:r>
+              <w:rPr>
+                <w:sz w:val="21"/>
+                <w:szCs w:val="21"/>
+              </w:rPr>
+              <w:t xml:space="preserve">Por eso construimos el </w:t>
+            </w:r>
+            <w:r>
+              <w:rPr>
+                <w:b/>
+                <w:bCs/>
+                <w:sz w:val="21"/>
+                <w:szCs w:val="21"/>
+              </w:rPr>
+              <w:t>Índice de Plataformas de Opinión</w:t>
+            </w:r>
+            <w:r>
+              <w:rPr>
+                <w:sz w:val="21"/>
+                <w:szCs w:val="21"/>
+              </w:rPr>
+              <w:t xml:space="preserve">, o </w:t>
+            </w:r>
+            <w:r>
+              <w:rPr>
+                <w:b/>
+                <w:bCs/>
+                <w:sz w:val="21"/>
+                <w:szCs w:val="21"/>
+              </w:rPr>
+              <w:t>IPO</w:t>
+            </w:r>
+            <w:r>
+              <w:rPr>
+                <w:sz w:val="21"/>
+                <w:szCs w:val="21"/>
+              </w:rPr>
+              <w:t xml:space="preserve">, el índice más robusto del análisis. A diferencia de los otros, este combina lo que los restaurantes reportan en la encuesta con datos observados directamente en Google </w:t>
+            </w:r>
+            <w:proofErr w:type="spellStart"/>
+            <w:r>
+              <w:rPr>
+                <w:sz w:val="21"/>
+                <w:szCs w:val="21"/>
+              </w:rPr>
+              <w:t>Maps</w:t>
+            </w:r>
+            <w:proofErr w:type="spellEnd"/>
+            <w:r>
+              <w:rPr>
+                <w:sz w:val="21"/>
+                <w:szCs w:val="21"/>
+              </w:rPr>
+              <w:t xml:space="preserve"> y TripAdvisor.</w:t>
+            </w:r>
+          </w:p>
+          <w:p>
+            <w:pPr>
+              <w:spacing w:line="320" w:lineRule="auto"/>
+              <w:jc w:val="both"/>
+              <w:rPr>
+                <w:sz w:val="21"/>
+                <w:szCs w:val="21"/>
+              </w:rPr>
+            </w:pPr>
+            <w:r>
+              <w:rPr>
+                <w:sz w:val="21"/>
+                <w:szCs w:val="21"/>
+              </w:rPr>
+              <w:t xml:space="preserve">El IPO mide aspectos como la inversión en Google </w:t>
+            </w:r>
+            <w:proofErr w:type="spellStart"/>
+            <w:r>
+              <w:rPr>
+                <w:sz w:val="21"/>
+                <w:szCs w:val="21"/>
+              </w:rPr>
+              <w:t>Ads</w:t>
+            </w:r>
+            <w:proofErr w:type="spellEnd"/>
+            <w:r>
+              <w:rPr>
+                <w:sz w:val="21"/>
+                <w:szCs w:val="21"/>
+              </w:rPr>
+              <w:t>, la importancia de estas plataformas como canal de descubrimiento, el número de reseñas, la calificación promedio, la presencia en TripAdvisor y el uso de inteligencia artificial para gestionar opiniones. En otras palabras, no mide solo cuántas estrellas tiene un restaurante, sino qué tan sólida es su reputación digital.</w:t>
+            </w:r>
+          </w:p>
+          <w:p>
+            <w:pPr>
+              <w:spacing w:line="320" w:lineRule="auto"/>
+              <w:jc w:val="both"/>
+              <w:rPr>
+                <w:sz w:val="21"/>
+                <w:szCs w:val="21"/>
+              </w:rPr>
+            </w:pPr>
+            <w:r>
+              <w:rPr>
+                <w:sz w:val="21"/>
+                <w:szCs w:val="21"/>
+              </w:rPr>
+              <w:t xml:space="preserve">Los datos muestran que este es el eje con mayor desarrollo dentro del nicho. En promedio, los restaurantes tienen </w:t>
+            </w:r>
+            <w:r>
+              <w:rPr>
+                <w:b/>
+                <w:bCs/>
+                <w:sz w:val="21"/>
+                <w:szCs w:val="21"/>
+              </w:rPr>
+              <w:t xml:space="preserve">1.316 reseñas en Google </w:t>
+            </w:r>
+            <w:proofErr w:type="spellStart"/>
+            <w:r>
+              <w:rPr>
+                <w:b/>
+                <w:bCs/>
+                <w:sz w:val="21"/>
+                <w:szCs w:val="21"/>
+              </w:rPr>
+              <w:t>Maps</w:t>
+            </w:r>
+            <w:proofErr w:type="spellEnd"/>
+            <w:r>
+              <w:rPr>
+                <w:sz w:val="21"/>
+                <w:szCs w:val="21"/>
+              </w:rPr>
+              <w:t xml:space="preserve"> y una calificación promedio de </w:t>
+            </w:r>
+            <w:r>
+              <w:rPr>
+                <w:b/>
+                <w:bCs/>
+                <w:sz w:val="21"/>
+                <w:szCs w:val="21"/>
+              </w:rPr>
+              <w:t>4,52 estrellas</w:t>
+            </w:r>
+            <w:r>
+              <w:rPr>
+                <w:sz w:val="21"/>
+                <w:szCs w:val="21"/>
+              </w:rPr>
+              <w:t xml:space="preserve">. Además, </w:t>
+            </w:r>
+            <w:r>
+              <w:rPr>
+                <w:b/>
+                <w:bCs/>
+                <w:sz w:val="21"/>
+                <w:szCs w:val="21"/>
+              </w:rPr>
+              <w:t>82,9%</w:t>
+            </w:r>
+            <w:r>
+              <w:rPr>
+                <w:sz w:val="21"/>
+                <w:szCs w:val="21"/>
+              </w:rPr>
+              <w:t xml:space="preserve"> cuenta con perfil activo en TripAdvisor. En la distribución del índice, </w:t>
+            </w:r>
+            <w:r>
+              <w:rPr>
+                <w:b/>
+                <w:bCs/>
+                <w:sz w:val="21"/>
+                <w:szCs w:val="21"/>
+              </w:rPr>
+              <w:t>11,4%</w:t>
+            </w:r>
+            <w:r>
+              <w:rPr>
+                <w:sz w:val="21"/>
+                <w:szCs w:val="21"/>
+              </w:rPr>
+              <w:t xml:space="preserve"> de los restaurantes tiene un IPO bajo, </w:t>
+            </w:r>
+            <w:r>
+              <w:rPr>
+                <w:b/>
+                <w:bCs/>
+                <w:sz w:val="21"/>
+                <w:szCs w:val="21"/>
+              </w:rPr>
+              <w:t>48,6%</w:t>
+            </w:r>
+            <w:r>
+              <w:rPr>
+                <w:sz w:val="21"/>
+                <w:szCs w:val="21"/>
+              </w:rPr>
+              <w:t xml:space="preserve"> un IPO medio y </w:t>
+            </w:r>
+            <w:r>
+              <w:rPr>
+                <w:b/>
+                <w:bCs/>
+                <w:sz w:val="21"/>
+                <w:szCs w:val="21"/>
+              </w:rPr>
+              <w:t>40%</w:t>
+            </w:r>
+            <w:r>
+              <w:rPr>
+                <w:sz w:val="21"/>
+                <w:szCs w:val="21"/>
+              </w:rPr>
+              <w:t xml:space="preserve"> un IPO alto.</w:t>
             </w:r>
           </w:p>
           <w:p>
@@ -4857,343 +5496,55 @@
                 <w:szCs w:val="21"/>
               </w:rPr>
               <w:lastRenderedPageBreak/>
-              <w:t xml:space="preserve">Para responderla, construimos el </w:t>
-            </w:r>
-            <w:r>
-              <w:rPr>
-                <w:b/>
-                <w:bCs/>
-                <w:sz w:val="21"/>
-                <w:szCs w:val="21"/>
-              </w:rPr>
-              <w:t xml:space="preserve">Índice de </w:t>
-            </w:r>
-            <w:proofErr w:type="spellStart"/>
-            <w:r>
-              <w:rPr>
-                <w:b/>
-                <w:bCs/>
-                <w:sz w:val="21"/>
-                <w:szCs w:val="21"/>
-              </w:rPr>
-              <w:t>Delivery</w:t>
-            </w:r>
-            <w:proofErr w:type="spellEnd"/>
-            <w:r>
-              <w:rPr>
-                <w:sz w:val="21"/>
-                <w:szCs w:val="21"/>
-              </w:rPr>
-              <w:t xml:space="preserve">, o </w:t>
-            </w:r>
-            <w:r>
-              <w:rPr>
-                <w:b/>
-                <w:bCs/>
-                <w:sz w:val="21"/>
-                <w:szCs w:val="21"/>
-              </w:rPr>
-              <w:t>IDL</w:t>
-            </w:r>
-            <w:r>
-              <w:rPr>
-                <w:sz w:val="21"/>
-                <w:szCs w:val="21"/>
-              </w:rPr>
-              <w:t>, que mide qué tanto los restaurantes usan las plataformas de reparto no solo como un canal de venta, sino como parte de su estrategia de posicionamiento.</w:t>
-            </w:r>
-          </w:p>
-          <w:p>
-            <w:pPr>
-              <w:spacing w:line="320" w:lineRule="auto"/>
-              <w:jc w:val="both"/>
-              <w:rPr>
-                <w:sz w:val="21"/>
-                <w:szCs w:val="21"/>
-              </w:rPr>
-            </w:pPr>
-            <w:r>
-              <w:rPr>
-                <w:sz w:val="21"/>
-                <w:szCs w:val="21"/>
-              </w:rPr>
-              <w:t xml:space="preserve">Este índice evalúa cinco aspectos: si el restaurante usa datos de </w:t>
-            </w:r>
-            <w:proofErr w:type="spellStart"/>
-            <w:r>
-              <w:rPr>
-                <w:sz w:val="21"/>
-                <w:szCs w:val="21"/>
-              </w:rPr>
-              <w:t>delivery</w:t>
-            </w:r>
-            <w:proofErr w:type="spellEnd"/>
-            <w:r>
-              <w:rPr>
-                <w:sz w:val="21"/>
-                <w:szCs w:val="21"/>
-              </w:rPr>
-              <w:t xml:space="preserve"> para tomar decisiones, si estas plataformas ayudan a atraer nuevos clientes, qué proporción de sus ventas viene por aplicaciones, si perciben el </w:t>
-            </w:r>
-            <w:proofErr w:type="spellStart"/>
-            <w:r>
-              <w:rPr>
-                <w:sz w:val="21"/>
-                <w:szCs w:val="21"/>
-              </w:rPr>
-              <w:t>delivery</w:t>
-            </w:r>
-            <w:proofErr w:type="spellEnd"/>
-            <w:r>
-              <w:rPr>
-                <w:sz w:val="21"/>
-                <w:szCs w:val="21"/>
-              </w:rPr>
-              <w:t xml:space="preserve"> como un canal rentable y con qué frecuencia revisan la información que estas plataformas les ofrecen.</w:t>
-            </w:r>
-          </w:p>
-          <w:p>
-            <w:pPr>
-              <w:spacing w:line="320" w:lineRule="auto"/>
-              <w:jc w:val="both"/>
-              <w:rPr>
-                <w:sz w:val="21"/>
-                <w:szCs w:val="21"/>
-              </w:rPr>
-            </w:pPr>
-            <w:r>
-              <w:rPr>
-                <w:sz w:val="21"/>
-                <w:szCs w:val="21"/>
-              </w:rPr>
-              <w:t xml:space="preserve">Un restaurante con IDL alto no es simplemente el que está en </w:t>
-            </w:r>
-            <w:proofErr w:type="spellStart"/>
-            <w:r>
-              <w:rPr>
-                <w:sz w:val="21"/>
-                <w:szCs w:val="21"/>
-              </w:rPr>
-              <w:t>Rappi</w:t>
-            </w:r>
-            <w:proofErr w:type="spellEnd"/>
-            <w:r>
-              <w:rPr>
-                <w:sz w:val="21"/>
-                <w:szCs w:val="21"/>
-              </w:rPr>
-              <w:t xml:space="preserve"> o </w:t>
-            </w:r>
-            <w:proofErr w:type="spellStart"/>
-            <w:r>
-              <w:rPr>
-                <w:sz w:val="21"/>
-                <w:szCs w:val="21"/>
-              </w:rPr>
-              <w:t>DiDi</w:t>
-            </w:r>
-            <w:proofErr w:type="spellEnd"/>
-            <w:r>
-              <w:rPr>
-                <w:sz w:val="21"/>
-                <w:szCs w:val="21"/>
-              </w:rPr>
-              <w:t>. Es el que usa esos datos para ajustar su menú, definir precios, diseñar promociones y entender mejor el comportamiento de sus clientes.</w:t>
-            </w:r>
-          </w:p>
-          <w:p>
-            <w:pPr>
-              <w:spacing w:line="320" w:lineRule="auto"/>
-              <w:jc w:val="both"/>
-              <w:rPr>
-                <w:sz w:val="21"/>
-                <w:szCs w:val="21"/>
-              </w:rPr>
-            </w:pPr>
-            <w:r>
-              <w:rPr>
-                <w:sz w:val="21"/>
-                <w:szCs w:val="21"/>
-              </w:rPr>
-              <w:t xml:space="preserve">Los resultados muestran una adopción todavía limitada. En promedio, los restaurantes reportan que apenas </w:t>
-            </w:r>
-            <w:r>
-              <w:rPr>
-                <w:b/>
-                <w:bCs/>
-                <w:sz w:val="21"/>
-                <w:szCs w:val="21"/>
-              </w:rPr>
-              <w:t>1,4 de cada 10 clientes</w:t>
-            </w:r>
-            <w:r>
-              <w:rPr>
-                <w:sz w:val="21"/>
-                <w:szCs w:val="21"/>
-              </w:rPr>
-              <w:t xml:space="preserve"> llega a través de plataformas de </w:t>
-            </w:r>
-            <w:proofErr w:type="spellStart"/>
-            <w:r>
-              <w:rPr>
-                <w:sz w:val="21"/>
-                <w:szCs w:val="21"/>
-              </w:rPr>
-              <w:t>delivery</w:t>
-            </w:r>
-            <w:proofErr w:type="spellEnd"/>
-            <w:r>
-              <w:rPr>
-                <w:sz w:val="21"/>
-                <w:szCs w:val="21"/>
-              </w:rPr>
-              <w:t xml:space="preserve">, mientras que la mayoría afirma atender a más de la mitad de sus clientes de forma presencial. Además, aunque </w:t>
-            </w:r>
-            <w:r>
-              <w:rPr>
-                <w:b/>
-                <w:bCs/>
-                <w:sz w:val="21"/>
-                <w:szCs w:val="21"/>
-              </w:rPr>
-              <w:t>34,3%</w:t>
-            </w:r>
-            <w:r>
-              <w:rPr>
-                <w:sz w:val="21"/>
-                <w:szCs w:val="21"/>
-              </w:rPr>
-              <w:t xml:space="preserve"> accede a datos de comportamiento en plataformas, solo </w:t>
-            </w:r>
-            <w:r>
-              <w:rPr>
-                <w:b/>
-                <w:bCs/>
-                <w:sz w:val="21"/>
-                <w:szCs w:val="21"/>
-              </w:rPr>
-              <w:t>14,3%</w:t>
-            </w:r>
-            <w:r>
-              <w:rPr>
-                <w:sz w:val="21"/>
-                <w:szCs w:val="21"/>
-              </w:rPr>
-              <w:t xml:space="preserve"> los usa activamente para tomar decisiones.</w:t>
-            </w:r>
-          </w:p>
-          <w:p>
-            <w:pPr>
-              <w:spacing w:line="320" w:lineRule="auto"/>
-              <w:jc w:val="both"/>
-              <w:rPr>
-                <w:sz w:val="21"/>
-                <w:szCs w:val="21"/>
-              </w:rPr>
-            </w:pPr>
-            <w:r>
-              <w:rPr>
-                <w:sz w:val="21"/>
-                <w:szCs w:val="21"/>
-              </w:rPr>
-              <w:t xml:space="preserve">El promedio del IDL es de </w:t>
-            </w:r>
-            <w:r>
-              <w:rPr>
-                <w:b/>
-                <w:bCs/>
-                <w:sz w:val="21"/>
-                <w:szCs w:val="21"/>
-              </w:rPr>
-              <w:t>2,17 sobre 10</w:t>
-            </w:r>
-            <w:r>
-              <w:rPr>
-                <w:sz w:val="21"/>
-                <w:szCs w:val="21"/>
-              </w:rPr>
-              <w:t xml:space="preserve">, lo que evidencia una baja integración del </w:t>
-            </w:r>
-            <w:proofErr w:type="spellStart"/>
-            <w:r>
-              <w:rPr>
-                <w:sz w:val="21"/>
-                <w:szCs w:val="21"/>
-              </w:rPr>
-              <w:t>delivery</w:t>
-            </w:r>
-            <w:proofErr w:type="spellEnd"/>
-            <w:r>
-              <w:rPr>
-                <w:sz w:val="21"/>
-                <w:szCs w:val="21"/>
-              </w:rPr>
-              <w:t xml:space="preserve"> dentro de la estrategia digital del nicho. Sin embargo, aparece una diferencia importante por ubicación: los restaurantes en zonas de alta concentración gastronómica presentan un IDL </w:t>
-            </w:r>
-            <w:r>
-              <w:rPr>
-                <w:b/>
-                <w:bCs/>
-                <w:sz w:val="21"/>
-                <w:szCs w:val="21"/>
-              </w:rPr>
-              <w:t>2,8 puntos mayor</w:t>
-            </w:r>
-            <w:r>
-              <w:rPr>
-                <w:sz w:val="21"/>
-                <w:szCs w:val="21"/>
-              </w:rPr>
-              <w:t xml:space="preserve"> que aquellos ubicados de forma más dispersa. Esto sugiere que, donde la competencia es más intensa, el </w:t>
-            </w:r>
-            <w:proofErr w:type="spellStart"/>
-            <w:r>
-              <w:rPr>
-                <w:sz w:val="21"/>
-                <w:szCs w:val="21"/>
-              </w:rPr>
-              <w:t>delivery</w:t>
-            </w:r>
-            <w:proofErr w:type="spellEnd"/>
-            <w:r>
-              <w:rPr>
-                <w:sz w:val="21"/>
-                <w:szCs w:val="21"/>
-              </w:rPr>
-              <w:t xml:space="preserve"> empieza a jugar un papel más relevante.</w:t>
-            </w:r>
-          </w:p>
-          <w:p>
-            <w:pPr>
-              <w:spacing w:line="320" w:lineRule="auto"/>
-              <w:jc w:val="both"/>
-              <w:rPr>
-                <w:sz w:val="21"/>
-                <w:szCs w:val="21"/>
-              </w:rPr>
-            </w:pPr>
-            <w:r>
-              <w:rPr>
-                <w:sz w:val="21"/>
-                <w:szCs w:val="21"/>
-              </w:rPr>
-              <w:t xml:space="preserve">Aun así, el panorama general muestra una barrera clara: para muchos restaurantes mediterráneos en Bogotá, las plataformas de </w:t>
-            </w:r>
-            <w:proofErr w:type="spellStart"/>
-            <w:r>
-              <w:rPr>
-                <w:sz w:val="21"/>
-                <w:szCs w:val="21"/>
-              </w:rPr>
-              <w:t>delivery</w:t>
-            </w:r>
-            <w:proofErr w:type="spellEnd"/>
-            <w:r>
-              <w:rPr>
-                <w:sz w:val="21"/>
-                <w:szCs w:val="21"/>
-              </w:rPr>
-              <w:t xml:space="preserve"> todavía no son una herramienta estratégica de posicionamiento, sino un canal complementario con baja participación, independientemente del tipo de cocina o de la ubicación.</w:t>
+              <w:t xml:space="preserve">La comparación por ubicación también muestra una diferencia importante. Entre los restaurantes con </w:t>
+            </w:r>
+            <w:r>
+              <w:rPr>
+                <w:b/>
+                <w:bCs/>
+                <w:sz w:val="21"/>
+                <w:szCs w:val="21"/>
+              </w:rPr>
+              <w:t>IPO alto</w:t>
+            </w:r>
+            <w:r>
+              <w:rPr>
+                <w:sz w:val="21"/>
+                <w:szCs w:val="21"/>
+              </w:rPr>
+              <w:t xml:space="preserve">, el </w:t>
+            </w:r>
+            <w:r>
+              <w:rPr>
+                <w:b/>
+                <w:bCs/>
+                <w:sz w:val="21"/>
+                <w:szCs w:val="21"/>
+              </w:rPr>
+              <w:t>78,57%</w:t>
+            </w:r>
+            <w:r>
+              <w:rPr>
+                <w:sz w:val="21"/>
+                <w:szCs w:val="21"/>
+              </w:rPr>
+              <w:t xml:space="preserve"> está ubicado en zonas de alta concentración gastronómica, mientras que solo el </w:t>
+            </w:r>
+            <w:r>
+              <w:rPr>
+                <w:b/>
+                <w:bCs/>
+                <w:sz w:val="21"/>
+                <w:szCs w:val="21"/>
+              </w:rPr>
+              <w:t>21,43%</w:t>
+            </w:r>
+            <w:r>
+              <w:rPr>
+                <w:sz w:val="21"/>
+                <w:szCs w:val="21"/>
+              </w:rPr>
+              <w:t xml:space="preserve"> se encuentra en zonas dispersas. Además, ningún restaurante de estas zonas concentradas aparece en el nivel bajo del índice. Esto sugiere que, donde hay más competencia, la reputación digital se vuelve todavía más importante: no basta con tener buenas reseñas, hay que acumularlas, sostenerlas y convertirlas en una señal visible de confianza para el consumidor.</w:t>
             </w:r>
           </w:p>
         </w:tc>
@@ -5259,7 +5610,7 @@
                 <w:sz w:val="21"/>
                 <w:szCs w:val="21"/>
               </w:rPr>
-              <w:t xml:space="preserve">Barras apiladas: </w:t>
+              <w:t xml:space="preserve">Animación de los ocho componentes del IPO con puntajes: P5 Google </w:t>
             </w:r>
             <w:proofErr w:type="spellStart"/>
             <w:r>
@@ -5267,7 +5618,7 @@
                 <w:sz w:val="21"/>
                 <w:szCs w:val="21"/>
               </w:rPr>
-              <w:t>mix</w:t>
+              <w:t>Ads</w:t>
             </w:r>
             <w:proofErr w:type="spellEnd"/>
             <w:r>
@@ -5275,7 +5626,7 @@
                 <w:sz w:val="21"/>
                 <w:szCs w:val="21"/>
               </w:rPr>
-              <w:t xml:space="preserve"> de ventas promedio (presencial / </w:t>
+              <w:t xml:space="preserve"> (2pt) + P8 canal Google/</w:t>
             </w:r>
             <w:proofErr w:type="spellStart"/>
             <w:r>
@@ -5283,7 +5634,7 @@
                 <w:sz w:val="21"/>
                 <w:szCs w:val="21"/>
               </w:rPr>
-              <w:t>delivery</w:t>
+              <w:t>Maps</w:t>
             </w:r>
             <w:proofErr w:type="spellEnd"/>
             <w:r>
@@ -5291,51 +5642,39 @@
                 <w:sz w:val="21"/>
                 <w:szCs w:val="21"/>
               </w:rPr>
-              <w:t xml:space="preserve"> / domicilio propio). Dato destacado en grande: brecha acceso vs. uso de datos de plataformas (</w:t>
-            </w:r>
-            <w:r>
-              <w:rPr>
-                <w:b/>
-                <w:bCs/>
-                <w:color w:val="C00000"/>
-                <w:sz w:val="21"/>
-                <w:szCs w:val="21"/>
-              </w:rPr>
-              <w:t>34.3%</w:t>
-            </w:r>
-            <w:r>
-              <w:rPr>
-                <w:b/>
-                <w:bCs/>
-                <w:color w:val="C00000"/>
-                <w:sz w:val="21"/>
-                <w:szCs w:val="21"/>
-              </w:rPr>
-              <w:t xml:space="preserve"> </w:t>
-            </w:r>
-            <w:r>
-              <w:rPr>
-                <w:sz w:val="21"/>
-                <w:szCs w:val="21"/>
-              </w:rPr>
-              <w:t xml:space="preserve">vs. </w:t>
-            </w:r>
-            <w:r>
-              <w:rPr>
-                <w:b/>
-                <w:bCs/>
-                <w:color w:val="C00000"/>
-                <w:sz w:val="21"/>
-                <w:szCs w:val="21"/>
-              </w:rPr>
-              <w:t>14.3%</w:t>
-            </w:r>
-            <w:r>
-              <w:rPr>
-                <w:sz w:val="21"/>
-                <w:szCs w:val="21"/>
-              </w:rPr>
-              <w:t>). Mapa de Bogotá (misma base visual que E5) ahora coloreado por nivel IDL. Frase flotante: 'Datos disponibles. ¿Estrategia disponible también?'</w:t>
+              <w:t xml:space="preserve"> (2pt) + reseñas Google (3pt) + calificación Google (2pt) + presencia TripAdvisor (1pt) + reseñas TripAdvisor (3pt) + calificación TripAdvisor (2pt) + P13b IA reseñas (3pt) = 18 pts. Captura estilizada de perfiles reales de Google </w:t>
+            </w:r>
+            <w:proofErr w:type="spellStart"/>
+            <w:r>
+              <w:rPr>
+                <w:sz w:val="21"/>
+                <w:szCs w:val="21"/>
+              </w:rPr>
+              <w:t>Maps</w:t>
+            </w:r>
+            <w:proofErr w:type="spellEnd"/>
+            <w:r>
+              <w:rPr>
+                <w:sz w:val="21"/>
+                <w:szCs w:val="21"/>
+              </w:rPr>
+              <w:t xml:space="preserve"> de restaurantes mediterráneos bogotanos. Distribución IPO bajo/medio/alto. Mapa de Bogotá (misma base, ahora coloreado por IPO). </w:t>
+            </w:r>
+            <w:proofErr w:type="spellStart"/>
+            <w:r>
+              <w:rPr>
+                <w:sz w:val="21"/>
+                <w:szCs w:val="21"/>
+              </w:rPr>
+              <w:t>Mini-montaje</w:t>
+            </w:r>
+            <w:proofErr w:type="spellEnd"/>
+            <w:r>
+              <w:rPr>
+                <w:sz w:val="21"/>
+                <w:szCs w:val="21"/>
+              </w:rPr>
+              <w:t xml:space="preserve"> de cierre geográfico: tres mapas en secuencia rápida — IRS → IDL → IPO — para mostrar la consistencia del patrón.</w:t>
             </w:r>
           </w:p>
         </w:tc>
@@ -5400,7 +5739,7 @@
                 <w:sz w:val="21"/>
                 <w:szCs w:val="21"/>
               </w:rPr>
-              <w:t xml:space="preserve">Desglose animado de componentes IDL + barras apiladas de </w:t>
+              <w:t xml:space="preserve">Desglose animado de componentes IPO + capturas reales de Google </w:t>
             </w:r>
             <w:proofErr w:type="spellStart"/>
             <w:r>
@@ -5408,7 +5747,7 @@
                 <w:sz w:val="21"/>
                 <w:szCs w:val="21"/>
               </w:rPr>
-              <w:t>mix</w:t>
+              <w:t>Maps</w:t>
             </w:r>
             <w:proofErr w:type="spellEnd"/>
             <w:r>
@@ -5416,7 +5755,23 @@
                 <w:sz w:val="21"/>
                 <w:szCs w:val="21"/>
               </w:rPr>
-              <w:t xml:space="preserve"> de ventas + mapa de Bogotá coloreado por IDL (misma base que E5, crea consistencia visual).</w:t>
+              <w:t xml:space="preserve"> + tercer mapa de la serie geográfica + </w:t>
+            </w:r>
+            <w:proofErr w:type="spellStart"/>
+            <w:r>
+              <w:rPr>
+                <w:sz w:val="21"/>
+                <w:szCs w:val="21"/>
+              </w:rPr>
+              <w:t>mini-montaje</w:t>
+            </w:r>
+            <w:proofErr w:type="spellEnd"/>
+            <w:r>
+              <w:rPr>
+                <w:sz w:val="21"/>
+                <w:szCs w:val="21"/>
+              </w:rPr>
+              <w:t xml:space="preserve"> de los tres mapas en secuencia.</w:t>
             </w:r>
           </w:p>
         </w:tc>
@@ -5481,7 +5836,7 @@
                 <w:sz w:val="21"/>
                 <w:szCs w:val="21"/>
               </w:rPr>
-              <w:t xml:space="preserve">La brecha 'acceso vs. uso de datos' es el </w:t>
+              <w:t xml:space="preserve">El </w:t>
             </w:r>
             <w:proofErr w:type="spellStart"/>
             <w:r>
@@ -5489,7 +5844,7 @@
                 <w:sz w:val="21"/>
                 <w:szCs w:val="21"/>
               </w:rPr>
-              <w:t>insight</w:t>
+              <w:t>mini-montaje</w:t>
             </w:r>
             <w:proofErr w:type="spellEnd"/>
             <w:r>
@@ -5497,15 +5852,7 @@
                 <w:sz w:val="21"/>
                 <w:szCs w:val="21"/>
               </w:rPr>
-              <w:t xml:space="preserve"> más poderoso de este eje — darle pausa y énfasis vocal. La frase flotante puede permanecer 2–3 segundos </w:t>
-            </w:r>
-            <w:r>
-              <w:rPr>
-                <w:sz w:val="21"/>
-                <w:szCs w:val="21"/>
-              </w:rPr>
-              <w:lastRenderedPageBreak/>
-              <w:t>después del narrador. Si la diferencia geográfica en IDL es pequeña, el narrador puede decirlo explícitamente: ese también es un hallazgo.</w:t>
+              <w:t xml:space="preserve"> de los tres mapas en secuencia es el remate visual del análisis de índices: muestra que el patrón geográfico es transversal, no accidental. Puede ir acompañado de una frase del narrador: 'En los tres índices, el patrón geográfico aparece.' Énfasis especial en la función de legitimación de las reseñas para el nicho mediterráneo.</w:t>
             </w:r>
           </w:p>
         </w:tc>
@@ -5548,7 +5895,7 @@
               <w:bottom w:val="single" w:sz="1" w:space="0" w:color="CCCCCC"/>
               <w:right w:val="single" w:sz="1" w:space="0" w:color="CCCCCC"/>
             </w:tcBorders>
-            <w:shd w:val="clear" w:color="auto" w:fill="1A5276"/>
+            <w:shd w:val="clear" w:color="auto" w:fill="17202A"/>
             <w:tcMar>
               <w:top w:w="120" w:type="dxa"/>
               <w:left w:w="160" w:type="dxa"/>
@@ -5565,45 +5912,13 @@
                 <w:sz w:val="26"/>
                 <w:szCs w:val="26"/>
               </w:rPr>
-              <w:t xml:space="preserve">ESCENA </w:t>
-            </w:r>
-            <w:proofErr w:type="gramStart"/>
-            <w:r>
-              <w:rPr>
-                <w:b/>
-                <w:bCs/>
-                <w:color w:val="FFFFFF"/>
-                <w:sz w:val="26"/>
-                <w:szCs w:val="26"/>
-              </w:rPr>
-              <w:t xml:space="preserve">7  </w:t>
+              <w:t xml:space="preserve">ESCENA 8  </w:t>
             </w:r>
             <w:r>
               <w:rPr>
                 <w:color w:val="DDDDDD"/>
               </w:rPr>
-              <w:t>4:05</w:t>
-            </w:r>
-            <w:proofErr w:type="gramEnd"/>
-            <w:r>
-              <w:rPr>
-                <w:color w:val="DDDDDD"/>
-              </w:rPr>
-              <w:t xml:space="preserve"> – </w:t>
-            </w:r>
-            <w:proofErr w:type="gramStart"/>
-            <w:r>
-              <w:rPr>
-                <w:color w:val="DDDDDD"/>
-              </w:rPr>
-              <w:t>4:55  —</w:t>
-            </w:r>
-            <w:proofErr w:type="gramEnd"/>
-            <w:r>
-              <w:rPr>
-                <w:color w:val="DDDDDD"/>
-              </w:rPr>
-              <w:t xml:space="preserve">  </w:t>
+              <w:t xml:space="preserve">4:55 – 5:30  —  </w:t>
             </w:r>
             <w:r>
               <w:rPr>
@@ -5613,7 +5928,7 @@
                 <w:sz w:val="24"/>
                 <w:szCs w:val="24"/>
               </w:rPr>
-              <w:t>Índice de Plataformas de Opinión (IPO)</w:t>
+              <w:t>IA y perspectiva futura</w:t>
             </w:r>
           </w:p>
         </w:tc>
@@ -5682,7 +5997,24 @@
                 <w:sz w:val="21"/>
                 <w:szCs w:val="21"/>
               </w:rPr>
-              <w:t xml:space="preserve">Y si la adopción del </w:t>
+              <w:t>El análisis no termina en el presente. También quisimos entender cómo los propietarios imaginan el futuro de su posicionamiento y qué lugar le dan a la inteligencia artificial dentro de ese proceso.</w:t>
+            </w:r>
+          </w:p>
+          <w:p>
+            <w:pPr>
+              <w:spacing w:line="320" w:lineRule="auto"/>
+              <w:jc w:val="both"/>
+              <w:rPr>
+                <w:sz w:val="21"/>
+                <w:szCs w:val="21"/>
+              </w:rPr>
+            </w:pPr>
+            <w:r>
+              <w:rPr>
+                <w:sz w:val="21"/>
+                <w:szCs w:val="21"/>
+              </w:rPr>
+              <w:t xml:space="preserve">La IA aparece de forma transversal en el estudio: en redes sociales, como apoyo para crear contenido o automatizar publicaciones; en plataformas de opinión, como posible herramienta para gestionar reseñas; y en la administración cotidiana, a través de herramientas como </w:t>
             </w:r>
             <w:proofErr w:type="spellStart"/>
             <w:r>
@@ -5690,7 +6022,7 @@
                 <w:sz w:val="21"/>
                 <w:szCs w:val="21"/>
               </w:rPr>
-              <w:t>delivery</w:t>
+              <w:t>ChatGPT</w:t>
             </w:r>
             <w:proofErr w:type="spellEnd"/>
             <w:r>
@@ -5698,40 +6030,7 @@
                 <w:sz w:val="21"/>
                 <w:szCs w:val="21"/>
               </w:rPr>
-              <w:t xml:space="preserve"> todavía es limitada, hay algo que ningún restaurante puede evitar: </w:t>
-            </w:r>
-            <w:r>
-              <w:rPr>
-                <w:b/>
-                <w:bCs/>
-                <w:sz w:val="21"/>
-                <w:szCs w:val="21"/>
-              </w:rPr>
-              <w:t>que sus clientes opinen</w:t>
-            </w:r>
-            <w:r>
-              <w:rPr>
-                <w:sz w:val="21"/>
-                <w:szCs w:val="21"/>
-              </w:rPr>
-              <w:t>.</w:t>
-            </w:r>
-          </w:p>
-          <w:p>
-            <w:pPr>
-              <w:spacing w:line="320" w:lineRule="auto"/>
-              <w:jc w:val="both"/>
-              <w:rPr>
-                <w:sz w:val="21"/>
-                <w:szCs w:val="21"/>
-              </w:rPr>
-            </w:pPr>
-            <w:r>
-              <w:rPr>
-                <w:sz w:val="21"/>
-                <w:szCs w:val="21"/>
-              </w:rPr>
-              <w:t xml:space="preserve">Las reseñas en Google </w:t>
+              <w:t xml:space="preserve">, Claude, Gemini o </w:t>
             </w:r>
             <w:proofErr w:type="spellStart"/>
             <w:r>
@@ -5739,7 +6038,7 @@
                 <w:sz w:val="21"/>
                 <w:szCs w:val="21"/>
               </w:rPr>
-              <w:t>Maps</w:t>
+              <w:t>Canva</w:t>
             </w:r>
             <w:proofErr w:type="spellEnd"/>
             <w:r>
@@ -5747,88 +6046,23 @@
                 <w:sz w:val="21"/>
                 <w:szCs w:val="21"/>
               </w:rPr>
-              <w:t xml:space="preserve"> y TripAdvisor están ahí aunque el restaurante no las gestione, aunque el dueño no las revise o aunque no respondan a tiempo. Y en un nicho como la cocina mediterránea, que para muchos consumidores en Bogotá todavía puede ser menos familiar, esa reputación acumulada cumple una función clave: </w:t>
-            </w:r>
-            <w:r>
-              <w:rPr>
-                <w:b/>
-                <w:bCs/>
-                <w:sz w:val="21"/>
-                <w:szCs w:val="21"/>
-              </w:rPr>
-              <w:t>informa, genera confianza y también puede convencer o disuadir</w:t>
-            </w:r>
-            <w:r>
-              <w:rPr>
-                <w:sz w:val="21"/>
-                <w:szCs w:val="21"/>
-              </w:rPr>
-              <w:t>.</w:t>
-            </w:r>
-          </w:p>
-          <w:p>
-            <w:pPr>
-              <w:spacing w:line="320" w:lineRule="auto"/>
-              <w:jc w:val="both"/>
-              <w:rPr>
-                <w:sz w:val="21"/>
-                <w:szCs w:val="21"/>
-              </w:rPr>
-            </w:pPr>
-            <w:r>
-              <w:rPr>
-                <w:sz w:val="21"/>
-                <w:szCs w:val="21"/>
-              </w:rPr>
-              <w:t xml:space="preserve">Por eso construimos el </w:t>
-            </w:r>
-            <w:r>
-              <w:rPr>
-                <w:b/>
-                <w:bCs/>
-                <w:sz w:val="21"/>
-                <w:szCs w:val="21"/>
-              </w:rPr>
-              <w:t>Índice de Plataformas de Opinión</w:t>
-            </w:r>
-            <w:r>
-              <w:rPr>
-                <w:sz w:val="21"/>
-                <w:szCs w:val="21"/>
-              </w:rPr>
-              <w:t xml:space="preserve">, o </w:t>
-            </w:r>
-            <w:r>
-              <w:rPr>
-                <w:b/>
-                <w:bCs/>
-                <w:sz w:val="21"/>
-                <w:szCs w:val="21"/>
-              </w:rPr>
-              <w:t>IPO</w:t>
-            </w:r>
-            <w:r>
-              <w:rPr>
-                <w:sz w:val="21"/>
-                <w:szCs w:val="21"/>
-              </w:rPr>
-              <w:t xml:space="preserve">, el índice más robusto del análisis. A diferencia de los otros, </w:t>
-            </w:r>
-            <w:proofErr w:type="gramStart"/>
-            <w:r>
-              <w:rPr>
-                <w:sz w:val="21"/>
-                <w:szCs w:val="21"/>
-              </w:rPr>
-              <w:t>este combina</w:t>
-            </w:r>
-            <w:proofErr w:type="gramEnd"/>
-            <w:r>
-              <w:rPr>
-                <w:sz w:val="21"/>
-                <w:szCs w:val="21"/>
-              </w:rPr>
-              <w:t xml:space="preserve"> lo que los restaurantes reportan en la encuesta con datos observados directamente en Google </w:t>
+              <w:t xml:space="preserve"> AI. De hecho, </w:t>
+            </w:r>
+            <w:r>
+              <w:rPr>
+                <w:b/>
+                <w:bCs/>
+                <w:sz w:val="21"/>
+                <w:szCs w:val="21"/>
+              </w:rPr>
+              <w:t>82,9% de los restaurantes ya usa alguna herramienta de inteligencia artificial</w:t>
+            </w:r>
+            <w:r>
+              <w:rPr>
+                <w:sz w:val="21"/>
+                <w:szCs w:val="21"/>
+              </w:rPr>
+              <w:t xml:space="preserve">, especialmente aquellas integradas en plataformas como </w:t>
             </w:r>
             <w:proofErr w:type="spellStart"/>
             <w:r>
@@ -5836,7 +6070,7 @@
                 <w:sz w:val="21"/>
                 <w:szCs w:val="21"/>
               </w:rPr>
-              <w:t>Maps</w:t>
+              <w:t>Canva</w:t>
             </w:r>
             <w:proofErr w:type="spellEnd"/>
             <w:r>
@@ -5844,148 +6078,57 @@
                 <w:sz w:val="21"/>
                 <w:szCs w:val="21"/>
               </w:rPr>
-              <w:t xml:space="preserve"> y TripAdvisor.</w:t>
-            </w:r>
-          </w:p>
-          <w:p>
-            <w:pPr>
-              <w:spacing w:line="320" w:lineRule="auto"/>
-              <w:jc w:val="both"/>
-              <w:rPr>
-                <w:sz w:val="21"/>
-                <w:szCs w:val="21"/>
-              </w:rPr>
-            </w:pPr>
-            <w:r>
-              <w:rPr>
-                <w:sz w:val="21"/>
-                <w:szCs w:val="21"/>
-              </w:rPr>
-              <w:t xml:space="preserve">El IPO mide aspectos como la inversión en Google </w:t>
-            </w:r>
-            <w:proofErr w:type="spellStart"/>
-            <w:r>
-              <w:rPr>
-                <w:sz w:val="21"/>
-                <w:szCs w:val="21"/>
-              </w:rPr>
-              <w:t>Ads</w:t>
-            </w:r>
-            <w:proofErr w:type="spellEnd"/>
-            <w:r>
-              <w:rPr>
-                <w:sz w:val="21"/>
-                <w:szCs w:val="21"/>
-              </w:rPr>
-              <w:t>, la importancia de estas plataformas como canal de descubrimiento, el número de reseñas, la calificación promedio, la presencia en TripAdvisor y el uso de inteligencia artificial para gestionar opiniones. En otras palabras, no mide solo cuántas estrellas tiene un restaurante, sino qué tan sólida es su reputación digital.</w:t>
-            </w:r>
-          </w:p>
-          <w:p>
-            <w:pPr>
-              <w:spacing w:line="320" w:lineRule="auto"/>
-              <w:jc w:val="both"/>
-              <w:rPr>
-                <w:sz w:val="21"/>
-                <w:szCs w:val="21"/>
-              </w:rPr>
-            </w:pPr>
-            <w:r>
-              <w:rPr>
-                <w:sz w:val="21"/>
-                <w:szCs w:val="21"/>
-              </w:rPr>
-              <w:t xml:space="preserve">Los datos muestran que este es el eje con mayor desarrollo dentro del nicho. En promedio, los restaurantes tienen </w:t>
-            </w:r>
-            <w:r>
-              <w:rPr>
-                <w:b/>
-                <w:bCs/>
-                <w:sz w:val="21"/>
-                <w:szCs w:val="21"/>
-              </w:rPr>
-              <w:t xml:space="preserve">1.316 reseñas en Google </w:t>
-            </w:r>
-            <w:proofErr w:type="spellStart"/>
-            <w:r>
-              <w:rPr>
-                <w:b/>
-                <w:bCs/>
-                <w:sz w:val="21"/>
-                <w:szCs w:val="21"/>
-              </w:rPr>
-              <w:t>Maps</w:t>
-            </w:r>
-            <w:proofErr w:type="spellEnd"/>
-            <w:r>
-              <w:rPr>
-                <w:sz w:val="21"/>
-                <w:szCs w:val="21"/>
-              </w:rPr>
-              <w:t xml:space="preserve"> y una calificación promedio de </w:t>
-            </w:r>
-            <w:r>
-              <w:rPr>
-                <w:b/>
-                <w:bCs/>
-                <w:sz w:val="21"/>
-                <w:szCs w:val="21"/>
-              </w:rPr>
-              <w:t>4,52 estrellas</w:t>
-            </w:r>
-            <w:r>
-              <w:rPr>
-                <w:sz w:val="21"/>
-                <w:szCs w:val="21"/>
-              </w:rPr>
-              <w:t xml:space="preserve">. Además, </w:t>
-            </w:r>
-            <w:r>
-              <w:rPr>
-                <w:b/>
-                <w:bCs/>
-                <w:sz w:val="21"/>
-                <w:szCs w:val="21"/>
-              </w:rPr>
-              <w:t>82,9%</w:t>
-            </w:r>
-            <w:r>
-              <w:rPr>
-                <w:sz w:val="21"/>
-                <w:szCs w:val="21"/>
-              </w:rPr>
-              <w:t xml:space="preserve"> cuenta con perfil activo en TripAdvisor. En la distribución del índice, </w:t>
-            </w:r>
-            <w:r>
-              <w:rPr>
-                <w:b/>
-                <w:bCs/>
-                <w:sz w:val="21"/>
-                <w:szCs w:val="21"/>
-              </w:rPr>
-              <w:t>11,4%</w:t>
-            </w:r>
-            <w:r>
-              <w:rPr>
-                <w:sz w:val="21"/>
-                <w:szCs w:val="21"/>
-              </w:rPr>
-              <w:t xml:space="preserve"> de los restaurantes tiene un IPO bajo, </w:t>
-            </w:r>
-            <w:r>
-              <w:rPr>
-                <w:b/>
-                <w:bCs/>
-                <w:sz w:val="21"/>
-                <w:szCs w:val="21"/>
-              </w:rPr>
-              <w:t>48,6%</w:t>
-            </w:r>
-            <w:r>
-              <w:rPr>
-                <w:sz w:val="21"/>
-                <w:szCs w:val="21"/>
-              </w:rPr>
-              <w:t xml:space="preserve"> un IPO medio y </w:t>
+              <w:t xml:space="preserve"> AI o Meta AI.</w:t>
+            </w:r>
+          </w:p>
+          <w:p>
+            <w:pPr>
+              <w:spacing w:line="320" w:lineRule="auto"/>
+              <w:jc w:val="both"/>
+              <w:rPr>
+                <w:sz w:val="21"/>
+                <w:szCs w:val="21"/>
+              </w:rPr>
+            </w:pPr>
+            <w:r>
+              <w:rPr>
+                <w:sz w:val="21"/>
+                <w:szCs w:val="21"/>
+              </w:rPr>
+              <w:lastRenderedPageBreak/>
+              <w:t xml:space="preserve">Pero cuando les preguntamos cuál será el factor más determinante para posicionarse en los próximos años, aparece un resultado muy revelador. Solo </w:t>
+            </w:r>
+            <w:r>
+              <w:rPr>
+                <w:b/>
+                <w:bCs/>
+                <w:sz w:val="21"/>
+                <w:szCs w:val="21"/>
+              </w:rPr>
+              <w:t>14,29%</w:t>
+            </w:r>
+            <w:r>
+              <w:rPr>
+                <w:sz w:val="21"/>
+                <w:szCs w:val="21"/>
+              </w:rPr>
+              <w:t xml:space="preserve"> señala la presencia y reputación digital, y apenas </w:t>
+            </w:r>
+            <w:r>
+              <w:rPr>
+                <w:b/>
+                <w:bCs/>
+                <w:sz w:val="21"/>
+                <w:szCs w:val="21"/>
+              </w:rPr>
+              <w:t>8,57%</w:t>
+            </w:r>
+            <w:r>
+              <w:rPr>
+                <w:sz w:val="21"/>
+                <w:szCs w:val="21"/>
+              </w:rPr>
+              <w:t xml:space="preserve"> menciona directamente la adopción de tecnología e inteligencia artificial. En cambio, la mayoría sigue ubicando el posicionamiento en factores más tradicionales: </w:t>
             </w:r>
             <w:r>
               <w:rPr>
@@ -6001,72 +6144,57 @@
                 <w:sz w:val="21"/>
                 <w:szCs w:val="21"/>
               </w:rPr>
-              <w:t xml:space="preserve"> un IPO alto.</w:t>
-            </w:r>
-          </w:p>
-          <w:p>
-            <w:pPr>
-              <w:spacing w:line="320" w:lineRule="auto"/>
-              <w:jc w:val="both"/>
-              <w:rPr>
-                <w:sz w:val="21"/>
-                <w:szCs w:val="21"/>
-              </w:rPr>
-            </w:pPr>
-            <w:r>
-              <w:rPr>
-                <w:sz w:val="21"/>
-                <w:szCs w:val="21"/>
-              </w:rPr>
-              <w:t xml:space="preserve">La comparación por ubicación también muestra una diferencia importante. Entre los restaurantes con </w:t>
-            </w:r>
-            <w:r>
-              <w:rPr>
-                <w:b/>
-                <w:bCs/>
-                <w:sz w:val="21"/>
-                <w:szCs w:val="21"/>
-              </w:rPr>
-              <w:t>IPO alto</w:t>
-            </w:r>
-            <w:r>
-              <w:rPr>
-                <w:sz w:val="21"/>
-                <w:szCs w:val="21"/>
-              </w:rPr>
-              <w:t xml:space="preserve">, el </w:t>
-            </w:r>
-            <w:r>
-              <w:rPr>
-                <w:b/>
-                <w:bCs/>
-                <w:sz w:val="21"/>
-                <w:szCs w:val="21"/>
-              </w:rPr>
-              <w:t>78,57%</w:t>
-            </w:r>
-            <w:r>
-              <w:rPr>
-                <w:sz w:val="21"/>
-                <w:szCs w:val="21"/>
-              </w:rPr>
-              <w:t xml:space="preserve"> está ubicado en zonas de alta concentración gastronómica, mientras que solo el </w:t>
-            </w:r>
-            <w:r>
-              <w:rPr>
-                <w:b/>
-                <w:bCs/>
-                <w:sz w:val="21"/>
-                <w:szCs w:val="21"/>
-              </w:rPr>
-              <w:t>21,43%</w:t>
-            </w:r>
-            <w:r>
-              <w:rPr>
-                <w:sz w:val="21"/>
-                <w:szCs w:val="21"/>
-              </w:rPr>
-              <w:t xml:space="preserve"> se encuentra en zonas dispersas. Además, ningún restaurante de estas zonas concentradas aparece en el nivel bajo del índice. Esto sugiere que, donde hay más competencia, la reputación digital se vuelve todavía más importante: no basta con tener buenas reseñas, hay que acumularlas, sostenerlas y convertirlas en una señal visible de confianza para el consumidor.</w:t>
+              <w:t xml:space="preserve"> menciona la calidad y autenticidad del producto, y </w:t>
+            </w:r>
+            <w:r>
+              <w:rPr>
+                <w:b/>
+                <w:bCs/>
+                <w:sz w:val="21"/>
+                <w:szCs w:val="21"/>
+              </w:rPr>
+              <w:t>34,29%</w:t>
+            </w:r>
+            <w:r>
+              <w:rPr>
+                <w:sz w:val="21"/>
+                <w:szCs w:val="21"/>
+              </w:rPr>
+              <w:t xml:space="preserve"> la experiencia y el ambiente del local.</w:t>
+            </w:r>
+          </w:p>
+          <w:p>
+            <w:pPr>
+              <w:spacing w:line="320" w:lineRule="auto"/>
+              <w:jc w:val="both"/>
+              <w:rPr>
+                <w:sz w:val="21"/>
+                <w:szCs w:val="21"/>
+              </w:rPr>
+            </w:pPr>
+            <w:r>
+              <w:rPr>
+                <w:sz w:val="21"/>
+                <w:szCs w:val="21"/>
+              </w:rPr>
+              <w:t>Esto muestra que todavía no hay un cambio de paradigma completamente claro dentro del nicho. Los restaurantes ya están usando herramientas digitales e incluso IA, pero no necesariamente las entienden como el centro de su estrategia competitiva futura. Para la mayoría, posicionarse sigue significando cocinar bien, ofrecer una experiencia auténtica y construir una relación presencial con el cliente.</w:t>
+            </w:r>
+          </w:p>
+          <w:p>
+            <w:pPr>
+              <w:spacing w:line="320" w:lineRule="auto"/>
+              <w:jc w:val="both"/>
+              <w:rPr>
+                <w:sz w:val="21"/>
+                <w:szCs w:val="21"/>
+              </w:rPr>
+            </w:pPr>
+            <w:r>
+              <w:rPr>
+                <w:sz w:val="21"/>
+                <w:szCs w:val="21"/>
+              </w:rPr>
+              <w:t>La señal interesante está justamente en esa tensión: el mercado se mueve hacia plataformas, reseñas, algoritmos e inteligencia artificial, pero muchos propietarios todavía interpretan la ventaja competitiva desde la calidad del producto y la experiencia en el local. Ahí aparece una brecha clave entre adopción tecnológica y visión estratégica.</w:t>
             </w:r>
           </w:p>
         </w:tc>
@@ -6101,6 +6229,7 @@
                 <w:sz w:val="20"/>
                 <w:szCs w:val="20"/>
               </w:rPr>
+              <w:lastRenderedPageBreak/>
               <w:t>VISUAL</w:t>
             </w:r>
           </w:p>
@@ -6131,86 +6260,24 @@
                 <w:sz w:val="21"/>
                 <w:szCs w:val="21"/>
               </w:rPr>
-              <w:t xml:space="preserve">Animación de los ocho componentes del IPO con puntajes: P5 Google </w:t>
-            </w:r>
-            <w:proofErr w:type="spellStart"/>
-            <w:r>
-              <w:rPr>
-                <w:sz w:val="21"/>
-                <w:szCs w:val="21"/>
-              </w:rPr>
-              <w:t>Ads</w:t>
-            </w:r>
-            <w:proofErr w:type="spellEnd"/>
-            <w:r>
-              <w:rPr>
-                <w:sz w:val="21"/>
-                <w:szCs w:val="21"/>
-              </w:rPr>
-              <w:t xml:space="preserve"> (2pt) + P8 canal Google/</w:t>
-            </w:r>
-            <w:proofErr w:type="spellStart"/>
-            <w:r>
-              <w:rPr>
-                <w:sz w:val="21"/>
-                <w:szCs w:val="21"/>
-              </w:rPr>
-              <w:t>Maps</w:t>
-            </w:r>
-            <w:proofErr w:type="spellEnd"/>
-            <w:r>
-              <w:rPr>
-                <w:sz w:val="21"/>
-                <w:szCs w:val="21"/>
-              </w:rPr>
-              <w:t xml:space="preserve"> (2pt) + reseñas Google (3pt) + calificación Google (2pt) + presencia TripAdvisor (1pt) + reseñas TripAdvisor (3pt) + calificación </w:t>
-            </w:r>
-            <w:r>
-              <w:rPr>
-                <w:sz w:val="21"/>
-                <w:szCs w:val="21"/>
-              </w:rPr>
-              <w:lastRenderedPageBreak/>
-              <w:t xml:space="preserve">TripAdvisor (2pt) + P13b IA reseñas (3pt) = 18 pts. Captura estilizada de perfiles reales de Google </w:t>
-            </w:r>
-            <w:proofErr w:type="spellStart"/>
-            <w:r>
-              <w:rPr>
-                <w:sz w:val="21"/>
-                <w:szCs w:val="21"/>
-              </w:rPr>
-              <w:t>Maps</w:t>
-            </w:r>
-            <w:proofErr w:type="spellEnd"/>
-            <w:r>
-              <w:rPr>
-                <w:sz w:val="21"/>
-                <w:szCs w:val="21"/>
-              </w:rPr>
-              <w:t xml:space="preserve"> de restaurantes mediterráneos bogotanos. Distribución IPO bajo/medio/alto. Mapa de Bogotá (misma base, ahora coloreado por IPO). </w:t>
-            </w:r>
-            <w:proofErr w:type="spellStart"/>
-            <w:r>
-              <w:rPr>
-                <w:sz w:val="21"/>
-                <w:szCs w:val="21"/>
-              </w:rPr>
-              <w:t>Mini-montaje</w:t>
-            </w:r>
-            <w:proofErr w:type="spellEnd"/>
-            <w:r>
-              <w:rPr>
-                <w:sz w:val="21"/>
-                <w:szCs w:val="21"/>
-              </w:rPr>
-              <w:t xml:space="preserve"> de cierre geográfico: tres mapas en secuencia rápida — IRS → IDL → IPO — para mostrar la consistencia </w:t>
-            </w:r>
-            <w:r>
-              <w:rPr>
-                <w:sz w:val="21"/>
-                <w:szCs w:val="21"/>
-              </w:rPr>
-              <w:t>del patrón.</w:t>
+              <w:t xml:space="preserve">Diagrama transversal: los tres índices (IRS, IDL, IPO) con sus componentes de IA resaltados (P7b en IRS, P13b en IPO). Barra central: '% que usa IA activamente = </w:t>
+            </w:r>
+            <w:r>
+              <w:rPr>
+                <w:b/>
+                <w:bCs/>
+                <w:color w:val="C00000"/>
+                <w:sz w:val="21"/>
+                <w:szCs w:val="21"/>
+              </w:rPr>
+              <w:t>[DATO]%</w:t>
+            </w:r>
+            <w:r>
+              <w:rPr>
+                <w:sz w:val="21"/>
+                <w:szCs w:val="21"/>
+              </w:rPr>
+              <w:t>'. Gráficos de perspectiva futura (P14, P16, P18): acciones digitales planeadas, factor más determinante percibido, aplicación de IA de mayor interés. Dato visual llamativo: brecha intención vs. adopción — dos barras comparativas.</w:t>
             </w:r>
           </w:p>
         </w:tc>
@@ -6245,7 +6312,6 @@
                 <w:sz w:val="20"/>
                 <w:szCs w:val="20"/>
               </w:rPr>
-              <w:lastRenderedPageBreak/>
               <w:t>RECURSO</w:t>
             </w:r>
           </w:p>
@@ -6276,39 +6342,7 @@
                 <w:sz w:val="21"/>
                 <w:szCs w:val="21"/>
               </w:rPr>
-              <w:t xml:space="preserve">Desglose animado de componentes IPO + capturas reales de Google </w:t>
-            </w:r>
-            <w:proofErr w:type="spellStart"/>
-            <w:r>
-              <w:rPr>
-                <w:sz w:val="21"/>
-                <w:szCs w:val="21"/>
-              </w:rPr>
-              <w:t>Maps</w:t>
-            </w:r>
-            <w:proofErr w:type="spellEnd"/>
-            <w:r>
-              <w:rPr>
-                <w:sz w:val="21"/>
-                <w:szCs w:val="21"/>
-              </w:rPr>
-              <w:t xml:space="preserve"> + tercer mapa de la serie geográfica + </w:t>
-            </w:r>
-            <w:proofErr w:type="spellStart"/>
-            <w:r>
-              <w:rPr>
-                <w:sz w:val="21"/>
-                <w:szCs w:val="21"/>
-              </w:rPr>
-              <w:t>mini-montaje</w:t>
-            </w:r>
-            <w:proofErr w:type="spellEnd"/>
-            <w:r>
-              <w:rPr>
-                <w:sz w:val="21"/>
-                <w:szCs w:val="21"/>
-              </w:rPr>
-              <w:t xml:space="preserve"> de los tres mapas en secuencia.</w:t>
+              <w:t>Diagrama transversal de IA en los tres índices + gráficos de perspectiva futura + visualización de brecha intención-adopción.</w:t>
             </w:r>
           </w:p>
         </w:tc>
@@ -6373,23 +6407,7 @@
                 <w:sz w:val="21"/>
                 <w:szCs w:val="21"/>
               </w:rPr>
-              <w:t xml:space="preserve">El </w:t>
-            </w:r>
-            <w:proofErr w:type="spellStart"/>
-            <w:r>
-              <w:rPr>
-                <w:sz w:val="21"/>
-                <w:szCs w:val="21"/>
-              </w:rPr>
-              <w:t>mini-montaje</w:t>
-            </w:r>
-            <w:proofErr w:type="spellEnd"/>
-            <w:r>
-              <w:rPr>
-                <w:sz w:val="21"/>
-                <w:szCs w:val="21"/>
-              </w:rPr>
-              <w:t xml:space="preserve"> de los tres mapas en secuencia es el remate visual del análisis de índices: muestra que el patrón geográfico es transversal, no accidental. Puede ir acompañado de una frase del narrador: 'En los tres índices, el patrón geográfico aparece.' Énfasis especial en la función de legitimación de las reseñas para el nicho mediterráneo.</w:t>
+              <w:t>Tono prospectivo pero honesto. La frase 'la adopción todavía va rezagada' merece pausa y énfasis. Esta escena conecta el estado actual con la pregunta que queda abierta para el sector.</w:t>
             </w:r>
           </w:p>
         </w:tc>
@@ -6432,7 +6450,7 @@
               <w:bottom w:val="single" w:sz="1" w:space="0" w:color="CCCCCC"/>
               <w:right w:val="single" w:sz="1" w:space="0" w:color="CCCCCC"/>
             </w:tcBorders>
-            <w:shd w:val="clear" w:color="auto" w:fill="17202A"/>
+            <w:shd w:val="clear" w:color="auto" w:fill="0D0D0D"/>
             <w:tcMar>
               <w:top w:w="120" w:type="dxa"/>
               <w:left w:w="160" w:type="dxa"/>
@@ -6449,45 +6467,13 @@
                 <w:sz w:val="26"/>
                 <w:szCs w:val="26"/>
               </w:rPr>
-              <w:t xml:space="preserve">ESCENA </w:t>
-            </w:r>
-            <w:proofErr w:type="gramStart"/>
-            <w:r>
-              <w:rPr>
-                <w:b/>
-                <w:bCs/>
-                <w:color w:val="FFFFFF"/>
-                <w:sz w:val="26"/>
-                <w:szCs w:val="26"/>
-              </w:rPr>
-              <w:t xml:space="preserve">8  </w:t>
+              <w:t xml:space="preserve">ESCENA 9  </w:t>
             </w:r>
             <w:r>
               <w:rPr>
                 <w:color w:val="DDDDDD"/>
               </w:rPr>
-              <w:t>4:55</w:t>
-            </w:r>
-            <w:proofErr w:type="gramEnd"/>
-            <w:r>
-              <w:rPr>
-                <w:color w:val="DDDDDD"/>
-              </w:rPr>
-              <w:t xml:space="preserve"> – </w:t>
-            </w:r>
-            <w:proofErr w:type="gramStart"/>
-            <w:r>
-              <w:rPr>
-                <w:color w:val="DDDDDD"/>
-              </w:rPr>
-              <w:t>5:30  —</w:t>
-            </w:r>
-            <w:proofErr w:type="gramEnd"/>
-            <w:r>
-              <w:rPr>
-                <w:color w:val="DDDDDD"/>
-              </w:rPr>
-              <w:t xml:space="preserve">  </w:t>
+              <w:t xml:space="preserve">5:30 – 6:10  —  </w:t>
             </w:r>
             <w:r>
               <w:rPr>
@@ -6497,7 +6483,7 @@
                 <w:sz w:val="24"/>
                 <w:szCs w:val="24"/>
               </w:rPr>
-              <w:t>IA y perspectiva futura</w:t>
+              <w:t>Cierre: la combinación que posiciona</w:t>
             </w:r>
           </w:p>
         </w:tc>
@@ -6566,24 +6552,42 @@
                 <w:sz w:val="21"/>
                 <w:szCs w:val="21"/>
               </w:rPr>
-              <w:t>El análisis no termina en el presente. También quisimos entender cómo los propietarios imaginan el futuro de su posicionamiento y qué lugar le dan a la inteligencia artificial dentro de ese proceso.</w:t>
-            </w:r>
-          </w:p>
-          <w:p>
-            <w:pPr>
-              <w:spacing w:line="320" w:lineRule="auto"/>
-              <w:jc w:val="both"/>
-              <w:rPr>
-                <w:sz w:val="21"/>
-                <w:szCs w:val="21"/>
-              </w:rPr>
-            </w:pPr>
-            <w:r>
-              <w:rPr>
-                <w:sz w:val="21"/>
-                <w:szCs w:val="21"/>
-              </w:rPr>
-              <w:t xml:space="preserve">La IA aparece de forma transversal en el estudio: en redes sociales, como apoyo para crear contenido o automatizar publicaciones; en plataformas de opinión, como posible herramienta para gestionar reseñas; y en la administración cotidiana, a través de herramientas como </w:t>
+              <w:t>Entonces, ¿cuál es el estado actual del posicionamiento digital de los restaurantes mediterráneos en Bogotá?</w:t>
+            </w:r>
+          </w:p>
+          <w:p>
+            <w:pPr>
+              <w:spacing w:line="320" w:lineRule="auto"/>
+              <w:jc w:val="both"/>
+              <w:rPr>
+                <w:sz w:val="21"/>
+                <w:szCs w:val="21"/>
+              </w:rPr>
+            </w:pPr>
+          </w:p>
+          <w:p>
+            <w:pPr>
+              <w:spacing w:line="320" w:lineRule="auto"/>
+              <w:jc w:val="both"/>
+              <w:rPr>
+                <w:sz w:val="21"/>
+                <w:szCs w:val="21"/>
+              </w:rPr>
+            </w:pPr>
+            <w:r>
+              <w:rPr>
+                <w:sz w:val="21"/>
+                <w:szCs w:val="21"/>
+              </w:rPr>
+              <w:t xml:space="preserve">Lo que encontramos es que la transformación digital del nicho existe, pero avanza de manera desigual. Las plataformas de opinión aparecen como el eje </w:t>
+            </w:r>
+            <w:r>
+              <w:rPr>
+                <w:sz w:val="21"/>
+                <w:szCs w:val="21"/>
+              </w:rPr>
+              <w:lastRenderedPageBreak/>
+              <w:t xml:space="preserve">más consolidado: Google </w:t>
             </w:r>
             <w:proofErr w:type="spellStart"/>
             <w:r>
@@ -6591,7 +6595,7 @@
                 <w:sz w:val="21"/>
                 <w:szCs w:val="21"/>
               </w:rPr>
-              <w:t>ChatGPT</w:t>
+              <w:t>Maps</w:t>
             </w:r>
             <w:proofErr w:type="spellEnd"/>
             <w:r>
@@ -6599,7 +6603,7 @@
                 <w:sz w:val="21"/>
                 <w:szCs w:val="21"/>
               </w:rPr>
-              <w:t xml:space="preserve">, Claude, Gemini o </w:t>
+              <w:t xml:space="preserve"> y TripAdvisor ya funcionan como vitrinas de confianza, donde las reseñas, las calificaciones y la reputación acumulada influyen directamente en la decisión del consumidor. Las redes sociales muestran un avance intermedio: muchos restaurantes están presentes, pero no todos tienen una estrategia constante, con pauta, presupuesto y contenido pensado para posicionarse. Y el </w:t>
             </w:r>
             <w:proofErr w:type="spellStart"/>
             <w:r>
@@ -6607,7 +6611,7 @@
                 <w:sz w:val="21"/>
                 <w:szCs w:val="21"/>
               </w:rPr>
-              <w:t>Canva</w:t>
+              <w:t>delivery</w:t>
             </w:r>
             <w:proofErr w:type="spellEnd"/>
             <w:r>
@@ -6615,162 +6619,111 @@
                 <w:sz w:val="21"/>
                 <w:szCs w:val="21"/>
               </w:rPr>
-              <w:t xml:space="preserve"> AI. De hecho, </w:t>
-            </w:r>
-            <w:r>
-              <w:rPr>
-                <w:b/>
-                <w:bCs/>
-                <w:sz w:val="21"/>
-                <w:szCs w:val="21"/>
-              </w:rPr>
-              <w:t>82,9% de los restaurantes ya usa alguna herramienta de inteligencia artificial</w:t>
-            </w:r>
-            <w:r>
-              <w:rPr>
-                <w:sz w:val="21"/>
-                <w:szCs w:val="21"/>
-              </w:rPr>
-              <w:t xml:space="preserve">, especialmente aquellas integradas en plataformas como </w:t>
-            </w:r>
-            <w:proofErr w:type="spellStart"/>
-            <w:r>
-              <w:rPr>
-                <w:sz w:val="21"/>
-                <w:szCs w:val="21"/>
-              </w:rPr>
-              <w:t>Canva</w:t>
-            </w:r>
-            <w:proofErr w:type="spellEnd"/>
-            <w:r>
-              <w:rPr>
-                <w:sz w:val="21"/>
-                <w:szCs w:val="21"/>
-              </w:rPr>
-              <w:t xml:space="preserve"> AI o Meta AI.</w:t>
-            </w:r>
-          </w:p>
-          <w:p>
-            <w:pPr>
-              <w:spacing w:line="320" w:lineRule="auto"/>
-              <w:jc w:val="both"/>
-              <w:rPr>
-                <w:sz w:val="21"/>
-                <w:szCs w:val="21"/>
-              </w:rPr>
-            </w:pPr>
-            <w:r>
-              <w:rPr>
-                <w:sz w:val="21"/>
-                <w:szCs w:val="21"/>
-              </w:rPr>
-              <w:t xml:space="preserve">Pero cuando les preguntamos cuál será el factor más determinante para posicionarse en los próximos años, aparece un resultado muy revelador. Solo </w:t>
-            </w:r>
-            <w:r>
-              <w:rPr>
-                <w:b/>
-                <w:bCs/>
-                <w:sz w:val="21"/>
-                <w:szCs w:val="21"/>
-              </w:rPr>
-              <w:t>14,29%</w:t>
-            </w:r>
-            <w:r>
-              <w:rPr>
-                <w:sz w:val="21"/>
-                <w:szCs w:val="21"/>
-              </w:rPr>
-              <w:t xml:space="preserve"> señala la presencia y reputación digital, y apenas </w:t>
-            </w:r>
-            <w:r>
-              <w:rPr>
-                <w:b/>
-                <w:bCs/>
-                <w:sz w:val="21"/>
-                <w:szCs w:val="21"/>
-              </w:rPr>
-              <w:t>8,57%</w:t>
-            </w:r>
-            <w:r>
-              <w:rPr>
-                <w:sz w:val="21"/>
-                <w:szCs w:val="21"/>
-              </w:rPr>
-              <w:t xml:space="preserve"> menciona directamente la adopción de tecnología e inteligencia artificial. En cambio, la mayoría sigue ubicando el posicionamiento en factores más tradicionales: </w:t>
-            </w:r>
-            <w:r>
-              <w:rPr>
-                <w:b/>
-                <w:bCs/>
-                <w:sz w:val="21"/>
-                <w:szCs w:val="21"/>
-              </w:rPr>
-              <w:t>40%</w:t>
-            </w:r>
-            <w:r>
-              <w:rPr>
-                <w:sz w:val="21"/>
-                <w:szCs w:val="21"/>
-              </w:rPr>
-              <w:t xml:space="preserve"> menciona la calidad y autenticidad del producto, y </w:t>
-            </w:r>
-            <w:r>
-              <w:rPr>
-                <w:b/>
-                <w:bCs/>
-                <w:sz w:val="21"/>
-                <w:szCs w:val="21"/>
-              </w:rPr>
-              <w:t>34,29%</w:t>
-            </w:r>
-            <w:r>
-              <w:rPr>
-                <w:sz w:val="21"/>
-                <w:szCs w:val="21"/>
-              </w:rPr>
-              <w:t xml:space="preserve"> la experiencia y el ambiente del local.</w:t>
-            </w:r>
-          </w:p>
-          <w:p>
-            <w:pPr>
-              <w:spacing w:line="320" w:lineRule="auto"/>
-              <w:jc w:val="both"/>
-              <w:rPr>
-                <w:sz w:val="21"/>
-                <w:szCs w:val="21"/>
-              </w:rPr>
-            </w:pPr>
-            <w:r>
-              <w:rPr>
-                <w:sz w:val="21"/>
-                <w:szCs w:val="21"/>
-              </w:rPr>
-              <w:t xml:space="preserve">Esto muestra que todavía no hay un cambio de paradigma completamente claro dentro del nicho. Los restaurantes ya están usando herramientas digitales e incluso IA, pero no necesariamente las entienden como el centro de su estrategia competitiva futura. Para la mayoría, posicionarse sigue significando cocinar bien, </w:t>
-            </w:r>
-            <w:r>
-              <w:rPr>
-                <w:sz w:val="21"/>
-                <w:szCs w:val="21"/>
-              </w:rPr>
-              <w:lastRenderedPageBreak/>
-              <w:t>ofrecer una experiencia auténtica y construir una relación presencial con el cliente.</w:t>
-            </w:r>
-          </w:p>
-          <w:p>
-            <w:pPr>
-              <w:spacing w:line="320" w:lineRule="auto"/>
-              <w:jc w:val="both"/>
-              <w:rPr>
-                <w:sz w:val="21"/>
-                <w:szCs w:val="21"/>
-              </w:rPr>
-            </w:pPr>
-            <w:r>
-              <w:rPr>
-                <w:sz w:val="21"/>
-                <w:szCs w:val="21"/>
-              </w:rPr>
-              <w:t>La señal interesante está justamente en esa tensión: el mercado se mueve hacia plataformas, reseñas, algoritmos e inteligencia artificial, pero muchos propietarios todavía interpretan la ventaja competitiva desde la calidad del producto y la experiencia en el local. Ahí aparece una brecha clave entre adopción tecnológica y visión estratégica.</w:t>
+              <w:t xml:space="preserve"> sigue siendo el eje más rezagado: para la mayoría, todavía es más un canal complementario que una herramienta estratégica para vender, atraer clientes o usar datos.</w:t>
+            </w:r>
+          </w:p>
+          <w:p>
+            <w:pPr>
+              <w:spacing w:line="320" w:lineRule="auto"/>
+              <w:jc w:val="both"/>
+              <w:rPr>
+                <w:sz w:val="21"/>
+                <w:szCs w:val="21"/>
+              </w:rPr>
+            </w:pPr>
+          </w:p>
+          <w:p>
+            <w:pPr>
+              <w:spacing w:line="320" w:lineRule="auto"/>
+              <w:jc w:val="both"/>
+              <w:rPr>
+                <w:sz w:val="21"/>
+                <w:szCs w:val="21"/>
+              </w:rPr>
+            </w:pPr>
+            <w:r>
+              <w:rPr>
+                <w:sz w:val="21"/>
+                <w:szCs w:val="21"/>
+              </w:rPr>
+              <w:t>También vimos que la ubicación importa. Los restaurantes en zonas de alta concentración gastronómica tienden a mostrar mejores resultados digitales, especialmente en redes y reputación, lo que sugiere que cuando la competencia es más intensa, la visibilidad digital deja de ser opcional.</w:t>
+            </w:r>
+          </w:p>
+          <w:p>
+            <w:pPr>
+              <w:spacing w:line="320" w:lineRule="auto"/>
+              <w:jc w:val="both"/>
+              <w:rPr>
+                <w:sz w:val="21"/>
+                <w:szCs w:val="21"/>
+              </w:rPr>
+            </w:pPr>
+          </w:p>
+          <w:p>
+            <w:pPr>
+              <w:spacing w:line="320" w:lineRule="auto"/>
+              <w:jc w:val="both"/>
+              <w:rPr>
+                <w:sz w:val="21"/>
+                <w:szCs w:val="21"/>
+              </w:rPr>
+            </w:pPr>
+            <w:r>
+              <w:rPr>
+                <w:sz w:val="21"/>
+                <w:szCs w:val="21"/>
+              </w:rPr>
+              <w:t>Frente a la inteligencia artificial, el hallazgo es más ambiguo. Muchos restaurantes ya usan herramientas de IA, sobre todo para tareas de contenido o diseño, pero pocos la entienden todavía como una palanca central de posicionamiento futuro. De hecho, la mayoría sigue asociando su ventaja competitiva con factores tradicionales: la calidad del producto, la autenticidad y la experiencia en el local.</w:t>
+            </w:r>
+          </w:p>
+          <w:p>
+            <w:pPr>
+              <w:spacing w:line="320" w:lineRule="auto"/>
+              <w:jc w:val="both"/>
+              <w:rPr>
+                <w:sz w:val="21"/>
+                <w:szCs w:val="21"/>
+              </w:rPr>
+            </w:pPr>
+          </w:p>
+          <w:p>
+            <w:pPr>
+              <w:spacing w:line="320" w:lineRule="auto"/>
+              <w:jc w:val="both"/>
+              <w:rPr>
+                <w:sz w:val="21"/>
+                <w:szCs w:val="21"/>
+              </w:rPr>
+            </w:pPr>
+            <w:r>
+              <w:rPr>
+                <w:sz w:val="21"/>
+                <w:szCs w:val="21"/>
+              </w:rPr>
+              <w:t>Por eso, la conclusión no es que el mercado ya cambió por completo, sino que está en una etapa de transición. Los restaurantes mediterráneos en Bogotá compiten cada vez más en plataformas, reseñas, redes y algoritmos, pero muchos todavía interpretan su posicionamiento desde la lógica tradicional del buen producto y el buen servicio.</w:t>
+            </w:r>
+          </w:p>
+          <w:p>
+            <w:pPr>
+              <w:spacing w:line="320" w:lineRule="auto"/>
+              <w:jc w:val="both"/>
+              <w:rPr>
+                <w:sz w:val="21"/>
+                <w:szCs w:val="21"/>
+              </w:rPr>
+            </w:pPr>
+          </w:p>
+          <w:p>
+            <w:pPr>
+              <w:spacing w:line="320" w:lineRule="auto"/>
+              <w:jc w:val="both"/>
+            </w:pPr>
+            <w:r>
+              <w:rPr>
+                <w:sz w:val="21"/>
+                <w:szCs w:val="21"/>
+              </w:rPr>
+              <w:t>Este proyecto funciona como un primer mapa de ese ecosistema: muestra cómo se están posicionando hoy, dónde están las brechas digitales más importantes y por qué la inteligencia artificial puede pasar de ser una herramienta ocasional a convertirse en una ventaja competitiva clave para los restaurantes que logren adoptarla con estrategia.</w:t>
             </w:r>
           </w:p>
         </w:tc>
@@ -6836,24 +6789,15 @@
                 <w:sz w:val="21"/>
                 <w:szCs w:val="21"/>
               </w:rPr>
-              <w:t xml:space="preserve">Diagrama transversal: los tres índices (IRS, IDL, IPO) con sus componentes de IA resaltados (P7b en IRS, P13b en IPO). Barra central: '% que usa IA activamente = </w:t>
-            </w:r>
-            <w:r>
-              <w:rPr>
-                <w:b/>
-                <w:bCs/>
-                <w:color w:val="C00000"/>
-                <w:sz w:val="21"/>
-                <w:szCs w:val="21"/>
-              </w:rPr>
-              <w:t>[DATO]%</w:t>
-            </w:r>
-            <w:r>
-              <w:rPr>
-                <w:sz w:val="21"/>
-                <w:szCs w:val="21"/>
-              </w:rPr>
-              <w:t>'. Gráficos de perspectiva futura (P14, P16, P18): acciones digitales planeadas, factor más determinante percibido, aplicación de IA de mayor interés. Dato visual llamativo: brecha intención vs. adopción — dos barras comparativas.</w:t>
+              <w:t xml:space="preserve">Diagrama de síntesis: los tres índices (IRS / IDL / IPO) como vértices de un triángulo, con flechas que convergen en el centro: 'Posicionamiento Digital Efectivo'. Animación: las flechas se mueven simultáneamente hacia el centro. Transición a versión simplificada de la Teoría del Cambio: Supuestos del consumidor → Estrategias digitales adoptadas → Resultados (corto y largo plazo). Plano final: fondo oscuro, nombre del proyecto, Universidad del Rosario, </w:t>
+            </w:r>
+            <w:r>
+              <w:rPr>
+                <w:sz w:val="21"/>
+                <w:szCs w:val="21"/>
+              </w:rPr>
+              <w:lastRenderedPageBreak/>
+              <w:t>Haciendo Economía 2026-1. Fade muy suave a negro. La pregunta de investigación aparece en pequeño al pie, como rúbrica final.</w:t>
             </w:r>
           </w:p>
         </w:tc>
@@ -6888,457 +6832,7 @@
                 <w:sz w:val="20"/>
                 <w:szCs w:val="20"/>
               </w:rPr>
-              <w:t>RECURSO</w:t>
-            </w:r>
-          </w:p>
-        </w:tc>
-        <w:tc>
-          <w:tcPr>
-            <w:tcW w:w="7760" w:type="dxa"/>
-            <w:tcBorders>
-              <w:top w:val="single" w:sz="1" w:space="0" w:color="CCCCCC"/>
-              <w:left w:val="single" w:sz="1" w:space="0" w:color="CCCCCC"/>
-              <w:bottom w:val="single" w:sz="1" w:space="0" w:color="CCCCCC"/>
-              <w:right w:val="single" w:sz="1" w:space="0" w:color="CCCCCC"/>
-            </w:tcBorders>
-            <w:tcMar>
-              <w:top w:w="100" w:type="dxa"/>
-              <w:left w:w="160" w:type="dxa"/>
-              <w:bottom w:w="100" w:type="dxa"/>
-              <w:right w:w="160" w:type="dxa"/>
-            </w:tcMar>
-          </w:tcPr>
-          <w:p>
-            <w:pPr>
-              <w:spacing w:line="320" w:lineRule="auto"/>
-              <w:jc w:val="both"/>
-            </w:pPr>
-            <w:r>
-              <w:rPr>
-                <w:sz w:val="21"/>
-                <w:szCs w:val="21"/>
-              </w:rPr>
-              <w:t>Diagrama transversal de IA en los tres índices + gráficos de perspectiva futura + visualización de brecha intención-adopción.</w:t>
-            </w:r>
-          </w:p>
-        </w:tc>
-      </w:tr>
-      <w:tr>
-        <w:tc>
-          <w:tcPr>
-            <w:tcW w:w="1600" w:type="dxa"/>
-            <w:tcBorders>
-              <w:top w:val="single" w:sz="1" w:space="0" w:color="CCCCCC"/>
-              <w:left w:val="single" w:sz="1" w:space="0" w:color="CCCCCC"/>
-              <w:bottom w:val="single" w:sz="1" w:space="0" w:color="CCCCCC"/>
-              <w:right w:val="single" w:sz="1" w:space="0" w:color="CCCCCC"/>
-            </w:tcBorders>
-            <w:shd w:val="clear" w:color="auto" w:fill="2E74B5"/>
-            <w:tcMar>
-              <w:top w:w="100" w:type="dxa"/>
-              <w:left w:w="140" w:type="dxa"/>
-              <w:bottom w:w="100" w:type="dxa"/>
-              <w:right w:w="140" w:type="dxa"/>
-            </w:tcMar>
-          </w:tcPr>
-          <w:p>
-            <w:pPr>
-              <w:jc w:val="center"/>
-            </w:pPr>
-            <w:r>
-              <w:rPr>
-                <w:b/>
-                <w:bCs/>
-                <w:color w:val="FFFFFF"/>
-                <w:sz w:val="20"/>
-                <w:szCs w:val="20"/>
-              </w:rPr>
-              <w:t>DIRECCIÓN</w:t>
-            </w:r>
-          </w:p>
-        </w:tc>
-        <w:tc>
-          <w:tcPr>
-            <w:tcW w:w="7760" w:type="dxa"/>
-            <w:tcBorders>
-              <w:top w:val="single" w:sz="1" w:space="0" w:color="CCCCCC"/>
-              <w:left w:val="single" w:sz="1" w:space="0" w:color="CCCCCC"/>
-              <w:bottom w:val="single" w:sz="1" w:space="0" w:color="CCCCCC"/>
-              <w:right w:val="single" w:sz="1" w:space="0" w:color="CCCCCC"/>
-            </w:tcBorders>
-            <w:tcMar>
-              <w:top w:w="100" w:type="dxa"/>
-              <w:left w:w="160" w:type="dxa"/>
-              <w:bottom w:w="100" w:type="dxa"/>
-              <w:right w:w="160" w:type="dxa"/>
-            </w:tcMar>
-          </w:tcPr>
-          <w:p>
-            <w:pPr>
-              <w:spacing w:line="320" w:lineRule="auto"/>
-              <w:jc w:val="both"/>
-            </w:pPr>
-            <w:r>
-              <w:rPr>
-                <w:sz w:val="21"/>
-                <w:szCs w:val="21"/>
-              </w:rPr>
-              <w:t>Tono prospectivo pero honesto. La frase 'la adopción todavía va rezagada' merece pausa y énfasis. Esta escena conecta el estado actual con la pregunta que queda abierta para el sector.</w:t>
-            </w:r>
-          </w:p>
-        </w:tc>
-      </w:tr>
-    </w:tbl>
-    <w:p>
-      <w:pPr>
-        <w:spacing w:before="60" w:after="60"/>
-      </w:pPr>
-    </w:p>
-    <w:tbl>
-      <w:tblPr>
-        <w:tblW w:w="9360" w:type="dxa"/>
-        <w:tblBorders>
-          <w:top w:val="single" w:sz="4" w:space="0" w:color="auto"/>
-          <w:left w:val="single" w:sz="4" w:space="0" w:color="auto"/>
-          <w:bottom w:val="single" w:sz="4" w:space="0" w:color="auto"/>
-          <w:right w:val="single" w:sz="4" w:space="0" w:color="auto"/>
-          <w:insideH w:val="single" w:sz="4" w:space="0" w:color="auto"/>
-          <w:insideV w:val="single" w:sz="4" w:space="0" w:color="auto"/>
-        </w:tblBorders>
-        <w:tblCellMar>
-          <w:left w:w="10" w:type="dxa"/>
-          <w:right w:w="10" w:type="dxa"/>
-        </w:tblCellMar>
-        <w:tblLook w:val="0000" w:firstRow="0" w:lastRow="0" w:firstColumn="0" w:lastColumn="0" w:noHBand="0" w:noVBand="0"/>
-      </w:tblPr>
-      <w:tblGrid>
-        <w:gridCol w:w="1600"/>
-        <w:gridCol w:w="7760"/>
-      </w:tblGrid>
-      <w:tr>
-        <w:tc>
-          <w:tcPr>
-            <w:tcW w:w="0" w:type="auto"/>
-            <w:gridSpan w:val="2"/>
-            <w:tcBorders>
-              <w:top w:val="single" w:sz="1" w:space="0" w:color="CCCCCC"/>
-              <w:left w:val="single" w:sz="1" w:space="0" w:color="CCCCCC"/>
-              <w:bottom w:val="single" w:sz="1" w:space="0" w:color="CCCCCC"/>
-              <w:right w:val="single" w:sz="1" w:space="0" w:color="CCCCCC"/>
-            </w:tcBorders>
-            <w:shd w:val="clear" w:color="auto" w:fill="0D0D0D"/>
-            <w:tcMar>
-              <w:top w:w="120" w:type="dxa"/>
-              <w:left w:w="160" w:type="dxa"/>
-              <w:bottom w:w="120" w:type="dxa"/>
-              <w:right w:w="160" w:type="dxa"/>
-            </w:tcMar>
-          </w:tcPr>
-          <w:p>
-            <w:r>
-              <w:rPr>
-                <w:b/>
-                <w:bCs/>
-                <w:color w:val="FFFFFF"/>
-                <w:sz w:val="26"/>
-                <w:szCs w:val="26"/>
-              </w:rPr>
-              <w:t xml:space="preserve">ESCENA </w:t>
-            </w:r>
-            <w:proofErr w:type="gramStart"/>
-            <w:r>
-              <w:rPr>
-                <w:b/>
-                <w:bCs/>
-                <w:color w:val="FFFFFF"/>
-                <w:sz w:val="26"/>
-                <w:szCs w:val="26"/>
-              </w:rPr>
-              <w:t xml:space="preserve">9  </w:t>
-            </w:r>
-            <w:r>
-              <w:rPr>
-                <w:color w:val="DDDDDD"/>
-              </w:rPr>
-              <w:t>5:30</w:t>
-            </w:r>
-            <w:proofErr w:type="gramEnd"/>
-            <w:r>
-              <w:rPr>
-                <w:color w:val="DDDDDD"/>
-              </w:rPr>
-              <w:t xml:space="preserve"> – </w:t>
-            </w:r>
-            <w:proofErr w:type="gramStart"/>
-            <w:r>
-              <w:rPr>
-                <w:color w:val="DDDDDD"/>
-              </w:rPr>
-              <w:t>6:10  —</w:t>
-            </w:r>
-            <w:proofErr w:type="gramEnd"/>
-            <w:r>
-              <w:rPr>
-                <w:color w:val="DDDDDD"/>
-              </w:rPr>
-              <w:t xml:space="preserve">  </w:t>
-            </w:r>
-            <w:r>
-              <w:rPr>
-                <w:b/>
-                <w:bCs/>
-                <w:color w:val="FFFFFF"/>
-                <w:sz w:val="24"/>
-                <w:szCs w:val="24"/>
-              </w:rPr>
-              <w:t>Cierre: la combinación que posiciona</w:t>
-            </w:r>
-          </w:p>
-        </w:tc>
-      </w:tr>
-      <w:tr>
-        <w:tc>
-          <w:tcPr>
-            <w:tcW w:w="1600" w:type="dxa"/>
-            <w:tcBorders>
-              <w:top w:val="single" w:sz="1" w:space="0" w:color="CCCCCC"/>
-              <w:left w:val="single" w:sz="1" w:space="0" w:color="CCCCCC"/>
-              <w:bottom w:val="single" w:sz="1" w:space="0" w:color="CCCCCC"/>
-              <w:right w:val="single" w:sz="1" w:space="0" w:color="CCCCCC"/>
-            </w:tcBorders>
-            <w:shd w:val="clear" w:color="auto" w:fill="2E74B5"/>
-            <w:tcMar>
-              <w:top w:w="100" w:type="dxa"/>
-              <w:left w:w="140" w:type="dxa"/>
-              <w:bottom w:w="100" w:type="dxa"/>
-              <w:right w:w="140" w:type="dxa"/>
-            </w:tcMar>
-          </w:tcPr>
-          <w:p>
-            <w:pPr>
-              <w:jc w:val="center"/>
-            </w:pPr>
-            <w:r>
-              <w:rPr>
-                <w:b/>
-                <w:bCs/>
-                <w:color w:val="FFFFFF"/>
-                <w:sz w:val="20"/>
-                <w:szCs w:val="20"/>
-              </w:rPr>
-              <w:t>NARRACIÓN</w:t>
-            </w:r>
-          </w:p>
-        </w:tc>
-        <w:tc>
-          <w:tcPr>
-            <w:tcW w:w="7760" w:type="dxa"/>
-            <w:tcBorders>
-              <w:top w:val="single" w:sz="1" w:space="0" w:color="CCCCCC"/>
-              <w:left w:val="single" w:sz="1" w:space="0" w:color="CCCCCC"/>
-              <w:bottom w:val="single" w:sz="1" w:space="0" w:color="CCCCCC"/>
-              <w:right w:val="single" w:sz="1" w:space="0" w:color="CCCCCC"/>
-            </w:tcBorders>
-            <w:tcMar>
-              <w:top w:w="100" w:type="dxa"/>
-              <w:left w:w="160" w:type="dxa"/>
-              <w:bottom w:w="100" w:type="dxa"/>
-              <w:right w:w="160" w:type="dxa"/>
-            </w:tcMar>
-          </w:tcPr>
-          <w:p>
-            <w:pPr>
-              <w:spacing w:line="320" w:lineRule="auto"/>
-              <w:jc w:val="both"/>
-            </w:pPr>
-            <w:r>
-              <w:rPr>
-                <w:sz w:val="21"/>
-                <w:szCs w:val="21"/>
-              </w:rPr>
-              <w:t xml:space="preserve">Entonces, ¿qué tecnologías han transformado el posicionamiento de los restaurantes mediterráneos en Bogotá? Las tres que medimos. Pero no de forma aislada. </w:t>
-            </w:r>
-            <w:r>
-              <w:rPr>
-                <w:b/>
-                <w:bCs/>
-                <w:sz w:val="21"/>
-                <w:szCs w:val="21"/>
-              </w:rPr>
-              <w:t xml:space="preserve">Lo que el estudio muestra con mayor claridad es que la combinación coherente de los tres ejes — reseñas, redes y </w:t>
-            </w:r>
-            <w:proofErr w:type="spellStart"/>
-            <w:r>
-              <w:rPr>
-                <w:b/>
-                <w:bCs/>
-                <w:sz w:val="21"/>
-                <w:szCs w:val="21"/>
-              </w:rPr>
-              <w:t>delivery</w:t>
-            </w:r>
-            <w:proofErr w:type="spellEnd"/>
-            <w:r>
-              <w:rPr>
-                <w:b/>
-                <w:bCs/>
-                <w:sz w:val="21"/>
-                <w:szCs w:val="21"/>
-              </w:rPr>
-              <w:t xml:space="preserve"> — genera un posicionamiento digital que ninguno de los tres produce por sí solo.</w:t>
-            </w:r>
-            <w:r>
-              <w:rPr>
-                <w:sz w:val="21"/>
-                <w:szCs w:val="21"/>
-              </w:rPr>
-              <w:t xml:space="preserve"> Estar en </w:t>
-            </w:r>
-            <w:proofErr w:type="spellStart"/>
-            <w:r>
-              <w:rPr>
-                <w:sz w:val="21"/>
-                <w:szCs w:val="21"/>
-              </w:rPr>
-              <w:t>Rappi</w:t>
-            </w:r>
-            <w:proofErr w:type="spellEnd"/>
-            <w:r>
-              <w:rPr>
-                <w:sz w:val="21"/>
-                <w:szCs w:val="21"/>
-              </w:rPr>
-              <w:t xml:space="preserve"> sin gestionar las reseñas no cierra el ciclo. Tener Instagram activo sin datos de comportamiento tampoco. La evolución de la presencia digital en este nicho no es una línea recta — es la construcción progresiva de una reputación que el consumidor puede encontrar, leer y creer. Los restaurantes</w:t>
-            </w:r>
-            <w:r>
-              <w:rPr>
-                <w:sz w:val="21"/>
-                <w:szCs w:val="21"/>
-              </w:rPr>
-              <w:t xml:space="preserve"> que están avanzando en ese proceso son los que ya entienden que el digital no es un canal más: </w:t>
-            </w:r>
-            <w:r>
-              <w:rPr>
-                <w:b/>
-                <w:bCs/>
-                <w:sz w:val="21"/>
-                <w:szCs w:val="21"/>
-              </w:rPr>
-              <w:t>es el mercado</w:t>
-            </w:r>
-            <w:r>
-              <w:rPr>
-                <w:sz w:val="21"/>
-                <w:szCs w:val="21"/>
-              </w:rPr>
-              <w:t>. Este proyecto es un primer mapa de ese ecosistema — en el sentido más literal. Un punto de partida para entender cómo compiten, y cómo pueden competir mejor, los restaurantes mediterráneos en una ciudad que decide dónde comer con el teléfono en la mano.</w:t>
-            </w:r>
-          </w:p>
-        </w:tc>
-      </w:tr>
-      <w:tr>
-        <w:tc>
-          <w:tcPr>
-            <w:tcW w:w="1600" w:type="dxa"/>
-            <w:tcBorders>
-              <w:top w:val="single" w:sz="1" w:space="0" w:color="CCCCCC"/>
-              <w:left w:val="single" w:sz="1" w:space="0" w:color="CCCCCC"/>
-              <w:bottom w:val="single" w:sz="1" w:space="0" w:color="CCCCCC"/>
-              <w:right w:val="single" w:sz="1" w:space="0" w:color="CCCCCC"/>
-            </w:tcBorders>
-            <w:shd w:val="clear" w:color="auto" w:fill="2E74B5"/>
-            <w:tcMar>
-              <w:top w:w="100" w:type="dxa"/>
-              <w:left w:w="140" w:type="dxa"/>
-              <w:bottom w:w="100" w:type="dxa"/>
-              <w:right w:w="140" w:type="dxa"/>
-            </w:tcMar>
-          </w:tcPr>
-          <w:p>
-            <w:pPr>
-              <w:jc w:val="center"/>
-            </w:pPr>
-            <w:r>
-              <w:rPr>
-                <w:b/>
-                <w:bCs/>
-                <w:color w:val="FFFFFF"/>
-                <w:sz w:val="20"/>
-                <w:szCs w:val="20"/>
-              </w:rPr>
               <w:lastRenderedPageBreak/>
-              <w:t>VISUAL</w:t>
-            </w:r>
-          </w:p>
-        </w:tc>
-        <w:tc>
-          <w:tcPr>
-            <w:tcW w:w="7760" w:type="dxa"/>
-            <w:tcBorders>
-              <w:top w:val="single" w:sz="1" w:space="0" w:color="CCCCCC"/>
-              <w:left w:val="single" w:sz="1" w:space="0" w:color="CCCCCC"/>
-              <w:bottom w:val="single" w:sz="1" w:space="0" w:color="CCCCCC"/>
-              <w:right w:val="single" w:sz="1" w:space="0" w:color="CCCCCC"/>
-            </w:tcBorders>
-            <w:tcMar>
-              <w:top w:w="100" w:type="dxa"/>
-              <w:left w:w="160" w:type="dxa"/>
-              <w:bottom w:w="100" w:type="dxa"/>
-              <w:right w:w="160" w:type="dxa"/>
-            </w:tcMar>
-          </w:tcPr>
-          <w:p>
-            <w:pPr>
-              <w:spacing w:line="320" w:lineRule="auto"/>
-              <w:jc w:val="both"/>
-            </w:pPr>
-            <w:r>
-              <w:rPr>
-                <w:sz w:val="21"/>
-                <w:szCs w:val="21"/>
-              </w:rPr>
-              <w:t>Diagrama de síntesis: los tres índices (IRS / IDL / IPO) como vértices de un triángulo, con flechas que convergen en el centro: 'Posicionamiento Digital Efectivo'. Animación: las flechas se mueven simultáneamente hacia el centro. Transición a versión simplificada de la Teoría del Cambio: Supuestos del consumidor → Estrategias digitales adoptadas → Resultados (corto y largo plazo). Plano final: fondo oscuro, nombre del proyecto, Universidad del Rosario, Haciendo Economía 2026-1. Fade muy suave a negro. La pr</w:t>
-            </w:r>
-            <w:r>
-              <w:rPr>
-                <w:sz w:val="21"/>
-                <w:szCs w:val="21"/>
-              </w:rPr>
-              <w:t>egunta de investigación aparece en pequeño al pie, como rúbrica final.</w:t>
-            </w:r>
-          </w:p>
-        </w:tc>
-      </w:tr>
-      <w:tr>
-        <w:tc>
-          <w:tcPr>
-            <w:tcW w:w="1600" w:type="dxa"/>
-            <w:tcBorders>
-              <w:top w:val="single" w:sz="1" w:space="0" w:color="CCCCCC"/>
-              <w:left w:val="single" w:sz="1" w:space="0" w:color="CCCCCC"/>
-              <w:bottom w:val="single" w:sz="1" w:space="0" w:color="CCCCCC"/>
-              <w:right w:val="single" w:sz="1" w:space="0" w:color="CCCCCC"/>
-            </w:tcBorders>
-            <w:shd w:val="clear" w:color="auto" w:fill="2E74B5"/>
-            <w:tcMar>
-              <w:top w:w="100" w:type="dxa"/>
-              <w:left w:w="140" w:type="dxa"/>
-              <w:bottom w:w="100" w:type="dxa"/>
-              <w:right w:w="140" w:type="dxa"/>
-            </w:tcMar>
-          </w:tcPr>
-          <w:p>
-            <w:pPr>
-              <w:jc w:val="center"/>
-            </w:pPr>
-            <w:r>
-              <w:rPr>
-                <w:b/>
-                <w:bCs/>
-                <w:color w:val="FFFFFF"/>
-                <w:sz w:val="20"/>
-                <w:szCs w:val="20"/>
-              </w:rPr>
               <w:t>RECURSO</w:t>
             </w:r>
           </w:p>
